--- a/(BIT301)_Assignment1.docx
+++ b/(BIT301)_Assignment1.docx
@@ -1,6 +1,6 @@
 
 <file path=word/document.xml><?xml version="1.0" encoding="utf-8"?>
-<w:document xmlns:wpc="http://schemas.microsoft.com/office/word/2010/wordprocessingCanvas" xmlns:cx="http://schemas.microsoft.com/office/drawing/2014/chartex" xmlns:cx1="http://schemas.microsoft.com/office/drawing/2015/9/8/chartex" xmlns:cx2="http://schemas.microsoft.com/office/drawing/2015/10/21/chartex" xmlns:cx3="http://schemas.microsoft.com/office/drawing/2016/5/9/chartex" xmlns:cx4="http://schemas.microsoft.com/office/drawing/2016/5/10/chartex" xmlns:cx5="http://schemas.microsoft.com/office/drawing/2016/5/11/chartex" xmlns:cx6="http://schemas.microsoft.com/office/drawing/2016/5/12/chartex" xmlns:cx7="http://schemas.microsoft.com/office/drawing/2016/5/13/chartex" xmlns:cx8="http://schemas.microsoft.com/office/drawing/2016/5/14/chartex" xmlns:mc="http://schemas.openxmlformats.org/markup-compatibility/2006" xmlns:aink="http://schemas.microsoft.com/office/drawing/2016/ink" xmlns:am3d="http://schemas.microsoft.com/office/drawing/2017/model3d" xmlns:o="urn:schemas-microsoft-com:office:office" xmlns:oel="http://schemas.microsoft.com/office/2019/extlst" xmlns:r="http://schemas.openxmlformats.org/officeDocument/2006/relationships" xmlns:m="http://schemas.openxmlformats.org/officeDocument/2006/math" xmlns:v="urn:schemas-microsoft-com:vml" xmlns:wp14="http://schemas.microsoft.com/office/word/2010/wordprocessingDrawing" xmlns:wp="http://schemas.openxmlformats.org/drawingml/2006/wordprocessingDrawing" xmlns:w10="urn:schemas-microsoft-com:office:word" xmlns:w="http://schemas.openxmlformats.org/wordprocessingml/2006/main" xmlns:w14="http://schemas.microsoft.com/office/word/2010/wordml" xmlns:w15="http://schemas.microsoft.com/office/word/2012/wordml" xmlns:w16cex="http://schemas.microsoft.com/office/word/2018/wordml/cex" xmlns:w16cid="http://schemas.microsoft.com/office/word/2016/wordml/cid" xmlns:w16="http://schemas.microsoft.com/office/word/2018/wordml" xmlns:w16du="http://schemas.microsoft.com/office/word/2023/wordml/word16du" xmlns:w16sdtdh="http://schemas.microsoft.com/office/word/2020/wordml/sdtdatahash" xmlns:w16sdtfl="http://schemas.microsoft.com/office/word/2024/wordml/sdtformatlock" xmlns:w16se="http://schemas.microsoft.com/office/word/2015/wordml/symex" xmlns:wpg="http://schemas.microsoft.com/office/word/2010/wordprocessingGroup" xmlns:wpi="http://schemas.microsoft.com/office/word/2010/wordprocessingInk" xmlns:wne="http://schemas.microsoft.com/office/word/2006/wordml" xmlns:wps="http://schemas.microsoft.com/office/word/2010/wordprocessingShape" mc:Ignorable="w14 w15 w16se w16cid w16 w16cex w16sdtdh w16sdtfl w16du wp14">
+<w:document xmlns:wpc="http://schemas.microsoft.com/office/word/2010/wordprocessingCanvas" xmlns:cx="http://schemas.microsoft.com/office/drawing/2014/chartex" xmlns:cx1="http://schemas.microsoft.com/office/drawing/2015/9/8/chartex" xmlns:cx2="http://schemas.microsoft.com/office/drawing/2015/10/21/chartex" xmlns:cx3="http://schemas.microsoft.com/office/drawing/2016/5/9/chartex" xmlns:cx4="http://schemas.microsoft.com/office/drawing/2016/5/10/chartex" xmlns:cx5="http://schemas.microsoft.com/office/drawing/2016/5/11/chartex" xmlns:cx6="http://schemas.microsoft.com/office/drawing/2016/5/12/chartex" xmlns:cx7="http://schemas.microsoft.com/office/drawing/2016/5/13/chartex" xmlns:cx8="http://schemas.microsoft.com/office/drawing/2016/5/14/chartex" xmlns:mc="http://schemas.openxmlformats.org/markup-compatibility/2006" xmlns:aink="http://schemas.microsoft.com/office/drawing/2016/ink" xmlns:am3d="http://schemas.microsoft.com/office/drawing/2017/model3d" xmlns:o="urn:schemas-microsoft-com:office:office" xmlns:oel="http://schemas.microsoft.com/office/2019/extlst" xmlns:r="http://schemas.openxmlformats.org/officeDocument/2006/relationships" xmlns:m="http://schemas.openxmlformats.org/officeDocument/2006/math" xmlns:v="urn:schemas-microsoft-com:vml" xmlns:wp14="http://schemas.microsoft.com/office/word/2010/wordprocessingDrawing" xmlns:wp="http://schemas.openxmlformats.org/drawingml/2006/wordprocessingDrawing" xmlns:w10="urn:schemas-microsoft-com:office:word" xmlns:w="http://schemas.openxmlformats.org/wordprocessingml/2006/main" xmlns:w14="http://schemas.microsoft.com/office/word/2010/wordml" xmlns:w15="http://schemas.microsoft.com/office/word/2012/wordml" xmlns:w16cex="http://schemas.microsoft.com/office/word/2018/wordml/cex" xmlns:w16cid="http://schemas.microsoft.com/office/word/2016/wordml/cid" xmlns:w16="http://schemas.microsoft.com/office/word/2018/wordml" xmlns:w16du="http://schemas.microsoft.com/office/word/2023/wordml/word16du" xmlns:w16sdtdh="http://schemas.microsoft.com/office/word/2020/wordml/sdtdatahash" xmlns:w16se="http://schemas.microsoft.com/office/word/2015/wordml/symex" xmlns:wpg="http://schemas.microsoft.com/office/word/2010/wordprocessingGroup" xmlns:wpi="http://schemas.microsoft.com/office/word/2010/wordprocessingInk" xmlns:wne="http://schemas.microsoft.com/office/word/2006/wordml" xmlns:wps="http://schemas.microsoft.com/office/word/2010/wordprocessingShape" mc:Ignorable="w14 w15 w16se w16cid w16 w16cex w16sdtdh w16du wp14">
   <w:body>
     <w:p/>
     <w:sdt>
@@ -1350,7 +1350,6 @@
       </w:pPr>
       <w:bookmarkStart w:id="0" w:name="_Toc234560766"/>
       <w:r>
-        <w:lastRenderedPageBreak/>
         <w:t>Initiating Tasks</w:t>
       </w:r>
       <w:bookmarkEnd w:id="0"/>
@@ -1518,16 +1517,7 @@
               <w:spacing w:line="360" w:lineRule="auto"/>
             </w:pPr>
             <w:r>
-              <w:t>Most households don’t rely on tracking food inventory and expiry dates which causes unnecessary waste.</w:t>
-            </w:r>
-            <w:r>
-              <w:t xml:space="preserve"> Which often leads to overstocking of ingredients, food expiry before use, and lack of data for management of inventory. </w:t>
-            </w:r>
-            <w:r>
-              <w:t>Existing grocery, to-do list, or donations apps address only one part of the proble</w:t>
-            </w:r>
-            <w:r>
-              <w:t>m.</w:t>
+              <w:t>Most households don’t rely on tracking food inventory and expiry dates which causes unnecessary waste. Which often leads to overstocking of ingredients, food expiry before use, and lack of data for management of inventory. Existing grocery, to-do list, or donations apps address only one part of the problem.</w:t>
             </w:r>
           </w:p>
           <w:p>
@@ -1592,7 +1582,6 @@
               <w:spacing w:line="360" w:lineRule="auto"/>
             </w:pPr>
             <w:r>
-              <w:lastRenderedPageBreak/>
               <w:t>Target users own smartphones and are willing to share food in exchange for waste reduction benefits.</w:t>
             </w:r>
           </w:p>
@@ -1700,7 +1689,6 @@
               <w:spacing w:line="360" w:lineRule="auto"/>
             </w:pPr>
             <w:r>
-              <w:lastRenderedPageBreak/>
               <w:t>5.0 Analysis of Options and Recommendation</w:t>
             </w:r>
           </w:p>
@@ -1715,10 +1703,7 @@
               <w:t>1</w:t>
             </w:r>
             <w:r>
-              <w:t xml:space="preserve">: </w:t>
-            </w:r>
-            <w:r>
-              <w:t>Do nothing</w:t>
+              <w:t>: Do nothing</w:t>
             </w:r>
           </w:p>
           <w:p>
@@ -1849,7 +1834,6 @@
               <w:spacing w:line="360" w:lineRule="auto"/>
             </w:pPr>
             <w:r>
-              <w:lastRenderedPageBreak/>
               <w:t>6.0 Preliminary Project Requirements</w:t>
             </w:r>
           </w:p>
@@ -2077,7 +2061,6 @@
               <w:spacing w:line="360" w:lineRule="auto"/>
             </w:pPr>
             <w:r>
-              <w:lastRenderedPageBreak/>
               <w:t>Total Discounted Costs: The present value of all project costs amounts to $41,116.</w:t>
             </w:r>
           </w:p>
@@ -2175,7 +2158,6 @@
       </w:pPr>
       <w:bookmarkStart w:id="3" w:name="_Toc234560769"/>
       <w:r>
-        <w:lastRenderedPageBreak/>
         <w:t>Project Charter</w:t>
       </w:r>
       <w:bookmarkEnd w:id="3"/>
@@ -2604,11 +2586,7 @@
               <w:spacing w:line="360" w:lineRule="auto"/>
             </w:pPr>
             <w:r>
-              <w:t xml:space="preserve">This project team will follow the PMBOK based project management framework entailing Initiating, Planning, Executing, Monitoring and Controlling, and Closing. It will combine this framework with an iterative, sprint-based software development approach for execution. </w:t>
-            </w:r>
-            <w:r>
-              <w:lastRenderedPageBreak/>
-              <w:t>Weekly meetings will be conducted to ensure smooth progress and tools like GitHub will be used for collaboration, version control and documentation.</w:t>
+              <w:t>This project team will follow the PMBOK based project management framework entailing Initiating, Planning, Executing, Monitoring and Controlling, and Closing. It will combine this framework with an iterative, sprint-based software development approach for execution. Weekly meetings will be conducted to ensure smooth progress and tools like GitHub will be used for collaboration, version control and documentation.</w:t>
             </w:r>
           </w:p>
         </w:tc>
@@ -2644,7 +2622,6 @@
                 <w:bCs/>
                 <w:sz w:val="24"/>
               </w:rPr>
-              <w:lastRenderedPageBreak/>
               <w:t>Roles and Responsibilities</w:t>
             </w:r>
           </w:p>
@@ -3449,7 +3426,6 @@
       </w:pPr>
       <w:bookmarkStart w:id="4" w:name="_Toc234560770"/>
       <w:r>
-        <w:lastRenderedPageBreak/>
         <w:t>Planning Tasks</w:t>
       </w:r>
       <w:bookmarkEnd w:id="4"/>
@@ -3807,7 +3783,6 @@
       </w:pPr>
       <w:bookmarkStart w:id="6" w:name="_Toc234560772"/>
       <w:r>
-        <w:lastRenderedPageBreak/>
         <w:t>WBS</w:t>
       </w:r>
       <w:bookmarkEnd w:id="6"/>
@@ -3942,6 +3917,571 @@
       </w:r>
       <w:bookmarkEnd w:id="9"/>
     </w:p>
+    <w:p/>
+    <w:p>
+      <w:pPr>
+        <w:spacing w:line="360" w:lineRule="auto"/>
+        <w:rPr>
+          <w:rFonts w:cs="Times New Roman"/>
+        </w:rPr>
+      </w:pPr>
+      <w:r>
+        <w:rPr>
+          <w:rFonts w:cs="Times New Roman"/>
+        </w:rPr>
+        <w:t>Table 1: Communications Plan</w:t>
+      </w:r>
+    </w:p>
+    <w:tbl>
+      <w:tblPr>
+        <w:tblStyle w:val="TableGrid"/>
+        <w:tblW w:w="9445" w:type="dxa"/>
+        <w:tblLook w:val="04A0" w:firstRow="1" w:lastRow="0" w:firstColumn="1" w:lastColumn="0" w:noHBand="0" w:noVBand="1"/>
+      </w:tblPr>
+      <w:tblGrid>
+        <w:gridCol w:w="1870"/>
+        <w:gridCol w:w="1870"/>
+        <w:gridCol w:w="1870"/>
+        <w:gridCol w:w="1870"/>
+        <w:gridCol w:w="1965"/>
+      </w:tblGrid>
+      <w:tr>
+        <w:tc>
+          <w:tcPr>
+            <w:tcW w:w="1870" w:type="dxa"/>
+          </w:tcPr>
+          <w:p>
+            <w:pPr>
+              <w:spacing w:line="360" w:lineRule="auto"/>
+              <w:rPr>
+                <w:rFonts w:cs="Times New Roman"/>
+              </w:rPr>
+            </w:pPr>
+            <w:r>
+              <w:rPr>
+                <w:rFonts w:cs="Times New Roman"/>
+              </w:rPr>
+              <w:t>No</w:t>
+            </w:r>
+          </w:p>
+        </w:tc>
+        <w:tc>
+          <w:tcPr>
+            <w:tcW w:w="1870" w:type="dxa"/>
+          </w:tcPr>
+          <w:p>
+            <w:pPr>
+              <w:spacing w:line="360" w:lineRule="auto"/>
+              <w:rPr>
+                <w:rFonts w:cs="Times New Roman"/>
+              </w:rPr>
+            </w:pPr>
+            <w:r>
+              <w:rPr>
+                <w:rFonts w:cs="Times New Roman"/>
+              </w:rPr>
+              <w:t>Stakeholder</w:t>
+            </w:r>
+          </w:p>
+        </w:tc>
+        <w:tc>
+          <w:tcPr>
+            <w:tcW w:w="1870" w:type="dxa"/>
+          </w:tcPr>
+          <w:p>
+            <w:pPr>
+              <w:spacing w:line="360" w:lineRule="auto"/>
+              <w:rPr>
+                <w:rFonts w:cs="Times New Roman"/>
+              </w:rPr>
+            </w:pPr>
+            <w:r>
+              <w:rPr>
+                <w:rFonts w:cs="Times New Roman"/>
+              </w:rPr>
+              <w:t>Position</w:t>
+            </w:r>
+          </w:p>
+        </w:tc>
+        <w:tc>
+          <w:tcPr>
+            <w:tcW w:w="1870" w:type="dxa"/>
+          </w:tcPr>
+          <w:p>
+            <w:pPr>
+              <w:spacing w:line="360" w:lineRule="auto"/>
+              <w:rPr>
+                <w:rFonts w:cs="Times New Roman"/>
+              </w:rPr>
+            </w:pPr>
+            <w:r>
+              <w:rPr>
+                <w:rFonts w:cs="Times New Roman"/>
+              </w:rPr>
+              <w:t>Role</w:t>
+            </w:r>
+          </w:p>
+        </w:tc>
+        <w:tc>
+          <w:tcPr>
+            <w:tcW w:w="1965" w:type="dxa"/>
+          </w:tcPr>
+          <w:p>
+            <w:pPr>
+              <w:spacing w:line="360" w:lineRule="auto"/>
+              <w:rPr>
+                <w:rFonts w:cs="Times New Roman"/>
+              </w:rPr>
+            </w:pPr>
+            <w:r>
+              <w:rPr>
+                <w:rFonts w:cs="Times New Roman"/>
+              </w:rPr>
+              <w:t>Communications plans</w:t>
+            </w:r>
+          </w:p>
+        </w:tc>
+      </w:tr>
+      <w:tr>
+        <w:tc>
+          <w:tcPr>
+            <w:tcW w:w="1870" w:type="dxa"/>
+          </w:tcPr>
+          <w:p>
+            <w:pPr>
+              <w:spacing w:line="360" w:lineRule="auto"/>
+              <w:rPr>
+                <w:rFonts w:cs="Times New Roman"/>
+              </w:rPr>
+            </w:pPr>
+            <w:r>
+              <w:rPr>
+                <w:rFonts w:cs="Times New Roman"/>
+              </w:rPr>
+              <w:t>1</w:t>
+            </w:r>
+          </w:p>
+        </w:tc>
+        <w:tc>
+          <w:tcPr>
+            <w:tcW w:w="1870" w:type="dxa"/>
+          </w:tcPr>
+          <w:p>
+            <w:pPr>
+              <w:spacing w:line="360" w:lineRule="auto"/>
+              <w:rPr>
+                <w:rFonts w:cs="Times New Roman"/>
+              </w:rPr>
+            </w:pPr>
+            <w:proofErr w:type="spellStart"/>
+            <w:r>
+              <w:rPr>
+                <w:rStyle w:val="selectable-text"/>
+                <w:rFonts w:cs="Times New Roman"/>
+              </w:rPr>
+              <w:t>Mijala</w:t>
+            </w:r>
+            <w:proofErr w:type="spellEnd"/>
+            <w:r>
+              <w:rPr>
+                <w:rStyle w:val="selectable-text"/>
+                <w:rFonts w:cs="Times New Roman"/>
+              </w:rPr>
+              <w:t xml:space="preserve"> Shristi </w:t>
+            </w:r>
+          </w:p>
+        </w:tc>
+        <w:tc>
+          <w:tcPr>
+            <w:tcW w:w="1870" w:type="dxa"/>
+          </w:tcPr>
+          <w:p>
+            <w:pPr>
+              <w:spacing w:line="360" w:lineRule="auto"/>
+              <w:rPr>
+                <w:rFonts w:cs="Times New Roman"/>
+              </w:rPr>
+            </w:pPr>
+            <w:r>
+              <w:rPr>
+                <w:rFonts w:cs="Times New Roman"/>
+              </w:rPr>
+              <w:t>Project lead</w:t>
+            </w:r>
+          </w:p>
+        </w:tc>
+        <w:tc>
+          <w:tcPr>
+            <w:tcW w:w="1870" w:type="dxa"/>
+          </w:tcPr>
+          <w:p>
+            <w:pPr>
+              <w:spacing w:line="360" w:lineRule="auto"/>
+              <w:rPr>
+                <w:rFonts w:cs="Times New Roman"/>
+              </w:rPr>
+            </w:pPr>
+            <w:r>
+              <w:rPr>
+                <w:rFonts w:cs="Times New Roman"/>
+              </w:rPr>
+              <w:t>The leadership of the project in the artistic aspect.</w:t>
+            </w:r>
+          </w:p>
+        </w:tc>
+        <w:tc>
+          <w:tcPr>
+            <w:tcW w:w="1965" w:type="dxa"/>
+          </w:tcPr>
+          <w:p>
+            <w:pPr>
+              <w:spacing w:line="360" w:lineRule="auto"/>
+              <w:rPr>
+                <w:rFonts w:cs="Times New Roman"/>
+              </w:rPr>
+            </w:pPr>
+            <w:r>
+              <w:rPr>
+                <w:rFonts w:cs="Times New Roman"/>
+              </w:rPr>
+              <w:t>Weekly team stand-up (Google Meet, every Friday- Saturday 7 PM). Responds to lecturer with status email on a weekly basis – every Friday. Sustains common project board on Trello.</w:t>
+            </w:r>
+          </w:p>
+          <w:p>
+            <w:pPr>
+              <w:spacing w:line="360" w:lineRule="auto"/>
+              <w:rPr>
+                <w:rFonts w:cs="Times New Roman"/>
+              </w:rPr>
+            </w:pPr>
+          </w:p>
+        </w:tc>
+      </w:tr>
+      <w:tr>
+        <w:tc>
+          <w:tcPr>
+            <w:tcW w:w="1870" w:type="dxa"/>
+          </w:tcPr>
+          <w:p>
+            <w:pPr>
+              <w:spacing w:line="360" w:lineRule="auto"/>
+              <w:rPr>
+                <w:rFonts w:cs="Times New Roman"/>
+              </w:rPr>
+            </w:pPr>
+            <w:r>
+              <w:rPr>
+                <w:rFonts w:cs="Times New Roman"/>
+              </w:rPr>
+              <w:t>2</w:t>
+            </w:r>
+          </w:p>
+        </w:tc>
+        <w:tc>
+          <w:tcPr>
+            <w:tcW w:w="1870" w:type="dxa"/>
+          </w:tcPr>
+          <w:p>
+            <w:pPr>
+              <w:spacing w:line="360" w:lineRule="auto"/>
+              <w:rPr>
+                <w:rFonts w:cs="Times New Roman"/>
+              </w:rPr>
+            </w:pPr>
+            <w:r>
+              <w:rPr>
+                <w:rFonts w:cs="Times New Roman"/>
+              </w:rPr>
+              <w:t xml:space="preserve">Anjana </w:t>
+            </w:r>
+          </w:p>
+        </w:tc>
+        <w:tc>
+          <w:tcPr>
+            <w:tcW w:w="1870" w:type="dxa"/>
+          </w:tcPr>
+          <w:p>
+            <w:pPr>
+              <w:spacing w:line="360" w:lineRule="auto"/>
+              <w:rPr>
+                <w:rFonts w:cs="Times New Roman"/>
+              </w:rPr>
+            </w:pPr>
+            <w:r>
+              <w:rPr>
+                <w:rFonts w:cs="Times New Roman"/>
+              </w:rPr>
+              <w:t>Developer / Backend Lead</w:t>
+            </w:r>
+          </w:p>
+        </w:tc>
+        <w:tc>
+          <w:tcPr>
+            <w:tcW w:w="1870" w:type="dxa"/>
+          </w:tcPr>
+          <w:p>
+            <w:pPr>
+              <w:spacing w:line="360" w:lineRule="auto"/>
+              <w:rPr>
+                <w:rFonts w:cs="Times New Roman"/>
+              </w:rPr>
+            </w:pPr>
+            <w:r>
+              <w:rPr>
+                <w:rFonts w:cs="Times New Roman"/>
+              </w:rPr>
+              <w:t>System Developer</w:t>
+            </w:r>
+          </w:p>
+        </w:tc>
+        <w:tc>
+          <w:tcPr>
+            <w:tcW w:w="1965" w:type="dxa"/>
+          </w:tcPr>
+          <w:p>
+            <w:pPr>
+              <w:spacing w:line="360" w:lineRule="auto"/>
+              <w:rPr>
+                <w:rFonts w:cs="Times New Roman"/>
+              </w:rPr>
+            </w:pPr>
+            <w:r>
+              <w:rPr>
+                <w:rFonts w:cs="Times New Roman"/>
+              </w:rPr>
+              <w:t>Daily async updates given through WhatsApp group. Pushes code to common GitHub repository every day. Attends weekly stand-up. Provides feedback to design documents through Google Docs, using comments in-line.</w:t>
+            </w:r>
+          </w:p>
+          <w:p>
+            <w:pPr>
+              <w:spacing w:line="360" w:lineRule="auto"/>
+              <w:rPr>
+                <w:rFonts w:cs="Times New Roman"/>
+              </w:rPr>
+            </w:pPr>
+          </w:p>
+        </w:tc>
+      </w:tr>
+      <w:tr>
+        <w:tc>
+          <w:tcPr>
+            <w:tcW w:w="1870" w:type="dxa"/>
+          </w:tcPr>
+          <w:p>
+            <w:pPr>
+              <w:spacing w:line="360" w:lineRule="auto"/>
+              <w:rPr>
+                <w:rFonts w:cs="Times New Roman"/>
+              </w:rPr>
+            </w:pPr>
+            <w:r>
+              <w:rPr>
+                <w:rFonts w:cs="Times New Roman"/>
+              </w:rPr>
+              <w:t>3</w:t>
+            </w:r>
+          </w:p>
+        </w:tc>
+        <w:tc>
+          <w:tcPr>
+            <w:tcW w:w="1870" w:type="dxa"/>
+          </w:tcPr>
+          <w:p>
+            <w:pPr>
+              <w:spacing w:line="360" w:lineRule="auto"/>
+              <w:rPr>
+                <w:rFonts w:cs="Times New Roman"/>
+              </w:rPr>
+            </w:pPr>
+            <w:proofErr w:type="spellStart"/>
+            <w:r>
+              <w:rPr>
+                <w:rFonts w:cs="Times New Roman"/>
+              </w:rPr>
+              <w:t>Sailabee</w:t>
+            </w:r>
+            <w:proofErr w:type="spellEnd"/>
+            <w:r>
+              <w:rPr>
+                <w:rFonts w:cs="Times New Roman"/>
+              </w:rPr>
+              <w:t xml:space="preserve"> </w:t>
+            </w:r>
+          </w:p>
+        </w:tc>
+        <w:tc>
+          <w:tcPr>
+            <w:tcW w:w="1870" w:type="dxa"/>
+          </w:tcPr>
+          <w:p>
+            <w:pPr>
+              <w:spacing w:line="360" w:lineRule="auto"/>
+              <w:rPr>
+                <w:rFonts w:cs="Times New Roman"/>
+              </w:rPr>
+            </w:pPr>
+            <w:r>
+              <w:rPr>
+                <w:rFonts w:cs="Times New Roman"/>
+              </w:rPr>
+              <w:t xml:space="preserve">Designer / Frontend Developer      </w:t>
+            </w:r>
+          </w:p>
+        </w:tc>
+        <w:tc>
+          <w:tcPr>
+            <w:tcW w:w="1870" w:type="dxa"/>
+          </w:tcPr>
+          <w:p>
+            <w:pPr>
+              <w:spacing w:line="360" w:lineRule="auto"/>
+              <w:rPr>
+                <w:rFonts w:cs="Times New Roman"/>
+              </w:rPr>
+            </w:pPr>
+            <w:r>
+              <w:rPr>
+                <w:rFonts w:cs="Times New Roman"/>
+              </w:rPr>
+              <w:t xml:space="preserve">UI/UX &amp; frontend dev      </w:t>
+            </w:r>
+          </w:p>
+        </w:tc>
+        <w:tc>
+          <w:tcPr>
+            <w:tcW w:w="1965" w:type="dxa"/>
+          </w:tcPr>
+          <w:p>
+            <w:pPr>
+              <w:spacing w:line="360" w:lineRule="auto"/>
+              <w:rPr>
+                <w:rFonts w:cs="Times New Roman"/>
+              </w:rPr>
+            </w:pPr>
+            <w:r>
+              <w:rPr>
+                <w:rFonts w:cs="Times New Roman"/>
+              </w:rPr>
+              <w:t>Provides wireframes through Figma to get feedback asynchronously. Participates in weekly stand-up. Posts design decisions on shared Google Doc for transparency.</w:t>
+            </w:r>
+          </w:p>
+          <w:p>
+            <w:pPr>
+              <w:spacing w:line="360" w:lineRule="auto"/>
+              <w:rPr>
+                <w:rFonts w:cs="Times New Roman"/>
+              </w:rPr>
+            </w:pPr>
+          </w:p>
+        </w:tc>
+      </w:tr>
+      <w:tr>
+        <w:tc>
+          <w:tcPr>
+            <w:tcW w:w="1870" w:type="dxa"/>
+          </w:tcPr>
+          <w:p>
+            <w:pPr>
+              <w:spacing w:line="360" w:lineRule="auto"/>
+              <w:rPr>
+                <w:rFonts w:cs="Times New Roman"/>
+              </w:rPr>
+            </w:pPr>
+            <w:r>
+              <w:rPr>
+                <w:rFonts w:cs="Times New Roman"/>
+              </w:rPr>
+              <w:t>5</w:t>
+            </w:r>
+          </w:p>
+        </w:tc>
+        <w:tc>
+          <w:tcPr>
+            <w:tcW w:w="1870" w:type="dxa"/>
+          </w:tcPr>
+          <w:p>
+            <w:pPr>
+              <w:spacing w:line="360" w:lineRule="auto"/>
+              <w:rPr>
+                <w:rFonts w:cs="Times New Roman"/>
+              </w:rPr>
+            </w:pPr>
+            <w:r>
+              <w:rPr>
+                <w:rFonts w:cs="Times New Roman"/>
+              </w:rPr>
+              <w:t>Participants in the UAT</w:t>
+            </w:r>
+          </w:p>
+        </w:tc>
+        <w:tc>
+          <w:tcPr>
+            <w:tcW w:w="1870" w:type="dxa"/>
+          </w:tcPr>
+          <w:p>
+            <w:pPr>
+              <w:spacing w:line="360" w:lineRule="auto"/>
+              <w:rPr>
+                <w:rFonts w:cs="Times New Roman"/>
+              </w:rPr>
+            </w:pPr>
+            <w:r>
+              <w:rPr>
+                <w:rFonts w:cs="Times New Roman"/>
+              </w:rPr>
+              <w:t>participants who are test users</w:t>
+            </w:r>
+          </w:p>
+        </w:tc>
+        <w:tc>
+          <w:tcPr>
+            <w:tcW w:w="1870" w:type="dxa"/>
+          </w:tcPr>
+          <w:p>
+            <w:pPr>
+              <w:spacing w:line="360" w:lineRule="auto"/>
+              <w:rPr>
+                <w:rFonts w:cs="Times New Roman"/>
+              </w:rPr>
+            </w:pPr>
+            <w:r>
+              <w:rPr>
+                <w:rFonts w:cs="Times New Roman"/>
+              </w:rPr>
+              <w:t>provide usability feedback</w:t>
+            </w:r>
+          </w:p>
+        </w:tc>
+        <w:tc>
+          <w:tcPr>
+            <w:tcW w:w="1965" w:type="dxa"/>
+          </w:tcPr>
+          <w:p>
+            <w:pPr>
+              <w:spacing w:after="160" w:line="360" w:lineRule="auto"/>
+              <w:rPr>
+                <w:rFonts w:cs="Times New Roman"/>
+              </w:rPr>
+            </w:pPr>
+            <w:r>
+              <w:rPr>
+                <w:rFonts w:cs="Times New Roman"/>
+              </w:rPr>
+              <w:t>recruited using email/WhatsApp in Week 13. Feedback collected through Google Forms testing. Feedback provided with team within 24 hours of every session.</w:t>
+            </w:r>
+          </w:p>
+        </w:tc>
+      </w:tr>
+    </w:tbl>
+    <w:p>
+      <w:pPr>
+        <w:spacing w:line="360" w:lineRule="auto"/>
+        <w:rPr>
+          <w:rFonts w:cs="Times New Roman"/>
+        </w:rPr>
+      </w:pPr>
+    </w:p>
+    <w:p/>
     <w:p>
       <w:pPr>
         <w:pStyle w:val="Heading2"/>
@@ -3955,7 +4495,1089 @@
         <w:t>Quality Management Plan</w:t>
       </w:r>
       <w:bookmarkEnd w:id="10"/>
+      <w:r>
+        <w:br/>
+      </w:r>
+      <w:r>
+        <w:br/>
+      </w:r>
     </w:p>
+    <w:p>
+      <w:pPr>
+        <w:pStyle w:val="ListParagraph"/>
+        <w:spacing w:line="360" w:lineRule="auto"/>
+        <w:ind w:left="360"/>
+        <w:rPr>
+          <w:rFonts w:cs="Times New Roman"/>
+        </w:rPr>
+      </w:pPr>
+      <w:r>
+        <w:rPr>
+          <w:rFonts w:cs="Times New Roman"/>
+        </w:rPr>
+        <w:t>Table 2: Quality standards</w:t>
+      </w:r>
+    </w:p>
+    <w:tbl>
+      <w:tblPr>
+        <w:tblStyle w:val="TableGrid"/>
+        <w:tblW w:w="0" w:type="auto"/>
+        <w:tblLook w:val="04A0" w:firstRow="1" w:lastRow="0" w:firstColumn="1" w:lastColumn="0" w:noHBand="0" w:noVBand="1"/>
+      </w:tblPr>
+      <w:tblGrid>
+        <w:gridCol w:w="2059"/>
+        <w:gridCol w:w="2868"/>
+        <w:gridCol w:w="2202"/>
+        <w:gridCol w:w="2221"/>
+      </w:tblGrid>
+      <w:tr>
+        <w:tc>
+          <w:tcPr>
+            <w:tcW w:w="2059" w:type="dxa"/>
+          </w:tcPr>
+          <w:p>
+            <w:pPr>
+              <w:spacing w:line="360" w:lineRule="auto"/>
+              <w:rPr>
+                <w:rFonts w:cs="Times New Roman"/>
+              </w:rPr>
+            </w:pPr>
+            <w:r>
+              <w:rPr>
+                <w:rFonts w:cs="Times New Roman"/>
+              </w:rPr>
+              <w:t>No</w:t>
+            </w:r>
+          </w:p>
+        </w:tc>
+        <w:tc>
+          <w:tcPr>
+            <w:tcW w:w="2868" w:type="dxa"/>
+          </w:tcPr>
+          <w:p>
+            <w:pPr>
+              <w:spacing w:line="360" w:lineRule="auto"/>
+              <w:rPr>
+                <w:rFonts w:cs="Times New Roman"/>
+              </w:rPr>
+            </w:pPr>
+            <w:r>
+              <w:rPr>
+                <w:rFonts w:cs="Times New Roman"/>
+              </w:rPr>
+              <w:t>Project Characteristic/Requirement</w:t>
+            </w:r>
+          </w:p>
+        </w:tc>
+        <w:tc>
+          <w:tcPr>
+            <w:tcW w:w="2202" w:type="dxa"/>
+          </w:tcPr>
+          <w:p>
+            <w:pPr>
+              <w:spacing w:line="360" w:lineRule="auto"/>
+              <w:rPr>
+                <w:rFonts w:cs="Times New Roman"/>
+              </w:rPr>
+            </w:pPr>
+            <w:r>
+              <w:rPr>
+                <w:rFonts w:cs="Times New Roman"/>
+              </w:rPr>
+              <w:t>Quality standard</w:t>
+            </w:r>
+          </w:p>
+        </w:tc>
+        <w:tc>
+          <w:tcPr>
+            <w:tcW w:w="2221" w:type="dxa"/>
+          </w:tcPr>
+          <w:p>
+            <w:pPr>
+              <w:spacing w:line="360" w:lineRule="auto"/>
+              <w:rPr>
+                <w:rFonts w:cs="Times New Roman"/>
+              </w:rPr>
+            </w:pPr>
+            <w:r>
+              <w:rPr>
+                <w:rFonts w:cs="Times New Roman"/>
+              </w:rPr>
+              <w:t>Metric</w:t>
+            </w:r>
+          </w:p>
+        </w:tc>
+      </w:tr>
+      <w:tr>
+        <w:tc>
+          <w:tcPr>
+            <w:tcW w:w="2059" w:type="dxa"/>
+          </w:tcPr>
+          <w:p>
+            <w:pPr>
+              <w:spacing w:line="360" w:lineRule="auto"/>
+              <w:rPr>
+                <w:rFonts w:cs="Times New Roman"/>
+              </w:rPr>
+            </w:pPr>
+            <w:r>
+              <w:rPr>
+                <w:rFonts w:cs="Times New Roman"/>
+              </w:rPr>
+              <w:t>1</w:t>
+            </w:r>
+          </w:p>
+        </w:tc>
+        <w:tc>
+          <w:tcPr>
+            <w:tcW w:w="2868" w:type="dxa"/>
+          </w:tcPr>
+          <w:p>
+            <w:pPr>
+              <w:spacing w:line="360" w:lineRule="auto"/>
+              <w:rPr>
+                <w:rFonts w:cs="Times New Roman"/>
+              </w:rPr>
+            </w:pPr>
+            <w:r>
+              <w:rPr>
+                <w:rFonts w:cs="Times New Roman"/>
+                <w:color w:val="444444"/>
+              </w:rPr>
+              <w:t>User Registration &amp; 2FA (UC1)</w:t>
+            </w:r>
+          </w:p>
+        </w:tc>
+        <w:tc>
+          <w:tcPr>
+            <w:tcW w:w="2202" w:type="dxa"/>
+          </w:tcPr>
+          <w:p>
+            <w:pPr>
+              <w:spacing w:line="360" w:lineRule="auto"/>
+              <w:rPr>
+                <w:rFonts w:cs="Times New Roman"/>
+              </w:rPr>
+            </w:pPr>
+            <w:r>
+              <w:rPr>
+                <w:rFonts w:cs="Times New Roman"/>
+              </w:rPr>
+              <w:t>All new users should be able to register and receive a verification email and activate account with 2FA should take less than 5 minutes.</w:t>
+            </w:r>
+          </w:p>
+        </w:tc>
+        <w:tc>
+          <w:tcPr>
+            <w:tcW w:w="2221" w:type="dxa"/>
+          </w:tcPr>
+          <w:p>
+            <w:pPr>
+              <w:spacing w:line="360" w:lineRule="auto"/>
+              <w:rPr>
+                <w:rFonts w:cs="Times New Roman"/>
+              </w:rPr>
+            </w:pPr>
+            <w:r>
+              <w:rPr>
+                <w:rFonts w:cs="Times New Roman"/>
+              </w:rPr>
+              <w:t>All 90% of test cases must pass. A verification email is sent within 60 seconds. Measured using an automatic test suite.</w:t>
+            </w:r>
+          </w:p>
+          <w:p>
+            <w:pPr>
+              <w:spacing w:line="360" w:lineRule="auto"/>
+              <w:rPr>
+                <w:rFonts w:cs="Times New Roman"/>
+              </w:rPr>
+            </w:pPr>
+          </w:p>
+          <w:p>
+            <w:pPr>
+              <w:spacing w:line="360" w:lineRule="auto"/>
+              <w:rPr>
+                <w:rFonts w:cs="Times New Roman"/>
+              </w:rPr>
+            </w:pPr>
+          </w:p>
+          <w:p>
+            <w:pPr>
+              <w:spacing w:line="360" w:lineRule="auto"/>
+              <w:rPr>
+                <w:rFonts w:cs="Times New Roman"/>
+              </w:rPr>
+            </w:pPr>
+          </w:p>
+        </w:tc>
+      </w:tr>
+      <w:tr>
+        <w:tc>
+          <w:tcPr>
+            <w:tcW w:w="2059" w:type="dxa"/>
+          </w:tcPr>
+          <w:p>
+            <w:pPr>
+              <w:spacing w:line="360" w:lineRule="auto"/>
+              <w:rPr>
+                <w:rFonts w:cs="Times New Roman"/>
+              </w:rPr>
+            </w:pPr>
+            <w:r>
+              <w:rPr>
+                <w:rFonts w:cs="Times New Roman"/>
+              </w:rPr>
+              <w:t>2</w:t>
+            </w:r>
+          </w:p>
+        </w:tc>
+        <w:tc>
+          <w:tcPr>
+            <w:tcW w:w="2868" w:type="dxa"/>
+          </w:tcPr>
+          <w:p>
+            <w:pPr>
+              <w:spacing w:line="360" w:lineRule="auto"/>
+              <w:rPr>
+                <w:rFonts w:cs="Times New Roman"/>
+              </w:rPr>
+            </w:pPr>
+            <w:r>
+              <w:rPr>
+                <w:rFonts w:cs="Times New Roman"/>
+                <w:color w:val="444444"/>
+              </w:rPr>
+              <w:t>Food Inventory Management (UC2)</w:t>
+            </w:r>
+          </w:p>
+        </w:tc>
+        <w:tc>
+          <w:tcPr>
+            <w:tcW w:w="2202" w:type="dxa"/>
+          </w:tcPr>
+          <w:p>
+            <w:pPr>
+              <w:spacing w:line="360" w:lineRule="auto"/>
+              <w:rPr>
+                <w:rFonts w:cs="Times New Roman"/>
+              </w:rPr>
+            </w:pPr>
+            <w:r>
+              <w:rPr>
+                <w:rFonts w:cs="Times New Roman"/>
+              </w:rPr>
+              <w:t>User should be able to add, edit, delete, and change a food item into a donation listing without errors.  The inventory must be updated as soon as changes occur.</w:t>
+            </w:r>
+          </w:p>
+        </w:tc>
+        <w:tc>
+          <w:tcPr>
+            <w:tcW w:w="2221" w:type="dxa"/>
+          </w:tcPr>
+          <w:p>
+            <w:pPr>
+              <w:spacing w:line="360" w:lineRule="auto"/>
+              <w:rPr>
+                <w:rFonts w:cs="Times New Roman"/>
+              </w:rPr>
+            </w:pPr>
+            <w:r>
+              <w:rPr>
+                <w:rFonts w:cs="Times New Roman"/>
+              </w:rPr>
+              <w:t>No critical bugs found on Inventory CRUD operations in UAT. The website loads after adding/editing something &lt; 1 second.</w:t>
+            </w:r>
+          </w:p>
+          <w:p>
+            <w:pPr>
+              <w:spacing w:line="360" w:lineRule="auto"/>
+              <w:rPr>
+                <w:rFonts w:cs="Times New Roman"/>
+              </w:rPr>
+            </w:pPr>
+          </w:p>
+          <w:p>
+            <w:pPr>
+              <w:spacing w:line="360" w:lineRule="auto"/>
+              <w:rPr>
+                <w:rFonts w:cs="Times New Roman"/>
+              </w:rPr>
+            </w:pPr>
+          </w:p>
+        </w:tc>
+      </w:tr>
+      <w:tr>
+        <w:tc>
+          <w:tcPr>
+            <w:tcW w:w="2059" w:type="dxa"/>
+          </w:tcPr>
+          <w:p>
+            <w:pPr>
+              <w:spacing w:line="360" w:lineRule="auto"/>
+              <w:rPr>
+                <w:rFonts w:cs="Times New Roman"/>
+              </w:rPr>
+            </w:pPr>
+            <w:r>
+              <w:rPr>
+                <w:rFonts w:cs="Times New Roman"/>
+              </w:rPr>
+              <w:t>3</w:t>
+            </w:r>
+          </w:p>
+        </w:tc>
+        <w:tc>
+          <w:tcPr>
+            <w:tcW w:w="2868" w:type="dxa"/>
+          </w:tcPr>
+          <w:p>
+            <w:pPr>
+              <w:spacing w:line="360" w:lineRule="auto"/>
+              <w:rPr>
+                <w:rFonts w:cs="Times New Roman"/>
+              </w:rPr>
+            </w:pPr>
+            <w:r>
+              <w:rPr>
+                <w:rFonts w:cs="Times New Roman"/>
+              </w:rPr>
+              <w:t xml:space="preserve">Donation Browse &amp; Claim (UC3)     </w:t>
+            </w:r>
+          </w:p>
+        </w:tc>
+        <w:tc>
+          <w:tcPr>
+            <w:tcW w:w="2202" w:type="dxa"/>
+          </w:tcPr>
+          <w:p>
+            <w:pPr>
+              <w:spacing w:line="360" w:lineRule="auto"/>
+              <w:rPr>
+                <w:rFonts w:cs="Times New Roman"/>
+              </w:rPr>
+            </w:pPr>
+            <w:r>
+              <w:rPr>
+                <w:rFonts w:cs="Times New Roman"/>
+              </w:rPr>
+              <w:t>Users should be able to browse and filter listings of donations and be notified within 10 seconds of claiming an item.</w:t>
+            </w:r>
+          </w:p>
+        </w:tc>
+        <w:tc>
+          <w:tcPr>
+            <w:tcW w:w="2221" w:type="dxa"/>
+          </w:tcPr>
+          <w:p>
+            <w:pPr>
+              <w:spacing w:line="360" w:lineRule="auto"/>
+              <w:rPr>
+                <w:rFonts w:cs="Times New Roman"/>
+              </w:rPr>
+            </w:pPr>
+            <w:r>
+              <w:rPr>
+                <w:rFonts w:cs="Times New Roman"/>
+              </w:rPr>
+              <w:t xml:space="preserve"> Fast response time of filter (less than 2 seconds). Donor gets confirmation of the claim in 10 seconds. Evaluated on 5 sessions of use.</w:t>
+            </w:r>
+          </w:p>
+          <w:p>
+            <w:pPr>
+              <w:spacing w:line="360" w:lineRule="auto"/>
+              <w:rPr>
+                <w:rFonts w:cs="Times New Roman"/>
+              </w:rPr>
+            </w:pPr>
+          </w:p>
+          <w:p>
+            <w:pPr>
+              <w:spacing w:line="360" w:lineRule="auto"/>
+              <w:rPr>
+                <w:rFonts w:cs="Times New Roman"/>
+              </w:rPr>
+            </w:pPr>
+          </w:p>
+        </w:tc>
+      </w:tr>
+      <w:tr>
+        <w:tc>
+          <w:tcPr>
+            <w:tcW w:w="2059" w:type="dxa"/>
+          </w:tcPr>
+          <w:p>
+            <w:pPr>
+              <w:spacing w:line="360" w:lineRule="auto"/>
+              <w:rPr>
+                <w:rFonts w:cs="Times New Roman"/>
+                <w:szCs w:val="24"/>
+              </w:rPr>
+            </w:pPr>
+            <w:r>
+              <w:rPr>
+                <w:rFonts w:cs="Times New Roman"/>
+                <w:szCs w:val="24"/>
+              </w:rPr>
+              <w:t>4</w:t>
+            </w:r>
+          </w:p>
+        </w:tc>
+        <w:tc>
+          <w:tcPr>
+            <w:tcW w:w="2868" w:type="dxa"/>
+          </w:tcPr>
+          <w:p>
+            <w:pPr>
+              <w:spacing w:line="360" w:lineRule="auto"/>
+              <w:rPr>
+                <w:rFonts w:cs="Times New Roman"/>
+                <w:szCs w:val="24"/>
+              </w:rPr>
+            </w:pPr>
+            <w:r>
+              <w:rPr>
+                <w:rFonts w:cs="Times New Roman"/>
+                <w:szCs w:val="24"/>
+              </w:rPr>
+              <w:t>Food Analytics Dashboard (UC4)</w:t>
+            </w:r>
+          </w:p>
+        </w:tc>
+        <w:tc>
+          <w:tcPr>
+            <w:tcW w:w="2202" w:type="dxa"/>
+          </w:tcPr>
+          <w:p>
+            <w:pPr>
+              <w:spacing w:line="360" w:lineRule="auto"/>
+              <w:rPr>
+                <w:rFonts w:cs="Times New Roman"/>
+                <w:szCs w:val="24"/>
+              </w:rPr>
+            </w:pPr>
+            <w:r>
+              <w:rPr>
+                <w:rFonts w:cs="Times New Roman"/>
+                <w:szCs w:val="24"/>
+              </w:rPr>
+              <w:t>The Analytics Dashboard should accurately represent total items saved, donated, and planned. Charts should be updated as data changes.</w:t>
+            </w:r>
+          </w:p>
+        </w:tc>
+        <w:tc>
+          <w:tcPr>
+            <w:tcW w:w="2221" w:type="dxa"/>
+          </w:tcPr>
+          <w:p>
+            <w:pPr>
+              <w:spacing w:after="160" w:line="360" w:lineRule="auto"/>
+              <w:rPr>
+                <w:rFonts w:cs="Times New Roman"/>
+                <w:szCs w:val="24"/>
+              </w:rPr>
+            </w:pPr>
+            <w:r>
+              <w:rPr>
+                <w:rFonts w:cs="Times New Roman"/>
+                <w:szCs w:val="24"/>
+              </w:rPr>
+              <w:t>Data accuracy: 90% match between the data displayed and the data in the database. Chart rendering time &lt; 3 seconds for up to 1,000 records.</w:t>
+            </w:r>
+          </w:p>
+          <w:p>
+            <w:pPr>
+              <w:spacing w:line="360" w:lineRule="auto"/>
+              <w:rPr>
+                <w:rFonts w:cs="Times New Roman"/>
+                <w:szCs w:val="24"/>
+              </w:rPr>
+            </w:pPr>
+          </w:p>
+        </w:tc>
+      </w:tr>
+      <w:tr>
+        <w:tc>
+          <w:tcPr>
+            <w:tcW w:w="2059" w:type="dxa"/>
+          </w:tcPr>
+          <w:p>
+            <w:pPr>
+              <w:spacing w:line="360" w:lineRule="auto"/>
+              <w:rPr>
+                <w:rFonts w:cs="Times New Roman"/>
+              </w:rPr>
+            </w:pPr>
+            <w:r>
+              <w:rPr>
+                <w:rFonts w:cs="Times New Roman"/>
+              </w:rPr>
+              <w:t>5</w:t>
+            </w:r>
+          </w:p>
+        </w:tc>
+        <w:tc>
+          <w:tcPr>
+            <w:tcW w:w="2868" w:type="dxa"/>
+          </w:tcPr>
+          <w:p>
+            <w:pPr>
+              <w:spacing w:line="360" w:lineRule="auto"/>
+              <w:rPr>
+                <w:rFonts w:cs="Times New Roman"/>
+              </w:rPr>
+            </w:pPr>
+            <w:r>
+              <w:rPr>
+                <w:rFonts w:cs="Times New Roman"/>
+              </w:rPr>
+              <w:t xml:space="preserve">Notification Delivery (UC5)         </w:t>
+            </w:r>
+          </w:p>
+        </w:tc>
+        <w:tc>
+          <w:tcPr>
+            <w:tcW w:w="2202" w:type="dxa"/>
+          </w:tcPr>
+          <w:p>
+            <w:pPr>
+              <w:spacing w:line="360" w:lineRule="auto"/>
+              <w:rPr>
+                <w:rFonts w:cs="Times New Roman"/>
+              </w:rPr>
+            </w:pPr>
+            <w:r>
+              <w:rPr>
+                <w:rFonts w:cs="Times New Roman"/>
+              </w:rPr>
+              <w:t>Expiry alerts need to be delivered no less than 3 days prior to the expiry date. All notifications should be received in the user's notification inbox within 1 minute.</w:t>
+            </w:r>
+          </w:p>
+        </w:tc>
+        <w:tc>
+          <w:tcPr>
+            <w:tcW w:w="2221" w:type="dxa"/>
+          </w:tcPr>
+          <w:p>
+            <w:pPr>
+              <w:spacing w:line="360" w:lineRule="auto"/>
+              <w:rPr>
+                <w:rFonts w:cs="Times New Roman"/>
+              </w:rPr>
+            </w:pPr>
+            <w:r>
+              <w:rPr>
+                <w:rFonts w:cs="Times New Roman"/>
+              </w:rPr>
+              <w:t xml:space="preserve"> A 90% of notifications in 60 seconds. No expiry notifications missed in test scenarios. Tested using QA test scripts.</w:t>
+            </w:r>
+          </w:p>
+          <w:p>
+            <w:pPr>
+              <w:spacing w:line="360" w:lineRule="auto"/>
+              <w:rPr>
+                <w:rFonts w:cs="Times New Roman"/>
+              </w:rPr>
+            </w:pPr>
+          </w:p>
+          <w:p>
+            <w:pPr>
+              <w:spacing w:line="360" w:lineRule="auto"/>
+              <w:rPr>
+                <w:rFonts w:cs="Times New Roman"/>
+              </w:rPr>
+            </w:pPr>
+          </w:p>
+        </w:tc>
+      </w:tr>
+      <w:tr>
+        <w:tc>
+          <w:tcPr>
+            <w:tcW w:w="2059" w:type="dxa"/>
+          </w:tcPr>
+          <w:p>
+            <w:pPr>
+              <w:spacing w:line="360" w:lineRule="auto"/>
+              <w:rPr>
+                <w:rFonts w:cs="Times New Roman"/>
+              </w:rPr>
+            </w:pPr>
+            <w:r>
+              <w:rPr>
+                <w:rFonts w:cs="Times New Roman"/>
+              </w:rPr>
+              <w:t>6</w:t>
+            </w:r>
+          </w:p>
+        </w:tc>
+        <w:tc>
+          <w:tcPr>
+            <w:tcW w:w="2868" w:type="dxa"/>
+          </w:tcPr>
+          <w:p>
+            <w:pPr>
+              <w:spacing w:line="360" w:lineRule="auto"/>
+              <w:rPr>
+                <w:rFonts w:cs="Times New Roman"/>
+              </w:rPr>
+            </w:pPr>
+            <w:r>
+              <w:rPr>
+                <w:rFonts w:cs="Times New Roman"/>
+              </w:rPr>
+              <w:t xml:space="preserve">Meal Planning (UC6)                 </w:t>
+            </w:r>
+          </w:p>
+        </w:tc>
+        <w:tc>
+          <w:tcPr>
+            <w:tcW w:w="2202" w:type="dxa"/>
+          </w:tcPr>
+          <w:p>
+            <w:pPr>
+              <w:spacing w:line="360" w:lineRule="auto"/>
+              <w:rPr>
+                <w:rFonts w:cs="Times New Roman"/>
+              </w:rPr>
+            </w:pPr>
+            <w:r>
+              <w:rPr>
+                <w:rFonts w:cs="Times New Roman"/>
+              </w:rPr>
+              <w:t>Users should be able to enter and connect all 7 daily meals for the week and be able to do this without making errors. The inventories should be adjusted after confirmation of meals.</w:t>
+            </w:r>
+          </w:p>
+        </w:tc>
+        <w:tc>
+          <w:tcPr>
+            <w:tcW w:w="2221" w:type="dxa"/>
+          </w:tcPr>
+          <w:p>
+            <w:pPr>
+              <w:spacing w:line="360" w:lineRule="auto"/>
+              <w:rPr>
+                <w:rFonts w:cs="Times New Roman"/>
+              </w:rPr>
+            </w:pPr>
+            <w:r>
+              <w:rPr>
+                <w:rFonts w:cs="Times New Roman"/>
+              </w:rPr>
+              <w:t>All plans for the 7-day period are saved. Reserved quantity for inventory is updated in real time after plan is confirmed (2 seconds). Tested in integration tests.</w:t>
+            </w:r>
+          </w:p>
+          <w:p>
+            <w:pPr>
+              <w:spacing w:line="360" w:lineRule="auto"/>
+              <w:rPr>
+                <w:rFonts w:cs="Times New Roman"/>
+              </w:rPr>
+            </w:pPr>
+          </w:p>
+        </w:tc>
+      </w:tr>
+      <w:tr>
+        <w:tc>
+          <w:tcPr>
+            <w:tcW w:w="2059" w:type="dxa"/>
+          </w:tcPr>
+          <w:p>
+            <w:pPr>
+              <w:spacing w:line="360" w:lineRule="auto"/>
+              <w:rPr>
+                <w:rFonts w:cs="Times New Roman"/>
+              </w:rPr>
+            </w:pPr>
+            <w:r>
+              <w:rPr>
+                <w:rFonts w:cs="Times New Roman"/>
+              </w:rPr>
+              <w:t>7</w:t>
+            </w:r>
+          </w:p>
+        </w:tc>
+        <w:tc>
+          <w:tcPr>
+            <w:tcW w:w="2868" w:type="dxa"/>
+          </w:tcPr>
+          <w:p>
+            <w:pPr>
+              <w:spacing w:line="360" w:lineRule="auto"/>
+              <w:rPr>
+                <w:rFonts w:cs="Times New Roman"/>
+              </w:rPr>
+            </w:pPr>
+            <w:r>
+              <w:rPr>
+                <w:rFonts w:cs="Times New Roman"/>
+              </w:rPr>
+              <w:t>System Performance</w:t>
+            </w:r>
+          </w:p>
+        </w:tc>
+        <w:tc>
+          <w:tcPr>
+            <w:tcW w:w="2202" w:type="dxa"/>
+          </w:tcPr>
+          <w:p>
+            <w:pPr>
+              <w:spacing w:line="360" w:lineRule="auto"/>
+              <w:rPr>
+                <w:rFonts w:cs="Times New Roman"/>
+              </w:rPr>
+            </w:pPr>
+            <w:r>
+              <w:rPr>
+                <w:rFonts w:cs="Times New Roman"/>
+              </w:rPr>
+              <w:t xml:space="preserve"> The application should be able to support up to 1000 users concurrently and load time of all core screens should be less than 2 seconds.</w:t>
+            </w:r>
+            <w:r>
+              <w:rPr>
+                <w:rFonts w:cs="Times New Roman"/>
+              </w:rPr>
+              <w:tab/>
+              <w:t xml:space="preserve">            </w:t>
+            </w:r>
+          </w:p>
+        </w:tc>
+        <w:tc>
+          <w:tcPr>
+            <w:tcW w:w="2221" w:type="dxa"/>
+          </w:tcPr>
+          <w:p>
+            <w:pPr>
+              <w:spacing w:line="360" w:lineRule="auto"/>
+              <w:rPr>
+                <w:rFonts w:cs="Times New Roman"/>
+              </w:rPr>
+            </w:pPr>
+            <w:r>
+              <w:rPr>
+                <w:rFonts w:cs="Times New Roman"/>
+              </w:rPr>
+              <w:t>1000 simulated users, response time 95th percentile is less than 2 seconds. Performed through Apache JMeter and/or Locust.</w:t>
+            </w:r>
+          </w:p>
+          <w:p>
+            <w:pPr>
+              <w:spacing w:line="360" w:lineRule="auto"/>
+              <w:rPr>
+                <w:rFonts w:cs="Times New Roman"/>
+              </w:rPr>
+            </w:pPr>
+          </w:p>
+        </w:tc>
+      </w:tr>
+      <w:tr>
+        <w:tc>
+          <w:tcPr>
+            <w:tcW w:w="2059" w:type="dxa"/>
+          </w:tcPr>
+          <w:p>
+            <w:pPr>
+              <w:spacing w:line="360" w:lineRule="auto"/>
+              <w:rPr>
+                <w:rFonts w:cs="Times New Roman"/>
+              </w:rPr>
+            </w:pPr>
+            <w:r>
+              <w:rPr>
+                <w:rFonts w:cs="Times New Roman"/>
+              </w:rPr>
+              <w:t>8</w:t>
+            </w:r>
+          </w:p>
+        </w:tc>
+        <w:tc>
+          <w:tcPr>
+            <w:tcW w:w="2868" w:type="dxa"/>
+          </w:tcPr>
+          <w:p>
+            <w:pPr>
+              <w:spacing w:line="360" w:lineRule="auto"/>
+              <w:rPr>
+                <w:rFonts w:cs="Times New Roman"/>
+              </w:rPr>
+            </w:pPr>
+            <w:r>
+              <w:rPr>
+                <w:rFonts w:cs="Times New Roman"/>
+              </w:rPr>
+              <w:t>Security &amp; PDPA Compliance</w:t>
+            </w:r>
+            <w:r>
+              <w:rPr>
+                <w:rFonts w:cs="Times New Roman"/>
+              </w:rPr>
+              <w:tab/>
+            </w:r>
+          </w:p>
+        </w:tc>
+        <w:tc>
+          <w:tcPr>
+            <w:tcW w:w="2202" w:type="dxa"/>
+          </w:tcPr>
+          <w:p>
+            <w:pPr>
+              <w:spacing w:line="360" w:lineRule="auto"/>
+              <w:rPr>
+                <w:rFonts w:cs="Times New Roman"/>
+              </w:rPr>
+            </w:pPr>
+            <w:r>
+              <w:rPr>
+                <w:rFonts w:cs="Times New Roman"/>
+              </w:rPr>
+              <w:t>All personal user data is to be encrypted during transfer (HTTPS) and in storage. The app should be compliant with the Malaysian Personal Data Protection Act (PDPA) 2010.</w:t>
+            </w:r>
+            <w:r>
+              <w:rPr>
+                <w:rFonts w:cs="Times New Roman"/>
+              </w:rPr>
+              <w:tab/>
+            </w:r>
+          </w:p>
+        </w:tc>
+        <w:tc>
+          <w:tcPr>
+            <w:tcW w:w="2221" w:type="dxa"/>
+          </w:tcPr>
+          <w:p>
+            <w:pPr>
+              <w:spacing w:line="360" w:lineRule="auto"/>
+              <w:rPr>
+                <w:rFonts w:cs="Times New Roman"/>
+              </w:rPr>
+            </w:pPr>
+            <w:r>
+              <w:rPr>
+                <w:rFonts w:cs="Times New Roman"/>
+              </w:rPr>
+              <w:t>The SSL Certificate is active and has been checked using a browser' audit of security. Preparing the PDPA Compliance checklist and signing it off prior to the launch. Security audit is done by Week 13.</w:t>
+            </w:r>
+          </w:p>
+          <w:p>
+            <w:pPr>
+              <w:spacing w:line="360" w:lineRule="auto"/>
+              <w:rPr>
+                <w:rFonts w:cs="Times New Roman"/>
+              </w:rPr>
+            </w:pPr>
+          </w:p>
+        </w:tc>
+      </w:tr>
+      <w:tr>
+        <w:tc>
+          <w:tcPr>
+            <w:tcW w:w="2059" w:type="dxa"/>
+          </w:tcPr>
+          <w:p>
+            <w:pPr>
+              <w:spacing w:line="360" w:lineRule="auto"/>
+              <w:rPr>
+                <w:rFonts w:cs="Times New Roman"/>
+              </w:rPr>
+            </w:pPr>
+            <w:r>
+              <w:rPr>
+                <w:rFonts w:cs="Times New Roman"/>
+              </w:rPr>
+              <w:t>9</w:t>
+            </w:r>
+          </w:p>
+        </w:tc>
+        <w:tc>
+          <w:tcPr>
+            <w:tcW w:w="2868" w:type="dxa"/>
+          </w:tcPr>
+          <w:p>
+            <w:pPr>
+              <w:spacing w:line="360" w:lineRule="auto"/>
+              <w:rPr>
+                <w:rFonts w:cs="Times New Roman"/>
+              </w:rPr>
+            </w:pPr>
+            <w:r>
+              <w:rPr>
+                <w:rFonts w:cs="Times New Roman"/>
+              </w:rPr>
+              <w:t>Code Quality</w:t>
+            </w:r>
+          </w:p>
+        </w:tc>
+        <w:tc>
+          <w:tcPr>
+            <w:tcW w:w="2202" w:type="dxa"/>
+          </w:tcPr>
+          <w:p>
+            <w:pPr>
+              <w:spacing w:line="360" w:lineRule="auto"/>
+              <w:rPr>
+                <w:rFonts w:cs="Times New Roman"/>
+              </w:rPr>
+            </w:pPr>
+            <w:r>
+              <w:rPr>
+                <w:rFonts w:cs="Times New Roman"/>
+              </w:rPr>
+              <w:t>All code modules should have at least 70% automated test coverage. There must be a second team member to review the code before it is merged too main.</w:t>
+            </w:r>
+          </w:p>
+        </w:tc>
+        <w:tc>
+          <w:tcPr>
+            <w:tcW w:w="2221" w:type="dxa"/>
+          </w:tcPr>
+          <w:p>
+            <w:pPr>
+              <w:spacing w:line="360" w:lineRule="auto"/>
+              <w:rPr>
+                <w:rFonts w:cs="Times New Roman"/>
+              </w:rPr>
+            </w:pPr>
+            <w:r>
+              <w:rPr>
+                <w:rFonts w:cs="Times New Roman"/>
+              </w:rPr>
+              <w:t>Weekly code coverage report generated with Jest/Flutter test. All PRs are reviewed and approved prior to merge. No critical SonarQube issues in final release.</w:t>
+            </w:r>
+          </w:p>
+          <w:p>
+            <w:pPr>
+              <w:spacing w:line="360" w:lineRule="auto"/>
+              <w:rPr>
+                <w:rFonts w:cs="Times New Roman"/>
+              </w:rPr>
+            </w:pPr>
+          </w:p>
+        </w:tc>
+      </w:tr>
+      <w:tr>
+        <w:tc>
+          <w:tcPr>
+            <w:tcW w:w="2059" w:type="dxa"/>
+          </w:tcPr>
+          <w:p>
+            <w:pPr>
+              <w:spacing w:line="360" w:lineRule="auto"/>
+              <w:rPr>
+                <w:rFonts w:cs="Times New Roman"/>
+              </w:rPr>
+            </w:pPr>
+            <w:r>
+              <w:rPr>
+                <w:rFonts w:cs="Times New Roman"/>
+              </w:rPr>
+              <w:t>10</w:t>
+            </w:r>
+          </w:p>
+        </w:tc>
+        <w:tc>
+          <w:tcPr>
+            <w:tcW w:w="2868" w:type="dxa"/>
+          </w:tcPr>
+          <w:p>
+            <w:pPr>
+              <w:spacing w:line="360" w:lineRule="auto"/>
+              <w:rPr>
+                <w:rFonts w:cs="Times New Roman"/>
+              </w:rPr>
+            </w:pPr>
+            <w:r>
+              <w:rPr>
+                <w:rFonts w:cs="Times New Roman"/>
+              </w:rPr>
+              <w:t>User Satisfaction</w:t>
+            </w:r>
+            <w:r>
+              <w:rPr>
+                <w:rFonts w:cs="Times New Roman"/>
+              </w:rPr>
+              <w:tab/>
+            </w:r>
+          </w:p>
+        </w:tc>
+        <w:tc>
+          <w:tcPr>
+            <w:tcW w:w="2202" w:type="dxa"/>
+          </w:tcPr>
+          <w:p>
+            <w:pPr>
+              <w:spacing w:line="360" w:lineRule="auto"/>
+              <w:rPr>
+                <w:rFonts w:cs="Times New Roman"/>
+              </w:rPr>
+            </w:pPr>
+            <w:r>
+              <w:rPr>
+                <w:rFonts w:cs="Times New Roman"/>
+              </w:rPr>
+              <w:t>At least 80% of UAT participants need to rate the usability and usefulness of the app as satisfactory or above (4/5 stars).</w:t>
+            </w:r>
+            <w:r>
+              <w:rPr>
+                <w:rFonts w:cs="Times New Roman"/>
+              </w:rPr>
+              <w:tab/>
+            </w:r>
+          </w:p>
+        </w:tc>
+        <w:tc>
+          <w:tcPr>
+            <w:tcW w:w="2221" w:type="dxa"/>
+          </w:tcPr>
+          <w:p>
+            <w:pPr>
+              <w:spacing w:line="360" w:lineRule="auto"/>
+              <w:rPr>
+                <w:rFonts w:cs="Times New Roman"/>
+              </w:rPr>
+            </w:pPr>
+            <w:r>
+              <w:rPr>
+                <w:rFonts w:cs="Times New Roman"/>
+              </w:rPr>
+              <w:t>Google Form feedback from students after every session at UAT. Average score calculated. Minimum: 4.0/5.0 in overall satisfaction.</w:t>
+            </w:r>
+            <w:r>
+              <w:rPr>
+                <w:rFonts w:cs="Times New Roman"/>
+              </w:rPr>
+              <w:br/>
+            </w:r>
+          </w:p>
+          <w:p>
+            <w:pPr>
+              <w:spacing w:line="360" w:lineRule="auto"/>
+              <w:rPr>
+                <w:rFonts w:cs="Times New Roman"/>
+              </w:rPr>
+            </w:pPr>
+          </w:p>
+        </w:tc>
+      </w:tr>
+    </w:tbl>
+    <w:p>
+      <w:pPr>
+        <w:pStyle w:val="ListParagraph"/>
+        <w:spacing w:line="360" w:lineRule="auto"/>
+        <w:ind w:left="360"/>
+        <w:rPr>
+          <w:rFonts w:cs="Times New Roman"/>
+        </w:rPr>
+      </w:pPr>
+    </w:p>
+    <w:p>
+      <w:pPr>
+        <w:pStyle w:val="ListParagraph"/>
+        <w:spacing w:line="360" w:lineRule="auto"/>
+        <w:ind w:left="360"/>
+        <w:rPr>
+          <w:rFonts w:cs="Times New Roman"/>
+        </w:rPr>
+      </w:pPr>
+    </w:p>
+    <w:p/>
     <w:p>
       <w:pPr>
         <w:pStyle w:val="Heading2"/>
@@ -3969,7 +5591,3042 @@
         <w:t>Risk Management Plan</w:t>
       </w:r>
       <w:bookmarkEnd w:id="11"/>
+      <w:r>
+        <w:br/>
+      </w:r>
     </w:p>
+    <w:p>
+      <w:pPr>
+        <w:pStyle w:val="ListParagraph"/>
+        <w:numPr>
+          <w:ilvl w:val="0"/>
+          <w:numId w:val="16"/>
+        </w:numPr>
+        <w:spacing w:line="360" w:lineRule="auto"/>
+        <w:rPr>
+          <w:rFonts w:cs="Times New Roman"/>
+        </w:rPr>
+      </w:pPr>
+      <w:r>
+        <w:rPr>
+          <w:rFonts w:cs="Times New Roman"/>
+        </w:rPr>
+        <w:t xml:space="preserve">Table 3: Risk Register – </w:t>
+      </w:r>
+      <w:proofErr w:type="spellStart"/>
+      <w:r>
+        <w:rPr>
+          <w:rFonts w:cs="Times New Roman"/>
+        </w:rPr>
+        <w:t>EcoPantry</w:t>
+      </w:r>
+      <w:proofErr w:type="spellEnd"/>
+      <w:r>
+        <w:rPr>
+          <w:rFonts w:cs="Times New Roman"/>
+        </w:rPr>
+        <w:t xml:space="preserve"> project (Minimum of 6 risks – both positive and negative risks in categories)</w:t>
+      </w:r>
+    </w:p>
+    <w:tbl>
+      <w:tblPr>
+        <w:tblStyle w:val="TableGrid"/>
+        <w:tblW w:w="10075" w:type="dxa"/>
+        <w:tblLook w:val="04A0" w:firstRow="1" w:lastRow="0" w:firstColumn="1" w:lastColumn="0" w:noHBand="0" w:noVBand="1"/>
+      </w:tblPr>
+      <w:tblGrid>
+        <w:gridCol w:w="723"/>
+        <w:gridCol w:w="1509"/>
+        <w:gridCol w:w="1683"/>
+        <w:gridCol w:w="1346"/>
+        <w:gridCol w:w="1510"/>
+        <w:gridCol w:w="1283"/>
+        <w:gridCol w:w="1030"/>
+        <w:gridCol w:w="1316"/>
+      </w:tblGrid>
+      <w:tr>
+        <w:tc>
+          <w:tcPr>
+            <w:tcW w:w="1168" w:type="dxa"/>
+          </w:tcPr>
+          <w:p>
+            <w:pPr>
+              <w:spacing w:line="360" w:lineRule="auto"/>
+              <w:rPr>
+                <w:rFonts w:cs="Times New Roman"/>
+              </w:rPr>
+            </w:pPr>
+            <w:r>
+              <w:rPr>
+                <w:rFonts w:cs="Times New Roman"/>
+              </w:rPr>
+              <w:t>Rank</w:t>
+            </w:r>
+          </w:p>
+        </w:tc>
+        <w:tc>
+          <w:tcPr>
+            <w:tcW w:w="1617" w:type="dxa"/>
+          </w:tcPr>
+          <w:p>
+            <w:pPr>
+              <w:spacing w:line="360" w:lineRule="auto"/>
+              <w:rPr>
+                <w:rFonts w:cs="Times New Roman"/>
+              </w:rPr>
+            </w:pPr>
+            <w:r>
+              <w:rPr>
+                <w:rFonts w:cs="Times New Roman"/>
+              </w:rPr>
+              <w:t>Risk Name</w:t>
+            </w:r>
+          </w:p>
+        </w:tc>
+        <w:tc>
+          <w:tcPr>
+            <w:tcW w:w="1080" w:type="dxa"/>
+          </w:tcPr>
+          <w:p>
+            <w:pPr>
+              <w:spacing w:line="360" w:lineRule="auto"/>
+              <w:rPr>
+                <w:rFonts w:cs="Times New Roman"/>
+              </w:rPr>
+            </w:pPr>
+            <w:r>
+              <w:rPr>
+                <w:rFonts w:cs="Times New Roman"/>
+              </w:rPr>
+              <w:t>Description</w:t>
+            </w:r>
+          </w:p>
+        </w:tc>
+        <w:tc>
+          <w:tcPr>
+            <w:tcW w:w="1260" w:type="dxa"/>
+          </w:tcPr>
+          <w:p>
+            <w:pPr>
+              <w:spacing w:line="360" w:lineRule="auto"/>
+              <w:rPr>
+                <w:rFonts w:cs="Times New Roman"/>
+              </w:rPr>
+            </w:pPr>
+            <w:r>
+              <w:rPr>
+                <w:rFonts w:cs="Times New Roman"/>
+              </w:rPr>
+              <w:t>Category</w:t>
+            </w:r>
+          </w:p>
+        </w:tc>
+        <w:tc>
+          <w:tcPr>
+            <w:tcW w:w="1080" w:type="dxa"/>
+          </w:tcPr>
+          <w:p>
+            <w:pPr>
+              <w:spacing w:line="360" w:lineRule="auto"/>
+              <w:rPr>
+                <w:rFonts w:cs="Times New Roman"/>
+              </w:rPr>
+            </w:pPr>
+            <w:r>
+              <w:rPr>
+                <w:rFonts w:cs="Times New Roman"/>
+              </w:rPr>
+              <w:t>Response strategy</w:t>
+            </w:r>
+          </w:p>
+        </w:tc>
+        <w:tc>
+          <w:tcPr>
+            <w:tcW w:w="1260" w:type="dxa"/>
+          </w:tcPr>
+          <w:p>
+            <w:pPr>
+              <w:spacing w:line="360" w:lineRule="auto"/>
+              <w:rPr>
+                <w:rFonts w:cs="Times New Roman"/>
+              </w:rPr>
+            </w:pPr>
+            <w:r>
+              <w:rPr>
+                <w:rFonts w:cs="Times New Roman"/>
+              </w:rPr>
+              <w:t>Probability</w:t>
+            </w:r>
+          </w:p>
+        </w:tc>
+        <w:tc>
+          <w:tcPr>
+            <w:tcW w:w="1440" w:type="dxa"/>
+          </w:tcPr>
+          <w:p>
+            <w:pPr>
+              <w:spacing w:line="360" w:lineRule="auto"/>
+              <w:rPr>
+                <w:rFonts w:cs="Times New Roman"/>
+              </w:rPr>
+            </w:pPr>
+            <w:r>
+              <w:rPr>
+                <w:rFonts w:cs="Times New Roman"/>
+              </w:rPr>
+              <w:t>Impact</w:t>
+            </w:r>
+          </w:p>
+        </w:tc>
+        <w:tc>
+          <w:tcPr>
+            <w:tcW w:w="1170" w:type="dxa"/>
+          </w:tcPr>
+          <w:p>
+            <w:pPr>
+              <w:spacing w:line="360" w:lineRule="auto"/>
+              <w:rPr>
+                <w:rFonts w:cs="Times New Roman"/>
+              </w:rPr>
+            </w:pPr>
+            <w:r>
+              <w:rPr>
+                <w:rFonts w:cs="Times New Roman"/>
+              </w:rPr>
+              <w:t>Notes</w:t>
+            </w:r>
+          </w:p>
+        </w:tc>
+      </w:tr>
+      <w:tr>
+        <w:tc>
+          <w:tcPr>
+            <w:tcW w:w="1168" w:type="dxa"/>
+          </w:tcPr>
+          <w:p>
+            <w:pPr>
+              <w:spacing w:line="360" w:lineRule="auto"/>
+              <w:rPr>
+                <w:rFonts w:cs="Times New Roman"/>
+              </w:rPr>
+            </w:pPr>
+            <w:r>
+              <w:rPr>
+                <w:rFonts w:cs="Times New Roman"/>
+              </w:rPr>
+              <w:t>1</w:t>
+            </w:r>
+          </w:p>
+        </w:tc>
+        <w:tc>
+          <w:tcPr>
+            <w:tcW w:w="1617" w:type="dxa"/>
+          </w:tcPr>
+          <w:p>
+            <w:pPr>
+              <w:spacing w:line="360" w:lineRule="auto"/>
+              <w:rPr>
+                <w:rFonts w:cs="Times New Roman"/>
+              </w:rPr>
+            </w:pPr>
+            <w:r>
+              <w:rPr>
+                <w:rFonts w:cs="Times New Roman"/>
+              </w:rPr>
+              <w:t xml:space="preserve"> Scope Creep </w:t>
+            </w:r>
+          </w:p>
+        </w:tc>
+        <w:tc>
+          <w:tcPr>
+            <w:tcW w:w="1080" w:type="dxa"/>
+          </w:tcPr>
+          <w:p>
+            <w:pPr>
+              <w:spacing w:line="360" w:lineRule="auto"/>
+              <w:rPr>
+                <w:rFonts w:cs="Times New Roman"/>
+              </w:rPr>
+            </w:pPr>
+            <w:r>
+              <w:rPr>
+                <w:rFonts w:cs="Times New Roman"/>
+              </w:rPr>
+              <w:t>When new features are added to a project during its development and cause the project to miss deadlines and exceed its budget.</w:t>
+            </w:r>
+          </w:p>
+        </w:tc>
+        <w:tc>
+          <w:tcPr>
+            <w:tcW w:w="1260" w:type="dxa"/>
+          </w:tcPr>
+          <w:p>
+            <w:pPr>
+              <w:spacing w:line="360" w:lineRule="auto"/>
+              <w:rPr>
+                <w:rFonts w:cs="Times New Roman"/>
+              </w:rPr>
+            </w:pPr>
+            <w:r>
+              <w:rPr>
+                <w:rFonts w:cs="Times New Roman"/>
+              </w:rPr>
+              <w:t>Structure / Process</w:t>
+            </w:r>
+          </w:p>
+          <w:p>
+            <w:pPr>
+              <w:spacing w:line="360" w:lineRule="auto"/>
+              <w:rPr>
+                <w:rFonts w:cs="Times New Roman"/>
+              </w:rPr>
+            </w:pPr>
+          </w:p>
+          <w:p>
+            <w:pPr>
+              <w:spacing w:line="360" w:lineRule="auto"/>
+              <w:rPr>
+                <w:rFonts w:cs="Times New Roman"/>
+              </w:rPr>
+            </w:pPr>
+          </w:p>
+        </w:tc>
+        <w:tc>
+          <w:tcPr>
+            <w:tcW w:w="1080" w:type="dxa"/>
+          </w:tcPr>
+          <w:p>
+            <w:pPr>
+              <w:spacing w:line="360" w:lineRule="auto"/>
+              <w:rPr>
+                <w:rFonts w:cs="Times New Roman"/>
+              </w:rPr>
+            </w:pPr>
+            <w:r>
+              <w:rPr>
+                <w:rFonts w:cs="Times New Roman"/>
+              </w:rPr>
+              <w:t xml:space="preserve">           Mitigate: Establish formal change control; record all change requests; raise with lecturer.</w:t>
+            </w:r>
+            <w:r>
+              <w:rPr>
+                <w:rFonts w:cs="Times New Roman"/>
+              </w:rPr>
+              <w:tab/>
+            </w:r>
+          </w:p>
+          <w:p>
+            <w:pPr>
+              <w:spacing w:line="360" w:lineRule="auto"/>
+              <w:rPr>
+                <w:rFonts w:cs="Times New Roman"/>
+              </w:rPr>
+            </w:pPr>
+          </w:p>
+        </w:tc>
+        <w:tc>
+          <w:tcPr>
+            <w:tcW w:w="1260" w:type="dxa"/>
+          </w:tcPr>
+          <w:p>
+            <w:pPr>
+              <w:spacing w:line="360" w:lineRule="auto"/>
+              <w:rPr>
+                <w:rFonts w:cs="Times New Roman"/>
+              </w:rPr>
+            </w:pPr>
+            <w:r>
+              <w:rPr>
+                <w:rFonts w:cs="Times New Roman"/>
+              </w:rPr>
+              <w:t>High</w:t>
+            </w:r>
+          </w:p>
+        </w:tc>
+        <w:tc>
+          <w:tcPr>
+            <w:tcW w:w="1440" w:type="dxa"/>
+          </w:tcPr>
+          <w:p>
+            <w:pPr>
+              <w:spacing w:line="360" w:lineRule="auto"/>
+              <w:rPr>
+                <w:rFonts w:cs="Times New Roman"/>
+              </w:rPr>
+            </w:pPr>
+            <w:r>
+              <w:rPr>
+                <w:rFonts w:cs="Times New Roman"/>
+              </w:rPr>
+              <w:t>High</w:t>
+            </w:r>
+          </w:p>
+        </w:tc>
+        <w:tc>
+          <w:tcPr>
+            <w:tcW w:w="1170" w:type="dxa"/>
+          </w:tcPr>
+          <w:p>
+            <w:pPr>
+              <w:spacing w:line="360" w:lineRule="auto"/>
+              <w:rPr>
+                <w:rFonts w:cs="Times New Roman"/>
+              </w:rPr>
+            </w:pPr>
+          </w:p>
+          <w:p>
+            <w:pPr>
+              <w:spacing w:line="360" w:lineRule="auto"/>
+              <w:rPr>
+                <w:rFonts w:cs="Times New Roman"/>
+              </w:rPr>
+            </w:pPr>
+            <w:r>
+              <w:rPr>
+                <w:rFonts w:cs="Times New Roman"/>
+              </w:rPr>
+              <w:t>Critical – must be monitored weekly.</w:t>
+            </w:r>
+          </w:p>
+          <w:p>
+            <w:pPr>
+              <w:spacing w:line="360" w:lineRule="auto"/>
+              <w:rPr>
+                <w:rFonts w:cs="Times New Roman"/>
+              </w:rPr>
+            </w:pPr>
+          </w:p>
+        </w:tc>
+      </w:tr>
+      <w:tr>
+        <w:tc>
+          <w:tcPr>
+            <w:tcW w:w="1168" w:type="dxa"/>
+          </w:tcPr>
+          <w:p>
+            <w:pPr>
+              <w:spacing w:line="360" w:lineRule="auto"/>
+              <w:rPr>
+                <w:rFonts w:cs="Times New Roman"/>
+              </w:rPr>
+            </w:pPr>
+            <w:r>
+              <w:rPr>
+                <w:rFonts w:cs="Times New Roman"/>
+              </w:rPr>
+              <w:t>2</w:t>
+            </w:r>
+          </w:p>
+        </w:tc>
+        <w:tc>
+          <w:tcPr>
+            <w:tcW w:w="1617" w:type="dxa"/>
+          </w:tcPr>
+          <w:p>
+            <w:pPr>
+              <w:spacing w:line="360" w:lineRule="auto"/>
+              <w:rPr>
+                <w:rFonts w:cs="Times New Roman"/>
+              </w:rPr>
+            </w:pPr>
+            <w:r>
+              <w:rPr>
+                <w:rFonts w:cs="Times New Roman"/>
+              </w:rPr>
+              <w:t xml:space="preserve">Team Member Dropout </w:t>
+            </w:r>
+            <w:r>
+              <w:rPr>
+                <w:rFonts w:cs="Times New Roman"/>
+              </w:rPr>
+              <w:tab/>
+            </w:r>
+          </w:p>
+        </w:tc>
+        <w:tc>
+          <w:tcPr>
+            <w:tcW w:w="1080" w:type="dxa"/>
+          </w:tcPr>
+          <w:p>
+            <w:pPr>
+              <w:spacing w:line="360" w:lineRule="auto"/>
+              <w:rPr>
+                <w:rFonts w:cs="Times New Roman"/>
+              </w:rPr>
+            </w:pPr>
+            <w:r>
+              <w:rPr>
+                <w:rFonts w:cs="Times New Roman"/>
+              </w:rPr>
+              <w:t>A team member leaves the course or is unavailable, which decreases team capacity.</w:t>
+            </w:r>
+          </w:p>
+        </w:tc>
+        <w:tc>
+          <w:tcPr>
+            <w:tcW w:w="1260" w:type="dxa"/>
+          </w:tcPr>
+          <w:p>
+            <w:pPr>
+              <w:spacing w:line="360" w:lineRule="auto"/>
+              <w:rPr>
+                <w:rFonts w:cs="Times New Roman"/>
+              </w:rPr>
+            </w:pPr>
+            <w:r>
+              <w:rPr>
+                <w:rFonts w:cs="Times New Roman"/>
+              </w:rPr>
+              <w:t xml:space="preserve">               People Risk</w:t>
+            </w:r>
+            <w:r>
+              <w:rPr>
+                <w:rFonts w:cs="Times New Roman"/>
+              </w:rPr>
+              <w:tab/>
+            </w:r>
+          </w:p>
+          <w:p>
+            <w:pPr>
+              <w:spacing w:line="360" w:lineRule="auto"/>
+              <w:rPr>
+                <w:rFonts w:cs="Times New Roman"/>
+              </w:rPr>
+            </w:pPr>
+          </w:p>
+        </w:tc>
+        <w:tc>
+          <w:tcPr>
+            <w:tcW w:w="1080" w:type="dxa"/>
+          </w:tcPr>
+          <w:p>
+            <w:pPr>
+              <w:spacing w:line="360" w:lineRule="auto"/>
+              <w:rPr>
+                <w:rFonts w:cs="Times New Roman"/>
+              </w:rPr>
+            </w:pPr>
+            <w:r>
+              <w:rPr>
+                <w:rFonts w:cs="Times New Roman"/>
+              </w:rPr>
+              <w:t>Mitigate: Cross train members, Document all work. Accept: Share tasks with other members, if feasible.</w:t>
+            </w:r>
+          </w:p>
+        </w:tc>
+        <w:tc>
+          <w:tcPr>
+            <w:tcW w:w="1260" w:type="dxa"/>
+          </w:tcPr>
+          <w:p>
+            <w:pPr>
+              <w:spacing w:line="360" w:lineRule="auto"/>
+              <w:rPr>
+                <w:rFonts w:cs="Times New Roman"/>
+              </w:rPr>
+            </w:pPr>
+            <w:r>
+              <w:rPr>
+                <w:rFonts w:cs="Times New Roman"/>
+              </w:rPr>
+              <w:t xml:space="preserve">Medium </w:t>
+            </w:r>
+          </w:p>
+        </w:tc>
+        <w:tc>
+          <w:tcPr>
+            <w:tcW w:w="1440" w:type="dxa"/>
+          </w:tcPr>
+          <w:p>
+            <w:pPr>
+              <w:spacing w:line="360" w:lineRule="auto"/>
+              <w:rPr>
+                <w:rFonts w:cs="Times New Roman"/>
+              </w:rPr>
+            </w:pPr>
+            <w:r>
+              <w:rPr>
+                <w:rFonts w:cs="Times New Roman"/>
+              </w:rPr>
+              <w:t>High</w:t>
+            </w:r>
+          </w:p>
+        </w:tc>
+        <w:tc>
+          <w:tcPr>
+            <w:tcW w:w="1170" w:type="dxa"/>
+          </w:tcPr>
+          <w:p>
+            <w:pPr>
+              <w:spacing w:line="360" w:lineRule="auto"/>
+              <w:rPr>
+                <w:rFonts w:cs="Times New Roman"/>
+              </w:rPr>
+            </w:pPr>
+            <w:r>
+              <w:rPr>
+                <w:rFonts w:cs="Times New Roman"/>
+              </w:rPr>
+              <w:t>Early detection via weekly check-ins.</w:t>
+            </w:r>
+          </w:p>
+          <w:p>
+            <w:pPr>
+              <w:spacing w:line="360" w:lineRule="auto"/>
+              <w:rPr>
+                <w:rFonts w:cs="Times New Roman"/>
+              </w:rPr>
+            </w:pPr>
+          </w:p>
+        </w:tc>
+      </w:tr>
+      <w:tr>
+        <w:tc>
+          <w:tcPr>
+            <w:tcW w:w="1168" w:type="dxa"/>
+          </w:tcPr>
+          <w:p>
+            <w:pPr>
+              <w:spacing w:line="360" w:lineRule="auto"/>
+              <w:rPr>
+                <w:rFonts w:cs="Times New Roman"/>
+              </w:rPr>
+            </w:pPr>
+            <w:r>
+              <w:rPr>
+                <w:rFonts w:cs="Times New Roman"/>
+              </w:rPr>
+              <w:t>3</w:t>
+            </w:r>
+          </w:p>
+        </w:tc>
+        <w:tc>
+          <w:tcPr>
+            <w:tcW w:w="1617" w:type="dxa"/>
+          </w:tcPr>
+          <w:p>
+            <w:pPr>
+              <w:spacing w:line="360" w:lineRule="auto"/>
+              <w:rPr>
+                <w:rFonts w:cs="Times New Roman"/>
+              </w:rPr>
+            </w:pPr>
+            <w:r>
+              <w:rPr>
+                <w:rFonts w:cs="Times New Roman"/>
+              </w:rPr>
+              <w:t xml:space="preserve">Tech Integration Failure          </w:t>
+            </w:r>
+          </w:p>
+        </w:tc>
+        <w:tc>
+          <w:tcPr>
+            <w:tcW w:w="1080" w:type="dxa"/>
+          </w:tcPr>
+          <w:p>
+            <w:pPr>
+              <w:spacing w:line="360" w:lineRule="auto"/>
+              <w:rPr>
+                <w:rFonts w:cs="Times New Roman"/>
+              </w:rPr>
+            </w:pPr>
+            <w:r>
+              <w:rPr>
+                <w:rFonts w:cs="Times New Roman"/>
+              </w:rPr>
+              <w:t>Third party APIs (notification service, map APIs) cease to be available or are updated without warning.</w:t>
+            </w:r>
+          </w:p>
+          <w:p>
+            <w:pPr>
+              <w:spacing w:line="360" w:lineRule="auto"/>
+              <w:jc w:val="center"/>
+              <w:rPr>
+                <w:rFonts w:cs="Times New Roman"/>
+              </w:rPr>
+            </w:pPr>
+          </w:p>
+        </w:tc>
+        <w:tc>
+          <w:tcPr>
+            <w:tcW w:w="1260" w:type="dxa"/>
+          </w:tcPr>
+          <w:p>
+            <w:pPr>
+              <w:spacing w:line="360" w:lineRule="auto"/>
+              <w:rPr>
+                <w:rFonts w:cs="Times New Roman"/>
+              </w:rPr>
+            </w:pPr>
+            <w:r>
+              <w:rPr>
+                <w:rFonts w:cs="Times New Roman"/>
+              </w:rPr>
+              <w:t>Technology</w:t>
+            </w:r>
+          </w:p>
+        </w:tc>
+        <w:tc>
+          <w:tcPr>
+            <w:tcW w:w="1080" w:type="dxa"/>
+          </w:tcPr>
+          <w:p>
+            <w:pPr>
+              <w:spacing w:line="360" w:lineRule="auto"/>
+              <w:rPr>
+                <w:rFonts w:cs="Times New Roman"/>
+              </w:rPr>
+            </w:pPr>
+            <w:r>
+              <w:rPr>
+                <w:rFonts w:cs="Times New Roman"/>
+              </w:rPr>
+              <w:t>Mitigate: Use abstraction layers, have fallback providers identified. Contingency: Create in-app notification inbox as an offline alternative.</w:t>
+            </w:r>
+            <w:r>
+              <w:rPr>
+                <w:rFonts w:cs="Times New Roman"/>
+              </w:rPr>
+              <w:tab/>
+              <w:t xml:space="preserve">              </w:t>
+            </w:r>
+          </w:p>
+        </w:tc>
+        <w:tc>
+          <w:tcPr>
+            <w:tcW w:w="1260" w:type="dxa"/>
+          </w:tcPr>
+          <w:p>
+            <w:pPr>
+              <w:spacing w:line="360" w:lineRule="auto"/>
+              <w:rPr>
+                <w:rFonts w:cs="Times New Roman"/>
+              </w:rPr>
+            </w:pPr>
+            <w:r>
+              <w:rPr>
+                <w:rFonts w:cs="Times New Roman"/>
+              </w:rPr>
+              <w:t>Medium</w:t>
+            </w:r>
+          </w:p>
+        </w:tc>
+        <w:tc>
+          <w:tcPr>
+            <w:tcW w:w="1440" w:type="dxa"/>
+          </w:tcPr>
+          <w:p>
+            <w:pPr>
+              <w:spacing w:line="360" w:lineRule="auto"/>
+              <w:rPr>
+                <w:rFonts w:cs="Times New Roman"/>
+              </w:rPr>
+            </w:pPr>
+            <w:r>
+              <w:rPr>
+                <w:rFonts w:cs="Times New Roman"/>
+              </w:rPr>
+              <w:t>Medium</w:t>
+            </w:r>
+          </w:p>
+        </w:tc>
+        <w:tc>
+          <w:tcPr>
+            <w:tcW w:w="1170" w:type="dxa"/>
+          </w:tcPr>
+          <w:p>
+            <w:pPr>
+              <w:spacing w:line="360" w:lineRule="auto"/>
+              <w:rPr>
+                <w:rFonts w:cs="Times New Roman"/>
+              </w:rPr>
+            </w:pPr>
+            <w:r>
+              <w:rPr>
+                <w:rFonts w:cs="Times New Roman"/>
+              </w:rPr>
+              <w:t>Review API T&amp;Cs before integration.</w:t>
+            </w:r>
+          </w:p>
+          <w:p>
+            <w:pPr>
+              <w:spacing w:line="360" w:lineRule="auto"/>
+              <w:rPr>
+                <w:rFonts w:cs="Times New Roman"/>
+              </w:rPr>
+            </w:pPr>
+          </w:p>
+        </w:tc>
+      </w:tr>
+      <w:tr>
+        <w:tc>
+          <w:tcPr>
+            <w:tcW w:w="1168" w:type="dxa"/>
+          </w:tcPr>
+          <w:p>
+            <w:pPr>
+              <w:spacing w:line="360" w:lineRule="auto"/>
+              <w:rPr>
+                <w:rFonts w:cs="Times New Roman"/>
+              </w:rPr>
+            </w:pPr>
+            <w:r>
+              <w:rPr>
+                <w:rFonts w:cs="Times New Roman"/>
+              </w:rPr>
+              <w:t>4</w:t>
+            </w:r>
+          </w:p>
+        </w:tc>
+        <w:tc>
+          <w:tcPr>
+            <w:tcW w:w="1617" w:type="dxa"/>
+          </w:tcPr>
+          <w:p>
+            <w:pPr>
+              <w:spacing w:line="360" w:lineRule="auto"/>
+              <w:rPr>
+                <w:rFonts w:cs="Times New Roman"/>
+              </w:rPr>
+            </w:pPr>
+            <w:r>
+              <w:rPr>
+                <w:rFonts w:cs="Times New Roman"/>
+              </w:rPr>
+              <w:t xml:space="preserve">Budget Overrun       </w:t>
+            </w:r>
+          </w:p>
+        </w:tc>
+        <w:tc>
+          <w:tcPr>
+            <w:tcW w:w="1080" w:type="dxa"/>
+          </w:tcPr>
+          <w:p>
+            <w:pPr>
+              <w:spacing w:line="360" w:lineRule="auto"/>
+              <w:rPr>
+                <w:rFonts w:cs="Times New Roman"/>
+              </w:rPr>
+            </w:pPr>
+            <w:r>
+              <w:rPr>
+                <w:rFonts w:cs="Times New Roman"/>
+              </w:rPr>
+              <w:t>The complexity has been underestimated or there are extra tooling requirements that have caused the actual costs to surpass budgeted amount.</w:t>
+            </w:r>
+          </w:p>
+        </w:tc>
+        <w:tc>
+          <w:tcPr>
+            <w:tcW w:w="1260" w:type="dxa"/>
+          </w:tcPr>
+          <w:p>
+            <w:pPr>
+              <w:spacing w:line="360" w:lineRule="auto"/>
+              <w:rPr>
+                <w:rFonts w:cs="Times New Roman"/>
+              </w:rPr>
+            </w:pPr>
+            <w:r>
+              <w:rPr>
+                <w:rFonts w:cs="Times New Roman"/>
+              </w:rPr>
+              <w:t>Financial</w:t>
+            </w:r>
+          </w:p>
+          <w:p>
+            <w:pPr>
+              <w:tabs>
+                <w:tab w:val="left" w:pos="744"/>
+              </w:tabs>
+              <w:spacing w:line="360" w:lineRule="auto"/>
+              <w:rPr>
+                <w:rFonts w:cs="Times New Roman"/>
+              </w:rPr>
+            </w:pPr>
+            <w:r>
+              <w:rPr>
+                <w:rFonts w:cs="Times New Roman"/>
+              </w:rPr>
+              <w:tab/>
+            </w:r>
+          </w:p>
+        </w:tc>
+        <w:tc>
+          <w:tcPr>
+            <w:tcW w:w="1080" w:type="dxa"/>
+          </w:tcPr>
+          <w:p>
+            <w:pPr>
+              <w:spacing w:line="360" w:lineRule="auto"/>
+              <w:rPr>
+                <w:rFonts w:cs="Times New Roman"/>
+              </w:rPr>
+            </w:pPr>
+            <w:r>
+              <w:rPr>
+                <w:rFonts w:cs="Times New Roman"/>
+              </w:rPr>
+              <w:t>Mitigate: Monitor weekly expenditure against budget; use open-source tools. Transfer: If necessary, use contingency reserve (RM 1,896).</w:t>
+            </w:r>
+          </w:p>
+          <w:p>
+            <w:pPr>
+              <w:spacing w:line="360" w:lineRule="auto"/>
+              <w:jc w:val="center"/>
+              <w:rPr>
+                <w:rFonts w:cs="Times New Roman"/>
+              </w:rPr>
+            </w:pPr>
+          </w:p>
+        </w:tc>
+        <w:tc>
+          <w:tcPr>
+            <w:tcW w:w="1260" w:type="dxa"/>
+          </w:tcPr>
+          <w:p>
+            <w:pPr>
+              <w:spacing w:line="360" w:lineRule="auto"/>
+              <w:rPr>
+                <w:rFonts w:cs="Times New Roman"/>
+              </w:rPr>
+            </w:pPr>
+            <w:r>
+              <w:rPr>
+                <w:rFonts w:cs="Times New Roman"/>
+              </w:rPr>
+              <w:t>Low</w:t>
+            </w:r>
+          </w:p>
+        </w:tc>
+        <w:tc>
+          <w:tcPr>
+            <w:tcW w:w="1440" w:type="dxa"/>
+          </w:tcPr>
+          <w:p>
+            <w:pPr>
+              <w:spacing w:line="360" w:lineRule="auto"/>
+              <w:rPr>
+                <w:rFonts w:cs="Times New Roman"/>
+              </w:rPr>
+            </w:pPr>
+            <w:r>
+              <w:rPr>
+                <w:rFonts w:cs="Times New Roman"/>
+              </w:rPr>
+              <w:t>High</w:t>
+            </w:r>
+          </w:p>
+        </w:tc>
+        <w:tc>
+          <w:tcPr>
+            <w:tcW w:w="1170" w:type="dxa"/>
+          </w:tcPr>
+          <w:p>
+            <w:pPr>
+              <w:spacing w:line="360" w:lineRule="auto"/>
+              <w:rPr>
+                <w:rFonts w:cs="Times New Roman"/>
+              </w:rPr>
+            </w:pPr>
+          </w:p>
+          <w:p>
+            <w:pPr>
+              <w:spacing w:line="360" w:lineRule="auto"/>
+              <w:rPr>
+                <w:rFonts w:cs="Times New Roman"/>
+              </w:rPr>
+            </w:pPr>
+            <w:r>
+              <w:rPr>
+                <w:rFonts w:cs="Times New Roman"/>
+              </w:rPr>
+              <w:t>Weekly budget review by PM.</w:t>
+            </w:r>
+          </w:p>
+        </w:tc>
+      </w:tr>
+      <w:tr>
+        <w:tc>
+          <w:tcPr>
+            <w:tcW w:w="1168" w:type="dxa"/>
+          </w:tcPr>
+          <w:p>
+            <w:pPr>
+              <w:spacing w:line="360" w:lineRule="auto"/>
+              <w:rPr>
+                <w:rFonts w:cs="Times New Roman"/>
+              </w:rPr>
+            </w:pPr>
+            <w:r>
+              <w:rPr>
+                <w:rFonts w:cs="Times New Roman"/>
+              </w:rPr>
+              <w:t>5</w:t>
+            </w:r>
+          </w:p>
+        </w:tc>
+        <w:tc>
+          <w:tcPr>
+            <w:tcW w:w="1617" w:type="dxa"/>
+          </w:tcPr>
+          <w:p>
+            <w:pPr>
+              <w:spacing w:line="360" w:lineRule="auto"/>
+              <w:rPr>
+                <w:rFonts w:cs="Times New Roman"/>
+              </w:rPr>
+            </w:pPr>
+            <w:r>
+              <w:rPr>
+                <w:rFonts w:cs="Times New Roman"/>
+              </w:rPr>
+              <w:t xml:space="preserve">Low User Adoption </w:t>
+            </w:r>
+          </w:p>
+        </w:tc>
+        <w:tc>
+          <w:tcPr>
+            <w:tcW w:w="1080" w:type="dxa"/>
+          </w:tcPr>
+          <w:p>
+            <w:pPr>
+              <w:spacing w:line="360" w:lineRule="auto"/>
+              <w:rPr>
+                <w:rFonts w:cs="Times New Roman"/>
+              </w:rPr>
+            </w:pPr>
+            <w:r>
+              <w:rPr>
+                <w:rFonts w:cs="Times New Roman"/>
+              </w:rPr>
+              <w:t xml:space="preserve">Target users do not download </w:t>
+            </w:r>
+            <w:proofErr w:type="spellStart"/>
+            <w:r>
+              <w:rPr>
+                <w:rFonts w:cs="Times New Roman"/>
+              </w:rPr>
+              <w:t>EcoPantry</w:t>
+            </w:r>
+            <w:proofErr w:type="spellEnd"/>
+            <w:r>
+              <w:rPr>
+                <w:rFonts w:cs="Times New Roman"/>
+              </w:rPr>
+              <w:t xml:space="preserve"> or regularly use it, which hinders the social impact of the project.        </w:t>
+            </w:r>
+          </w:p>
+        </w:tc>
+        <w:tc>
+          <w:tcPr>
+            <w:tcW w:w="1260" w:type="dxa"/>
+          </w:tcPr>
+          <w:p>
+            <w:pPr>
+              <w:spacing w:line="360" w:lineRule="auto"/>
+              <w:rPr>
+                <w:rFonts w:cs="Times New Roman"/>
+              </w:rPr>
+            </w:pPr>
+            <w:r>
+              <w:rPr>
+                <w:rFonts w:cs="Times New Roman"/>
+              </w:rPr>
+              <w:t>Market</w:t>
+            </w:r>
+          </w:p>
+        </w:tc>
+        <w:tc>
+          <w:tcPr>
+            <w:tcW w:w="1080" w:type="dxa"/>
+          </w:tcPr>
+          <w:p>
+            <w:pPr>
+              <w:spacing w:line="360" w:lineRule="auto"/>
+              <w:rPr>
+                <w:rFonts w:cs="Times New Roman"/>
+              </w:rPr>
+            </w:pPr>
+            <w:r>
+              <w:rPr>
+                <w:rFonts w:cs="Times New Roman"/>
+              </w:rPr>
+              <w:t>Mitigate: Provide onboarding tutorial; collect feedback throughout UAT and refine. Accept: Ignore any use cases that do not appear to be engaged enough to focus on.</w:t>
+            </w:r>
+          </w:p>
+          <w:p>
+            <w:pPr>
+              <w:spacing w:line="360" w:lineRule="auto"/>
+              <w:rPr>
+                <w:rFonts w:cs="Times New Roman"/>
+              </w:rPr>
+            </w:pPr>
+          </w:p>
+        </w:tc>
+        <w:tc>
+          <w:tcPr>
+            <w:tcW w:w="1260" w:type="dxa"/>
+          </w:tcPr>
+          <w:p>
+            <w:pPr>
+              <w:spacing w:line="360" w:lineRule="auto"/>
+              <w:rPr>
+                <w:rFonts w:cs="Times New Roman"/>
+              </w:rPr>
+            </w:pPr>
+            <w:r>
+              <w:rPr>
+                <w:rFonts w:cs="Times New Roman"/>
+              </w:rPr>
+              <w:t>Medium</w:t>
+            </w:r>
+          </w:p>
+        </w:tc>
+        <w:tc>
+          <w:tcPr>
+            <w:tcW w:w="1440" w:type="dxa"/>
+          </w:tcPr>
+          <w:p>
+            <w:pPr>
+              <w:spacing w:line="360" w:lineRule="auto"/>
+              <w:rPr>
+                <w:rFonts w:cs="Times New Roman"/>
+              </w:rPr>
+            </w:pPr>
+            <w:r>
+              <w:rPr>
+                <w:rFonts w:cs="Times New Roman"/>
+              </w:rPr>
+              <w:t>Medium</w:t>
+            </w:r>
+          </w:p>
+        </w:tc>
+        <w:tc>
+          <w:tcPr>
+            <w:tcW w:w="1170" w:type="dxa"/>
+          </w:tcPr>
+          <w:p>
+            <w:pPr>
+              <w:spacing w:line="360" w:lineRule="auto"/>
+              <w:rPr>
+                <w:rFonts w:cs="Times New Roman"/>
+              </w:rPr>
+            </w:pPr>
+            <w:r>
+              <w:rPr>
+                <w:rFonts w:cs="Times New Roman"/>
+              </w:rPr>
+              <w:t>Monitor UAT satisfaction scores.</w:t>
+            </w:r>
+          </w:p>
+          <w:p>
+            <w:pPr>
+              <w:spacing w:line="360" w:lineRule="auto"/>
+              <w:rPr>
+                <w:rFonts w:cs="Times New Roman"/>
+              </w:rPr>
+            </w:pPr>
+          </w:p>
+          <w:p>
+            <w:pPr>
+              <w:spacing w:line="360" w:lineRule="auto"/>
+              <w:rPr>
+                <w:rFonts w:cs="Times New Roman"/>
+              </w:rPr>
+            </w:pPr>
+          </w:p>
+        </w:tc>
+      </w:tr>
+      <w:tr>
+        <w:tc>
+          <w:tcPr>
+            <w:tcW w:w="1168" w:type="dxa"/>
+          </w:tcPr>
+          <w:p>
+            <w:pPr>
+              <w:spacing w:line="360" w:lineRule="auto"/>
+              <w:rPr>
+                <w:rFonts w:cs="Times New Roman"/>
+              </w:rPr>
+            </w:pPr>
+            <w:r>
+              <w:rPr>
+                <w:rFonts w:cs="Times New Roman"/>
+              </w:rPr>
+              <w:t>6</w:t>
+            </w:r>
+          </w:p>
+        </w:tc>
+        <w:tc>
+          <w:tcPr>
+            <w:tcW w:w="1617" w:type="dxa"/>
+          </w:tcPr>
+          <w:p>
+            <w:pPr>
+              <w:spacing w:line="360" w:lineRule="auto"/>
+              <w:jc w:val="center"/>
+              <w:rPr>
+                <w:rFonts w:cs="Times New Roman"/>
+              </w:rPr>
+            </w:pPr>
+            <w:r>
+              <w:rPr>
+                <w:rFonts w:cs="Times New Roman"/>
+              </w:rPr>
+              <w:t xml:space="preserve">PDPA Non-Compliance </w:t>
+            </w:r>
+          </w:p>
+        </w:tc>
+        <w:tc>
+          <w:tcPr>
+            <w:tcW w:w="1080" w:type="dxa"/>
+          </w:tcPr>
+          <w:p>
+            <w:pPr>
+              <w:spacing w:line="360" w:lineRule="auto"/>
+              <w:rPr>
+                <w:rFonts w:cs="Times New Roman"/>
+              </w:rPr>
+            </w:pPr>
+            <w:r>
+              <w:rPr>
+                <w:rFonts w:cs="Times New Roman"/>
+              </w:rPr>
+              <w:t>If they are not compliant with the Malaysian Personal Data Protection Act (PDPA) 2010 and put the project at risk of legal action.</w:t>
+            </w:r>
+          </w:p>
+        </w:tc>
+        <w:tc>
+          <w:tcPr>
+            <w:tcW w:w="1260" w:type="dxa"/>
+          </w:tcPr>
+          <w:p>
+            <w:pPr>
+              <w:spacing w:line="360" w:lineRule="auto"/>
+              <w:rPr>
+                <w:rFonts w:cs="Times New Roman"/>
+              </w:rPr>
+            </w:pPr>
+            <w:r>
+              <w:rPr>
+                <w:rFonts w:cs="Times New Roman"/>
+              </w:rPr>
+              <w:t>Structure / Process</w:t>
+            </w:r>
+          </w:p>
+        </w:tc>
+        <w:tc>
+          <w:tcPr>
+            <w:tcW w:w="1080" w:type="dxa"/>
+          </w:tcPr>
+          <w:p>
+            <w:pPr>
+              <w:spacing w:line="360" w:lineRule="auto"/>
+              <w:rPr>
+                <w:rFonts w:cs="Times New Roman"/>
+              </w:rPr>
+            </w:pPr>
+            <w:r>
+              <w:rPr>
+                <w:rFonts w:cs="Times New Roman"/>
+              </w:rPr>
+              <w:t>Avoid PDPA compliance review until week 10. Add privacy policy and data consent forms to the app.</w:t>
+            </w:r>
+          </w:p>
+          <w:p>
+            <w:pPr>
+              <w:spacing w:line="360" w:lineRule="auto"/>
+              <w:jc w:val="center"/>
+              <w:rPr>
+                <w:rFonts w:cs="Times New Roman"/>
+              </w:rPr>
+            </w:pPr>
+          </w:p>
+        </w:tc>
+        <w:tc>
+          <w:tcPr>
+            <w:tcW w:w="1260" w:type="dxa"/>
+          </w:tcPr>
+          <w:p>
+            <w:pPr>
+              <w:spacing w:line="360" w:lineRule="auto"/>
+              <w:rPr>
+                <w:rFonts w:cs="Times New Roman"/>
+              </w:rPr>
+            </w:pPr>
+            <w:r>
+              <w:rPr>
+                <w:rFonts w:cs="Times New Roman"/>
+              </w:rPr>
+              <w:t>Low</w:t>
+            </w:r>
+          </w:p>
+        </w:tc>
+        <w:tc>
+          <w:tcPr>
+            <w:tcW w:w="1440" w:type="dxa"/>
+          </w:tcPr>
+          <w:p>
+            <w:pPr>
+              <w:spacing w:line="360" w:lineRule="auto"/>
+              <w:rPr>
+                <w:rFonts w:cs="Times New Roman"/>
+              </w:rPr>
+            </w:pPr>
+            <w:r>
+              <w:rPr>
+                <w:rFonts w:cs="Times New Roman"/>
+              </w:rPr>
+              <w:t>Very High</w:t>
+            </w:r>
+          </w:p>
+        </w:tc>
+        <w:tc>
+          <w:tcPr>
+            <w:tcW w:w="1170" w:type="dxa"/>
+          </w:tcPr>
+          <w:p>
+            <w:pPr>
+              <w:spacing w:line="360" w:lineRule="auto"/>
+              <w:rPr>
+                <w:rFonts w:cs="Times New Roman"/>
+              </w:rPr>
+            </w:pPr>
+            <w:r>
+              <w:rPr>
+                <w:rFonts w:cs="Times New Roman"/>
+              </w:rPr>
+              <w:t>Legal issue; zero tolerance.</w:t>
+            </w:r>
+          </w:p>
+          <w:p>
+            <w:pPr>
+              <w:spacing w:line="360" w:lineRule="auto"/>
+              <w:rPr>
+                <w:rFonts w:cs="Times New Roman"/>
+              </w:rPr>
+            </w:pPr>
+          </w:p>
+          <w:p>
+            <w:pPr>
+              <w:spacing w:line="360" w:lineRule="auto"/>
+              <w:rPr>
+                <w:rFonts w:cs="Times New Roman"/>
+              </w:rPr>
+            </w:pPr>
+          </w:p>
+        </w:tc>
+      </w:tr>
+      <w:tr>
+        <w:tc>
+          <w:tcPr>
+            <w:tcW w:w="1168" w:type="dxa"/>
+          </w:tcPr>
+          <w:p>
+            <w:pPr>
+              <w:spacing w:line="360" w:lineRule="auto"/>
+              <w:rPr>
+                <w:rFonts w:cs="Times New Roman"/>
+              </w:rPr>
+            </w:pPr>
+            <w:r>
+              <w:rPr>
+                <w:rFonts w:cs="Times New Roman"/>
+              </w:rPr>
+              <w:t>7</w:t>
+            </w:r>
+          </w:p>
+        </w:tc>
+        <w:tc>
+          <w:tcPr>
+            <w:tcW w:w="1617" w:type="dxa"/>
+          </w:tcPr>
+          <w:p>
+            <w:pPr>
+              <w:spacing w:line="360" w:lineRule="auto"/>
+              <w:rPr>
+                <w:rFonts w:cs="Times New Roman"/>
+              </w:rPr>
+            </w:pPr>
+            <w:r>
+              <w:rPr>
+                <w:rFonts w:cs="Times New Roman"/>
+              </w:rPr>
+              <w:t xml:space="preserve">       NGO / Partner Interest </w:t>
+            </w:r>
+          </w:p>
+        </w:tc>
+        <w:tc>
+          <w:tcPr>
+            <w:tcW w:w="1080" w:type="dxa"/>
+          </w:tcPr>
+          <w:p>
+            <w:pPr>
+              <w:spacing w:line="360" w:lineRule="auto"/>
+              <w:rPr>
+                <w:rFonts w:cs="Times New Roman"/>
+              </w:rPr>
+            </w:pPr>
+            <w:r>
+              <w:rPr>
+                <w:rFonts w:cs="Times New Roman"/>
+              </w:rPr>
+              <w:t xml:space="preserve">Local NGOs/Food Banks show interest in becoming partner with </w:t>
+            </w:r>
+            <w:proofErr w:type="spellStart"/>
+            <w:r>
+              <w:rPr>
+                <w:rFonts w:cs="Times New Roman"/>
+              </w:rPr>
+              <w:t>EcoPantry</w:t>
+            </w:r>
+            <w:proofErr w:type="spellEnd"/>
+            <w:r>
+              <w:rPr>
+                <w:rFonts w:cs="Times New Roman"/>
+              </w:rPr>
+              <w:t xml:space="preserve"> and open opportunities for more funding and more numbers of users.        </w:t>
+            </w:r>
+          </w:p>
+        </w:tc>
+        <w:tc>
+          <w:tcPr>
+            <w:tcW w:w="1260" w:type="dxa"/>
+          </w:tcPr>
+          <w:p>
+            <w:pPr>
+              <w:spacing w:line="360" w:lineRule="auto"/>
+              <w:rPr>
+                <w:rFonts w:cs="Times New Roman"/>
+              </w:rPr>
+            </w:pPr>
+            <w:r>
+              <w:rPr>
+                <w:rFonts w:cs="Times New Roman"/>
+              </w:rPr>
+              <w:t>Market</w:t>
+            </w:r>
+          </w:p>
+        </w:tc>
+        <w:tc>
+          <w:tcPr>
+            <w:tcW w:w="1080" w:type="dxa"/>
+          </w:tcPr>
+          <w:p>
+            <w:pPr>
+              <w:spacing w:line="360" w:lineRule="auto"/>
+              <w:rPr>
+                <w:rFonts w:cs="Times New Roman"/>
+              </w:rPr>
+            </w:pPr>
+            <w:r>
+              <w:rPr>
+                <w:rFonts w:cs="Times New Roman"/>
+              </w:rPr>
+              <w:t>Exploit: Make a partnership proposal and demo ready by Week 12 and capitalize on this opportunity.</w:t>
+            </w:r>
+          </w:p>
+        </w:tc>
+        <w:tc>
+          <w:tcPr>
+            <w:tcW w:w="1260" w:type="dxa"/>
+          </w:tcPr>
+          <w:p>
+            <w:pPr>
+              <w:spacing w:line="360" w:lineRule="auto"/>
+              <w:rPr>
+                <w:rFonts w:cs="Times New Roman"/>
+              </w:rPr>
+            </w:pPr>
+            <w:r>
+              <w:rPr>
+                <w:rFonts w:cs="Times New Roman"/>
+              </w:rPr>
+              <w:t>Medium</w:t>
+            </w:r>
+          </w:p>
+        </w:tc>
+        <w:tc>
+          <w:tcPr>
+            <w:tcW w:w="1440" w:type="dxa"/>
+          </w:tcPr>
+          <w:p>
+            <w:pPr>
+              <w:spacing w:line="360" w:lineRule="auto"/>
+              <w:rPr>
+                <w:rFonts w:cs="Times New Roman"/>
+              </w:rPr>
+            </w:pPr>
+            <w:r>
+              <w:rPr>
+                <w:rFonts w:cs="Times New Roman"/>
+              </w:rPr>
+              <w:t>Heigh</w:t>
+            </w:r>
+          </w:p>
+        </w:tc>
+        <w:tc>
+          <w:tcPr>
+            <w:tcW w:w="1170" w:type="dxa"/>
+          </w:tcPr>
+          <w:p>
+            <w:pPr>
+              <w:spacing w:line="360" w:lineRule="auto"/>
+              <w:rPr>
+                <w:rFonts w:cs="Times New Roman"/>
+              </w:rPr>
+            </w:pPr>
+            <w:r>
+              <w:rPr>
+                <w:rFonts w:cs="Times New Roman"/>
+              </w:rPr>
+              <w:t>Positive risk – actively pursue.</w:t>
+            </w:r>
+          </w:p>
+          <w:p>
+            <w:pPr>
+              <w:spacing w:line="360" w:lineRule="auto"/>
+              <w:rPr>
+                <w:rFonts w:cs="Times New Roman"/>
+              </w:rPr>
+            </w:pPr>
+          </w:p>
+        </w:tc>
+      </w:tr>
+      <w:tr>
+        <w:tc>
+          <w:tcPr>
+            <w:tcW w:w="1168" w:type="dxa"/>
+          </w:tcPr>
+          <w:p>
+            <w:pPr>
+              <w:spacing w:line="360" w:lineRule="auto"/>
+              <w:rPr>
+                <w:rFonts w:cs="Times New Roman"/>
+              </w:rPr>
+            </w:pPr>
+            <w:r>
+              <w:rPr>
+                <w:rFonts w:cs="Times New Roman"/>
+              </w:rPr>
+              <w:t>8</w:t>
+            </w:r>
+          </w:p>
+        </w:tc>
+        <w:tc>
+          <w:tcPr>
+            <w:tcW w:w="1617" w:type="dxa"/>
+          </w:tcPr>
+          <w:p>
+            <w:pPr>
+              <w:spacing w:line="360" w:lineRule="auto"/>
+              <w:rPr>
+                <w:rFonts w:cs="Times New Roman"/>
+              </w:rPr>
+            </w:pPr>
+            <w:r>
+              <w:rPr>
+                <w:rFonts w:cs="Times New Roman"/>
+              </w:rPr>
+              <w:t xml:space="preserve">Faster Development </w:t>
+            </w:r>
+          </w:p>
+        </w:tc>
+        <w:tc>
+          <w:tcPr>
+            <w:tcW w:w="1080" w:type="dxa"/>
+          </w:tcPr>
+          <w:p>
+            <w:pPr>
+              <w:spacing w:line="360" w:lineRule="auto"/>
+              <w:rPr>
+                <w:rFonts w:cs="Times New Roman"/>
+              </w:rPr>
+            </w:pPr>
+            <w:r>
+              <w:rPr>
+                <w:rFonts w:cs="Times New Roman"/>
+              </w:rPr>
+              <w:t>The team finishes development modules sooner than planned because of reusability and/or higher productivity.</w:t>
+            </w:r>
+          </w:p>
+        </w:tc>
+        <w:tc>
+          <w:tcPr>
+            <w:tcW w:w="1260" w:type="dxa"/>
+          </w:tcPr>
+          <w:p>
+            <w:pPr>
+              <w:spacing w:line="360" w:lineRule="auto"/>
+              <w:rPr>
+                <w:rFonts w:cs="Times New Roman"/>
+              </w:rPr>
+            </w:pPr>
+            <w:r>
+              <w:rPr>
+                <w:rFonts w:cs="Times New Roman"/>
+              </w:rPr>
+              <w:t>Technology</w:t>
+            </w:r>
+          </w:p>
+        </w:tc>
+        <w:tc>
+          <w:tcPr>
+            <w:tcW w:w="1080" w:type="dxa"/>
+          </w:tcPr>
+          <w:p>
+            <w:pPr>
+              <w:spacing w:line="360" w:lineRule="auto"/>
+              <w:rPr>
+                <w:rFonts w:cs="Times New Roman"/>
+              </w:rPr>
+            </w:pPr>
+            <w:r>
+              <w:rPr>
+                <w:rFonts w:cs="Times New Roman"/>
+              </w:rPr>
+              <w:t>Exploit:</w:t>
+            </w:r>
+          </w:p>
+          <w:p>
+            <w:pPr>
+              <w:spacing w:line="360" w:lineRule="auto"/>
+              <w:rPr>
+                <w:rFonts w:cs="Times New Roman"/>
+              </w:rPr>
+            </w:pPr>
+            <w:r>
+              <w:rPr>
+                <w:rFonts w:cs="Times New Roman"/>
+              </w:rPr>
+              <w:t>Take some extra time to add stretch capabilities (such as multi-language UI), or to add more tests.</w:t>
+            </w:r>
+            <w:r>
+              <w:rPr>
+                <w:rFonts w:cs="Times New Roman"/>
+              </w:rPr>
+              <w:tab/>
+            </w:r>
+          </w:p>
+        </w:tc>
+        <w:tc>
+          <w:tcPr>
+            <w:tcW w:w="1260" w:type="dxa"/>
+          </w:tcPr>
+          <w:p>
+            <w:pPr>
+              <w:spacing w:line="360" w:lineRule="auto"/>
+              <w:rPr>
+                <w:rFonts w:cs="Times New Roman"/>
+              </w:rPr>
+            </w:pPr>
+            <w:r>
+              <w:rPr>
+                <w:rFonts w:cs="Times New Roman"/>
+              </w:rPr>
+              <w:t>Medium</w:t>
+            </w:r>
+          </w:p>
+        </w:tc>
+        <w:tc>
+          <w:tcPr>
+            <w:tcW w:w="1440" w:type="dxa"/>
+          </w:tcPr>
+          <w:p>
+            <w:pPr>
+              <w:spacing w:line="360" w:lineRule="auto"/>
+              <w:rPr>
+                <w:rFonts w:cs="Times New Roman"/>
+              </w:rPr>
+            </w:pPr>
+            <w:r>
+              <w:rPr>
+                <w:rFonts w:cs="Times New Roman"/>
+              </w:rPr>
+              <w:t>Medium</w:t>
+            </w:r>
+          </w:p>
+        </w:tc>
+        <w:tc>
+          <w:tcPr>
+            <w:tcW w:w="1170" w:type="dxa"/>
+          </w:tcPr>
+          <w:p>
+            <w:pPr>
+              <w:spacing w:line="360" w:lineRule="auto"/>
+              <w:rPr>
+                <w:rFonts w:cs="Times New Roman"/>
+              </w:rPr>
+            </w:pPr>
+            <w:r>
+              <w:rPr>
+                <w:rFonts w:cs="Times New Roman"/>
+              </w:rPr>
+              <w:t>Positive risk – plan buffer tasks.</w:t>
+            </w:r>
+          </w:p>
+          <w:p>
+            <w:pPr>
+              <w:spacing w:line="360" w:lineRule="auto"/>
+              <w:rPr>
+                <w:rFonts w:cs="Times New Roman"/>
+              </w:rPr>
+            </w:pPr>
+          </w:p>
+          <w:p>
+            <w:pPr>
+              <w:spacing w:line="360" w:lineRule="auto"/>
+              <w:rPr>
+                <w:rFonts w:cs="Times New Roman"/>
+              </w:rPr>
+            </w:pPr>
+          </w:p>
+        </w:tc>
+      </w:tr>
+    </w:tbl>
+    <w:p/>
+    <w:p/>
+    <w:p>
+      <w:pPr>
+        <w:spacing w:line="360" w:lineRule="auto"/>
+        <w:rPr>
+          <w:rFonts w:cs="Times New Roman"/>
+        </w:rPr>
+      </w:pPr>
+      <w:r>
+        <w:rPr>
+          <w:rFonts w:cs="Times New Roman"/>
+        </w:rPr>
+        <w:t>1. Methodology</w:t>
+      </w:r>
+    </w:p>
+    <w:p>
+      <w:pPr>
+        <w:spacing w:line="360" w:lineRule="auto"/>
+        <w:rPr>
+          <w:rFonts w:cs="Times New Roman"/>
+        </w:rPr>
+      </w:pPr>
+      <w:r>
+        <w:rPr>
+          <w:rFonts w:cs="Times New Roman"/>
+        </w:rPr>
+        <w:t xml:space="preserve">The </w:t>
+      </w:r>
+      <w:proofErr w:type="spellStart"/>
+      <w:r>
+        <w:rPr>
+          <w:rFonts w:cs="Times New Roman"/>
+        </w:rPr>
+        <w:t>EcoPantry</w:t>
+      </w:r>
+      <w:proofErr w:type="spellEnd"/>
+      <w:r>
+        <w:rPr>
+          <w:rFonts w:cs="Times New Roman"/>
+        </w:rPr>
+        <w:t xml:space="preserve"> project is a student software project that has a fixed 14-week schedule, so it requires a light-weight approach to risk management that's suitable for that environment. It is a process with four recurring activities:</w:t>
+      </w:r>
+    </w:p>
+    <w:p>
+      <w:pPr>
+        <w:spacing w:line="360" w:lineRule="auto"/>
+        <w:rPr>
+          <w:rFonts w:cs="Times New Roman"/>
+        </w:rPr>
+      </w:pPr>
+      <w:r>
+        <w:rPr>
+          <w:rFonts w:cs="Times New Roman"/>
+        </w:rPr>
+        <w:t>a. Risk Identification – risks are discussed at weekly stand-ups, sprint planning and UAT sessions, and logged in the shared risk register (Trello + this document).</w:t>
+      </w:r>
+    </w:p>
+    <w:p>
+      <w:pPr>
+        <w:spacing w:line="360" w:lineRule="auto"/>
+        <w:rPr>
+          <w:rFonts w:cs="Times New Roman"/>
+        </w:rPr>
+      </w:pPr>
+      <w:r>
+        <w:rPr>
+          <w:rFonts w:cs="Times New Roman"/>
+        </w:rPr>
+        <w:t>b. Qualitative Risk Analysis – each risk is allocated a Probability × Impact rating (Low / Medium / High / Very High) which defines the priority of each risk (see Section 5).</w:t>
+      </w:r>
+    </w:p>
+    <w:p>
+      <w:pPr>
+        <w:spacing w:line="360" w:lineRule="auto"/>
+        <w:rPr>
+          <w:rFonts w:cs="Times New Roman"/>
+        </w:rPr>
+      </w:pPr>
+      <w:r>
+        <w:rPr>
+          <w:rFonts w:cs="Times New Roman"/>
+        </w:rPr>
+        <w:t xml:space="preserve">Risk Response Planning – involves decision making about a response to each risk (Avoid, Mitigate, Transfer, except for negative risks (threats) and Exploit, Enhance, Share, </w:t>
+      </w:r>
+      <w:proofErr w:type="gramStart"/>
+      <w:r>
+        <w:rPr>
+          <w:rFonts w:cs="Times New Roman"/>
+        </w:rPr>
+        <w:t>Accept</w:t>
+      </w:r>
+      <w:proofErr w:type="gramEnd"/>
+      <w:r>
+        <w:rPr>
+          <w:rFonts w:cs="Times New Roman"/>
+        </w:rPr>
+        <w:t xml:space="preserve"> for positive risks (opportunities)).</w:t>
+      </w:r>
+    </w:p>
+    <w:p>
+      <w:pPr>
+        <w:spacing w:line="360" w:lineRule="auto"/>
+        <w:rPr>
+          <w:rFonts w:cs="Times New Roman"/>
+        </w:rPr>
+      </w:pPr>
+      <w:r>
+        <w:rPr>
+          <w:rFonts w:cs="Times New Roman"/>
+        </w:rPr>
+        <w:t>Risk Monitoring and Control – The risk register is updated on Fridays during the team stand-up, new risks are added, and the status of risks is reviewed until the project is closed in Week 14.</w:t>
+      </w:r>
+    </w:p>
+    <w:p>
+      <w:pPr>
+        <w:spacing w:line="360" w:lineRule="auto"/>
+        <w:rPr>
+          <w:rFonts w:cs="Times New Roman"/>
+        </w:rPr>
+      </w:pPr>
+      <w:r>
+        <w:rPr>
+          <w:rFonts w:cs="Times New Roman"/>
+        </w:rPr>
+        <w:t>Sources of data for the identification process include team retrospectives, Work Breakdown Structure, Requirements Specification and Design Document, and direct feedback from the UAT participants.</w:t>
+      </w:r>
+    </w:p>
+    <w:p>
+      <w:pPr>
+        <w:spacing w:line="360" w:lineRule="auto"/>
+        <w:rPr>
+          <w:rFonts w:cs="Times New Roman"/>
+        </w:rPr>
+      </w:pPr>
+    </w:p>
+    <w:p>
+      <w:pPr>
+        <w:spacing w:line="360" w:lineRule="auto"/>
+        <w:rPr>
+          <w:rFonts w:cs="Times New Roman"/>
+        </w:rPr>
+      </w:pPr>
+      <w:r>
+        <w:rPr>
+          <w:rFonts w:cs="Times New Roman"/>
+        </w:rPr>
+        <w:t>2. Roles and Responsibilities</w:t>
+      </w:r>
+    </w:p>
+    <w:p>
+      <w:pPr>
+        <w:spacing w:line="360" w:lineRule="auto"/>
+        <w:rPr>
+          <w:rFonts w:cs="Times New Roman"/>
+        </w:rPr>
+      </w:pPr>
+      <w:r>
+        <w:rPr>
+          <w:rFonts w:cs="Times New Roman"/>
+        </w:rPr>
+        <w:t xml:space="preserve">The three-member </w:t>
+      </w:r>
+      <w:proofErr w:type="spellStart"/>
+      <w:r>
+        <w:rPr>
+          <w:rFonts w:cs="Times New Roman"/>
+        </w:rPr>
+        <w:t>EcoPantry</w:t>
+      </w:r>
+      <w:proofErr w:type="spellEnd"/>
+      <w:r>
+        <w:rPr>
+          <w:rFonts w:cs="Times New Roman"/>
+        </w:rPr>
+        <w:t xml:space="preserve"> team share ownership of the risks, meaning that there are no unmonitored risk categories. Responsibilities are summarized below.</w:t>
+      </w:r>
+    </w:p>
+    <w:tbl>
+      <w:tblPr>
+        <w:tblStyle w:val="TableGrid"/>
+        <w:tblW w:w="0" w:type="auto"/>
+        <w:tblLook w:val="04A0" w:firstRow="1" w:lastRow="0" w:firstColumn="1" w:lastColumn="0" w:noHBand="0" w:noVBand="1"/>
+      </w:tblPr>
+      <w:tblGrid>
+        <w:gridCol w:w="3116"/>
+        <w:gridCol w:w="3117"/>
+        <w:gridCol w:w="3117"/>
+      </w:tblGrid>
+      <w:tr>
+        <w:tc>
+          <w:tcPr>
+            <w:tcW w:w="3116" w:type="dxa"/>
+          </w:tcPr>
+          <w:p>
+            <w:pPr>
+              <w:spacing w:line="360" w:lineRule="auto"/>
+              <w:rPr>
+                <w:rFonts w:cs="Times New Roman"/>
+              </w:rPr>
+            </w:pPr>
+            <w:r>
+              <w:rPr>
+                <w:rFonts w:cs="Times New Roman"/>
+              </w:rPr>
+              <w:t xml:space="preserve">Role </w:t>
+            </w:r>
+          </w:p>
+        </w:tc>
+        <w:tc>
+          <w:tcPr>
+            <w:tcW w:w="3117" w:type="dxa"/>
+          </w:tcPr>
+          <w:p>
+            <w:pPr>
+              <w:spacing w:line="360" w:lineRule="auto"/>
+              <w:rPr>
+                <w:rFonts w:cs="Times New Roman"/>
+              </w:rPr>
+            </w:pPr>
+            <w:r>
+              <w:rPr>
+                <w:rFonts w:cs="Times New Roman"/>
+              </w:rPr>
+              <w:t>Team Member</w:t>
+            </w:r>
+          </w:p>
+        </w:tc>
+        <w:tc>
+          <w:tcPr>
+            <w:tcW w:w="3117" w:type="dxa"/>
+          </w:tcPr>
+          <w:p>
+            <w:pPr>
+              <w:spacing w:line="360" w:lineRule="auto"/>
+              <w:rPr>
+                <w:rFonts w:cs="Times New Roman"/>
+              </w:rPr>
+            </w:pPr>
+            <w:r>
+              <w:rPr>
+                <w:rFonts w:cs="Times New Roman"/>
+              </w:rPr>
+              <w:t>Risk Management Responsibilities</w:t>
+            </w:r>
+          </w:p>
+        </w:tc>
+      </w:tr>
+      <w:tr>
+        <w:tc>
+          <w:tcPr>
+            <w:tcW w:w="3116" w:type="dxa"/>
+          </w:tcPr>
+          <w:p>
+            <w:pPr>
+              <w:tabs>
+                <w:tab w:val="left" w:pos="930"/>
+              </w:tabs>
+              <w:spacing w:line="360" w:lineRule="auto"/>
+              <w:rPr>
+                <w:rFonts w:cs="Times New Roman"/>
+              </w:rPr>
+            </w:pPr>
+            <w:r>
+              <w:rPr>
+                <w:rFonts w:cs="Times New Roman"/>
+              </w:rPr>
+              <w:t>Project Manager / Risk Owner (overall)</w:t>
+            </w:r>
+          </w:p>
+        </w:tc>
+        <w:tc>
+          <w:tcPr>
+            <w:tcW w:w="3117" w:type="dxa"/>
+          </w:tcPr>
+          <w:p>
+            <w:pPr>
+              <w:spacing w:line="360" w:lineRule="auto"/>
+              <w:rPr>
+                <w:rFonts w:cs="Times New Roman"/>
+              </w:rPr>
+            </w:pPr>
+            <w:proofErr w:type="spellStart"/>
+            <w:r>
+              <w:rPr>
+                <w:rFonts w:cs="Times New Roman"/>
+              </w:rPr>
+              <w:t>Mijala</w:t>
+            </w:r>
+            <w:proofErr w:type="spellEnd"/>
+          </w:p>
+        </w:tc>
+        <w:tc>
+          <w:tcPr>
+            <w:tcW w:w="3117" w:type="dxa"/>
+          </w:tcPr>
+          <w:p>
+            <w:pPr>
+              <w:spacing w:line="360" w:lineRule="auto"/>
+              <w:rPr>
+                <w:rFonts w:cs="Times New Roman"/>
+              </w:rPr>
+            </w:pPr>
+            <w:r>
+              <w:rPr>
+                <w:rFonts w:cs="Times New Roman"/>
+              </w:rPr>
+              <w:t>Owns the risk register, leads weekly risk review, escalates critical/extreme risk to the lecturer, approves response strategies.</w:t>
+            </w:r>
+          </w:p>
+          <w:p>
+            <w:pPr>
+              <w:spacing w:line="360" w:lineRule="auto"/>
+              <w:rPr>
+                <w:rFonts w:cs="Times New Roman"/>
+              </w:rPr>
+            </w:pPr>
+          </w:p>
+        </w:tc>
+      </w:tr>
+      <w:tr>
+        <w:tc>
+          <w:tcPr>
+            <w:tcW w:w="3116" w:type="dxa"/>
+          </w:tcPr>
+          <w:p>
+            <w:pPr>
+              <w:spacing w:line="360" w:lineRule="auto"/>
+              <w:rPr>
+                <w:rFonts w:cs="Times New Roman"/>
+              </w:rPr>
+            </w:pPr>
+            <w:r>
+              <w:rPr>
+                <w:rFonts w:cs="Times New Roman"/>
+              </w:rPr>
+              <w:t xml:space="preserve">Technical Risk Owner                  </w:t>
+            </w:r>
+          </w:p>
+        </w:tc>
+        <w:tc>
+          <w:tcPr>
+            <w:tcW w:w="3117" w:type="dxa"/>
+          </w:tcPr>
+          <w:p>
+            <w:pPr>
+              <w:spacing w:line="360" w:lineRule="auto"/>
+              <w:rPr>
+                <w:rFonts w:cs="Times New Roman"/>
+              </w:rPr>
+            </w:pPr>
+            <w:r>
+              <w:rPr>
+                <w:rFonts w:cs="Times New Roman"/>
+              </w:rPr>
+              <w:t>Anjana</w:t>
+            </w:r>
+          </w:p>
+        </w:tc>
+        <w:tc>
+          <w:tcPr>
+            <w:tcW w:w="3117" w:type="dxa"/>
+          </w:tcPr>
+          <w:p>
+            <w:pPr>
+              <w:spacing w:line="360" w:lineRule="auto"/>
+              <w:rPr>
+                <w:rFonts w:cs="Times New Roman"/>
+              </w:rPr>
+            </w:pPr>
+            <w:r>
+              <w:rPr>
+                <w:rFonts w:cs="Times New Roman"/>
+              </w:rPr>
+              <w:t>Keeps an eye on the technical risks like API failure, budget of dev effort etc. and reports at stand-ups.</w:t>
+            </w:r>
+          </w:p>
+        </w:tc>
+      </w:tr>
+      <w:tr>
+        <w:tc>
+          <w:tcPr>
+            <w:tcW w:w="3116" w:type="dxa"/>
+          </w:tcPr>
+          <w:p>
+            <w:pPr>
+              <w:spacing w:line="360" w:lineRule="auto"/>
+              <w:rPr>
+                <w:rFonts w:cs="Times New Roman"/>
+              </w:rPr>
+            </w:pPr>
+            <w:r>
+              <w:rPr>
+                <w:rFonts w:cs="Times New Roman"/>
+              </w:rPr>
+              <w:t xml:space="preserve">Design / UX Risk Owner           </w:t>
+            </w:r>
+          </w:p>
+        </w:tc>
+        <w:tc>
+          <w:tcPr>
+            <w:tcW w:w="3117" w:type="dxa"/>
+          </w:tcPr>
+          <w:p>
+            <w:pPr>
+              <w:spacing w:line="360" w:lineRule="auto"/>
+              <w:rPr>
+                <w:rFonts w:cs="Times New Roman"/>
+              </w:rPr>
+            </w:pPr>
+            <w:proofErr w:type="spellStart"/>
+            <w:r>
+              <w:rPr>
+                <w:rFonts w:cs="Times New Roman"/>
+              </w:rPr>
+              <w:t>Sailabee</w:t>
+            </w:r>
+            <w:proofErr w:type="spellEnd"/>
+          </w:p>
+        </w:tc>
+        <w:tc>
+          <w:tcPr>
+            <w:tcW w:w="3117" w:type="dxa"/>
+          </w:tcPr>
+          <w:p>
+            <w:pPr>
+              <w:spacing w:line="360" w:lineRule="auto"/>
+              <w:rPr>
+                <w:rFonts w:cs="Times New Roman"/>
+              </w:rPr>
+            </w:pPr>
+            <w:r>
+              <w:rPr>
+                <w:rFonts w:cs="Times New Roman"/>
+              </w:rPr>
+              <w:t>Tracks changes and usage; tracked usability and UAT-related risks; provides UAT feedback for risk updates.</w:t>
+            </w:r>
+          </w:p>
+        </w:tc>
+      </w:tr>
+      <w:tr>
+        <w:tc>
+          <w:tcPr>
+            <w:tcW w:w="3116" w:type="dxa"/>
+          </w:tcPr>
+          <w:p>
+            <w:pPr>
+              <w:spacing w:line="360" w:lineRule="auto"/>
+              <w:rPr>
+                <w:rFonts w:cs="Times New Roman"/>
+              </w:rPr>
+            </w:pPr>
+            <w:r>
+              <w:rPr>
+                <w:rFonts w:cs="Times New Roman"/>
+              </w:rPr>
+              <w:t>All team member</w:t>
+            </w:r>
+          </w:p>
+        </w:tc>
+        <w:tc>
+          <w:tcPr>
+            <w:tcW w:w="3117" w:type="dxa"/>
+          </w:tcPr>
+          <w:p>
+            <w:pPr>
+              <w:spacing w:line="360" w:lineRule="auto"/>
+              <w:rPr>
+                <w:rFonts w:cs="Times New Roman"/>
+              </w:rPr>
+            </w:pPr>
+            <w:r>
+              <w:rPr>
+                <w:rFonts w:cs="Times New Roman"/>
+              </w:rPr>
+              <w:t>Whole Team</w:t>
+            </w:r>
+          </w:p>
+        </w:tc>
+        <w:tc>
+          <w:tcPr>
+            <w:tcW w:w="3117" w:type="dxa"/>
+          </w:tcPr>
+          <w:p>
+            <w:pPr>
+              <w:spacing w:line="360" w:lineRule="auto"/>
+              <w:rPr>
+                <w:rFonts w:cs="Times New Roman"/>
+              </w:rPr>
+            </w:pPr>
+            <w:r>
+              <w:rPr>
+                <w:rFonts w:cs="Times New Roman"/>
+              </w:rPr>
+              <w:t>as new risks emerge, identify them in the shared Trello board and add agreed mitigation steps in their tasks.</w:t>
+            </w:r>
+          </w:p>
+          <w:p>
+            <w:pPr>
+              <w:spacing w:line="360" w:lineRule="auto"/>
+              <w:rPr>
+                <w:rFonts w:cs="Times New Roman"/>
+              </w:rPr>
+            </w:pPr>
+          </w:p>
+        </w:tc>
+      </w:tr>
+    </w:tbl>
+    <w:p>
+      <w:pPr>
+        <w:spacing w:line="360" w:lineRule="auto"/>
+        <w:rPr>
+          <w:rFonts w:cs="Times New Roman"/>
+        </w:rPr>
+      </w:pPr>
+    </w:p>
+    <w:p>
+      <w:pPr>
+        <w:spacing w:line="360" w:lineRule="auto"/>
+        <w:rPr>
+          <w:rFonts w:cs="Times New Roman"/>
+        </w:rPr>
+      </w:pPr>
+      <w:r>
+        <w:rPr>
+          <w:rFonts w:cs="Times New Roman"/>
+        </w:rPr>
+        <w:t xml:space="preserve">At the set time of milestone reviews (Weeks 4, 8 and 12), the Project Manager will bring together all risk updates and report to the module lecturer on any new critical risks, </w:t>
+      </w:r>
+      <w:proofErr w:type="spellStart"/>
+      <w:r>
+        <w:rPr>
+          <w:rFonts w:cs="Times New Roman"/>
+        </w:rPr>
+        <w:t>realised</w:t>
+      </w:r>
+      <w:proofErr w:type="spellEnd"/>
+      <w:r>
+        <w:rPr>
+          <w:rFonts w:cs="Times New Roman"/>
+        </w:rPr>
+        <w:t xml:space="preserve"> risks or closed risks.</w:t>
+      </w:r>
+    </w:p>
+    <w:p>
+      <w:pPr>
+        <w:spacing w:line="360" w:lineRule="auto"/>
+        <w:rPr>
+          <w:rFonts w:cs="Times New Roman"/>
+        </w:rPr>
+      </w:pPr>
+    </w:p>
+    <w:p>
+      <w:pPr>
+        <w:spacing w:line="360" w:lineRule="auto"/>
+        <w:rPr>
+          <w:rFonts w:cs="Times New Roman"/>
+        </w:rPr>
+      </w:pPr>
+    </w:p>
+    <w:p>
+      <w:pPr>
+        <w:spacing w:line="360" w:lineRule="auto"/>
+        <w:rPr>
+          <w:rFonts w:cs="Times New Roman"/>
+        </w:rPr>
+      </w:pPr>
+      <w:r>
+        <w:rPr>
+          <w:rFonts w:cs="Times New Roman"/>
+        </w:rPr>
+        <w:t>3. Budget and Schedule</w:t>
+      </w:r>
+    </w:p>
+    <w:p>
+      <w:pPr>
+        <w:spacing w:line="360" w:lineRule="auto"/>
+        <w:rPr>
+          <w:rFonts w:cs="Times New Roman"/>
+        </w:rPr>
+      </w:pPr>
+      <w:r>
+        <w:rPr>
+          <w:rFonts w:cs="Times New Roman"/>
+        </w:rPr>
+        <w:t>A contingency reserve of $1680 (around 10% of the estimated project budget) has been allocated for realized risks including any budget overrun or for paid third party tooling. This reserve is audited weekly in conjunction with actual expenditure.</w:t>
+      </w:r>
+    </w:p>
+    <w:p>
+      <w:pPr>
+        <w:spacing w:line="360" w:lineRule="auto"/>
+        <w:rPr>
+          <w:rFonts w:cs="Times New Roman"/>
+        </w:rPr>
+      </w:pPr>
+      <w:r>
+        <w:rPr>
+          <w:rFonts w:cs="Times New Roman"/>
+        </w:rPr>
+        <w:t>There is no extra risk meeting time and risk management activities are integrated into the current 14-week project schedule at no extra cost in time: risk reviews are held at the Friday stand-up (30 minutes), and risk identification is done as part of this review. Targeting feature complete status by Week 11 and allowing for schedule buffer in Weeks 12-14 for risk response and UAT-driven rework ensures time contingency is built in.</w:t>
+      </w:r>
+    </w:p>
+    <w:p>
+      <w:pPr>
+        <w:spacing w:line="360" w:lineRule="auto"/>
+        <w:rPr>
+          <w:rFonts w:cs="Times New Roman"/>
+        </w:rPr>
+      </w:pPr>
+      <w:r>
+        <w:rPr>
+          <w:rFonts w:cs="Times New Roman"/>
+        </w:rPr>
+        <w:t>4. Risk Categories</w:t>
+      </w:r>
+    </w:p>
+    <w:p>
+      <w:pPr>
+        <w:spacing w:line="360" w:lineRule="auto"/>
+        <w:rPr>
+          <w:rFonts w:cs="Times New Roman"/>
+        </w:rPr>
+      </w:pPr>
+      <w:r>
+        <w:rPr>
+          <w:rFonts w:cs="Times New Roman"/>
+        </w:rPr>
+        <w:t>Risks are categorized in a project specific Risk Breakdown Structure (RBS) that includes the following categories:</w:t>
+      </w:r>
+    </w:p>
+    <w:p>
+      <w:pPr>
+        <w:spacing w:line="360" w:lineRule="auto"/>
+        <w:rPr>
+          <w:rFonts w:cs="Times New Roman"/>
+        </w:rPr>
+      </w:pPr>
+      <w:r>
+        <w:rPr>
+          <w:rFonts w:cs="Times New Roman"/>
+        </w:rPr>
+        <w:t>a.   Structure / Process – scope and change management, compliance (scope creep, PDPA non-compliance).</w:t>
+      </w:r>
+    </w:p>
+    <w:p>
+      <w:pPr>
+        <w:spacing w:line="360" w:lineRule="auto"/>
+        <w:rPr>
+          <w:rFonts w:cs="Times New Roman"/>
+        </w:rPr>
+      </w:pPr>
+      <w:r>
+        <w:rPr>
+          <w:rFonts w:cs="Times New Roman"/>
+        </w:rPr>
+        <w:t>b.    People – team capacity and availability (e.g. team member drop out).</w:t>
+      </w:r>
+    </w:p>
+    <w:p>
+      <w:pPr>
+        <w:spacing w:line="360" w:lineRule="auto"/>
+        <w:rPr>
+          <w:rFonts w:cs="Times New Roman"/>
+        </w:rPr>
+      </w:pPr>
+      <w:r>
+        <w:rPr>
+          <w:rFonts w:cs="Times New Roman"/>
+        </w:rPr>
+        <w:t>c.    Technology – risks of development tools, APIs, and technology integrations (such as faster development, or failure of technology integration).</w:t>
+      </w:r>
+    </w:p>
+    <w:p>
+      <w:pPr>
+        <w:spacing w:line="360" w:lineRule="auto"/>
+        <w:rPr>
+          <w:rFonts w:cs="Times New Roman"/>
+        </w:rPr>
+      </w:pPr>
+      <w:r>
+        <w:rPr>
+          <w:rFonts w:cs="Times New Roman"/>
+        </w:rPr>
+        <w:t>d.     Financial – risks relating to project budget and cost estimation (e.g. budget overrun).</w:t>
+      </w:r>
+    </w:p>
+    <w:p>
+      <w:pPr>
+        <w:spacing w:line="360" w:lineRule="auto"/>
+        <w:rPr>
+          <w:rFonts w:cs="Times New Roman"/>
+        </w:rPr>
+      </w:pPr>
+      <w:r>
+        <w:rPr>
+          <w:rFonts w:cs="Times New Roman"/>
+        </w:rPr>
+        <w:t>e.      Market – risks associated with end users and external partners (e.g. low uptake by users, interest of the NGO/partners).</w:t>
+      </w:r>
+    </w:p>
+    <w:p>
+      <w:pPr>
+        <w:spacing w:line="360" w:lineRule="auto"/>
+        <w:rPr>
+          <w:rFonts w:cs="Times New Roman"/>
+        </w:rPr>
+      </w:pPr>
+    </w:p>
+    <w:p>
+      <w:pPr>
+        <w:spacing w:line="360" w:lineRule="auto"/>
+        <w:rPr>
+          <w:rFonts w:cs="Times New Roman"/>
+        </w:rPr>
+      </w:pPr>
+      <w:r>
+        <w:rPr>
+          <w:rFonts w:cs="Times New Roman"/>
+        </w:rPr>
+        <w:t>5. Risk Probability and Impact</w:t>
+      </w:r>
+    </w:p>
+    <w:p>
+      <w:pPr>
+        <w:spacing w:line="360" w:lineRule="auto"/>
+        <w:rPr>
+          <w:rFonts w:cs="Times New Roman"/>
+        </w:rPr>
+      </w:pPr>
+      <w:r>
+        <w:rPr>
+          <w:rFonts w:cs="Times New Roman"/>
+        </w:rPr>
+        <w:t>Every risk is assessed on a 5-point scale when it comes to the likelihood of it occurring, and its impact on project objectives (scope, schedule, cost, quality). The overall risk severity is a combination of the two; see the matrix below.</w:t>
+      </w:r>
+    </w:p>
+    <w:tbl>
+      <w:tblPr>
+        <w:tblStyle w:val="TableGrid"/>
+        <w:tblW w:w="0" w:type="auto"/>
+        <w:tblLook w:val="04A0" w:firstRow="1" w:lastRow="0" w:firstColumn="1" w:lastColumn="0" w:noHBand="0" w:noVBand="1"/>
+      </w:tblPr>
+      <w:tblGrid>
+        <w:gridCol w:w="1558"/>
+        <w:gridCol w:w="1558"/>
+        <w:gridCol w:w="1558"/>
+        <w:gridCol w:w="1558"/>
+        <w:gridCol w:w="1559"/>
+        <w:gridCol w:w="1559"/>
+      </w:tblGrid>
+      <w:tr>
+        <w:tc>
+          <w:tcPr>
+            <w:tcW w:w="1558" w:type="dxa"/>
+          </w:tcPr>
+          <w:p>
+            <w:pPr>
+              <w:spacing w:line="360" w:lineRule="auto"/>
+              <w:rPr>
+                <w:rFonts w:cs="Times New Roman"/>
+              </w:rPr>
+            </w:pPr>
+          </w:p>
+        </w:tc>
+        <w:tc>
+          <w:tcPr>
+            <w:tcW w:w="1558" w:type="dxa"/>
+          </w:tcPr>
+          <w:p>
+            <w:pPr>
+              <w:spacing w:line="360" w:lineRule="auto"/>
+              <w:rPr>
+                <w:rFonts w:cs="Times New Roman"/>
+              </w:rPr>
+            </w:pPr>
+            <w:r>
+              <w:rPr>
+                <w:rFonts w:cs="Times New Roman"/>
+              </w:rPr>
+              <w:t>Very Low</w:t>
+            </w:r>
+          </w:p>
+        </w:tc>
+        <w:tc>
+          <w:tcPr>
+            <w:tcW w:w="1558" w:type="dxa"/>
+          </w:tcPr>
+          <w:p>
+            <w:pPr>
+              <w:spacing w:line="360" w:lineRule="auto"/>
+              <w:rPr>
+                <w:rFonts w:cs="Times New Roman"/>
+              </w:rPr>
+            </w:pPr>
+            <w:r>
+              <w:rPr>
+                <w:rFonts w:cs="Times New Roman"/>
+              </w:rPr>
+              <w:t>Low</w:t>
+            </w:r>
+          </w:p>
+        </w:tc>
+        <w:tc>
+          <w:tcPr>
+            <w:tcW w:w="1558" w:type="dxa"/>
+          </w:tcPr>
+          <w:p>
+            <w:pPr>
+              <w:spacing w:line="360" w:lineRule="auto"/>
+              <w:rPr>
+                <w:rFonts w:cs="Times New Roman"/>
+              </w:rPr>
+            </w:pPr>
+            <w:r>
+              <w:rPr>
+                <w:rFonts w:cs="Times New Roman"/>
+              </w:rPr>
+              <w:t>Medium</w:t>
+            </w:r>
+          </w:p>
+        </w:tc>
+        <w:tc>
+          <w:tcPr>
+            <w:tcW w:w="1559" w:type="dxa"/>
+          </w:tcPr>
+          <w:p>
+            <w:pPr>
+              <w:spacing w:line="360" w:lineRule="auto"/>
+              <w:rPr>
+                <w:rFonts w:cs="Times New Roman"/>
+              </w:rPr>
+            </w:pPr>
+            <w:r>
+              <w:rPr>
+                <w:rFonts w:cs="Times New Roman"/>
+              </w:rPr>
+              <w:t>High</w:t>
+            </w:r>
+          </w:p>
+        </w:tc>
+        <w:tc>
+          <w:tcPr>
+            <w:tcW w:w="1559" w:type="dxa"/>
+          </w:tcPr>
+          <w:p>
+            <w:pPr>
+              <w:spacing w:line="360" w:lineRule="auto"/>
+              <w:rPr>
+                <w:rFonts w:cs="Times New Roman"/>
+              </w:rPr>
+            </w:pPr>
+            <w:r>
+              <w:rPr>
+                <w:rFonts w:cs="Times New Roman"/>
+              </w:rPr>
+              <w:t>Very High</w:t>
+            </w:r>
+          </w:p>
+        </w:tc>
+      </w:tr>
+      <w:tr>
+        <w:tc>
+          <w:tcPr>
+            <w:tcW w:w="1558" w:type="dxa"/>
+          </w:tcPr>
+          <w:p>
+            <w:pPr>
+              <w:spacing w:line="360" w:lineRule="auto"/>
+              <w:rPr>
+                <w:rFonts w:cs="Times New Roman"/>
+              </w:rPr>
+            </w:pPr>
+            <w:r>
+              <w:rPr>
+                <w:rFonts w:cs="Times New Roman"/>
+              </w:rPr>
+              <w:t>Very High Impact</w:t>
+            </w:r>
+          </w:p>
+        </w:tc>
+        <w:tc>
+          <w:tcPr>
+            <w:tcW w:w="1558" w:type="dxa"/>
+          </w:tcPr>
+          <w:p>
+            <w:pPr>
+              <w:spacing w:line="360" w:lineRule="auto"/>
+              <w:rPr>
+                <w:rFonts w:cs="Times New Roman"/>
+              </w:rPr>
+            </w:pPr>
+            <w:r>
+              <w:rPr>
+                <w:rFonts w:cs="Times New Roman"/>
+              </w:rPr>
+              <w:t>Low</w:t>
+            </w:r>
+          </w:p>
+        </w:tc>
+        <w:tc>
+          <w:tcPr>
+            <w:tcW w:w="1558" w:type="dxa"/>
+          </w:tcPr>
+          <w:p>
+            <w:pPr>
+              <w:spacing w:line="360" w:lineRule="auto"/>
+              <w:rPr>
+                <w:rFonts w:cs="Times New Roman"/>
+              </w:rPr>
+            </w:pPr>
+            <w:r>
+              <w:rPr>
+                <w:rFonts w:cs="Times New Roman"/>
+              </w:rPr>
+              <w:t>Medium</w:t>
+            </w:r>
+          </w:p>
+        </w:tc>
+        <w:tc>
+          <w:tcPr>
+            <w:tcW w:w="1558" w:type="dxa"/>
+          </w:tcPr>
+          <w:p>
+            <w:pPr>
+              <w:spacing w:line="360" w:lineRule="auto"/>
+              <w:rPr>
+                <w:rFonts w:cs="Times New Roman"/>
+              </w:rPr>
+            </w:pPr>
+            <w:r>
+              <w:rPr>
+                <w:rFonts w:cs="Times New Roman"/>
+              </w:rPr>
+              <w:t>High</w:t>
+            </w:r>
+          </w:p>
+        </w:tc>
+        <w:tc>
+          <w:tcPr>
+            <w:tcW w:w="1559" w:type="dxa"/>
+          </w:tcPr>
+          <w:p>
+            <w:pPr>
+              <w:spacing w:line="360" w:lineRule="auto"/>
+              <w:rPr>
+                <w:rFonts w:cs="Times New Roman"/>
+              </w:rPr>
+            </w:pPr>
+            <w:r>
+              <w:rPr>
+                <w:rFonts w:cs="Times New Roman"/>
+              </w:rPr>
+              <w:t>Extreme</w:t>
+            </w:r>
+          </w:p>
+        </w:tc>
+        <w:tc>
+          <w:tcPr>
+            <w:tcW w:w="1559" w:type="dxa"/>
+          </w:tcPr>
+          <w:p>
+            <w:pPr>
+              <w:spacing w:line="360" w:lineRule="auto"/>
+              <w:rPr>
+                <w:rFonts w:cs="Times New Roman"/>
+              </w:rPr>
+            </w:pPr>
+            <w:r>
+              <w:rPr>
+                <w:rFonts w:cs="Times New Roman"/>
+              </w:rPr>
+              <w:t>Extreme</w:t>
+            </w:r>
+          </w:p>
+        </w:tc>
+      </w:tr>
+      <w:tr>
+        <w:tc>
+          <w:tcPr>
+            <w:tcW w:w="1558" w:type="dxa"/>
+          </w:tcPr>
+          <w:p>
+            <w:pPr>
+              <w:spacing w:line="360" w:lineRule="auto"/>
+              <w:rPr>
+                <w:rFonts w:cs="Times New Roman"/>
+              </w:rPr>
+            </w:pPr>
+            <w:r>
+              <w:rPr>
+                <w:rFonts w:cs="Times New Roman"/>
+              </w:rPr>
+              <w:t>High Impact</w:t>
+            </w:r>
+          </w:p>
+        </w:tc>
+        <w:tc>
+          <w:tcPr>
+            <w:tcW w:w="1558" w:type="dxa"/>
+          </w:tcPr>
+          <w:p>
+            <w:pPr>
+              <w:spacing w:line="360" w:lineRule="auto"/>
+              <w:rPr>
+                <w:rFonts w:cs="Times New Roman"/>
+              </w:rPr>
+            </w:pPr>
+            <w:r>
+              <w:rPr>
+                <w:rFonts w:cs="Times New Roman"/>
+              </w:rPr>
+              <w:t>Low</w:t>
+            </w:r>
+          </w:p>
+        </w:tc>
+        <w:tc>
+          <w:tcPr>
+            <w:tcW w:w="1558" w:type="dxa"/>
+          </w:tcPr>
+          <w:p>
+            <w:pPr>
+              <w:spacing w:line="360" w:lineRule="auto"/>
+              <w:rPr>
+                <w:rFonts w:cs="Times New Roman"/>
+              </w:rPr>
+            </w:pPr>
+            <w:r>
+              <w:rPr>
+                <w:rFonts w:cs="Times New Roman"/>
+              </w:rPr>
+              <w:t>Medium</w:t>
+            </w:r>
+          </w:p>
+        </w:tc>
+        <w:tc>
+          <w:tcPr>
+            <w:tcW w:w="1558" w:type="dxa"/>
+          </w:tcPr>
+          <w:p>
+            <w:pPr>
+              <w:spacing w:line="360" w:lineRule="auto"/>
+              <w:rPr>
+                <w:rFonts w:cs="Times New Roman"/>
+              </w:rPr>
+            </w:pPr>
+          </w:p>
+        </w:tc>
+        <w:tc>
+          <w:tcPr>
+            <w:tcW w:w="1559" w:type="dxa"/>
+          </w:tcPr>
+          <w:p>
+            <w:pPr>
+              <w:spacing w:line="360" w:lineRule="auto"/>
+              <w:rPr>
+                <w:rFonts w:cs="Times New Roman"/>
+              </w:rPr>
+            </w:pPr>
+            <w:r>
+              <w:rPr>
+                <w:rFonts w:cs="Times New Roman"/>
+              </w:rPr>
+              <w:t>Extreme</w:t>
+            </w:r>
+          </w:p>
+        </w:tc>
+        <w:tc>
+          <w:tcPr>
+            <w:tcW w:w="1559" w:type="dxa"/>
+          </w:tcPr>
+          <w:p>
+            <w:pPr>
+              <w:spacing w:line="360" w:lineRule="auto"/>
+              <w:rPr>
+                <w:rFonts w:cs="Times New Roman"/>
+              </w:rPr>
+            </w:pPr>
+            <w:r>
+              <w:rPr>
+                <w:rFonts w:cs="Times New Roman"/>
+              </w:rPr>
+              <w:t>Extreme</w:t>
+            </w:r>
+          </w:p>
+        </w:tc>
+      </w:tr>
+      <w:tr>
+        <w:tc>
+          <w:tcPr>
+            <w:tcW w:w="1558" w:type="dxa"/>
+          </w:tcPr>
+          <w:p>
+            <w:pPr>
+              <w:spacing w:line="360" w:lineRule="auto"/>
+              <w:rPr>
+                <w:rFonts w:cs="Times New Roman"/>
+              </w:rPr>
+            </w:pPr>
+            <w:r>
+              <w:rPr>
+                <w:rFonts w:cs="Times New Roman"/>
+              </w:rPr>
+              <w:t>Medium Impact</w:t>
+            </w:r>
+          </w:p>
+        </w:tc>
+        <w:tc>
+          <w:tcPr>
+            <w:tcW w:w="1558" w:type="dxa"/>
+          </w:tcPr>
+          <w:p>
+            <w:pPr>
+              <w:spacing w:line="360" w:lineRule="auto"/>
+              <w:rPr>
+                <w:rFonts w:cs="Times New Roman"/>
+              </w:rPr>
+            </w:pPr>
+            <w:r>
+              <w:rPr>
+                <w:rFonts w:cs="Times New Roman"/>
+              </w:rPr>
+              <w:t>Low</w:t>
+            </w:r>
+          </w:p>
+        </w:tc>
+        <w:tc>
+          <w:tcPr>
+            <w:tcW w:w="1558" w:type="dxa"/>
+          </w:tcPr>
+          <w:p>
+            <w:pPr>
+              <w:spacing w:line="360" w:lineRule="auto"/>
+              <w:rPr>
+                <w:rFonts w:cs="Times New Roman"/>
+              </w:rPr>
+            </w:pPr>
+            <w:r>
+              <w:rPr>
+                <w:rFonts w:cs="Times New Roman"/>
+              </w:rPr>
+              <w:t>Low</w:t>
+            </w:r>
+          </w:p>
+        </w:tc>
+        <w:tc>
+          <w:tcPr>
+            <w:tcW w:w="1558" w:type="dxa"/>
+          </w:tcPr>
+          <w:p>
+            <w:pPr>
+              <w:spacing w:line="360" w:lineRule="auto"/>
+              <w:rPr>
+                <w:rFonts w:cs="Times New Roman"/>
+              </w:rPr>
+            </w:pPr>
+            <w:r>
+              <w:rPr>
+                <w:rFonts w:cs="Times New Roman"/>
+              </w:rPr>
+              <w:t>Medium</w:t>
+            </w:r>
+          </w:p>
+        </w:tc>
+        <w:tc>
+          <w:tcPr>
+            <w:tcW w:w="1559" w:type="dxa"/>
+          </w:tcPr>
+          <w:p>
+            <w:pPr>
+              <w:spacing w:line="360" w:lineRule="auto"/>
+              <w:rPr>
+                <w:rFonts w:cs="Times New Roman"/>
+              </w:rPr>
+            </w:pPr>
+            <w:r>
+              <w:rPr>
+                <w:rFonts w:cs="Times New Roman"/>
+              </w:rPr>
+              <w:t>High</w:t>
+            </w:r>
+          </w:p>
+        </w:tc>
+        <w:tc>
+          <w:tcPr>
+            <w:tcW w:w="1559" w:type="dxa"/>
+          </w:tcPr>
+          <w:p>
+            <w:pPr>
+              <w:spacing w:line="360" w:lineRule="auto"/>
+              <w:rPr>
+                <w:rFonts w:cs="Times New Roman"/>
+              </w:rPr>
+            </w:pPr>
+            <w:r>
+              <w:rPr>
+                <w:rFonts w:cs="Times New Roman"/>
+              </w:rPr>
+              <w:t>High</w:t>
+            </w:r>
+          </w:p>
+        </w:tc>
+      </w:tr>
+      <w:tr>
+        <w:tc>
+          <w:tcPr>
+            <w:tcW w:w="1558" w:type="dxa"/>
+          </w:tcPr>
+          <w:p>
+            <w:pPr>
+              <w:spacing w:line="360" w:lineRule="auto"/>
+              <w:rPr>
+                <w:rFonts w:cs="Times New Roman"/>
+              </w:rPr>
+            </w:pPr>
+            <w:r>
+              <w:rPr>
+                <w:rFonts w:cs="Times New Roman"/>
+              </w:rPr>
+              <w:t>Low Impact</w:t>
+            </w:r>
+          </w:p>
+        </w:tc>
+        <w:tc>
+          <w:tcPr>
+            <w:tcW w:w="1558" w:type="dxa"/>
+          </w:tcPr>
+          <w:p>
+            <w:pPr>
+              <w:spacing w:line="360" w:lineRule="auto"/>
+              <w:rPr>
+                <w:rFonts w:cs="Times New Roman"/>
+              </w:rPr>
+            </w:pPr>
+            <w:r>
+              <w:rPr>
+                <w:rFonts w:cs="Times New Roman"/>
+              </w:rPr>
+              <w:t>Low</w:t>
+            </w:r>
+          </w:p>
+        </w:tc>
+        <w:tc>
+          <w:tcPr>
+            <w:tcW w:w="1558" w:type="dxa"/>
+          </w:tcPr>
+          <w:p>
+            <w:pPr>
+              <w:spacing w:line="360" w:lineRule="auto"/>
+              <w:rPr>
+                <w:rFonts w:cs="Times New Roman"/>
+              </w:rPr>
+            </w:pPr>
+            <w:r>
+              <w:rPr>
+                <w:rFonts w:cs="Times New Roman"/>
+              </w:rPr>
+              <w:t>Low</w:t>
+            </w:r>
+          </w:p>
+        </w:tc>
+        <w:tc>
+          <w:tcPr>
+            <w:tcW w:w="1558" w:type="dxa"/>
+          </w:tcPr>
+          <w:p>
+            <w:pPr>
+              <w:spacing w:line="360" w:lineRule="auto"/>
+              <w:rPr>
+                <w:rFonts w:cs="Times New Roman"/>
+              </w:rPr>
+            </w:pPr>
+            <w:r>
+              <w:rPr>
+                <w:rFonts w:cs="Times New Roman"/>
+              </w:rPr>
+              <w:t>Low</w:t>
+            </w:r>
+          </w:p>
+        </w:tc>
+        <w:tc>
+          <w:tcPr>
+            <w:tcW w:w="1559" w:type="dxa"/>
+          </w:tcPr>
+          <w:p>
+            <w:pPr>
+              <w:spacing w:line="360" w:lineRule="auto"/>
+              <w:rPr>
+                <w:rFonts w:cs="Times New Roman"/>
+              </w:rPr>
+            </w:pPr>
+            <w:r>
+              <w:rPr>
+                <w:rFonts w:cs="Times New Roman"/>
+              </w:rPr>
+              <w:t>Medium</w:t>
+            </w:r>
+          </w:p>
+        </w:tc>
+        <w:tc>
+          <w:tcPr>
+            <w:tcW w:w="1559" w:type="dxa"/>
+          </w:tcPr>
+          <w:p>
+            <w:pPr>
+              <w:spacing w:line="360" w:lineRule="auto"/>
+              <w:rPr>
+                <w:rFonts w:cs="Times New Roman"/>
+              </w:rPr>
+            </w:pPr>
+            <w:r>
+              <w:rPr>
+                <w:rFonts w:cs="Times New Roman"/>
+              </w:rPr>
+              <w:t>Medium</w:t>
+            </w:r>
+          </w:p>
+        </w:tc>
+      </w:tr>
+    </w:tbl>
+    <w:p>
+      <w:pPr>
+        <w:spacing w:line="360" w:lineRule="auto"/>
+        <w:rPr>
+          <w:rFonts w:cs="Times New Roman"/>
+        </w:rPr>
+      </w:pPr>
+    </w:p>
+    <w:p>
+      <w:pPr>
+        <w:spacing w:line="360" w:lineRule="auto"/>
+        <w:rPr>
+          <w:rFonts w:cs="Times New Roman"/>
+        </w:rPr>
+      </w:pPr>
+      <w:r>
+        <w:rPr>
+          <w:rFonts w:cs="Times New Roman"/>
+        </w:rPr>
+        <w:t>High and Extreme risks (such as Scope Creep, PDPA Non-Compliance) are reviewed weekly, but not just any time, and must be responded to through documentation prior to the next stand-up. Risks rated Medium are reviewed at each milestone. Low risk events: events are monitored passively and reassessed when conditions change.</w:t>
+      </w:r>
+    </w:p>
+    <w:p/>
     <w:p>
       <w:pPr>
         <w:pStyle w:val="Heading2"/>
@@ -3986,6 +8643,839 @@
     </w:p>
     <w:p/>
     <w:p>
+      <w:pPr>
+        <w:spacing w:line="360" w:lineRule="auto"/>
+        <w:rPr>
+          <w:rFonts w:cs="Times New Roman"/>
+        </w:rPr>
+      </w:pPr>
+      <w:r>
+        <w:rPr>
+          <w:rFonts w:cs="Times New Roman"/>
+        </w:rPr>
+        <w:t>A stakeholder management strategy was created for each team member from the analysis of the stakeholders' influence and interest.</w:t>
+      </w:r>
+    </w:p>
+    <w:p>
+      <w:pPr>
+        <w:spacing w:line="360" w:lineRule="auto"/>
+        <w:rPr>
+          <w:rFonts w:cs="Times New Roman"/>
+        </w:rPr>
+      </w:pPr>
+    </w:p>
+    <w:p>
+      <w:pPr>
+        <w:spacing w:line="360" w:lineRule="auto"/>
+        <w:rPr>
+          <w:rFonts w:cs="Times New Roman"/>
+        </w:rPr>
+      </w:pPr>
+      <w:r>
+        <w:rPr>
+          <w:rFonts w:cs="Times New Roman"/>
+        </w:rPr>
+        <w:t>Stakeholder Power/Interest Matrix:</w:t>
+      </w:r>
+    </w:p>
+    <w:tbl>
+      <w:tblPr>
+        <w:tblStyle w:val="TableGrid"/>
+        <w:tblW w:w="0" w:type="auto"/>
+        <w:tblLook w:val="04A0" w:firstRow="1" w:lastRow="0" w:firstColumn="1" w:lastColumn="0" w:noHBand="0" w:noVBand="1"/>
+      </w:tblPr>
+      <w:tblGrid>
+        <w:gridCol w:w="1870"/>
+        <w:gridCol w:w="1870"/>
+        <w:gridCol w:w="1870"/>
+        <w:gridCol w:w="1870"/>
+        <w:gridCol w:w="1870"/>
+      </w:tblGrid>
+      <w:tr>
+        <w:tc>
+          <w:tcPr>
+            <w:tcW w:w="1870" w:type="dxa"/>
+          </w:tcPr>
+          <w:p>
+            <w:pPr>
+              <w:spacing w:line="360" w:lineRule="auto"/>
+              <w:rPr>
+                <w:rFonts w:cs="Times New Roman"/>
+              </w:rPr>
+            </w:pPr>
+            <w:r>
+              <w:rPr>
+                <w:rFonts w:cs="Times New Roman"/>
+              </w:rPr>
+              <w:t>Stakeholder Strategy</w:t>
+            </w:r>
+          </w:p>
+        </w:tc>
+        <w:tc>
+          <w:tcPr>
+            <w:tcW w:w="1870" w:type="dxa"/>
+          </w:tcPr>
+          <w:p>
+            <w:pPr>
+              <w:spacing w:line="360" w:lineRule="auto"/>
+              <w:rPr>
+                <w:rFonts w:cs="Times New Roman"/>
+              </w:rPr>
+            </w:pPr>
+            <w:r>
+              <w:rPr>
+                <w:rFonts w:cs="Times New Roman"/>
+              </w:rPr>
+              <w:t>Interest</w:t>
+            </w:r>
+          </w:p>
+        </w:tc>
+        <w:tc>
+          <w:tcPr>
+            <w:tcW w:w="1870" w:type="dxa"/>
+          </w:tcPr>
+          <w:p>
+            <w:pPr>
+              <w:spacing w:line="360" w:lineRule="auto"/>
+              <w:rPr>
+                <w:rFonts w:cs="Times New Roman"/>
+              </w:rPr>
+            </w:pPr>
+            <w:r>
+              <w:rPr>
+                <w:rFonts w:cs="Times New Roman"/>
+              </w:rPr>
+              <w:t>Influence</w:t>
+            </w:r>
+          </w:p>
+        </w:tc>
+        <w:tc>
+          <w:tcPr>
+            <w:tcW w:w="1870" w:type="dxa"/>
+          </w:tcPr>
+          <w:p>
+            <w:pPr>
+              <w:spacing w:line="360" w:lineRule="auto"/>
+              <w:rPr>
+                <w:rFonts w:cs="Times New Roman"/>
+              </w:rPr>
+            </w:pPr>
+            <w:r>
+              <w:rPr>
+                <w:rFonts w:cs="Times New Roman"/>
+              </w:rPr>
+              <w:t>Quadrant</w:t>
+            </w:r>
+          </w:p>
+        </w:tc>
+        <w:tc>
+          <w:tcPr>
+            <w:tcW w:w="1870" w:type="dxa"/>
+          </w:tcPr>
+          <w:p>
+            <w:pPr>
+              <w:spacing w:line="360" w:lineRule="auto"/>
+              <w:rPr>
+                <w:rFonts w:cs="Times New Roman"/>
+              </w:rPr>
+            </w:pPr>
+            <w:r>
+              <w:rPr>
+                <w:rFonts w:cs="Times New Roman"/>
+              </w:rPr>
+              <w:t>Management Strategy</w:t>
+            </w:r>
+          </w:p>
+        </w:tc>
+      </w:tr>
+      <w:tr>
+        <w:tc>
+          <w:tcPr>
+            <w:tcW w:w="1870" w:type="dxa"/>
+          </w:tcPr>
+          <w:p>
+            <w:pPr>
+              <w:spacing w:line="360" w:lineRule="auto"/>
+              <w:rPr>
+                <w:rFonts w:cs="Times New Roman"/>
+              </w:rPr>
+            </w:pPr>
+            <w:r>
+              <w:rPr>
+                <w:rFonts w:cs="Times New Roman"/>
+                <w:color w:val="444444"/>
+              </w:rPr>
+              <w:t>Seetha Letchumi (Lecturer)</w:t>
+            </w:r>
+          </w:p>
+        </w:tc>
+        <w:tc>
+          <w:tcPr>
+            <w:tcW w:w="1870" w:type="dxa"/>
+          </w:tcPr>
+          <w:p>
+            <w:pPr>
+              <w:spacing w:line="360" w:lineRule="auto"/>
+              <w:rPr>
+                <w:rFonts w:cs="Times New Roman"/>
+              </w:rPr>
+            </w:pPr>
+            <w:r>
+              <w:rPr>
+                <w:rFonts w:cs="Times New Roman"/>
+              </w:rPr>
+              <w:t>High</w:t>
+            </w:r>
+          </w:p>
+        </w:tc>
+        <w:tc>
+          <w:tcPr>
+            <w:tcW w:w="1870" w:type="dxa"/>
+          </w:tcPr>
+          <w:p>
+            <w:pPr>
+              <w:spacing w:line="360" w:lineRule="auto"/>
+              <w:rPr>
+                <w:rFonts w:cs="Times New Roman"/>
+              </w:rPr>
+            </w:pPr>
+            <w:r>
+              <w:rPr>
+                <w:rFonts w:cs="Times New Roman"/>
+              </w:rPr>
+              <w:t>High</w:t>
+            </w:r>
+          </w:p>
+        </w:tc>
+        <w:tc>
+          <w:tcPr>
+            <w:tcW w:w="1870" w:type="dxa"/>
+          </w:tcPr>
+          <w:p>
+            <w:pPr>
+              <w:spacing w:line="360" w:lineRule="auto"/>
+              <w:rPr>
+                <w:rFonts w:cs="Times New Roman"/>
+              </w:rPr>
+            </w:pPr>
+            <w:r>
+              <w:rPr>
+                <w:rFonts w:cs="Times New Roman"/>
+              </w:rPr>
+              <w:t>Manage Closely</w:t>
+            </w:r>
+          </w:p>
+        </w:tc>
+        <w:tc>
+          <w:tcPr>
+            <w:tcW w:w="1870" w:type="dxa"/>
+          </w:tcPr>
+          <w:p>
+            <w:pPr>
+              <w:spacing w:line="360" w:lineRule="auto"/>
+              <w:rPr>
+                <w:rFonts w:cs="Times New Roman"/>
+              </w:rPr>
+            </w:pPr>
+            <w:proofErr w:type="spellStart"/>
+            <w:r>
+              <w:rPr>
+                <w:rFonts w:cs="Times New Roman"/>
+              </w:rPr>
+              <w:t>Mijala</w:t>
+            </w:r>
+            <w:proofErr w:type="spellEnd"/>
+          </w:p>
+          <w:p>
+            <w:pPr>
+              <w:spacing w:line="360" w:lineRule="auto"/>
+              <w:rPr>
+                <w:rFonts w:cs="Times New Roman"/>
+              </w:rPr>
+            </w:pPr>
+          </w:p>
+          <w:p>
+            <w:pPr>
+              <w:spacing w:line="360" w:lineRule="auto"/>
+              <w:rPr>
+                <w:rFonts w:cs="Times New Roman"/>
+              </w:rPr>
+            </w:pPr>
+            <w:r>
+              <w:rPr>
+                <w:rFonts w:cs="Times New Roman"/>
+              </w:rPr>
+              <w:t>Strategy: Give structured summaries of milestones at the end of Weeks 4, 8 and 12. Ask a signature at each stage. Please reply to all feedback within 48 hours. Conduct face-to-face consultation at the 7th point of the project review.</w:t>
+            </w:r>
+          </w:p>
+          <w:p>
+            <w:pPr>
+              <w:spacing w:line="360" w:lineRule="auto"/>
+              <w:rPr>
+                <w:rFonts w:cs="Times New Roman"/>
+              </w:rPr>
+            </w:pPr>
+          </w:p>
+        </w:tc>
+      </w:tr>
+      <w:tr>
+        <w:tc>
+          <w:tcPr>
+            <w:tcW w:w="1870" w:type="dxa"/>
+          </w:tcPr>
+          <w:p>
+            <w:pPr>
+              <w:spacing w:line="360" w:lineRule="auto"/>
+              <w:rPr>
+                <w:rFonts w:cs="Times New Roman"/>
+              </w:rPr>
+            </w:pPr>
+            <w:r>
+              <w:rPr>
+                <w:rFonts w:cs="Times New Roman"/>
+              </w:rPr>
+              <w:t xml:space="preserve">Team Members (3)           </w:t>
+            </w:r>
+          </w:p>
+        </w:tc>
+        <w:tc>
+          <w:tcPr>
+            <w:tcW w:w="1870" w:type="dxa"/>
+          </w:tcPr>
+          <w:p>
+            <w:pPr>
+              <w:spacing w:line="360" w:lineRule="auto"/>
+              <w:rPr>
+                <w:rFonts w:cs="Times New Roman"/>
+              </w:rPr>
+            </w:pPr>
+            <w:r>
+              <w:rPr>
+                <w:rFonts w:cs="Times New Roman"/>
+              </w:rPr>
+              <w:t>High</w:t>
+            </w:r>
+          </w:p>
+        </w:tc>
+        <w:tc>
+          <w:tcPr>
+            <w:tcW w:w="1870" w:type="dxa"/>
+          </w:tcPr>
+          <w:p>
+            <w:pPr>
+              <w:spacing w:line="360" w:lineRule="auto"/>
+              <w:rPr>
+                <w:rFonts w:cs="Times New Roman"/>
+              </w:rPr>
+            </w:pPr>
+            <w:r>
+              <w:rPr>
+                <w:rFonts w:cs="Times New Roman"/>
+              </w:rPr>
+              <w:t>High</w:t>
+            </w:r>
+          </w:p>
+        </w:tc>
+        <w:tc>
+          <w:tcPr>
+            <w:tcW w:w="1870" w:type="dxa"/>
+          </w:tcPr>
+          <w:p>
+            <w:pPr>
+              <w:spacing w:line="360" w:lineRule="auto"/>
+              <w:rPr>
+                <w:rFonts w:cs="Times New Roman"/>
+              </w:rPr>
+            </w:pPr>
+            <w:r>
+              <w:rPr>
+                <w:rFonts w:cs="Times New Roman"/>
+              </w:rPr>
+              <w:t>Manage Closely</w:t>
+            </w:r>
+          </w:p>
+        </w:tc>
+        <w:tc>
+          <w:tcPr>
+            <w:tcW w:w="1870" w:type="dxa"/>
+          </w:tcPr>
+          <w:p>
+            <w:pPr>
+              <w:spacing w:after="160" w:line="360" w:lineRule="auto"/>
+              <w:rPr>
+                <w:rFonts w:cs="Times New Roman"/>
+              </w:rPr>
+            </w:pPr>
+            <w:r>
+              <w:rPr>
+                <w:rFonts w:cs="Times New Roman"/>
+              </w:rPr>
+              <w:t>Anjana</w:t>
+            </w:r>
+          </w:p>
+          <w:p>
+            <w:pPr>
+              <w:spacing w:line="360" w:lineRule="auto"/>
+              <w:rPr>
+                <w:rFonts w:cs="Times New Roman"/>
+              </w:rPr>
+            </w:pPr>
+            <w:r>
+              <w:rPr>
+                <w:rFonts w:cs="Times New Roman"/>
+              </w:rPr>
+              <w:t>Strategy: Conduct weekly Monday stand-ups (30 mins). Keep a shared Trello board and have the status of tasks updated in real time. Respond to address blockers within 24 hours. Reward milestone achievements to keep morale and engagement high.</w:t>
+            </w:r>
+          </w:p>
+          <w:p>
+            <w:pPr>
+              <w:spacing w:line="360" w:lineRule="auto"/>
+              <w:rPr>
+                <w:rFonts w:cs="Times New Roman"/>
+              </w:rPr>
+            </w:pPr>
+          </w:p>
+        </w:tc>
+      </w:tr>
+      <w:tr>
+        <w:tc>
+          <w:tcPr>
+            <w:tcW w:w="1870" w:type="dxa"/>
+          </w:tcPr>
+          <w:p>
+            <w:pPr>
+              <w:spacing w:line="360" w:lineRule="auto"/>
+              <w:rPr>
+                <w:rFonts w:cs="Times New Roman"/>
+              </w:rPr>
+            </w:pPr>
+            <w:r>
+              <w:rPr>
+                <w:rFonts w:cs="Times New Roman"/>
+              </w:rPr>
+              <w:t xml:space="preserve">UAT Participants (5+ </w:t>
+            </w:r>
+            <w:proofErr w:type="gramStart"/>
+            <w:r>
+              <w:rPr>
+                <w:rFonts w:cs="Times New Roman"/>
+              </w:rPr>
+              <w:t xml:space="preserve">users)  </w:t>
+            </w:r>
+            <w:r>
+              <w:rPr>
+                <w:rFonts w:cs="Times New Roman"/>
+              </w:rPr>
+              <w:t xml:space="preserve"> </w:t>
+            </w:r>
+            <w:proofErr w:type="gramEnd"/>
+            <w:r>
+              <w:rPr>
+                <w:rFonts w:cs="Times New Roman"/>
+              </w:rPr>
+              <w:t xml:space="preserve">    </w:t>
+            </w:r>
+          </w:p>
+        </w:tc>
+        <w:tc>
+          <w:tcPr>
+            <w:tcW w:w="1870" w:type="dxa"/>
+          </w:tcPr>
+          <w:p>
+            <w:pPr>
+              <w:spacing w:line="360" w:lineRule="auto"/>
+              <w:rPr>
+                <w:rFonts w:cs="Times New Roman"/>
+              </w:rPr>
+            </w:pPr>
+            <w:r>
+              <w:rPr>
+                <w:rFonts w:cs="Times New Roman"/>
+              </w:rPr>
+              <w:t>Medium</w:t>
+            </w:r>
+          </w:p>
+        </w:tc>
+        <w:tc>
+          <w:tcPr>
+            <w:tcW w:w="1870" w:type="dxa"/>
+          </w:tcPr>
+          <w:p>
+            <w:pPr>
+              <w:spacing w:line="360" w:lineRule="auto"/>
+              <w:rPr>
+                <w:rFonts w:cs="Times New Roman"/>
+              </w:rPr>
+            </w:pPr>
+            <w:r>
+              <w:rPr>
+                <w:rFonts w:cs="Times New Roman"/>
+              </w:rPr>
+              <w:t>Low</w:t>
+            </w:r>
+          </w:p>
+        </w:tc>
+        <w:tc>
+          <w:tcPr>
+            <w:tcW w:w="1870" w:type="dxa"/>
+          </w:tcPr>
+          <w:p>
+            <w:pPr>
+              <w:spacing w:line="360" w:lineRule="auto"/>
+              <w:rPr>
+                <w:rFonts w:cs="Times New Roman"/>
+              </w:rPr>
+            </w:pPr>
+            <w:r>
+              <w:rPr>
+                <w:rFonts w:cs="Times New Roman"/>
+              </w:rPr>
+              <w:t>Keep Informed</w:t>
+            </w:r>
+          </w:p>
+        </w:tc>
+        <w:tc>
+          <w:tcPr>
+            <w:tcW w:w="1870" w:type="dxa"/>
+          </w:tcPr>
+          <w:p>
+            <w:pPr>
+              <w:spacing w:line="360" w:lineRule="auto"/>
+              <w:rPr>
+                <w:rFonts w:cs="Times New Roman"/>
+              </w:rPr>
+            </w:pPr>
+            <w:proofErr w:type="spellStart"/>
+            <w:r>
+              <w:rPr>
+                <w:rFonts w:cs="Times New Roman"/>
+              </w:rPr>
+              <w:t>Sailabee</w:t>
+            </w:r>
+            <w:proofErr w:type="spellEnd"/>
+            <w:r>
+              <w:rPr>
+                <w:rFonts w:cs="Times New Roman"/>
+              </w:rPr>
+              <w:t xml:space="preserve">  </w:t>
+            </w:r>
+          </w:p>
+          <w:p>
+            <w:pPr>
+              <w:spacing w:line="360" w:lineRule="auto"/>
+              <w:rPr>
+                <w:rFonts w:cs="Times New Roman"/>
+              </w:rPr>
+            </w:pPr>
+          </w:p>
+          <w:p>
+            <w:pPr>
+              <w:spacing w:line="360" w:lineRule="auto"/>
+              <w:rPr>
+                <w:rFonts w:cs="Times New Roman"/>
+              </w:rPr>
+            </w:pPr>
+            <w:r>
+              <w:rPr>
+                <w:rFonts w:cs="Times New Roman"/>
+              </w:rPr>
+              <w:t>Strategy: Recruit participants by Week 12 through personal network. Give explicit UAT instructions and a Google Form feedback form. Provide an overview of the modification(s) implemented based on their feedback. Recognize their involvement in the final report.</w:t>
+            </w:r>
+          </w:p>
+          <w:p>
+            <w:pPr>
+              <w:spacing w:line="360" w:lineRule="auto"/>
+              <w:rPr>
+                <w:rFonts w:cs="Times New Roman"/>
+              </w:rPr>
+            </w:pPr>
+          </w:p>
+        </w:tc>
+      </w:tr>
+      <w:tr>
+        <w:tc>
+          <w:tcPr>
+            <w:tcW w:w="1870" w:type="dxa"/>
+          </w:tcPr>
+          <w:p>
+            <w:pPr>
+              <w:spacing w:line="360" w:lineRule="auto"/>
+              <w:rPr>
+                <w:rFonts w:cs="Times New Roman"/>
+              </w:rPr>
+            </w:pPr>
+            <w:r>
+              <w:rPr>
+                <w:rFonts w:cs="Times New Roman"/>
+              </w:rPr>
+              <w:t>Potential NGO Partners</w:t>
+            </w:r>
+          </w:p>
+        </w:tc>
+        <w:tc>
+          <w:tcPr>
+            <w:tcW w:w="1870" w:type="dxa"/>
+          </w:tcPr>
+          <w:p>
+            <w:pPr>
+              <w:spacing w:line="360" w:lineRule="auto"/>
+              <w:rPr>
+                <w:rFonts w:cs="Times New Roman"/>
+              </w:rPr>
+            </w:pPr>
+            <w:r>
+              <w:rPr>
+                <w:rFonts w:cs="Times New Roman"/>
+              </w:rPr>
+              <w:t>Low</w:t>
+            </w:r>
+          </w:p>
+        </w:tc>
+        <w:tc>
+          <w:tcPr>
+            <w:tcW w:w="1870" w:type="dxa"/>
+          </w:tcPr>
+          <w:p>
+            <w:pPr>
+              <w:spacing w:line="360" w:lineRule="auto"/>
+              <w:rPr>
+                <w:rFonts w:cs="Times New Roman"/>
+              </w:rPr>
+            </w:pPr>
+            <w:r>
+              <w:rPr>
+                <w:rFonts w:cs="Times New Roman"/>
+              </w:rPr>
+              <w:t>Medium</w:t>
+            </w:r>
+          </w:p>
+        </w:tc>
+        <w:tc>
+          <w:tcPr>
+            <w:tcW w:w="1870" w:type="dxa"/>
+          </w:tcPr>
+          <w:p>
+            <w:pPr>
+              <w:spacing w:line="360" w:lineRule="auto"/>
+              <w:rPr>
+                <w:rFonts w:cs="Times New Roman"/>
+              </w:rPr>
+            </w:pPr>
+            <w:r>
+              <w:rPr>
+                <w:rFonts w:cs="Times New Roman"/>
+              </w:rPr>
+              <w:t>Keep Informed</w:t>
+            </w:r>
+          </w:p>
+        </w:tc>
+        <w:tc>
+          <w:tcPr>
+            <w:tcW w:w="1870" w:type="dxa"/>
+          </w:tcPr>
+          <w:p>
+            <w:pPr>
+              <w:spacing w:line="360" w:lineRule="auto"/>
+              <w:rPr>
+                <w:rFonts w:cs="Times New Roman"/>
+              </w:rPr>
+            </w:pPr>
+            <w:proofErr w:type="spellStart"/>
+            <w:r>
+              <w:rPr>
+                <w:rFonts w:cs="Times New Roman"/>
+              </w:rPr>
+              <w:t>Mijala</w:t>
+            </w:r>
+            <w:proofErr w:type="spellEnd"/>
+            <w:r>
+              <w:rPr>
+                <w:rFonts w:cs="Times New Roman"/>
+              </w:rPr>
+              <w:t>:</w:t>
+            </w:r>
+          </w:p>
+          <w:p>
+            <w:pPr>
+              <w:spacing w:line="360" w:lineRule="auto"/>
+              <w:rPr>
+                <w:rFonts w:cs="Times New Roman"/>
+              </w:rPr>
+            </w:pPr>
+            <w:r>
+              <w:rPr>
+                <w:rFonts w:cs="Times New Roman"/>
+              </w:rPr>
+              <w:t>Invite to Week 14 demo session if interest is expressed. Keep professional communications and take on any questions regarding the donation abilities of the platform promptly.</w:t>
+            </w:r>
+          </w:p>
+          <w:p>
+            <w:pPr>
+              <w:spacing w:line="360" w:lineRule="auto"/>
+              <w:rPr>
+                <w:rFonts w:cs="Times New Roman"/>
+              </w:rPr>
+            </w:pPr>
+          </w:p>
+        </w:tc>
+      </w:tr>
+      <w:tr>
+        <w:tc>
+          <w:tcPr>
+            <w:tcW w:w="1870" w:type="dxa"/>
+          </w:tcPr>
+          <w:p>
+            <w:pPr>
+              <w:spacing w:line="360" w:lineRule="auto"/>
+              <w:rPr>
+                <w:rFonts w:cs="Times New Roman"/>
+              </w:rPr>
+            </w:pPr>
+            <w:r>
+              <w:rPr>
+                <w:rFonts w:cs="Times New Roman"/>
+              </w:rPr>
+              <w:t>End Users (</w:t>
+            </w:r>
+            <w:r>
+              <w:rPr>
+                <w:rFonts w:cs="Times New Roman"/>
+              </w:rPr>
+              <w:t xml:space="preserve">Households)  </w:t>
+            </w:r>
+          </w:p>
+        </w:tc>
+        <w:tc>
+          <w:tcPr>
+            <w:tcW w:w="1870" w:type="dxa"/>
+          </w:tcPr>
+          <w:p>
+            <w:pPr>
+              <w:spacing w:line="360" w:lineRule="auto"/>
+              <w:rPr>
+                <w:rFonts w:cs="Times New Roman"/>
+              </w:rPr>
+            </w:pPr>
+            <w:r>
+              <w:rPr>
+                <w:rFonts w:cs="Times New Roman"/>
+              </w:rPr>
+              <w:t>High</w:t>
+            </w:r>
+          </w:p>
+        </w:tc>
+        <w:tc>
+          <w:tcPr>
+            <w:tcW w:w="1870" w:type="dxa"/>
+          </w:tcPr>
+          <w:p>
+            <w:pPr>
+              <w:spacing w:line="360" w:lineRule="auto"/>
+              <w:rPr>
+                <w:rFonts w:cs="Times New Roman"/>
+              </w:rPr>
+            </w:pPr>
+            <w:r>
+              <w:rPr>
+                <w:rFonts w:cs="Times New Roman"/>
+              </w:rPr>
+              <w:t>Low</w:t>
+            </w:r>
+          </w:p>
+        </w:tc>
+        <w:tc>
+          <w:tcPr>
+            <w:tcW w:w="1870" w:type="dxa"/>
+          </w:tcPr>
+          <w:p>
+            <w:pPr>
+              <w:spacing w:line="360" w:lineRule="auto"/>
+              <w:rPr>
+                <w:rFonts w:cs="Times New Roman"/>
+              </w:rPr>
+            </w:pPr>
+            <w:r>
+              <w:rPr>
+                <w:rFonts w:cs="Times New Roman"/>
+              </w:rPr>
+              <w:t>Keep Informed</w:t>
+            </w:r>
+          </w:p>
+        </w:tc>
+        <w:tc>
+          <w:tcPr>
+            <w:tcW w:w="1870" w:type="dxa"/>
+          </w:tcPr>
+          <w:p>
+            <w:pPr>
+              <w:spacing w:line="360" w:lineRule="auto"/>
+              <w:rPr>
+                <w:rFonts w:cs="Times New Roman"/>
+              </w:rPr>
+            </w:pPr>
+            <w:r>
+              <w:rPr>
+                <w:rFonts w:cs="Times New Roman"/>
+              </w:rPr>
+              <w:t>Anjana</w:t>
+            </w:r>
+          </w:p>
+          <w:p>
+            <w:pPr>
+              <w:spacing w:line="360" w:lineRule="auto"/>
+              <w:rPr>
+                <w:rFonts w:cs="Times New Roman"/>
+              </w:rPr>
+            </w:pPr>
+            <w:r>
+              <w:rPr>
+                <w:rFonts w:cs="Times New Roman"/>
+              </w:rPr>
+              <w:t>Strategy: Ensure intuitive onboarding; design the app with empathy for End Users (Households). Gather feedback throughout UAT. Communicate via in-app notifications. Create a quick FAQ and User Guide for the app help page.</w:t>
+            </w:r>
+          </w:p>
+          <w:p>
+            <w:pPr>
+              <w:spacing w:line="360" w:lineRule="auto"/>
+              <w:rPr>
+                <w:rFonts w:cs="Times New Roman"/>
+              </w:rPr>
+            </w:pPr>
+          </w:p>
+        </w:tc>
+      </w:tr>
+    </w:tbl>
+    <w:p>
+      <w:pPr>
+        <w:spacing w:line="360" w:lineRule="auto"/>
+        <w:rPr>
+          <w:rFonts w:cs="Times New Roman"/>
+        </w:rPr>
+      </w:pPr>
+    </w:p>
+    <w:p>
+      <w:pPr>
+        <w:spacing w:line="360" w:lineRule="auto"/>
+        <w:rPr>
+          <w:rFonts w:cs="Times New Roman"/>
+        </w:rPr>
+      </w:pPr>
+    </w:p>
+    <w:p>
+      <w:pPr>
+        <w:spacing w:line="360" w:lineRule="auto"/>
+        <w:rPr>
+          <w:rFonts w:cs="Times New Roman"/>
+        </w:rPr>
+      </w:pPr>
+      <w:r>
+        <w:rPr>
+          <w:rFonts w:cs="Times New Roman"/>
+        </w:rPr>
+        <w:t>The members of each team will be responsible to oversee stakeholders in their assigned quadrant. The Project Manager is responsible for keeping stakeholders happy and transferring un-resolved stakeholder issues to the lecturer as appropriate.</w:t>
+      </w:r>
+    </w:p>
+    <w:p>
       <w:r>
         <w:br w:type="page"/>
       </w:r>
@@ -4000,7 +9490,6 @@
       </w:pPr>
       <w:bookmarkStart w:id="13" w:name="_Toc234560779"/>
       <w:r>
-        <w:lastRenderedPageBreak/>
         <w:t>Conclusion</w:t>
       </w:r>
       <w:bookmarkEnd w:id="13"/>
@@ -4024,7 +9513,6 @@
       </w:pPr>
       <w:bookmarkStart w:id="14" w:name="_Toc234560780"/>
       <w:r>
-        <w:lastRenderedPageBreak/>
         <w:t>References</w:t>
       </w:r>
       <w:bookmarkEnd w:id="14"/>
@@ -4114,7 +9602,7 @@
 </file>
 
 <file path=word/endnotes.xml><?xml version="1.0" encoding="utf-8"?>
-<w:endnotes xmlns:wpc="http://schemas.microsoft.com/office/word/2010/wordprocessingCanvas" xmlns:cx="http://schemas.microsoft.com/office/drawing/2014/chartex" xmlns:cx1="http://schemas.microsoft.com/office/drawing/2015/9/8/chartex" xmlns:cx2="http://schemas.microsoft.com/office/drawing/2015/10/21/chartex" xmlns:cx3="http://schemas.microsoft.com/office/drawing/2016/5/9/chartex" xmlns:cx4="http://schemas.microsoft.com/office/drawing/2016/5/10/chartex" xmlns:cx5="http://schemas.microsoft.com/office/drawing/2016/5/11/chartex" xmlns:cx6="http://schemas.microsoft.com/office/drawing/2016/5/12/chartex" xmlns:cx7="http://schemas.microsoft.com/office/drawing/2016/5/13/chartex" xmlns:cx8="http://schemas.microsoft.com/office/drawing/2016/5/14/chartex" xmlns:mc="http://schemas.openxmlformats.org/markup-compatibility/2006" xmlns:aink="http://schemas.microsoft.com/office/drawing/2016/ink" xmlns:am3d="http://schemas.microsoft.com/office/drawing/2017/model3d" xmlns:o="urn:schemas-microsoft-com:office:office" xmlns:oel="http://schemas.microsoft.com/office/2019/extlst" xmlns:r="http://schemas.openxmlformats.org/officeDocument/2006/relationships" xmlns:m="http://schemas.openxmlformats.org/officeDocument/2006/math" xmlns:v="urn:schemas-microsoft-com:vml" xmlns:wp14="http://schemas.microsoft.com/office/word/2010/wordprocessingDrawing" xmlns:wp="http://schemas.openxmlformats.org/drawingml/2006/wordprocessingDrawing" xmlns:w10="urn:schemas-microsoft-com:office:word" xmlns:w="http://schemas.openxmlformats.org/wordprocessingml/2006/main" xmlns:w14="http://schemas.microsoft.com/office/word/2010/wordml" xmlns:w15="http://schemas.microsoft.com/office/word/2012/wordml" xmlns:w16cex="http://schemas.microsoft.com/office/word/2018/wordml/cex" xmlns:w16cid="http://schemas.microsoft.com/office/word/2016/wordml/cid" xmlns:w16="http://schemas.microsoft.com/office/word/2018/wordml" xmlns:w16du="http://schemas.microsoft.com/office/word/2023/wordml/word16du" xmlns:w16sdtdh="http://schemas.microsoft.com/office/word/2020/wordml/sdtdatahash" xmlns:w16sdtfl="http://schemas.microsoft.com/office/word/2024/wordml/sdtformatlock" xmlns:w16se="http://schemas.microsoft.com/office/word/2015/wordml/symex" xmlns:wpg="http://schemas.microsoft.com/office/word/2010/wordprocessingGroup" xmlns:wpi="http://schemas.microsoft.com/office/word/2010/wordprocessingInk" xmlns:wne="http://schemas.microsoft.com/office/word/2006/wordml" xmlns:wps="http://schemas.microsoft.com/office/word/2010/wordprocessingShape" mc:Ignorable="w14 w15 w16se w16cid w16 w16cex w16sdtdh w16sdtfl w16du wp14">
+<w:endnotes xmlns:wpc="http://schemas.microsoft.com/office/word/2010/wordprocessingCanvas" xmlns:cx="http://schemas.microsoft.com/office/drawing/2014/chartex" xmlns:cx1="http://schemas.microsoft.com/office/drawing/2015/9/8/chartex" xmlns:cx2="http://schemas.microsoft.com/office/drawing/2015/10/21/chartex" xmlns:cx3="http://schemas.microsoft.com/office/drawing/2016/5/9/chartex" xmlns:cx4="http://schemas.microsoft.com/office/drawing/2016/5/10/chartex" xmlns:cx5="http://schemas.microsoft.com/office/drawing/2016/5/11/chartex" xmlns:cx6="http://schemas.microsoft.com/office/drawing/2016/5/12/chartex" xmlns:cx7="http://schemas.microsoft.com/office/drawing/2016/5/13/chartex" xmlns:cx8="http://schemas.microsoft.com/office/drawing/2016/5/14/chartex" xmlns:mc="http://schemas.openxmlformats.org/markup-compatibility/2006" xmlns:aink="http://schemas.microsoft.com/office/drawing/2016/ink" xmlns:am3d="http://schemas.microsoft.com/office/drawing/2017/model3d" xmlns:o="urn:schemas-microsoft-com:office:office" xmlns:oel="http://schemas.microsoft.com/office/2019/extlst" xmlns:r="http://schemas.openxmlformats.org/officeDocument/2006/relationships" xmlns:m="http://schemas.openxmlformats.org/officeDocument/2006/math" xmlns:v="urn:schemas-microsoft-com:vml" xmlns:wp14="http://schemas.microsoft.com/office/word/2010/wordprocessingDrawing" xmlns:wp="http://schemas.openxmlformats.org/drawingml/2006/wordprocessingDrawing" xmlns:w10="urn:schemas-microsoft-com:office:word" xmlns:w="http://schemas.openxmlformats.org/wordprocessingml/2006/main" xmlns:w14="http://schemas.microsoft.com/office/word/2010/wordml" xmlns:w15="http://schemas.microsoft.com/office/word/2012/wordml" xmlns:w16cex="http://schemas.microsoft.com/office/word/2018/wordml/cex" xmlns:w16cid="http://schemas.microsoft.com/office/word/2016/wordml/cid" xmlns:w16="http://schemas.microsoft.com/office/word/2018/wordml" xmlns:w16du="http://schemas.microsoft.com/office/word/2023/wordml/word16du" xmlns:w16sdtdh="http://schemas.microsoft.com/office/word/2020/wordml/sdtdatahash" xmlns:w16se="http://schemas.microsoft.com/office/word/2015/wordml/symex" xmlns:wpg="http://schemas.microsoft.com/office/word/2010/wordprocessingGroup" xmlns:wpi="http://schemas.microsoft.com/office/word/2010/wordprocessingInk" xmlns:wne="http://schemas.microsoft.com/office/word/2006/wordml" xmlns:wps="http://schemas.microsoft.com/office/word/2010/wordprocessingShape" mc:Ignorable="w14 w15 w16se w16cid w16 w16cex w16sdtdh w16du wp14">
   <w:endnote w:type="separator" w:id="-1">
     <w:p>
       <w:pPr>
@@ -4139,7 +9627,7 @@
 </file>
 
 <file path=word/footer1.xml><?xml version="1.0" encoding="utf-8"?>
-<w:ftr xmlns:wpc="http://schemas.microsoft.com/office/word/2010/wordprocessingCanvas" xmlns:cx="http://schemas.microsoft.com/office/drawing/2014/chartex" xmlns:cx1="http://schemas.microsoft.com/office/drawing/2015/9/8/chartex" xmlns:cx2="http://schemas.microsoft.com/office/drawing/2015/10/21/chartex" xmlns:cx3="http://schemas.microsoft.com/office/drawing/2016/5/9/chartex" xmlns:cx4="http://schemas.microsoft.com/office/drawing/2016/5/10/chartex" xmlns:cx5="http://schemas.microsoft.com/office/drawing/2016/5/11/chartex" xmlns:cx6="http://schemas.microsoft.com/office/drawing/2016/5/12/chartex" xmlns:cx7="http://schemas.microsoft.com/office/drawing/2016/5/13/chartex" xmlns:cx8="http://schemas.microsoft.com/office/drawing/2016/5/14/chartex" xmlns:mc="http://schemas.openxmlformats.org/markup-compatibility/2006" xmlns:aink="http://schemas.microsoft.com/office/drawing/2016/ink" xmlns:am3d="http://schemas.microsoft.com/office/drawing/2017/model3d" xmlns:o="urn:schemas-microsoft-com:office:office" xmlns:oel="http://schemas.microsoft.com/office/2019/extlst" xmlns:r="http://schemas.openxmlformats.org/officeDocument/2006/relationships" xmlns:m="http://schemas.openxmlformats.org/officeDocument/2006/math" xmlns:v="urn:schemas-microsoft-com:vml" xmlns:wp14="http://schemas.microsoft.com/office/word/2010/wordprocessingDrawing" xmlns:wp="http://schemas.openxmlformats.org/drawingml/2006/wordprocessingDrawing" xmlns:w10="urn:schemas-microsoft-com:office:word" xmlns:w="http://schemas.openxmlformats.org/wordprocessingml/2006/main" xmlns:w14="http://schemas.microsoft.com/office/word/2010/wordml" xmlns:w15="http://schemas.microsoft.com/office/word/2012/wordml" xmlns:w16cex="http://schemas.microsoft.com/office/word/2018/wordml/cex" xmlns:w16cid="http://schemas.microsoft.com/office/word/2016/wordml/cid" xmlns:w16="http://schemas.microsoft.com/office/word/2018/wordml" xmlns:w16du="http://schemas.microsoft.com/office/word/2023/wordml/word16du" xmlns:w16sdtdh="http://schemas.microsoft.com/office/word/2020/wordml/sdtdatahash" xmlns:w16sdtfl="http://schemas.microsoft.com/office/word/2024/wordml/sdtformatlock" xmlns:w16se="http://schemas.microsoft.com/office/word/2015/wordml/symex" xmlns:wpg="http://schemas.microsoft.com/office/word/2010/wordprocessingGroup" xmlns:wpi="http://schemas.microsoft.com/office/word/2010/wordprocessingInk" xmlns:wne="http://schemas.microsoft.com/office/word/2006/wordml" xmlns:wps="http://schemas.microsoft.com/office/word/2010/wordprocessingShape" mc:Ignorable="w14 w15 w16se w16cid w16 w16cex w16sdtdh w16sdtfl w16du wp14">
+<w:ftr xmlns:wpc="http://schemas.microsoft.com/office/word/2010/wordprocessingCanvas" xmlns:cx="http://schemas.microsoft.com/office/drawing/2014/chartex" xmlns:cx1="http://schemas.microsoft.com/office/drawing/2015/9/8/chartex" xmlns:cx2="http://schemas.microsoft.com/office/drawing/2015/10/21/chartex" xmlns:cx3="http://schemas.microsoft.com/office/drawing/2016/5/9/chartex" xmlns:cx4="http://schemas.microsoft.com/office/drawing/2016/5/10/chartex" xmlns:cx5="http://schemas.microsoft.com/office/drawing/2016/5/11/chartex" xmlns:cx6="http://schemas.microsoft.com/office/drawing/2016/5/12/chartex" xmlns:cx7="http://schemas.microsoft.com/office/drawing/2016/5/13/chartex" xmlns:cx8="http://schemas.microsoft.com/office/drawing/2016/5/14/chartex" xmlns:mc="http://schemas.openxmlformats.org/markup-compatibility/2006" xmlns:aink="http://schemas.microsoft.com/office/drawing/2016/ink" xmlns:am3d="http://schemas.microsoft.com/office/drawing/2017/model3d" xmlns:o="urn:schemas-microsoft-com:office:office" xmlns:oel="http://schemas.microsoft.com/office/2019/extlst" xmlns:r="http://schemas.openxmlformats.org/officeDocument/2006/relationships" xmlns:m="http://schemas.openxmlformats.org/officeDocument/2006/math" xmlns:v="urn:schemas-microsoft-com:vml" xmlns:wp14="http://schemas.microsoft.com/office/word/2010/wordprocessingDrawing" xmlns:wp="http://schemas.openxmlformats.org/drawingml/2006/wordprocessingDrawing" xmlns:w10="urn:schemas-microsoft-com:office:word" xmlns:w="http://schemas.openxmlformats.org/wordprocessingml/2006/main" xmlns:w14="http://schemas.microsoft.com/office/word/2010/wordml" xmlns:w15="http://schemas.microsoft.com/office/word/2012/wordml" xmlns:w16cex="http://schemas.microsoft.com/office/word/2018/wordml/cex" xmlns:w16cid="http://schemas.microsoft.com/office/word/2016/wordml/cid" xmlns:w16="http://schemas.microsoft.com/office/word/2018/wordml" xmlns:w16du="http://schemas.microsoft.com/office/word/2023/wordml/word16du" xmlns:w16sdtdh="http://schemas.microsoft.com/office/word/2020/wordml/sdtdatahash" xmlns:w16se="http://schemas.microsoft.com/office/word/2015/wordml/symex" xmlns:wpg="http://schemas.microsoft.com/office/word/2010/wordprocessingGroup" xmlns:wpi="http://schemas.microsoft.com/office/word/2010/wordprocessingInk" xmlns:wne="http://schemas.microsoft.com/office/word/2006/wordml" xmlns:wps="http://schemas.microsoft.com/office/word/2010/wordprocessingShape" mc:Ignorable="w14 w15 w16se w16cid w16 w16cex w16sdtdh w16du wp14">
   <w:sdt>
     <w:sdtPr>
       <w:id w:val="-107738139"/>
@@ -4192,7 +9680,7 @@
 </file>
 
 <file path=word/footnotes.xml><?xml version="1.0" encoding="utf-8"?>
-<w:footnotes xmlns:wpc="http://schemas.microsoft.com/office/word/2010/wordprocessingCanvas" xmlns:cx="http://schemas.microsoft.com/office/drawing/2014/chartex" xmlns:cx1="http://schemas.microsoft.com/office/drawing/2015/9/8/chartex" xmlns:cx2="http://schemas.microsoft.com/office/drawing/2015/10/21/chartex" xmlns:cx3="http://schemas.microsoft.com/office/drawing/2016/5/9/chartex" xmlns:cx4="http://schemas.microsoft.com/office/drawing/2016/5/10/chartex" xmlns:cx5="http://schemas.microsoft.com/office/drawing/2016/5/11/chartex" xmlns:cx6="http://schemas.microsoft.com/office/drawing/2016/5/12/chartex" xmlns:cx7="http://schemas.microsoft.com/office/drawing/2016/5/13/chartex" xmlns:cx8="http://schemas.microsoft.com/office/drawing/2016/5/14/chartex" xmlns:mc="http://schemas.openxmlformats.org/markup-compatibility/2006" xmlns:aink="http://schemas.microsoft.com/office/drawing/2016/ink" xmlns:am3d="http://schemas.microsoft.com/office/drawing/2017/model3d" xmlns:o="urn:schemas-microsoft-com:office:office" xmlns:oel="http://schemas.microsoft.com/office/2019/extlst" xmlns:r="http://schemas.openxmlformats.org/officeDocument/2006/relationships" xmlns:m="http://schemas.openxmlformats.org/officeDocument/2006/math" xmlns:v="urn:schemas-microsoft-com:vml" xmlns:wp14="http://schemas.microsoft.com/office/word/2010/wordprocessingDrawing" xmlns:wp="http://schemas.openxmlformats.org/drawingml/2006/wordprocessingDrawing" xmlns:w10="urn:schemas-microsoft-com:office:word" xmlns:w="http://schemas.openxmlformats.org/wordprocessingml/2006/main" xmlns:w14="http://schemas.microsoft.com/office/word/2010/wordml" xmlns:w15="http://schemas.microsoft.com/office/word/2012/wordml" xmlns:w16cex="http://schemas.microsoft.com/office/word/2018/wordml/cex" xmlns:w16cid="http://schemas.microsoft.com/office/word/2016/wordml/cid" xmlns:w16="http://schemas.microsoft.com/office/word/2018/wordml" xmlns:w16du="http://schemas.microsoft.com/office/word/2023/wordml/word16du" xmlns:w16sdtdh="http://schemas.microsoft.com/office/word/2020/wordml/sdtdatahash" xmlns:w16sdtfl="http://schemas.microsoft.com/office/word/2024/wordml/sdtformatlock" xmlns:w16se="http://schemas.microsoft.com/office/word/2015/wordml/symex" xmlns:wpg="http://schemas.microsoft.com/office/word/2010/wordprocessingGroup" xmlns:wpi="http://schemas.microsoft.com/office/word/2010/wordprocessingInk" xmlns:wne="http://schemas.microsoft.com/office/word/2006/wordml" xmlns:wps="http://schemas.microsoft.com/office/word/2010/wordprocessingShape" mc:Ignorable="w14 w15 w16se w16cid w16 w16cex w16sdtdh w16sdtfl w16du wp14">
+<w:footnotes xmlns:wpc="http://schemas.microsoft.com/office/word/2010/wordprocessingCanvas" xmlns:cx="http://schemas.microsoft.com/office/drawing/2014/chartex" xmlns:cx1="http://schemas.microsoft.com/office/drawing/2015/9/8/chartex" xmlns:cx2="http://schemas.microsoft.com/office/drawing/2015/10/21/chartex" xmlns:cx3="http://schemas.microsoft.com/office/drawing/2016/5/9/chartex" xmlns:cx4="http://schemas.microsoft.com/office/drawing/2016/5/10/chartex" xmlns:cx5="http://schemas.microsoft.com/office/drawing/2016/5/11/chartex" xmlns:cx6="http://schemas.microsoft.com/office/drawing/2016/5/12/chartex" xmlns:cx7="http://schemas.microsoft.com/office/drawing/2016/5/13/chartex" xmlns:cx8="http://schemas.microsoft.com/office/drawing/2016/5/14/chartex" xmlns:mc="http://schemas.openxmlformats.org/markup-compatibility/2006" xmlns:aink="http://schemas.microsoft.com/office/drawing/2016/ink" xmlns:am3d="http://schemas.microsoft.com/office/drawing/2017/model3d" xmlns:o="urn:schemas-microsoft-com:office:office" xmlns:oel="http://schemas.microsoft.com/office/2019/extlst" xmlns:r="http://schemas.openxmlformats.org/officeDocument/2006/relationships" xmlns:m="http://schemas.openxmlformats.org/officeDocument/2006/math" xmlns:v="urn:schemas-microsoft-com:vml" xmlns:wp14="http://schemas.microsoft.com/office/word/2010/wordprocessingDrawing" xmlns:wp="http://schemas.openxmlformats.org/drawingml/2006/wordprocessingDrawing" xmlns:w10="urn:schemas-microsoft-com:office:word" xmlns:w="http://schemas.openxmlformats.org/wordprocessingml/2006/main" xmlns:w14="http://schemas.microsoft.com/office/word/2010/wordml" xmlns:w15="http://schemas.microsoft.com/office/word/2012/wordml" xmlns:w16cex="http://schemas.microsoft.com/office/word/2018/wordml/cex" xmlns:w16cid="http://schemas.microsoft.com/office/word/2016/wordml/cid" xmlns:w16="http://schemas.microsoft.com/office/word/2018/wordml" xmlns:w16du="http://schemas.microsoft.com/office/word/2023/wordml/word16du" xmlns:w16sdtdh="http://schemas.microsoft.com/office/word/2020/wordml/sdtdatahash" xmlns:w16se="http://schemas.microsoft.com/office/word/2015/wordml/symex" xmlns:wpg="http://schemas.microsoft.com/office/word/2010/wordprocessingGroup" xmlns:wpi="http://schemas.microsoft.com/office/word/2010/wordprocessingInk" xmlns:wne="http://schemas.microsoft.com/office/word/2006/wordml" xmlns:wps="http://schemas.microsoft.com/office/word/2010/wordprocessingShape" mc:Ignorable="w14 w15 w16se w16cid w16 w16cex w16sdtdh w16du wp14">
   <w:footnote w:type="separator" w:id="-1">
     <w:p>
       <w:pPr>
@@ -4217,7 +9705,7 @@
 </file>
 
 <file path=word/numbering.xml><?xml version="1.0" encoding="utf-8"?>
-<w:numbering xmlns:wpc="http://schemas.microsoft.com/office/word/2010/wordprocessingCanvas" xmlns:cx="http://schemas.microsoft.com/office/drawing/2014/chartex" xmlns:cx1="http://schemas.microsoft.com/office/drawing/2015/9/8/chartex" xmlns:cx2="http://schemas.microsoft.com/office/drawing/2015/10/21/chartex" xmlns:cx3="http://schemas.microsoft.com/office/drawing/2016/5/9/chartex" xmlns:cx4="http://schemas.microsoft.com/office/drawing/2016/5/10/chartex" xmlns:cx5="http://schemas.microsoft.com/office/drawing/2016/5/11/chartex" xmlns:cx6="http://schemas.microsoft.com/office/drawing/2016/5/12/chartex" xmlns:cx7="http://schemas.microsoft.com/office/drawing/2016/5/13/chartex" xmlns:cx8="http://schemas.microsoft.com/office/drawing/2016/5/14/chartex" xmlns:mc="http://schemas.openxmlformats.org/markup-compatibility/2006" xmlns:aink="http://schemas.microsoft.com/office/drawing/2016/ink" xmlns:am3d="http://schemas.microsoft.com/office/drawing/2017/model3d" xmlns:o="urn:schemas-microsoft-com:office:office" xmlns:oel="http://schemas.microsoft.com/office/2019/extlst" xmlns:r="http://schemas.openxmlformats.org/officeDocument/2006/relationships" xmlns:m="http://schemas.openxmlformats.org/officeDocument/2006/math" xmlns:v="urn:schemas-microsoft-com:vml" xmlns:wp14="http://schemas.microsoft.com/office/word/2010/wordprocessingDrawing" xmlns:wp="http://schemas.openxmlformats.org/drawingml/2006/wordprocessingDrawing" xmlns:w10="urn:schemas-microsoft-com:office:word" xmlns:w="http://schemas.openxmlformats.org/wordprocessingml/2006/main" xmlns:w14="http://schemas.microsoft.com/office/word/2010/wordml" xmlns:w15="http://schemas.microsoft.com/office/word/2012/wordml" xmlns:w16cex="http://schemas.microsoft.com/office/word/2018/wordml/cex" xmlns:w16cid="http://schemas.microsoft.com/office/word/2016/wordml/cid" xmlns:w16="http://schemas.microsoft.com/office/word/2018/wordml" xmlns:w16du="http://schemas.microsoft.com/office/word/2023/wordml/word16du" xmlns:w16sdtdh="http://schemas.microsoft.com/office/word/2020/wordml/sdtdatahash" xmlns:w16sdtfl="http://schemas.microsoft.com/office/word/2024/wordml/sdtformatlock" xmlns:w16se="http://schemas.microsoft.com/office/word/2015/wordml/symex" xmlns:wpg="http://schemas.microsoft.com/office/word/2010/wordprocessingGroup" xmlns:wpi="http://schemas.microsoft.com/office/word/2010/wordprocessingInk" xmlns:wne="http://schemas.microsoft.com/office/word/2006/wordml" xmlns:wps="http://schemas.microsoft.com/office/word/2010/wordprocessingShape" mc:Ignorable="w14 w15 w16se w16cid w16 w16cex w16sdtdh w16sdtfl w16du wp14">
+<w:numbering xmlns:wpc="http://schemas.microsoft.com/office/word/2010/wordprocessingCanvas" xmlns:cx="http://schemas.microsoft.com/office/drawing/2014/chartex" xmlns:cx1="http://schemas.microsoft.com/office/drawing/2015/9/8/chartex" xmlns:cx2="http://schemas.microsoft.com/office/drawing/2015/10/21/chartex" xmlns:cx3="http://schemas.microsoft.com/office/drawing/2016/5/9/chartex" xmlns:cx4="http://schemas.microsoft.com/office/drawing/2016/5/10/chartex" xmlns:cx5="http://schemas.microsoft.com/office/drawing/2016/5/11/chartex" xmlns:cx6="http://schemas.microsoft.com/office/drawing/2016/5/12/chartex" xmlns:cx7="http://schemas.microsoft.com/office/drawing/2016/5/13/chartex" xmlns:cx8="http://schemas.microsoft.com/office/drawing/2016/5/14/chartex" xmlns:mc="http://schemas.openxmlformats.org/markup-compatibility/2006" xmlns:aink="http://schemas.microsoft.com/office/drawing/2016/ink" xmlns:am3d="http://schemas.microsoft.com/office/drawing/2017/model3d" xmlns:o="urn:schemas-microsoft-com:office:office" xmlns:oel="http://schemas.microsoft.com/office/2019/extlst" xmlns:r="http://schemas.openxmlformats.org/officeDocument/2006/relationships" xmlns:m="http://schemas.openxmlformats.org/officeDocument/2006/math" xmlns:v="urn:schemas-microsoft-com:vml" xmlns:wp14="http://schemas.microsoft.com/office/word/2010/wordprocessingDrawing" xmlns:wp="http://schemas.openxmlformats.org/drawingml/2006/wordprocessingDrawing" xmlns:w10="urn:schemas-microsoft-com:office:word" xmlns:w="http://schemas.openxmlformats.org/wordprocessingml/2006/main" xmlns:w14="http://schemas.microsoft.com/office/word/2010/wordml" xmlns:w15="http://schemas.microsoft.com/office/word/2012/wordml" xmlns:w16cex="http://schemas.microsoft.com/office/word/2018/wordml/cex" xmlns:w16cid="http://schemas.microsoft.com/office/word/2016/wordml/cid" xmlns:w16="http://schemas.microsoft.com/office/word/2018/wordml" xmlns:w16du="http://schemas.microsoft.com/office/word/2023/wordml/word16du" xmlns:w16sdtdh="http://schemas.microsoft.com/office/word/2020/wordml/sdtdatahash" xmlns:w16se="http://schemas.microsoft.com/office/word/2015/wordml/symex" xmlns:wpg="http://schemas.microsoft.com/office/word/2010/wordprocessingGroup" xmlns:wpi="http://schemas.microsoft.com/office/word/2010/wordprocessingInk" xmlns:wne="http://schemas.microsoft.com/office/word/2006/wordml" xmlns:wps="http://schemas.microsoft.com/office/word/2010/wordprocessingShape" mc:Ignorable="w14 w15 w16se w16cid w16 w16cex w16sdtdh w16du wp14">
   <w:abstractNum w:abstractNumId="0" w15:restartNumberingAfterBreak="0">
     <w:nsid w:val="059C721A"/>
     <w:multiLevelType w:val="hybridMultilevel"/>
@@ -6565,7 +12053,7 @@
 </file>
 
 <file path=word/styles.xml><?xml version="1.0" encoding="utf-8"?>
-<w:styles xmlns:mc="http://schemas.openxmlformats.org/markup-compatibility/2006" xmlns:r="http://schemas.openxmlformats.org/officeDocument/2006/relationships" xmlns:w="http://schemas.openxmlformats.org/wordprocessingml/2006/main" xmlns:w14="http://schemas.microsoft.com/office/word/2010/wordml" xmlns:w15="http://schemas.microsoft.com/office/word/2012/wordml" xmlns:w16cex="http://schemas.microsoft.com/office/word/2018/wordml/cex" xmlns:w16cid="http://schemas.microsoft.com/office/word/2016/wordml/cid" xmlns:w16="http://schemas.microsoft.com/office/word/2018/wordml" xmlns:w16du="http://schemas.microsoft.com/office/word/2023/wordml/word16du" xmlns:w16sdtdh="http://schemas.microsoft.com/office/word/2020/wordml/sdtdatahash" xmlns:w16sdtfl="http://schemas.microsoft.com/office/word/2024/wordml/sdtformatlock" xmlns:w16se="http://schemas.microsoft.com/office/word/2015/wordml/symex" mc:Ignorable="w14 w15 w16se w16cid w16 w16cex w16sdtdh w16sdtfl w16du">
+<w:styles xmlns:mc="http://schemas.openxmlformats.org/markup-compatibility/2006" xmlns:r="http://schemas.openxmlformats.org/officeDocument/2006/relationships" xmlns:w="http://schemas.openxmlformats.org/wordprocessingml/2006/main" xmlns:w14="http://schemas.microsoft.com/office/word/2010/wordml" xmlns:w15="http://schemas.microsoft.com/office/word/2012/wordml" xmlns:w16cex="http://schemas.microsoft.com/office/word/2018/wordml/cex" xmlns:w16cid="http://schemas.microsoft.com/office/word/2016/wordml/cid" xmlns:w16="http://schemas.microsoft.com/office/word/2018/wordml" xmlns:w16du="http://schemas.microsoft.com/office/word/2023/wordml/word16du" xmlns:w16sdtdh="http://schemas.microsoft.com/office/word/2020/wordml/sdtdatahash" xmlns:w16se="http://schemas.microsoft.com/office/word/2015/wordml/symex" mc:Ignorable="w14 w15 w16se w16cid w16 w16cex w16sdtdh w16du">
   <w:docDefaults>
     <w:rPrDefault>
       <w:rPr>
@@ -7176,6 +12664,7 @@
   <w:style w:type="character" w:default="1" w:styleId="DefaultParagraphFont">
     <w:name w:val="Default Paragraph Font"/>
     <w:uiPriority w:val="1"/>
+    <w:semiHidden/>
     <w:unhideWhenUsed/>
   </w:style>
   <w:style w:type="table" w:default="1" w:styleId="TableNormal">
@@ -7662,6 +13151,11 @@
       <w:sz w:val="24"/>
     </w:rPr>
   </w:style>
+  <w:style w:type="character" w:customStyle="1" w:styleId="selectable-text">
+    <w:name w:val="selectable-text"/>
+    <w:basedOn w:val="DefaultParagraphFont"/>
+    <w:rsid w:val="004312FF"/>
+  </w:style>
 </w:styles>
 </file>
 

--- a/(BIT301)_Assignment1.docx
+++ b/(BIT301)_Assignment1.docx
@@ -1,6 +1,6 @@
 
 <file path=word/document.xml><?xml version="1.0" encoding="utf-8"?>
-<w:document xmlns:wpc="http://schemas.microsoft.com/office/word/2010/wordprocessingCanvas" xmlns:cx="http://schemas.microsoft.com/office/drawing/2014/chartex" xmlns:cx1="http://schemas.microsoft.com/office/drawing/2015/9/8/chartex" xmlns:cx2="http://schemas.microsoft.com/office/drawing/2015/10/21/chartex" xmlns:cx3="http://schemas.microsoft.com/office/drawing/2016/5/9/chartex" xmlns:cx4="http://schemas.microsoft.com/office/drawing/2016/5/10/chartex" xmlns:cx5="http://schemas.microsoft.com/office/drawing/2016/5/11/chartex" xmlns:cx6="http://schemas.microsoft.com/office/drawing/2016/5/12/chartex" xmlns:cx7="http://schemas.microsoft.com/office/drawing/2016/5/13/chartex" xmlns:cx8="http://schemas.microsoft.com/office/drawing/2016/5/14/chartex" xmlns:mc="http://schemas.openxmlformats.org/markup-compatibility/2006" xmlns:aink="http://schemas.microsoft.com/office/drawing/2016/ink" xmlns:am3d="http://schemas.microsoft.com/office/drawing/2017/model3d" xmlns:o="urn:schemas-microsoft-com:office:office" xmlns:oel="http://schemas.microsoft.com/office/2019/extlst" xmlns:r="http://schemas.openxmlformats.org/officeDocument/2006/relationships" xmlns:m="http://schemas.openxmlformats.org/officeDocument/2006/math" xmlns:v="urn:schemas-microsoft-com:vml" xmlns:wp14="http://schemas.microsoft.com/office/word/2010/wordprocessingDrawing" xmlns:wp="http://schemas.openxmlformats.org/drawingml/2006/wordprocessingDrawing" xmlns:w10="urn:schemas-microsoft-com:office:word" xmlns:w="http://schemas.openxmlformats.org/wordprocessingml/2006/main" xmlns:w14="http://schemas.microsoft.com/office/word/2010/wordml" xmlns:w15="http://schemas.microsoft.com/office/word/2012/wordml" xmlns:w16cex="http://schemas.microsoft.com/office/word/2018/wordml/cex" xmlns:w16cid="http://schemas.microsoft.com/office/word/2016/wordml/cid" xmlns:w16="http://schemas.microsoft.com/office/word/2018/wordml" xmlns:w16du="http://schemas.microsoft.com/office/word/2023/wordml/word16du" xmlns:w16sdtdh="http://schemas.microsoft.com/office/word/2020/wordml/sdtdatahash" xmlns:w16se="http://schemas.microsoft.com/office/word/2015/wordml/symex" xmlns:wpg="http://schemas.microsoft.com/office/word/2010/wordprocessingGroup" xmlns:wpi="http://schemas.microsoft.com/office/word/2010/wordprocessingInk" xmlns:wne="http://schemas.microsoft.com/office/word/2006/wordml" xmlns:wps="http://schemas.microsoft.com/office/word/2010/wordprocessingShape" mc:Ignorable="w14 w15 w16se w16cid w16 w16cex w16sdtdh w16du wp14">
+<w:document xmlns:wpc="http://schemas.microsoft.com/office/word/2010/wordprocessingCanvas" xmlns:cx="http://schemas.microsoft.com/office/drawing/2014/chartex" xmlns:cx1="http://schemas.microsoft.com/office/drawing/2015/9/8/chartex" xmlns:cx2="http://schemas.microsoft.com/office/drawing/2015/10/21/chartex" xmlns:cx3="http://schemas.microsoft.com/office/drawing/2016/5/9/chartex" xmlns:cx4="http://schemas.microsoft.com/office/drawing/2016/5/10/chartex" xmlns:cx5="http://schemas.microsoft.com/office/drawing/2016/5/11/chartex" xmlns:cx6="http://schemas.microsoft.com/office/drawing/2016/5/12/chartex" xmlns:cx7="http://schemas.microsoft.com/office/drawing/2016/5/13/chartex" xmlns:cx8="http://schemas.microsoft.com/office/drawing/2016/5/14/chartex" xmlns:mc="http://schemas.openxmlformats.org/markup-compatibility/2006" xmlns:aink="http://schemas.microsoft.com/office/drawing/2016/ink" xmlns:am3d="http://schemas.microsoft.com/office/drawing/2017/model3d" xmlns:o="urn:schemas-microsoft-com:office:office" xmlns:oel="http://schemas.microsoft.com/office/2019/extlst" xmlns:r="http://schemas.openxmlformats.org/officeDocument/2006/relationships" xmlns:m="http://schemas.openxmlformats.org/officeDocument/2006/math" xmlns:v="urn:schemas-microsoft-com:vml" xmlns:wp14="http://schemas.microsoft.com/office/word/2010/wordprocessingDrawing" xmlns:wp="http://schemas.openxmlformats.org/drawingml/2006/wordprocessingDrawing" xmlns:w10="urn:schemas-microsoft-com:office:word" xmlns:w="http://schemas.openxmlformats.org/wordprocessingml/2006/main" xmlns:w14="http://schemas.microsoft.com/office/word/2010/wordml" xmlns:w15="http://schemas.microsoft.com/office/word/2012/wordml" xmlns:w16cex="http://schemas.microsoft.com/office/word/2018/wordml/cex" xmlns:w16cid="http://schemas.microsoft.com/office/word/2016/wordml/cid" xmlns:w16="http://schemas.microsoft.com/office/word/2018/wordml" xmlns:w16du="http://schemas.microsoft.com/office/word/2023/wordml/word16du" xmlns:w16sdtdh="http://schemas.microsoft.com/office/word/2020/wordml/sdtdatahash" xmlns:w16sdtfl="http://schemas.microsoft.com/office/word/2024/wordml/sdtformatlock" xmlns:w16se="http://schemas.microsoft.com/office/word/2015/wordml/symex" xmlns:wpg="http://schemas.microsoft.com/office/word/2010/wordprocessingGroup" xmlns:wpi="http://schemas.microsoft.com/office/word/2010/wordprocessingInk" xmlns:wne="http://schemas.microsoft.com/office/word/2006/wordml" xmlns:wps="http://schemas.microsoft.com/office/word/2010/wordprocessingShape" mc:Ignorable="w14 w15 w16se w16cid w16 w16cex w16sdtdh w16sdtfl w16du wp14">
   <w:body>
     <w:p/>
     <w:sdt>
@@ -46,7 +46,7 @@
           <w:r>
             <w:fldChar w:fldCharType="separate"/>
           </w:r>
-          <w:hyperlink w:anchor="_Toc234560766" w:history="1">
+          <w:hyperlink w:anchor="_Toc234569434" w:history="1">
             <w:r>
               <w:rPr>
                 <w:rStyle w:val="Hyperlink"/>
@@ -88,7 +88,7 @@
                 <w:noProof/>
                 <w:webHidden/>
               </w:rPr>
-              <w:instrText xml:space="preserve"> PAGEREF _Toc234560766 \h </w:instrText>
+              <w:instrText xml:space="preserve"> PAGEREF _Toc234569434 \h </w:instrText>
             </w:r>
             <w:r>
               <w:rPr>
@@ -132,7 +132,7 @@
               <w:szCs w:val="21"/>
             </w:rPr>
           </w:pPr>
-          <w:hyperlink w:anchor="_Toc234560767" w:history="1">
+          <w:hyperlink w:anchor="_Toc234569435" w:history="1">
             <w:r>
               <w:rPr>
                 <w:rStyle w:val="Hyperlink"/>
@@ -174,7 +174,7 @@
                 <w:noProof/>
                 <w:webHidden/>
               </w:rPr>
-              <w:instrText xml:space="preserve"> PAGEREF _Toc234560767 \h </w:instrText>
+              <w:instrText xml:space="preserve"> PAGEREF _Toc234569435 \h </w:instrText>
             </w:r>
             <w:r>
               <w:rPr>
@@ -218,7 +218,7 @@
               <w:szCs w:val="21"/>
             </w:rPr>
           </w:pPr>
-          <w:hyperlink w:anchor="_Toc234560768" w:history="1">
+          <w:hyperlink w:anchor="_Toc234569436" w:history="1">
             <w:r>
               <w:rPr>
                 <w:rStyle w:val="Hyperlink"/>
@@ -260,7 +260,7 @@
                 <w:noProof/>
                 <w:webHidden/>
               </w:rPr>
-              <w:instrText xml:space="preserve"> PAGEREF _Toc234560768 \h </w:instrText>
+              <w:instrText xml:space="preserve"> PAGEREF _Toc234569436 \h </w:instrText>
             </w:r>
             <w:r>
               <w:rPr>
@@ -304,7 +304,7 @@
               <w:szCs w:val="21"/>
             </w:rPr>
           </w:pPr>
-          <w:hyperlink w:anchor="_Toc234560769" w:history="1">
+          <w:hyperlink w:anchor="_Toc234569437" w:history="1">
             <w:r>
               <w:rPr>
                 <w:rStyle w:val="Hyperlink"/>
@@ -346,7 +346,7 @@
                 <w:noProof/>
                 <w:webHidden/>
               </w:rPr>
-              <w:instrText xml:space="preserve"> PAGEREF _Toc234560769 \h </w:instrText>
+              <w:instrText xml:space="preserve"> PAGEREF _Toc234569437 \h </w:instrText>
             </w:r>
             <w:r>
               <w:rPr>
@@ -390,7 +390,7 @@
               <w:szCs w:val="21"/>
             </w:rPr>
           </w:pPr>
-          <w:hyperlink w:anchor="_Toc234560770" w:history="1">
+          <w:hyperlink w:anchor="_Toc234569438" w:history="1">
             <w:r>
               <w:rPr>
                 <w:rStyle w:val="Hyperlink"/>
@@ -432,7 +432,7 @@
                 <w:noProof/>
                 <w:webHidden/>
               </w:rPr>
-              <w:instrText xml:space="preserve"> PAGEREF _Toc234560770 \h </w:instrText>
+              <w:instrText xml:space="preserve"> PAGEREF _Toc234569438 \h </w:instrText>
             </w:r>
             <w:r>
               <w:rPr>
@@ -476,7 +476,7 @@
               <w:szCs w:val="21"/>
             </w:rPr>
           </w:pPr>
-          <w:hyperlink w:anchor="_Toc234560771" w:history="1">
+          <w:hyperlink w:anchor="_Toc234569439" w:history="1">
             <w:r>
               <w:rPr>
                 <w:rStyle w:val="Hyperlink"/>
@@ -518,7 +518,7 @@
                 <w:noProof/>
                 <w:webHidden/>
               </w:rPr>
-              <w:instrText xml:space="preserve"> PAGEREF _Toc234560771 \h </w:instrText>
+              <w:instrText xml:space="preserve"> PAGEREF _Toc234569439 \h </w:instrText>
             </w:r>
             <w:r>
               <w:rPr>
@@ -562,7 +562,7 @@
               <w:szCs w:val="21"/>
             </w:rPr>
           </w:pPr>
-          <w:hyperlink w:anchor="_Toc234560772" w:history="1">
+          <w:hyperlink w:anchor="_Toc234569440" w:history="1">
             <w:r>
               <w:rPr>
                 <w:rStyle w:val="Hyperlink"/>
@@ -604,7 +604,7 @@
                 <w:noProof/>
                 <w:webHidden/>
               </w:rPr>
-              <w:instrText xml:space="preserve"> PAGEREF _Toc234560772 \h </w:instrText>
+              <w:instrText xml:space="preserve"> PAGEREF _Toc234569440 \h </w:instrText>
             </w:r>
             <w:r>
               <w:rPr>
@@ -648,7 +648,7 @@
               <w:szCs w:val="21"/>
             </w:rPr>
           </w:pPr>
-          <w:hyperlink w:anchor="_Toc234560773" w:history="1">
+          <w:hyperlink w:anchor="_Toc234569441" w:history="1">
             <w:r>
               <w:rPr>
                 <w:rStyle w:val="Hyperlink"/>
@@ -690,7 +690,7 @@
                 <w:noProof/>
                 <w:webHidden/>
               </w:rPr>
-              <w:instrText xml:space="preserve"> PAGEREF _Toc234560773 \h </w:instrText>
+              <w:instrText xml:space="preserve"> PAGEREF _Toc234569441 \h </w:instrText>
             </w:r>
             <w:r>
               <w:rPr>
@@ -734,7 +734,7 @@
               <w:szCs w:val="21"/>
             </w:rPr>
           </w:pPr>
-          <w:hyperlink w:anchor="_Toc234560774" w:history="1">
+          <w:hyperlink w:anchor="_Toc234569442" w:history="1">
             <w:r>
               <w:rPr>
                 <w:rStyle w:val="Hyperlink"/>
@@ -776,7 +776,7 @@
                 <w:noProof/>
                 <w:webHidden/>
               </w:rPr>
-              <w:instrText xml:space="preserve"> PAGEREF _Toc234560774 \h </w:instrText>
+              <w:instrText xml:space="preserve"> PAGEREF _Toc234569442 \h </w:instrText>
             </w:r>
             <w:r>
               <w:rPr>
@@ -820,7 +820,7 @@
               <w:szCs w:val="21"/>
             </w:rPr>
           </w:pPr>
-          <w:hyperlink w:anchor="_Toc234560775" w:history="1">
+          <w:hyperlink w:anchor="_Toc234569443" w:history="1">
             <w:r>
               <w:rPr>
                 <w:rStyle w:val="Hyperlink"/>
@@ -862,7 +862,7 @@
                 <w:noProof/>
                 <w:webHidden/>
               </w:rPr>
-              <w:instrText xml:space="preserve"> PAGEREF _Toc234560775 \h </w:instrText>
+              <w:instrText xml:space="preserve"> PAGEREF _Toc234569443 \h </w:instrText>
             </w:r>
             <w:r>
               <w:rPr>
@@ -906,7 +906,7 @@
               <w:szCs w:val="21"/>
             </w:rPr>
           </w:pPr>
-          <w:hyperlink w:anchor="_Toc234560776" w:history="1">
+          <w:hyperlink w:anchor="_Toc234569444" w:history="1">
             <w:r>
               <w:rPr>
                 <w:rStyle w:val="Hyperlink"/>
@@ -948,7 +948,7 @@
                 <w:noProof/>
                 <w:webHidden/>
               </w:rPr>
-              <w:instrText xml:space="preserve"> PAGEREF _Toc234560776 \h </w:instrText>
+              <w:instrText xml:space="preserve"> PAGEREF _Toc234569444 \h </w:instrText>
             </w:r>
             <w:r>
               <w:rPr>
@@ -968,7 +968,7 @@
                 <w:noProof/>
                 <w:webHidden/>
               </w:rPr>
-              <w:t>9</w:t>
+              <w:t>11</w:t>
             </w:r>
             <w:r>
               <w:rPr>
@@ -992,7 +992,7 @@
               <w:szCs w:val="21"/>
             </w:rPr>
           </w:pPr>
-          <w:hyperlink w:anchor="_Toc234560777" w:history="1">
+          <w:hyperlink w:anchor="_Toc234569445" w:history="1">
             <w:r>
               <w:rPr>
                 <w:rStyle w:val="Hyperlink"/>
@@ -1034,7 +1034,7 @@
                 <w:noProof/>
                 <w:webHidden/>
               </w:rPr>
-              <w:instrText xml:space="preserve"> PAGEREF _Toc234560777 \h </w:instrText>
+              <w:instrText xml:space="preserve"> PAGEREF _Toc234569445 \h </w:instrText>
             </w:r>
             <w:r>
               <w:rPr>
@@ -1054,7 +1054,7 @@
                 <w:noProof/>
                 <w:webHidden/>
               </w:rPr>
-              <w:t>9</w:t>
+              <w:t>15</w:t>
             </w:r>
             <w:r>
               <w:rPr>
@@ -1078,13 +1078,13 @@
               <w:szCs w:val="21"/>
             </w:rPr>
           </w:pPr>
-          <w:hyperlink w:anchor="_Toc234560778" w:history="1">
+          <w:hyperlink w:anchor="_Toc234569446" w:history="1">
             <w:r>
               <w:rPr>
                 <w:rStyle w:val="Hyperlink"/>
                 <w:noProof/>
               </w:rPr>
-              <w:t>2.8</w:t>
+              <w:t>3.2</w:t>
             </w:r>
             <w:r>
               <w:rPr>
@@ -1120,7 +1120,7 @@
                 <w:noProof/>
                 <w:webHidden/>
               </w:rPr>
-              <w:instrText xml:space="preserve"> PAGEREF _Toc234560778 \h </w:instrText>
+              <w:instrText xml:space="preserve"> PAGEREF _Toc234569446 \h </w:instrText>
             </w:r>
             <w:r>
               <w:rPr>
@@ -1140,7 +1140,7 @@
                 <w:noProof/>
                 <w:webHidden/>
               </w:rPr>
-              <w:t>9</w:t>
+              <w:t>21</w:t>
             </w:r>
             <w:r>
               <w:rPr>
@@ -1164,7 +1164,7 @@
               <w:szCs w:val="21"/>
             </w:rPr>
           </w:pPr>
-          <w:hyperlink w:anchor="_Toc234560779" w:history="1">
+          <w:hyperlink w:anchor="_Toc234569447" w:history="1">
             <w:r>
               <w:rPr>
                 <w:rStyle w:val="Hyperlink"/>
@@ -1206,7 +1206,7 @@
                 <w:noProof/>
                 <w:webHidden/>
               </w:rPr>
-              <w:instrText xml:space="preserve"> PAGEREF _Toc234560779 \h </w:instrText>
+              <w:instrText xml:space="preserve"> PAGEREF _Toc234569447 \h </w:instrText>
             </w:r>
             <w:r>
               <w:rPr>
@@ -1226,7 +1226,7 @@
                 <w:noProof/>
                 <w:webHidden/>
               </w:rPr>
-              <w:t>10</w:t>
+              <w:t>26</w:t>
             </w:r>
             <w:r>
               <w:rPr>
@@ -1249,7 +1249,7 @@
               <w:szCs w:val="21"/>
             </w:rPr>
           </w:pPr>
-          <w:hyperlink w:anchor="_Toc234560780" w:history="1">
+          <w:hyperlink w:anchor="_Toc234569448" w:history="1">
             <w:r>
               <w:rPr>
                 <w:rStyle w:val="Hyperlink"/>
@@ -1276,7 +1276,7 @@
                 <w:noProof/>
                 <w:webHidden/>
               </w:rPr>
-              <w:instrText xml:space="preserve"> PAGEREF _Toc234560780 \h </w:instrText>
+              <w:instrText xml:space="preserve"> PAGEREF _Toc234569448 \h </w:instrText>
             </w:r>
             <w:r>
               <w:rPr>
@@ -1296,7 +1296,7 @@
                 <w:noProof/>
                 <w:webHidden/>
               </w:rPr>
-              <w:t>11</w:t>
+              <w:t>27</w:t>
             </w:r>
             <w:r>
               <w:rPr>
@@ -1348,8 +1348,9 @@
         </w:numPr>
         <w:spacing w:line="360" w:lineRule="auto"/>
       </w:pPr>
-      <w:bookmarkStart w:id="0" w:name="_Toc234560766"/>
+      <w:bookmarkStart w:id="0" w:name="_Toc234569434"/>
       <w:r>
+        <w:lastRenderedPageBreak/>
         <w:t>Initiating Tasks</w:t>
       </w:r>
       <w:bookmarkEnd w:id="0"/>
@@ -1363,7 +1364,7 @@
         </w:numPr>
         <w:spacing w:line="360" w:lineRule="auto"/>
       </w:pPr>
-      <w:bookmarkStart w:id="1" w:name="_Toc234560767"/>
+      <w:bookmarkStart w:id="1" w:name="_Toc234569435"/>
       <w:r>
         <w:t>Business Case</w:t>
       </w:r>
@@ -1582,6 +1583,7 @@
               <w:spacing w:line="360" w:lineRule="auto"/>
             </w:pPr>
             <w:r>
+              <w:lastRenderedPageBreak/>
               <w:t>Target users own smartphones and are willing to share food in exchange for waste reduction benefits.</w:t>
             </w:r>
           </w:p>
@@ -1689,6 +1691,7 @@
               <w:spacing w:line="360" w:lineRule="auto"/>
             </w:pPr>
             <w:r>
+              <w:lastRenderedPageBreak/>
               <w:t>5.0 Analysis of Options and Recommendation</w:t>
             </w:r>
           </w:p>
@@ -1834,6 +1837,7 @@
               <w:spacing w:line="360" w:lineRule="auto"/>
             </w:pPr>
             <w:r>
+              <w:lastRenderedPageBreak/>
               <w:t>6.0 Preliminary Project Requirements</w:t>
             </w:r>
           </w:p>
@@ -2061,6 +2065,7 @@
               <w:spacing w:line="360" w:lineRule="auto"/>
             </w:pPr>
             <w:r>
+              <w:lastRenderedPageBreak/>
               <w:t>Total Discounted Costs: The present value of all project costs amounts to $41,116.</w:t>
             </w:r>
           </w:p>
@@ -2133,7 +2138,7 @@
         </w:numPr>
         <w:spacing w:line="360" w:lineRule="auto"/>
       </w:pPr>
-      <w:bookmarkStart w:id="2" w:name="_Toc234560768"/>
+      <w:bookmarkStart w:id="2" w:name="_Toc234569436"/>
       <w:r>
         <w:t>Three Sphere’s Model</w:t>
       </w:r>
@@ -2156,8 +2161,9 @@
         </w:numPr>
         <w:spacing w:line="360" w:lineRule="auto"/>
       </w:pPr>
-      <w:bookmarkStart w:id="3" w:name="_Toc234560769"/>
+      <w:bookmarkStart w:id="3" w:name="_Toc234569437"/>
       <w:r>
+        <w:lastRenderedPageBreak/>
         <w:t>Project Charter</w:t>
       </w:r>
       <w:bookmarkEnd w:id="3"/>
@@ -2586,7 +2592,11 @@
               <w:spacing w:line="360" w:lineRule="auto"/>
             </w:pPr>
             <w:r>
-              <w:t>This project team will follow the PMBOK based project management framework entailing Initiating, Planning, Executing, Monitoring and Controlling, and Closing. It will combine this framework with an iterative, sprint-based software development approach for execution. Weekly meetings will be conducted to ensure smooth progress and tools like GitHub will be used for collaboration, version control and documentation.</w:t>
+              <w:t xml:space="preserve">This project team will follow the PMBOK based project management framework entailing Initiating, Planning, Executing, Monitoring and Controlling, and Closing. It will combine this framework with an iterative, sprint-based software development approach for execution. </w:t>
+            </w:r>
+            <w:r>
+              <w:lastRenderedPageBreak/>
+              <w:t>Weekly meetings will be conducted to ensure smooth progress and tools like GitHub will be used for collaboration, version control and documentation.</w:t>
             </w:r>
           </w:p>
         </w:tc>
@@ -2622,6 +2632,7 @@
                 <w:bCs/>
                 <w:sz w:val="24"/>
               </w:rPr>
+              <w:lastRenderedPageBreak/>
               <w:t>Roles and Responsibilities</w:t>
             </w:r>
           </w:p>
@@ -3424,8 +3435,9 @@
         </w:numPr>
         <w:spacing w:line="360" w:lineRule="auto"/>
       </w:pPr>
-      <w:bookmarkStart w:id="4" w:name="_Toc234560770"/>
+      <w:bookmarkStart w:id="4" w:name="_Toc234569438"/>
       <w:r>
+        <w:lastRenderedPageBreak/>
         <w:t>Planning Tasks</w:t>
       </w:r>
       <w:bookmarkEnd w:id="4"/>
@@ -3438,7 +3450,7 @@
           <w:numId w:val="1"/>
         </w:numPr>
       </w:pPr>
-      <w:bookmarkStart w:id="5" w:name="_Toc234560771"/>
+      <w:bookmarkStart w:id="5" w:name="_Toc234569439"/>
       <w:r>
         <w:t>Scope Statement</w:t>
       </w:r>
@@ -3781,8 +3793,9 @@
         </w:numPr>
         <w:spacing w:line="360" w:lineRule="auto"/>
       </w:pPr>
-      <w:bookmarkStart w:id="6" w:name="_Toc234560772"/>
+      <w:bookmarkStart w:id="6" w:name="_Toc234569440"/>
       <w:r>
+        <w:lastRenderedPageBreak/>
         <w:t>WBS</w:t>
       </w:r>
       <w:bookmarkEnd w:id="6"/>
@@ -3796,13 +3809,18 @@
         </w:numPr>
         <w:spacing w:line="360" w:lineRule="auto"/>
       </w:pPr>
-      <w:bookmarkStart w:id="7" w:name="_Toc234560773"/>
+      <w:bookmarkStart w:id="7" w:name="_Toc234569441"/>
       <w:r>
         <w:t>Work Item List</w:t>
       </w:r>
       <w:bookmarkEnd w:id="7"/>
     </w:p>
     <w:p>
+      <w:r>
+        <w:br w:type="page"/>
+      </w:r>
+    </w:p>
+    <w:p>
       <w:pPr>
         <w:pStyle w:val="Heading2"/>
         <w:numPr>
@@ -3811,12 +3829,792 @@
         </w:numPr>
         <w:spacing w:line="360" w:lineRule="auto"/>
       </w:pPr>
-      <w:bookmarkStart w:id="8" w:name="_Toc234560774"/>
+      <w:bookmarkStart w:id="8" w:name="_Toc234569442"/>
       <w:r>
+        <w:lastRenderedPageBreak/>
         <w:t>Cost Estimate</w:t>
       </w:r>
       <w:bookmarkEnd w:id="8"/>
     </w:p>
+    <w:tbl>
+      <w:tblPr>
+        <w:tblStyle w:val="TableGrid"/>
+        <w:tblW w:w="0" w:type="auto"/>
+        <w:tblLook w:val="04A0" w:firstRow="1" w:lastRow="0" w:firstColumn="1" w:lastColumn="0" w:noHBand="0" w:noVBand="1"/>
+      </w:tblPr>
+      <w:tblGrid>
+        <w:gridCol w:w="3724"/>
+        <w:gridCol w:w="1217"/>
+        <w:gridCol w:w="1443"/>
+        <w:gridCol w:w="1550"/>
+        <w:gridCol w:w="1416"/>
+      </w:tblGrid>
+      <w:tr>
+        <w:tc>
+          <w:tcPr>
+            <w:tcW w:w="0" w:type="auto"/>
+            <w:hideMark/>
+          </w:tcPr>
+          <w:p>
+            <w:pPr>
+              <w:spacing w:after="160" w:line="360" w:lineRule="auto"/>
+              <w:rPr>
+                <w:b/>
+                <w:bCs/>
+              </w:rPr>
+            </w:pPr>
+            <w:r>
+              <w:rPr>
+                <w:b/>
+                <w:bCs/>
+              </w:rPr>
+              <w:t>WBS Category</w:t>
+            </w:r>
+          </w:p>
+        </w:tc>
+        <w:tc>
+          <w:tcPr>
+            <w:tcW w:w="0" w:type="auto"/>
+            <w:hideMark/>
+          </w:tcPr>
+          <w:p>
+            <w:pPr>
+              <w:spacing w:after="160" w:line="360" w:lineRule="auto"/>
+              <w:ind w:left="360"/>
+              <w:rPr>
+                <w:b/>
+                <w:bCs/>
+              </w:rPr>
+            </w:pPr>
+            <w:r>
+              <w:rPr>
+                <w:b/>
+                <w:bCs/>
+              </w:rPr>
+              <w:t>Hours</w:t>
+            </w:r>
+          </w:p>
+        </w:tc>
+        <w:tc>
+          <w:tcPr>
+            <w:tcW w:w="0" w:type="auto"/>
+            <w:hideMark/>
+          </w:tcPr>
+          <w:p>
+            <w:pPr>
+              <w:spacing w:after="160" w:line="360" w:lineRule="auto"/>
+              <w:ind w:left="360"/>
+              <w:rPr>
+                <w:b/>
+                <w:bCs/>
+              </w:rPr>
+            </w:pPr>
+            <w:r>
+              <w:rPr>
+                <w:b/>
+                <w:bCs/>
+              </w:rPr>
+              <w:t>Labor Cost ($)</w:t>
+            </w:r>
+          </w:p>
+        </w:tc>
+        <w:tc>
+          <w:tcPr>
+            <w:tcW w:w="0" w:type="auto"/>
+            <w:hideMark/>
+          </w:tcPr>
+          <w:p>
+            <w:pPr>
+              <w:spacing w:after="160" w:line="360" w:lineRule="auto"/>
+              <w:ind w:left="360"/>
+              <w:rPr>
+                <w:b/>
+                <w:bCs/>
+              </w:rPr>
+            </w:pPr>
+            <w:r>
+              <w:rPr>
+                <w:b/>
+                <w:bCs/>
+              </w:rPr>
+              <w:t>Non-Labor Cost ($)</w:t>
+            </w:r>
+          </w:p>
+        </w:tc>
+        <w:tc>
+          <w:tcPr>
+            <w:tcW w:w="0" w:type="auto"/>
+            <w:hideMark/>
+          </w:tcPr>
+          <w:p>
+            <w:pPr>
+              <w:spacing w:after="160" w:line="360" w:lineRule="auto"/>
+              <w:ind w:left="360"/>
+              <w:rPr>
+                <w:b/>
+                <w:bCs/>
+              </w:rPr>
+            </w:pPr>
+            <w:r>
+              <w:rPr>
+                <w:b/>
+                <w:bCs/>
+              </w:rPr>
+              <w:t>Total Cost ($)</w:t>
+            </w:r>
+          </w:p>
+        </w:tc>
+      </w:tr>
+      <w:tr>
+        <w:tc>
+          <w:tcPr>
+            <w:tcW w:w="0" w:type="auto"/>
+            <w:hideMark/>
+          </w:tcPr>
+          <w:p>
+            <w:pPr>
+              <w:spacing w:after="160" w:line="360" w:lineRule="auto"/>
+              <w:ind w:left="360"/>
+            </w:pPr>
+            <w:r>
+              <w:t>1. Initiating</w:t>
+            </w:r>
+          </w:p>
+        </w:tc>
+        <w:tc>
+          <w:tcPr>
+            <w:tcW w:w="0" w:type="auto"/>
+            <w:hideMark/>
+          </w:tcPr>
+          <w:p>
+            <w:pPr>
+              <w:spacing w:after="160" w:line="360" w:lineRule="auto"/>
+              <w:ind w:left="360"/>
+            </w:pPr>
+            <w:r>
+              <w:t>40</w:t>
+            </w:r>
+          </w:p>
+        </w:tc>
+        <w:tc>
+          <w:tcPr>
+            <w:tcW w:w="0" w:type="auto"/>
+            <w:hideMark/>
+          </w:tcPr>
+          <w:p>
+            <w:pPr>
+              <w:spacing w:after="160" w:line="360" w:lineRule="auto"/>
+              <w:ind w:left="360"/>
+            </w:pPr>
+            <w:r>
+              <w:t>800</w:t>
+            </w:r>
+          </w:p>
+        </w:tc>
+        <w:tc>
+          <w:tcPr>
+            <w:tcW w:w="0" w:type="auto"/>
+            <w:hideMark/>
+          </w:tcPr>
+          <w:p>
+            <w:pPr>
+              <w:spacing w:after="160" w:line="360" w:lineRule="auto"/>
+              <w:ind w:left="360"/>
+            </w:pPr>
+            <w:r>
+              <w:t>0</w:t>
+            </w:r>
+          </w:p>
+        </w:tc>
+        <w:tc>
+          <w:tcPr>
+            <w:tcW w:w="0" w:type="auto"/>
+            <w:hideMark/>
+          </w:tcPr>
+          <w:p>
+            <w:pPr>
+              <w:spacing w:after="160" w:line="360" w:lineRule="auto"/>
+              <w:ind w:left="360"/>
+            </w:pPr>
+            <w:r>
+              <w:t>800</w:t>
+            </w:r>
+          </w:p>
+        </w:tc>
+      </w:tr>
+      <w:tr>
+        <w:tc>
+          <w:tcPr>
+            <w:tcW w:w="0" w:type="auto"/>
+            <w:hideMark/>
+          </w:tcPr>
+          <w:p>
+            <w:pPr>
+              <w:spacing w:after="160" w:line="360" w:lineRule="auto"/>
+              <w:ind w:left="360"/>
+            </w:pPr>
+            <w:r>
+              <w:t>2. Planning</w:t>
+            </w:r>
+          </w:p>
+        </w:tc>
+        <w:tc>
+          <w:tcPr>
+            <w:tcW w:w="0" w:type="auto"/>
+            <w:hideMark/>
+          </w:tcPr>
+          <w:p>
+            <w:pPr>
+              <w:spacing w:after="160" w:line="360" w:lineRule="auto"/>
+              <w:ind w:left="360"/>
+            </w:pPr>
+            <w:r>
+              <w:t>90</w:t>
+            </w:r>
+          </w:p>
+        </w:tc>
+        <w:tc>
+          <w:tcPr>
+            <w:tcW w:w="0" w:type="auto"/>
+            <w:hideMark/>
+          </w:tcPr>
+          <w:p>
+            <w:pPr>
+              <w:spacing w:after="160" w:line="360" w:lineRule="auto"/>
+              <w:ind w:left="360"/>
+            </w:pPr>
+            <w:r>
+              <w:t>1,800</w:t>
+            </w:r>
+          </w:p>
+        </w:tc>
+        <w:tc>
+          <w:tcPr>
+            <w:tcW w:w="0" w:type="auto"/>
+            <w:hideMark/>
+          </w:tcPr>
+          <w:p>
+            <w:pPr>
+              <w:spacing w:after="160" w:line="360" w:lineRule="auto"/>
+              <w:ind w:left="360"/>
+            </w:pPr>
+            <w:r>
+              <w:t>0</w:t>
+            </w:r>
+          </w:p>
+        </w:tc>
+        <w:tc>
+          <w:tcPr>
+            <w:tcW w:w="0" w:type="auto"/>
+            <w:hideMark/>
+          </w:tcPr>
+          <w:p>
+            <w:pPr>
+              <w:spacing w:after="160" w:line="360" w:lineRule="auto"/>
+              <w:ind w:left="360"/>
+            </w:pPr>
+            <w:r>
+              <w:t>1,800</w:t>
+            </w:r>
+          </w:p>
+        </w:tc>
+      </w:tr>
+      <w:tr>
+        <w:tc>
+          <w:tcPr>
+            <w:tcW w:w="0" w:type="auto"/>
+            <w:hideMark/>
+          </w:tcPr>
+          <w:p>
+            <w:pPr>
+              <w:spacing w:after="160" w:line="360" w:lineRule="auto"/>
+              <w:ind w:left="360"/>
+            </w:pPr>
+            <w:r>
+              <w:t>3. Executing (Requirements, Design, Development, Integration, Testing, Deployment)</w:t>
+            </w:r>
+          </w:p>
+        </w:tc>
+        <w:tc>
+          <w:tcPr>
+            <w:tcW w:w="0" w:type="auto"/>
+            <w:hideMark/>
+          </w:tcPr>
+          <w:p>
+            <w:pPr>
+              <w:spacing w:after="160" w:line="360" w:lineRule="auto"/>
+              <w:ind w:left="360"/>
+            </w:pPr>
+            <w:r>
+              <w:t>500</w:t>
+            </w:r>
+          </w:p>
+        </w:tc>
+        <w:tc>
+          <w:tcPr>
+            <w:tcW w:w="0" w:type="auto"/>
+            <w:hideMark/>
+          </w:tcPr>
+          <w:p>
+            <w:pPr>
+              <w:spacing w:after="160" w:line="360" w:lineRule="auto"/>
+              <w:ind w:left="360"/>
+            </w:pPr>
+            <w:r>
+              <w:t>10,000</w:t>
+            </w:r>
+          </w:p>
+        </w:tc>
+        <w:tc>
+          <w:tcPr>
+            <w:tcW w:w="0" w:type="auto"/>
+            <w:hideMark/>
+          </w:tcPr>
+          <w:p>
+            <w:pPr>
+              <w:spacing w:after="160" w:line="360" w:lineRule="auto"/>
+              <w:ind w:left="360"/>
+            </w:pPr>
+            <w:r>
+              <w:t>1,800</w:t>
+            </w:r>
+          </w:p>
+        </w:tc>
+        <w:tc>
+          <w:tcPr>
+            <w:tcW w:w="0" w:type="auto"/>
+            <w:hideMark/>
+          </w:tcPr>
+          <w:p>
+            <w:pPr>
+              <w:spacing w:after="160" w:line="360" w:lineRule="auto"/>
+              <w:ind w:left="360"/>
+            </w:pPr>
+            <w:r>
+              <w:t>11,800</w:t>
+            </w:r>
+          </w:p>
+        </w:tc>
+      </w:tr>
+      <w:tr>
+        <w:tc>
+          <w:tcPr>
+            <w:tcW w:w="0" w:type="auto"/>
+            <w:hideMark/>
+          </w:tcPr>
+          <w:p>
+            <w:pPr>
+              <w:spacing w:after="160" w:line="360" w:lineRule="auto"/>
+              <w:ind w:left="360"/>
+            </w:pPr>
+            <w:r>
+              <w:t>4. Monitoring &amp; Controlling</w:t>
+            </w:r>
+          </w:p>
+        </w:tc>
+        <w:tc>
+          <w:tcPr>
+            <w:tcW w:w="0" w:type="auto"/>
+            <w:hideMark/>
+          </w:tcPr>
+          <w:p>
+            <w:pPr>
+              <w:spacing w:after="160" w:line="360" w:lineRule="auto"/>
+              <w:ind w:left="360"/>
+            </w:pPr>
+            <w:r>
+              <w:t>70</w:t>
+            </w:r>
+          </w:p>
+        </w:tc>
+        <w:tc>
+          <w:tcPr>
+            <w:tcW w:w="0" w:type="auto"/>
+            <w:hideMark/>
+          </w:tcPr>
+          <w:p>
+            <w:pPr>
+              <w:spacing w:after="160" w:line="360" w:lineRule="auto"/>
+              <w:ind w:left="360"/>
+            </w:pPr>
+            <w:r>
+              <w:t>1,400</w:t>
+            </w:r>
+          </w:p>
+        </w:tc>
+        <w:tc>
+          <w:tcPr>
+            <w:tcW w:w="0" w:type="auto"/>
+            <w:hideMark/>
+          </w:tcPr>
+          <w:p>
+            <w:pPr>
+              <w:spacing w:after="160" w:line="360" w:lineRule="auto"/>
+              <w:ind w:left="360"/>
+            </w:pPr>
+            <w:r>
+              <w:t>0</w:t>
+            </w:r>
+          </w:p>
+        </w:tc>
+        <w:tc>
+          <w:tcPr>
+            <w:tcW w:w="0" w:type="auto"/>
+            <w:hideMark/>
+          </w:tcPr>
+          <w:p>
+            <w:pPr>
+              <w:spacing w:after="160" w:line="360" w:lineRule="auto"/>
+              <w:ind w:left="360"/>
+            </w:pPr>
+            <w:r>
+              <w:t>1,400</w:t>
+            </w:r>
+          </w:p>
+        </w:tc>
+      </w:tr>
+      <w:tr>
+        <w:tc>
+          <w:tcPr>
+            <w:tcW w:w="0" w:type="auto"/>
+            <w:hideMark/>
+          </w:tcPr>
+          <w:p>
+            <w:pPr>
+              <w:spacing w:after="160" w:line="360" w:lineRule="auto"/>
+              <w:ind w:left="360"/>
+            </w:pPr>
+            <w:r>
+              <w:t>5. Closing</w:t>
+            </w:r>
+          </w:p>
+        </w:tc>
+        <w:tc>
+          <w:tcPr>
+            <w:tcW w:w="0" w:type="auto"/>
+            <w:hideMark/>
+          </w:tcPr>
+          <w:p>
+            <w:pPr>
+              <w:spacing w:after="160" w:line="360" w:lineRule="auto"/>
+              <w:ind w:left="360"/>
+            </w:pPr>
+            <w:r>
+              <w:t>40</w:t>
+            </w:r>
+          </w:p>
+        </w:tc>
+        <w:tc>
+          <w:tcPr>
+            <w:tcW w:w="0" w:type="auto"/>
+            <w:hideMark/>
+          </w:tcPr>
+          <w:p>
+            <w:pPr>
+              <w:spacing w:after="160" w:line="360" w:lineRule="auto"/>
+              <w:ind w:left="360"/>
+            </w:pPr>
+            <w:r>
+              <w:t>800</w:t>
+            </w:r>
+          </w:p>
+        </w:tc>
+        <w:tc>
+          <w:tcPr>
+            <w:tcW w:w="0" w:type="auto"/>
+            <w:hideMark/>
+          </w:tcPr>
+          <w:p>
+            <w:pPr>
+              <w:spacing w:after="160" w:line="360" w:lineRule="auto"/>
+              <w:ind w:left="360"/>
+            </w:pPr>
+            <w:r>
+              <w:t>200</w:t>
+            </w:r>
+          </w:p>
+        </w:tc>
+        <w:tc>
+          <w:tcPr>
+            <w:tcW w:w="0" w:type="auto"/>
+            <w:hideMark/>
+          </w:tcPr>
+          <w:p>
+            <w:pPr>
+              <w:spacing w:after="160" w:line="360" w:lineRule="auto"/>
+              <w:ind w:left="360"/>
+            </w:pPr>
+            <w:r>
+              <w:t>1,000</w:t>
+            </w:r>
+          </w:p>
+        </w:tc>
+      </w:tr>
+      <w:tr>
+        <w:tc>
+          <w:tcPr>
+            <w:tcW w:w="0" w:type="auto"/>
+            <w:hideMark/>
+          </w:tcPr>
+          <w:p>
+            <w:pPr>
+              <w:spacing w:after="160" w:line="360" w:lineRule="auto"/>
+              <w:ind w:left="360"/>
+            </w:pPr>
+            <w:r>
+              <w:rPr>
+                <w:b/>
+                <w:bCs/>
+              </w:rPr>
+              <w:t>Subtotal</w:t>
+            </w:r>
+          </w:p>
+        </w:tc>
+        <w:tc>
+          <w:tcPr>
+            <w:tcW w:w="0" w:type="auto"/>
+            <w:hideMark/>
+          </w:tcPr>
+          <w:p>
+            <w:pPr>
+              <w:spacing w:after="160" w:line="360" w:lineRule="auto"/>
+              <w:ind w:left="360"/>
+            </w:pPr>
+            <w:r>
+              <w:rPr>
+                <w:b/>
+                <w:bCs/>
+              </w:rPr>
+              <w:t>740</w:t>
+            </w:r>
+          </w:p>
+        </w:tc>
+        <w:tc>
+          <w:tcPr>
+            <w:tcW w:w="0" w:type="auto"/>
+            <w:hideMark/>
+          </w:tcPr>
+          <w:p>
+            <w:pPr>
+              <w:spacing w:after="160" w:line="360" w:lineRule="auto"/>
+              <w:ind w:left="360"/>
+            </w:pPr>
+            <w:r>
+              <w:rPr>
+                <w:b/>
+                <w:bCs/>
+              </w:rPr>
+              <w:t>14,800</w:t>
+            </w:r>
+          </w:p>
+        </w:tc>
+        <w:tc>
+          <w:tcPr>
+            <w:tcW w:w="0" w:type="auto"/>
+            <w:hideMark/>
+          </w:tcPr>
+          <w:p>
+            <w:pPr>
+              <w:spacing w:after="160" w:line="360" w:lineRule="auto"/>
+              <w:ind w:left="360"/>
+            </w:pPr>
+            <w:r>
+              <w:rPr>
+                <w:b/>
+                <w:bCs/>
+              </w:rPr>
+              <w:t>2,000</w:t>
+            </w:r>
+          </w:p>
+        </w:tc>
+        <w:tc>
+          <w:tcPr>
+            <w:tcW w:w="0" w:type="auto"/>
+            <w:hideMark/>
+          </w:tcPr>
+          <w:p>
+            <w:pPr>
+              <w:spacing w:after="160" w:line="360" w:lineRule="auto"/>
+              <w:ind w:left="360"/>
+            </w:pPr>
+            <w:r>
+              <w:rPr>
+                <w:b/>
+                <w:bCs/>
+              </w:rPr>
+              <w:t>16,800</w:t>
+            </w:r>
+          </w:p>
+        </w:tc>
+      </w:tr>
+      <w:tr>
+        <w:tc>
+          <w:tcPr>
+            <w:tcW w:w="0" w:type="auto"/>
+            <w:hideMark/>
+          </w:tcPr>
+          <w:p>
+            <w:pPr>
+              <w:spacing w:after="160" w:line="360" w:lineRule="auto"/>
+              <w:ind w:left="360"/>
+            </w:pPr>
+            <w:r>
+              <w:t>Contingency Reserve (10%)</w:t>
+            </w:r>
+          </w:p>
+        </w:tc>
+        <w:tc>
+          <w:tcPr>
+            <w:tcW w:w="0" w:type="auto"/>
+            <w:hideMark/>
+          </w:tcPr>
+          <w:p>
+            <w:pPr>
+              <w:spacing w:after="160" w:line="360" w:lineRule="auto"/>
+              <w:ind w:left="360"/>
+            </w:pPr>
+            <w:r>
+              <w:t>—</w:t>
+            </w:r>
+          </w:p>
+        </w:tc>
+        <w:tc>
+          <w:tcPr>
+            <w:tcW w:w="0" w:type="auto"/>
+            <w:hideMark/>
+          </w:tcPr>
+          <w:p>
+            <w:pPr>
+              <w:spacing w:after="160" w:line="360" w:lineRule="auto"/>
+              <w:ind w:left="360"/>
+            </w:pPr>
+            <w:r>
+              <w:t>—</w:t>
+            </w:r>
+          </w:p>
+        </w:tc>
+        <w:tc>
+          <w:tcPr>
+            <w:tcW w:w="0" w:type="auto"/>
+            <w:hideMark/>
+          </w:tcPr>
+          <w:p>
+            <w:pPr>
+              <w:spacing w:after="160" w:line="360" w:lineRule="auto"/>
+              <w:ind w:left="360"/>
+            </w:pPr>
+            <w:r>
+              <w:t>—</w:t>
+            </w:r>
+          </w:p>
+        </w:tc>
+        <w:tc>
+          <w:tcPr>
+            <w:tcW w:w="0" w:type="auto"/>
+            <w:hideMark/>
+          </w:tcPr>
+          <w:p>
+            <w:pPr>
+              <w:spacing w:after="160" w:line="360" w:lineRule="auto"/>
+              <w:ind w:left="360"/>
+            </w:pPr>
+            <w:r>
+              <w:t>1,680</w:t>
+            </w:r>
+          </w:p>
+        </w:tc>
+      </w:tr>
+      <w:tr>
+        <w:tc>
+          <w:tcPr>
+            <w:tcW w:w="0" w:type="auto"/>
+            <w:hideMark/>
+          </w:tcPr>
+          <w:p>
+            <w:pPr>
+              <w:spacing w:after="160" w:line="360" w:lineRule="auto"/>
+              <w:ind w:left="360"/>
+            </w:pPr>
+            <w:r>
+              <w:rPr>
+                <w:b/>
+                <w:bCs/>
+              </w:rPr>
+              <w:t>Total Project Cost</w:t>
+            </w:r>
+          </w:p>
+        </w:tc>
+        <w:tc>
+          <w:tcPr>
+            <w:tcW w:w="0" w:type="auto"/>
+            <w:hideMark/>
+          </w:tcPr>
+          <w:p>
+            <w:pPr>
+              <w:spacing w:after="160" w:line="360" w:lineRule="auto"/>
+              <w:ind w:left="360"/>
+            </w:pPr>
+            <w:r>
+              <w:rPr>
+                <w:b/>
+                <w:bCs/>
+              </w:rPr>
+              <w:t>740</w:t>
+            </w:r>
+          </w:p>
+        </w:tc>
+        <w:tc>
+          <w:tcPr>
+            <w:tcW w:w="0" w:type="auto"/>
+            <w:hideMark/>
+          </w:tcPr>
+          <w:p>
+            <w:pPr>
+              <w:spacing w:after="160" w:line="360" w:lineRule="auto"/>
+              <w:ind w:left="360"/>
+            </w:pPr>
+            <w:r>
+              <w:t>—</w:t>
+            </w:r>
+          </w:p>
+        </w:tc>
+        <w:tc>
+          <w:tcPr>
+            <w:tcW w:w="0" w:type="auto"/>
+            <w:hideMark/>
+          </w:tcPr>
+          <w:p>
+            <w:pPr>
+              <w:spacing w:after="160" w:line="360" w:lineRule="auto"/>
+              <w:ind w:left="360"/>
+            </w:pPr>
+            <w:r>
+              <w:t>—</w:t>
+            </w:r>
+          </w:p>
+        </w:tc>
+        <w:tc>
+          <w:tcPr>
+            <w:tcW w:w="0" w:type="auto"/>
+            <w:hideMark/>
+          </w:tcPr>
+          <w:p>
+            <w:pPr>
+              <w:spacing w:after="160" w:line="360" w:lineRule="auto"/>
+              <w:ind w:left="360"/>
+            </w:pPr>
+            <w:r>
+              <w:rPr>
+                <w:b/>
+                <w:bCs/>
+              </w:rPr>
+              <w:t>18,480</w:t>
+            </w:r>
+          </w:p>
+        </w:tc>
+      </w:tr>
+    </w:tbl>
+    <w:p/>
     <w:p>
       <w:pPr>
         <w:spacing w:line="360" w:lineRule="auto"/>
@@ -3904,6 +4702,17 @@
       </w:r>
     </w:p>
     <w:p>
+      <w:r>
+        <w:br w:type="page"/>
+      </w:r>
+    </w:p>
+    <w:p>
+      <w:pPr>
+        <w:spacing w:line="360" w:lineRule="auto"/>
+        <w:ind w:left="360"/>
+      </w:pPr>
+    </w:p>
+    <w:p>
       <w:pPr>
         <w:pStyle w:val="Heading2"/>
         <w:numPr>
@@ -3911,26 +4720,11 @@
           <w:numId w:val="16"/>
         </w:numPr>
       </w:pPr>
-      <w:bookmarkStart w:id="9" w:name="_Toc234560775"/>
+      <w:bookmarkStart w:id="9" w:name="_Toc234569443"/>
       <w:r>
         <w:t>Communication Management Plan</w:t>
       </w:r>
       <w:bookmarkEnd w:id="9"/>
-    </w:p>
-    <w:p/>
-    <w:p>
-      <w:pPr>
-        <w:spacing w:line="360" w:lineRule="auto"/>
-        <w:rPr>
-          <w:rFonts w:cs="Times New Roman"/>
-        </w:rPr>
-      </w:pPr>
-      <w:r>
-        <w:rPr>
-          <w:rFonts w:cs="Times New Roman"/>
-        </w:rPr>
-        <w:t>Table 1: Communications Plan</w:t>
-      </w:r>
     </w:p>
     <w:tbl>
       <w:tblPr>
@@ -4073,21 +4867,12 @@
                 <w:rFonts w:cs="Times New Roman"/>
               </w:rPr>
             </w:pPr>
-            <w:proofErr w:type="spellStart"/>
             <w:r>
               <w:rPr>
                 <w:rStyle w:val="selectable-text"/>
                 <w:rFonts w:cs="Times New Roman"/>
               </w:rPr>
-              <w:t>Mijala</w:t>
-            </w:r>
-            <w:proofErr w:type="spellEnd"/>
-            <w:r>
-              <w:rPr>
-                <w:rStyle w:val="selectable-text"/>
-                <w:rFonts w:cs="Times New Roman"/>
-              </w:rPr>
-              <w:t xml:space="preserve"> Shristi </w:t>
+              <w:t xml:space="preserve">Mijala Shristi </w:t>
             </w:r>
           </w:p>
         </w:tc>
@@ -4249,7 +5034,14 @@
               <w:rPr>
                 <w:rFonts w:cs="Times New Roman"/>
               </w:rPr>
-              <w:t>Daily async updates given through WhatsApp group. Pushes code to common GitHub repository every day. Attends weekly stand-up. Provides feedback to design documents through Google Docs, using comments in-line.</w:t>
+              <w:t xml:space="preserve">Daily async updates given through WhatsApp group. Pushes code to common GitHub repository every day. Attends weekly stand-up. Provides feedback to design documents through Google </w:t>
+            </w:r>
+            <w:r>
+              <w:rPr>
+                <w:rFonts w:cs="Times New Roman"/>
+              </w:rPr>
+              <w:lastRenderedPageBreak/>
+              <w:t>Docs, using comments in-line.</w:t>
             </w:r>
           </w:p>
           <w:p>
@@ -4278,6 +5070,7 @@
               <w:rPr>
                 <w:rFonts w:cs="Times New Roman"/>
               </w:rPr>
+              <w:lastRenderedPageBreak/>
               <w:t>3</w:t>
             </w:r>
           </w:p>
@@ -4490,32 +5283,14 @@
           <w:numId w:val="16"/>
         </w:numPr>
       </w:pPr>
-      <w:bookmarkStart w:id="10" w:name="_Toc234560776"/>
+      <w:bookmarkStart w:id="10" w:name="_Toc234569444"/>
       <w:r>
+        <w:lastRenderedPageBreak/>
         <w:t>Quality Management Plan</w:t>
       </w:r>
       <w:bookmarkEnd w:id="10"/>
       <w:r>
         <w:br/>
-      </w:r>
-      <w:r>
-        <w:br/>
-      </w:r>
-    </w:p>
-    <w:p>
-      <w:pPr>
-        <w:pStyle w:val="ListParagraph"/>
-        <w:spacing w:line="360" w:lineRule="auto"/>
-        <w:ind w:left="360"/>
-        <w:rPr>
-          <w:rFonts w:cs="Times New Roman"/>
-        </w:rPr>
-      </w:pPr>
-      <w:r>
-        <w:rPr>
-          <w:rFonts w:cs="Times New Roman"/>
-        </w:rPr>
-        <w:t>Table 2: Quality standards</w:t>
       </w:r>
     </w:p>
     <w:tbl>
@@ -4918,6 +5693,7 @@
                 <w:rFonts w:cs="Times New Roman"/>
                 <w:szCs w:val="24"/>
               </w:rPr>
+              <w:lastRenderedPageBreak/>
               <w:t>4</w:t>
             </w:r>
           </w:p>
@@ -5143,7 +5919,14 @@
               <w:rPr>
                 <w:rFonts w:cs="Times New Roman"/>
               </w:rPr>
-              <w:t>Users should be able to enter and connect all 7 daily meals for the week and be able to do this without making errors. The inventories should be adjusted after confirmation of meals.</w:t>
+              <w:t xml:space="preserve">Users should be able to enter and connect all 7 daily meals for the week and be able to do this without making errors. The inventories should be adjusted after </w:t>
+            </w:r>
+            <w:r>
+              <w:rPr>
+                <w:rFonts w:cs="Times New Roman"/>
+              </w:rPr>
+              <w:lastRenderedPageBreak/>
+              <w:t>confirmation of meals.</w:t>
             </w:r>
           </w:p>
         </w:tc>
@@ -5162,6 +5945,7 @@
               <w:rPr>
                 <w:rFonts w:cs="Times New Roman"/>
               </w:rPr>
+              <w:lastRenderedPageBreak/>
               <w:t>All plans for the 7-day period are saved. Reserved quantity for inventory is updated in real time after plan is confirmed (2 seconds). Tested in integration tests.</w:t>
             </w:r>
           </w:p>
@@ -5191,6 +5975,7 @@
               <w:rPr>
                 <w:rFonts w:cs="Times New Roman"/>
               </w:rPr>
+              <w:lastRenderedPageBreak/>
               <w:t>7</w:t>
             </w:r>
           </w:p>
@@ -5420,7 +6205,14 @@
               <w:rPr>
                 <w:rFonts w:cs="Times New Roman"/>
               </w:rPr>
-              <w:t>All code modules should have at least 70% automated test coverage. There must be a second team member to review the code before it is merged too main.</w:t>
+              <w:t xml:space="preserve">All code modules should have at least 70% automated test coverage. There must be a second team member to review the code </w:t>
+            </w:r>
+            <w:r>
+              <w:rPr>
+                <w:rFonts w:cs="Times New Roman"/>
+              </w:rPr>
+              <w:lastRenderedPageBreak/>
+              <w:t>before it is merged too main.</w:t>
             </w:r>
           </w:p>
         </w:tc>
@@ -5439,7 +6231,15 @@
               <w:rPr>
                 <w:rFonts w:cs="Times New Roman"/>
               </w:rPr>
-              <w:t>Weekly code coverage report generated with Jest/Flutter test. All PRs are reviewed and approved prior to merge. No critical SonarQube issues in final release.</w:t>
+              <w:lastRenderedPageBreak/>
+              <w:t xml:space="preserve">Weekly code coverage report generated with Jest/Flutter test. All PRs are reviewed and approved prior to merge. No critical </w:t>
+            </w:r>
+            <w:r>
+              <w:rPr>
+                <w:rFonts w:cs="Times New Roman"/>
+              </w:rPr>
+              <w:lastRenderedPageBreak/>
+              <w:t>SonarQube issues in final release.</w:t>
             </w:r>
           </w:p>
           <w:p>
@@ -5468,6 +6268,7 @@
               <w:rPr>
                 <w:rFonts w:cs="Times New Roman"/>
               </w:rPr>
+              <w:lastRenderedPageBreak/>
               <w:t>10</w:t>
             </w:r>
           </w:p>
@@ -5586,21 +6387,64 @@
           <w:numId w:val="16"/>
         </w:numPr>
       </w:pPr>
-      <w:bookmarkStart w:id="11" w:name="_Toc234560777"/>
+      <w:bookmarkStart w:id="11" w:name="_Toc234569445"/>
       <w:r>
         <w:t>Risk Management Plan</w:t>
       </w:r>
       <w:bookmarkEnd w:id="11"/>
+    </w:p>
+    <w:p>
+      <w:pPr>
+        <w:spacing w:line="360" w:lineRule="auto"/>
+        <w:rPr>
+          <w:rFonts w:cs="Times New Roman"/>
+        </w:rPr>
+      </w:pPr>
       <w:r>
-        <w:br/>
+        <w:rPr>
+          <w:rFonts w:cs="Times New Roman"/>
+        </w:rPr>
+        <w:t xml:space="preserve"> </w:t>
+      </w:r>
+      <w:r>
+        <w:rPr>
+          <w:rFonts w:cs="Times New Roman"/>
+        </w:rPr>
+        <w:t>1</w:t>
+      </w:r>
+      <w:r>
+        <w:rPr>
+          <w:rFonts w:cs="Times New Roman"/>
+        </w:rPr>
+        <w:t xml:space="preserve">. </w:t>
+      </w:r>
+      <w:r>
+        <w:rPr>
+          <w:rFonts w:cs="Times New Roman"/>
+        </w:rPr>
+        <w:t>Methodology</w:t>
       </w:r>
     </w:p>
     <w:p>
       <w:pPr>
+        <w:spacing w:line="360" w:lineRule="auto"/>
+        <w:rPr>
+          <w:rFonts w:cs="Times New Roman"/>
+        </w:rPr>
+      </w:pPr>
+      <w:r>
+        <w:rPr>
+          <w:rFonts w:cs="Times New Roman"/>
+        </w:rPr>
+        <w:t>The EcoPantry project is a student software project that has a fixed 14-week schedule, so it requires a light-weight approach to risk management that's suitable for that environment. It is a process with four recurring activities:</w:t>
+      </w:r>
+    </w:p>
+    <w:p>
+      <w:pPr>
         <w:pStyle w:val="ListParagraph"/>
         <w:numPr>
           <w:ilvl w:val="0"/>
-          <w:numId w:val="16"/>
+          <w:numId w:val="23"/>
         </w:numPr>
         <w:spacing w:line="360" w:lineRule="auto"/>
         <w:rPr>
@@ -5611,1764 +6455,40 @@
         <w:rPr>
           <w:rFonts w:cs="Times New Roman"/>
         </w:rPr>
-        <w:t xml:space="preserve">Table 3: Risk Register – </w:t>
+        <w:t>Risk Identification – risks are discussed at weekly stand-ups, sprint planning and UAT sessions, and logged in the shared risk register (Trello + this document).</w:t>
       </w:r>
-      <w:proofErr w:type="spellStart"/>
+    </w:p>
+    <w:p>
+      <w:pPr>
+        <w:pStyle w:val="ListParagraph"/>
+        <w:numPr>
+          <w:ilvl w:val="0"/>
+          <w:numId w:val="23"/>
+        </w:numPr>
+        <w:spacing w:line="360" w:lineRule="auto"/>
+        <w:rPr>
+          <w:rFonts w:cs="Times New Roman"/>
+        </w:rPr>
+      </w:pPr>
       <w:r>
         <w:rPr>
           <w:rFonts w:cs="Times New Roman"/>
         </w:rPr>
-        <w:t>EcoPantry</w:t>
+        <w:t>Qualitative Risk Analysis – each risk is allocated a Probability × Impact rating (Low / Medium / High / Very High) which defines the priority of each risk (see Section 5).</w:t>
       </w:r>
-      <w:proofErr w:type="spellEnd"/>
+    </w:p>
+    <w:p>
+      <w:pPr>
+        <w:spacing w:line="360" w:lineRule="auto"/>
+        <w:rPr>
+          <w:rFonts w:cs="Times New Roman"/>
+        </w:rPr>
+      </w:pPr>
       <w:r>
         <w:rPr>
           <w:rFonts w:cs="Times New Roman"/>
         </w:rPr>
-        <w:t xml:space="preserve"> project (Minimum of 6 risks – both positive and negative risks in categories)</w:t>
-      </w:r>
-    </w:p>
-    <w:tbl>
-      <w:tblPr>
-        <w:tblStyle w:val="TableGrid"/>
-        <w:tblW w:w="10075" w:type="dxa"/>
-        <w:tblLook w:val="04A0" w:firstRow="1" w:lastRow="0" w:firstColumn="1" w:lastColumn="0" w:noHBand="0" w:noVBand="1"/>
-      </w:tblPr>
-      <w:tblGrid>
-        <w:gridCol w:w="723"/>
-        <w:gridCol w:w="1509"/>
-        <w:gridCol w:w="1683"/>
-        <w:gridCol w:w="1346"/>
-        <w:gridCol w:w="1510"/>
-        <w:gridCol w:w="1283"/>
-        <w:gridCol w:w="1030"/>
-        <w:gridCol w:w="1316"/>
-      </w:tblGrid>
-      <w:tr>
-        <w:tc>
-          <w:tcPr>
-            <w:tcW w:w="1168" w:type="dxa"/>
-          </w:tcPr>
-          <w:p>
-            <w:pPr>
-              <w:spacing w:line="360" w:lineRule="auto"/>
-              <w:rPr>
-                <w:rFonts w:cs="Times New Roman"/>
-              </w:rPr>
-            </w:pPr>
-            <w:r>
-              <w:rPr>
-                <w:rFonts w:cs="Times New Roman"/>
-              </w:rPr>
-              <w:t>Rank</w:t>
-            </w:r>
-          </w:p>
-        </w:tc>
-        <w:tc>
-          <w:tcPr>
-            <w:tcW w:w="1617" w:type="dxa"/>
-          </w:tcPr>
-          <w:p>
-            <w:pPr>
-              <w:spacing w:line="360" w:lineRule="auto"/>
-              <w:rPr>
-                <w:rFonts w:cs="Times New Roman"/>
-              </w:rPr>
-            </w:pPr>
-            <w:r>
-              <w:rPr>
-                <w:rFonts w:cs="Times New Roman"/>
-              </w:rPr>
-              <w:t>Risk Name</w:t>
-            </w:r>
-          </w:p>
-        </w:tc>
-        <w:tc>
-          <w:tcPr>
-            <w:tcW w:w="1080" w:type="dxa"/>
-          </w:tcPr>
-          <w:p>
-            <w:pPr>
-              <w:spacing w:line="360" w:lineRule="auto"/>
-              <w:rPr>
-                <w:rFonts w:cs="Times New Roman"/>
-              </w:rPr>
-            </w:pPr>
-            <w:r>
-              <w:rPr>
-                <w:rFonts w:cs="Times New Roman"/>
-              </w:rPr>
-              <w:t>Description</w:t>
-            </w:r>
-          </w:p>
-        </w:tc>
-        <w:tc>
-          <w:tcPr>
-            <w:tcW w:w="1260" w:type="dxa"/>
-          </w:tcPr>
-          <w:p>
-            <w:pPr>
-              <w:spacing w:line="360" w:lineRule="auto"/>
-              <w:rPr>
-                <w:rFonts w:cs="Times New Roman"/>
-              </w:rPr>
-            </w:pPr>
-            <w:r>
-              <w:rPr>
-                <w:rFonts w:cs="Times New Roman"/>
-              </w:rPr>
-              <w:t>Category</w:t>
-            </w:r>
-          </w:p>
-        </w:tc>
-        <w:tc>
-          <w:tcPr>
-            <w:tcW w:w="1080" w:type="dxa"/>
-          </w:tcPr>
-          <w:p>
-            <w:pPr>
-              <w:spacing w:line="360" w:lineRule="auto"/>
-              <w:rPr>
-                <w:rFonts w:cs="Times New Roman"/>
-              </w:rPr>
-            </w:pPr>
-            <w:r>
-              <w:rPr>
-                <w:rFonts w:cs="Times New Roman"/>
-              </w:rPr>
-              <w:t>Response strategy</w:t>
-            </w:r>
-          </w:p>
-        </w:tc>
-        <w:tc>
-          <w:tcPr>
-            <w:tcW w:w="1260" w:type="dxa"/>
-          </w:tcPr>
-          <w:p>
-            <w:pPr>
-              <w:spacing w:line="360" w:lineRule="auto"/>
-              <w:rPr>
-                <w:rFonts w:cs="Times New Roman"/>
-              </w:rPr>
-            </w:pPr>
-            <w:r>
-              <w:rPr>
-                <w:rFonts w:cs="Times New Roman"/>
-              </w:rPr>
-              <w:t>Probability</w:t>
-            </w:r>
-          </w:p>
-        </w:tc>
-        <w:tc>
-          <w:tcPr>
-            <w:tcW w:w="1440" w:type="dxa"/>
-          </w:tcPr>
-          <w:p>
-            <w:pPr>
-              <w:spacing w:line="360" w:lineRule="auto"/>
-              <w:rPr>
-                <w:rFonts w:cs="Times New Roman"/>
-              </w:rPr>
-            </w:pPr>
-            <w:r>
-              <w:rPr>
-                <w:rFonts w:cs="Times New Roman"/>
-              </w:rPr>
-              <w:t>Impact</w:t>
-            </w:r>
-          </w:p>
-        </w:tc>
-        <w:tc>
-          <w:tcPr>
-            <w:tcW w:w="1170" w:type="dxa"/>
-          </w:tcPr>
-          <w:p>
-            <w:pPr>
-              <w:spacing w:line="360" w:lineRule="auto"/>
-              <w:rPr>
-                <w:rFonts w:cs="Times New Roman"/>
-              </w:rPr>
-            </w:pPr>
-            <w:r>
-              <w:rPr>
-                <w:rFonts w:cs="Times New Roman"/>
-              </w:rPr>
-              <w:t>Notes</w:t>
-            </w:r>
-          </w:p>
-        </w:tc>
-      </w:tr>
-      <w:tr>
-        <w:tc>
-          <w:tcPr>
-            <w:tcW w:w="1168" w:type="dxa"/>
-          </w:tcPr>
-          <w:p>
-            <w:pPr>
-              <w:spacing w:line="360" w:lineRule="auto"/>
-              <w:rPr>
-                <w:rFonts w:cs="Times New Roman"/>
-              </w:rPr>
-            </w:pPr>
-            <w:r>
-              <w:rPr>
-                <w:rFonts w:cs="Times New Roman"/>
-              </w:rPr>
-              <w:t>1</w:t>
-            </w:r>
-          </w:p>
-        </w:tc>
-        <w:tc>
-          <w:tcPr>
-            <w:tcW w:w="1617" w:type="dxa"/>
-          </w:tcPr>
-          <w:p>
-            <w:pPr>
-              <w:spacing w:line="360" w:lineRule="auto"/>
-              <w:rPr>
-                <w:rFonts w:cs="Times New Roman"/>
-              </w:rPr>
-            </w:pPr>
-            <w:r>
-              <w:rPr>
-                <w:rFonts w:cs="Times New Roman"/>
-              </w:rPr>
-              <w:t xml:space="preserve"> Scope Creep </w:t>
-            </w:r>
-          </w:p>
-        </w:tc>
-        <w:tc>
-          <w:tcPr>
-            <w:tcW w:w="1080" w:type="dxa"/>
-          </w:tcPr>
-          <w:p>
-            <w:pPr>
-              <w:spacing w:line="360" w:lineRule="auto"/>
-              <w:rPr>
-                <w:rFonts w:cs="Times New Roman"/>
-              </w:rPr>
-            </w:pPr>
-            <w:r>
-              <w:rPr>
-                <w:rFonts w:cs="Times New Roman"/>
-              </w:rPr>
-              <w:t>When new features are added to a project during its development and cause the project to miss deadlines and exceed its budget.</w:t>
-            </w:r>
-          </w:p>
-        </w:tc>
-        <w:tc>
-          <w:tcPr>
-            <w:tcW w:w="1260" w:type="dxa"/>
-          </w:tcPr>
-          <w:p>
-            <w:pPr>
-              <w:spacing w:line="360" w:lineRule="auto"/>
-              <w:rPr>
-                <w:rFonts w:cs="Times New Roman"/>
-              </w:rPr>
-            </w:pPr>
-            <w:r>
-              <w:rPr>
-                <w:rFonts w:cs="Times New Roman"/>
-              </w:rPr>
-              <w:t>Structure / Process</w:t>
-            </w:r>
-          </w:p>
-          <w:p>
-            <w:pPr>
-              <w:spacing w:line="360" w:lineRule="auto"/>
-              <w:rPr>
-                <w:rFonts w:cs="Times New Roman"/>
-              </w:rPr>
-            </w:pPr>
-          </w:p>
-          <w:p>
-            <w:pPr>
-              <w:spacing w:line="360" w:lineRule="auto"/>
-              <w:rPr>
-                <w:rFonts w:cs="Times New Roman"/>
-              </w:rPr>
-            </w:pPr>
-          </w:p>
-        </w:tc>
-        <w:tc>
-          <w:tcPr>
-            <w:tcW w:w="1080" w:type="dxa"/>
-          </w:tcPr>
-          <w:p>
-            <w:pPr>
-              <w:spacing w:line="360" w:lineRule="auto"/>
-              <w:rPr>
-                <w:rFonts w:cs="Times New Roman"/>
-              </w:rPr>
-            </w:pPr>
-            <w:r>
-              <w:rPr>
-                <w:rFonts w:cs="Times New Roman"/>
-              </w:rPr>
-              <w:t xml:space="preserve">           Mitigate: Establish formal change control; record all change requests; raise with lecturer.</w:t>
-            </w:r>
-            <w:r>
-              <w:rPr>
-                <w:rFonts w:cs="Times New Roman"/>
-              </w:rPr>
-              <w:tab/>
-            </w:r>
-          </w:p>
-          <w:p>
-            <w:pPr>
-              <w:spacing w:line="360" w:lineRule="auto"/>
-              <w:rPr>
-                <w:rFonts w:cs="Times New Roman"/>
-              </w:rPr>
-            </w:pPr>
-          </w:p>
-        </w:tc>
-        <w:tc>
-          <w:tcPr>
-            <w:tcW w:w="1260" w:type="dxa"/>
-          </w:tcPr>
-          <w:p>
-            <w:pPr>
-              <w:spacing w:line="360" w:lineRule="auto"/>
-              <w:rPr>
-                <w:rFonts w:cs="Times New Roman"/>
-              </w:rPr>
-            </w:pPr>
-            <w:r>
-              <w:rPr>
-                <w:rFonts w:cs="Times New Roman"/>
-              </w:rPr>
-              <w:t>High</w:t>
-            </w:r>
-          </w:p>
-        </w:tc>
-        <w:tc>
-          <w:tcPr>
-            <w:tcW w:w="1440" w:type="dxa"/>
-          </w:tcPr>
-          <w:p>
-            <w:pPr>
-              <w:spacing w:line="360" w:lineRule="auto"/>
-              <w:rPr>
-                <w:rFonts w:cs="Times New Roman"/>
-              </w:rPr>
-            </w:pPr>
-            <w:r>
-              <w:rPr>
-                <w:rFonts w:cs="Times New Roman"/>
-              </w:rPr>
-              <w:t>High</w:t>
-            </w:r>
-          </w:p>
-        </w:tc>
-        <w:tc>
-          <w:tcPr>
-            <w:tcW w:w="1170" w:type="dxa"/>
-          </w:tcPr>
-          <w:p>
-            <w:pPr>
-              <w:spacing w:line="360" w:lineRule="auto"/>
-              <w:rPr>
-                <w:rFonts w:cs="Times New Roman"/>
-              </w:rPr>
-            </w:pPr>
-          </w:p>
-          <w:p>
-            <w:pPr>
-              <w:spacing w:line="360" w:lineRule="auto"/>
-              <w:rPr>
-                <w:rFonts w:cs="Times New Roman"/>
-              </w:rPr>
-            </w:pPr>
-            <w:r>
-              <w:rPr>
-                <w:rFonts w:cs="Times New Roman"/>
-              </w:rPr>
-              <w:t>Critical – must be monitored weekly.</w:t>
-            </w:r>
-          </w:p>
-          <w:p>
-            <w:pPr>
-              <w:spacing w:line="360" w:lineRule="auto"/>
-              <w:rPr>
-                <w:rFonts w:cs="Times New Roman"/>
-              </w:rPr>
-            </w:pPr>
-          </w:p>
-        </w:tc>
-      </w:tr>
-      <w:tr>
-        <w:tc>
-          <w:tcPr>
-            <w:tcW w:w="1168" w:type="dxa"/>
-          </w:tcPr>
-          <w:p>
-            <w:pPr>
-              <w:spacing w:line="360" w:lineRule="auto"/>
-              <w:rPr>
-                <w:rFonts w:cs="Times New Roman"/>
-              </w:rPr>
-            </w:pPr>
-            <w:r>
-              <w:rPr>
-                <w:rFonts w:cs="Times New Roman"/>
-              </w:rPr>
-              <w:t>2</w:t>
-            </w:r>
-          </w:p>
-        </w:tc>
-        <w:tc>
-          <w:tcPr>
-            <w:tcW w:w="1617" w:type="dxa"/>
-          </w:tcPr>
-          <w:p>
-            <w:pPr>
-              <w:spacing w:line="360" w:lineRule="auto"/>
-              <w:rPr>
-                <w:rFonts w:cs="Times New Roman"/>
-              </w:rPr>
-            </w:pPr>
-            <w:r>
-              <w:rPr>
-                <w:rFonts w:cs="Times New Roman"/>
-              </w:rPr>
-              <w:t xml:space="preserve">Team Member Dropout </w:t>
-            </w:r>
-            <w:r>
-              <w:rPr>
-                <w:rFonts w:cs="Times New Roman"/>
-              </w:rPr>
-              <w:tab/>
-            </w:r>
-          </w:p>
-        </w:tc>
-        <w:tc>
-          <w:tcPr>
-            <w:tcW w:w="1080" w:type="dxa"/>
-          </w:tcPr>
-          <w:p>
-            <w:pPr>
-              <w:spacing w:line="360" w:lineRule="auto"/>
-              <w:rPr>
-                <w:rFonts w:cs="Times New Roman"/>
-              </w:rPr>
-            </w:pPr>
-            <w:r>
-              <w:rPr>
-                <w:rFonts w:cs="Times New Roman"/>
-              </w:rPr>
-              <w:t>A team member leaves the course or is unavailable, which decreases team capacity.</w:t>
-            </w:r>
-          </w:p>
-        </w:tc>
-        <w:tc>
-          <w:tcPr>
-            <w:tcW w:w="1260" w:type="dxa"/>
-          </w:tcPr>
-          <w:p>
-            <w:pPr>
-              <w:spacing w:line="360" w:lineRule="auto"/>
-              <w:rPr>
-                <w:rFonts w:cs="Times New Roman"/>
-              </w:rPr>
-            </w:pPr>
-            <w:r>
-              <w:rPr>
-                <w:rFonts w:cs="Times New Roman"/>
-              </w:rPr>
-              <w:t xml:space="preserve">               People Risk</w:t>
-            </w:r>
-            <w:r>
-              <w:rPr>
-                <w:rFonts w:cs="Times New Roman"/>
-              </w:rPr>
-              <w:tab/>
-            </w:r>
-          </w:p>
-          <w:p>
-            <w:pPr>
-              <w:spacing w:line="360" w:lineRule="auto"/>
-              <w:rPr>
-                <w:rFonts w:cs="Times New Roman"/>
-              </w:rPr>
-            </w:pPr>
-          </w:p>
-        </w:tc>
-        <w:tc>
-          <w:tcPr>
-            <w:tcW w:w="1080" w:type="dxa"/>
-          </w:tcPr>
-          <w:p>
-            <w:pPr>
-              <w:spacing w:line="360" w:lineRule="auto"/>
-              <w:rPr>
-                <w:rFonts w:cs="Times New Roman"/>
-              </w:rPr>
-            </w:pPr>
-            <w:r>
-              <w:rPr>
-                <w:rFonts w:cs="Times New Roman"/>
-              </w:rPr>
-              <w:t>Mitigate: Cross train members, Document all work. Accept: Share tasks with other members, if feasible.</w:t>
-            </w:r>
-          </w:p>
-        </w:tc>
-        <w:tc>
-          <w:tcPr>
-            <w:tcW w:w="1260" w:type="dxa"/>
-          </w:tcPr>
-          <w:p>
-            <w:pPr>
-              <w:spacing w:line="360" w:lineRule="auto"/>
-              <w:rPr>
-                <w:rFonts w:cs="Times New Roman"/>
-              </w:rPr>
-            </w:pPr>
-            <w:r>
-              <w:rPr>
-                <w:rFonts w:cs="Times New Roman"/>
-              </w:rPr>
-              <w:t xml:space="preserve">Medium </w:t>
-            </w:r>
-          </w:p>
-        </w:tc>
-        <w:tc>
-          <w:tcPr>
-            <w:tcW w:w="1440" w:type="dxa"/>
-          </w:tcPr>
-          <w:p>
-            <w:pPr>
-              <w:spacing w:line="360" w:lineRule="auto"/>
-              <w:rPr>
-                <w:rFonts w:cs="Times New Roman"/>
-              </w:rPr>
-            </w:pPr>
-            <w:r>
-              <w:rPr>
-                <w:rFonts w:cs="Times New Roman"/>
-              </w:rPr>
-              <w:t>High</w:t>
-            </w:r>
-          </w:p>
-        </w:tc>
-        <w:tc>
-          <w:tcPr>
-            <w:tcW w:w="1170" w:type="dxa"/>
-          </w:tcPr>
-          <w:p>
-            <w:pPr>
-              <w:spacing w:line="360" w:lineRule="auto"/>
-              <w:rPr>
-                <w:rFonts w:cs="Times New Roman"/>
-              </w:rPr>
-            </w:pPr>
-            <w:r>
-              <w:rPr>
-                <w:rFonts w:cs="Times New Roman"/>
-              </w:rPr>
-              <w:t>Early detection via weekly check-ins.</w:t>
-            </w:r>
-          </w:p>
-          <w:p>
-            <w:pPr>
-              <w:spacing w:line="360" w:lineRule="auto"/>
-              <w:rPr>
-                <w:rFonts w:cs="Times New Roman"/>
-              </w:rPr>
-            </w:pPr>
-          </w:p>
-        </w:tc>
-      </w:tr>
-      <w:tr>
-        <w:tc>
-          <w:tcPr>
-            <w:tcW w:w="1168" w:type="dxa"/>
-          </w:tcPr>
-          <w:p>
-            <w:pPr>
-              <w:spacing w:line="360" w:lineRule="auto"/>
-              <w:rPr>
-                <w:rFonts w:cs="Times New Roman"/>
-              </w:rPr>
-            </w:pPr>
-            <w:r>
-              <w:rPr>
-                <w:rFonts w:cs="Times New Roman"/>
-              </w:rPr>
-              <w:t>3</w:t>
-            </w:r>
-          </w:p>
-        </w:tc>
-        <w:tc>
-          <w:tcPr>
-            <w:tcW w:w="1617" w:type="dxa"/>
-          </w:tcPr>
-          <w:p>
-            <w:pPr>
-              <w:spacing w:line="360" w:lineRule="auto"/>
-              <w:rPr>
-                <w:rFonts w:cs="Times New Roman"/>
-              </w:rPr>
-            </w:pPr>
-            <w:r>
-              <w:rPr>
-                <w:rFonts w:cs="Times New Roman"/>
-              </w:rPr>
-              <w:t xml:space="preserve">Tech Integration Failure          </w:t>
-            </w:r>
-          </w:p>
-        </w:tc>
-        <w:tc>
-          <w:tcPr>
-            <w:tcW w:w="1080" w:type="dxa"/>
-          </w:tcPr>
-          <w:p>
-            <w:pPr>
-              <w:spacing w:line="360" w:lineRule="auto"/>
-              <w:rPr>
-                <w:rFonts w:cs="Times New Roman"/>
-              </w:rPr>
-            </w:pPr>
-            <w:r>
-              <w:rPr>
-                <w:rFonts w:cs="Times New Roman"/>
-              </w:rPr>
-              <w:t>Third party APIs (notification service, map APIs) cease to be available or are updated without warning.</w:t>
-            </w:r>
-          </w:p>
-          <w:p>
-            <w:pPr>
-              <w:spacing w:line="360" w:lineRule="auto"/>
-              <w:jc w:val="center"/>
-              <w:rPr>
-                <w:rFonts w:cs="Times New Roman"/>
-              </w:rPr>
-            </w:pPr>
-          </w:p>
-        </w:tc>
-        <w:tc>
-          <w:tcPr>
-            <w:tcW w:w="1260" w:type="dxa"/>
-          </w:tcPr>
-          <w:p>
-            <w:pPr>
-              <w:spacing w:line="360" w:lineRule="auto"/>
-              <w:rPr>
-                <w:rFonts w:cs="Times New Roman"/>
-              </w:rPr>
-            </w:pPr>
-            <w:r>
-              <w:rPr>
-                <w:rFonts w:cs="Times New Roman"/>
-              </w:rPr>
-              <w:t>Technology</w:t>
-            </w:r>
-          </w:p>
-        </w:tc>
-        <w:tc>
-          <w:tcPr>
-            <w:tcW w:w="1080" w:type="dxa"/>
-          </w:tcPr>
-          <w:p>
-            <w:pPr>
-              <w:spacing w:line="360" w:lineRule="auto"/>
-              <w:rPr>
-                <w:rFonts w:cs="Times New Roman"/>
-              </w:rPr>
-            </w:pPr>
-            <w:r>
-              <w:rPr>
-                <w:rFonts w:cs="Times New Roman"/>
-              </w:rPr>
-              <w:t>Mitigate: Use abstraction layers, have fallback providers identified. Contingency: Create in-app notification inbox as an offline alternative.</w:t>
-            </w:r>
-            <w:r>
-              <w:rPr>
-                <w:rFonts w:cs="Times New Roman"/>
-              </w:rPr>
-              <w:tab/>
-              <w:t xml:space="preserve">              </w:t>
-            </w:r>
-          </w:p>
-        </w:tc>
-        <w:tc>
-          <w:tcPr>
-            <w:tcW w:w="1260" w:type="dxa"/>
-          </w:tcPr>
-          <w:p>
-            <w:pPr>
-              <w:spacing w:line="360" w:lineRule="auto"/>
-              <w:rPr>
-                <w:rFonts w:cs="Times New Roman"/>
-              </w:rPr>
-            </w:pPr>
-            <w:r>
-              <w:rPr>
-                <w:rFonts w:cs="Times New Roman"/>
-              </w:rPr>
-              <w:t>Medium</w:t>
-            </w:r>
-          </w:p>
-        </w:tc>
-        <w:tc>
-          <w:tcPr>
-            <w:tcW w:w="1440" w:type="dxa"/>
-          </w:tcPr>
-          <w:p>
-            <w:pPr>
-              <w:spacing w:line="360" w:lineRule="auto"/>
-              <w:rPr>
-                <w:rFonts w:cs="Times New Roman"/>
-              </w:rPr>
-            </w:pPr>
-            <w:r>
-              <w:rPr>
-                <w:rFonts w:cs="Times New Roman"/>
-              </w:rPr>
-              <w:t>Medium</w:t>
-            </w:r>
-          </w:p>
-        </w:tc>
-        <w:tc>
-          <w:tcPr>
-            <w:tcW w:w="1170" w:type="dxa"/>
-          </w:tcPr>
-          <w:p>
-            <w:pPr>
-              <w:spacing w:line="360" w:lineRule="auto"/>
-              <w:rPr>
-                <w:rFonts w:cs="Times New Roman"/>
-              </w:rPr>
-            </w:pPr>
-            <w:r>
-              <w:rPr>
-                <w:rFonts w:cs="Times New Roman"/>
-              </w:rPr>
-              <w:t>Review API T&amp;Cs before integration.</w:t>
-            </w:r>
-          </w:p>
-          <w:p>
-            <w:pPr>
-              <w:spacing w:line="360" w:lineRule="auto"/>
-              <w:rPr>
-                <w:rFonts w:cs="Times New Roman"/>
-              </w:rPr>
-            </w:pPr>
-          </w:p>
-        </w:tc>
-      </w:tr>
-      <w:tr>
-        <w:tc>
-          <w:tcPr>
-            <w:tcW w:w="1168" w:type="dxa"/>
-          </w:tcPr>
-          <w:p>
-            <w:pPr>
-              <w:spacing w:line="360" w:lineRule="auto"/>
-              <w:rPr>
-                <w:rFonts w:cs="Times New Roman"/>
-              </w:rPr>
-            </w:pPr>
-            <w:r>
-              <w:rPr>
-                <w:rFonts w:cs="Times New Roman"/>
-              </w:rPr>
-              <w:t>4</w:t>
-            </w:r>
-          </w:p>
-        </w:tc>
-        <w:tc>
-          <w:tcPr>
-            <w:tcW w:w="1617" w:type="dxa"/>
-          </w:tcPr>
-          <w:p>
-            <w:pPr>
-              <w:spacing w:line="360" w:lineRule="auto"/>
-              <w:rPr>
-                <w:rFonts w:cs="Times New Roman"/>
-              </w:rPr>
-            </w:pPr>
-            <w:r>
-              <w:rPr>
-                <w:rFonts w:cs="Times New Roman"/>
-              </w:rPr>
-              <w:t xml:space="preserve">Budget Overrun       </w:t>
-            </w:r>
-          </w:p>
-        </w:tc>
-        <w:tc>
-          <w:tcPr>
-            <w:tcW w:w="1080" w:type="dxa"/>
-          </w:tcPr>
-          <w:p>
-            <w:pPr>
-              <w:spacing w:line="360" w:lineRule="auto"/>
-              <w:rPr>
-                <w:rFonts w:cs="Times New Roman"/>
-              </w:rPr>
-            </w:pPr>
-            <w:r>
-              <w:rPr>
-                <w:rFonts w:cs="Times New Roman"/>
-              </w:rPr>
-              <w:t>The complexity has been underestimated or there are extra tooling requirements that have caused the actual costs to surpass budgeted amount.</w:t>
-            </w:r>
-          </w:p>
-        </w:tc>
-        <w:tc>
-          <w:tcPr>
-            <w:tcW w:w="1260" w:type="dxa"/>
-          </w:tcPr>
-          <w:p>
-            <w:pPr>
-              <w:spacing w:line="360" w:lineRule="auto"/>
-              <w:rPr>
-                <w:rFonts w:cs="Times New Roman"/>
-              </w:rPr>
-            </w:pPr>
-            <w:r>
-              <w:rPr>
-                <w:rFonts w:cs="Times New Roman"/>
-              </w:rPr>
-              <w:t>Financial</w:t>
-            </w:r>
-          </w:p>
-          <w:p>
-            <w:pPr>
-              <w:tabs>
-                <w:tab w:val="left" w:pos="744"/>
-              </w:tabs>
-              <w:spacing w:line="360" w:lineRule="auto"/>
-              <w:rPr>
-                <w:rFonts w:cs="Times New Roman"/>
-              </w:rPr>
-            </w:pPr>
-            <w:r>
-              <w:rPr>
-                <w:rFonts w:cs="Times New Roman"/>
-              </w:rPr>
-              <w:tab/>
-            </w:r>
-          </w:p>
-        </w:tc>
-        <w:tc>
-          <w:tcPr>
-            <w:tcW w:w="1080" w:type="dxa"/>
-          </w:tcPr>
-          <w:p>
-            <w:pPr>
-              <w:spacing w:line="360" w:lineRule="auto"/>
-              <w:rPr>
-                <w:rFonts w:cs="Times New Roman"/>
-              </w:rPr>
-            </w:pPr>
-            <w:r>
-              <w:rPr>
-                <w:rFonts w:cs="Times New Roman"/>
-              </w:rPr>
-              <w:t>Mitigate: Monitor weekly expenditure against budget; use open-source tools. Transfer: If necessary, use contingency reserve (RM 1,896).</w:t>
-            </w:r>
-          </w:p>
-          <w:p>
-            <w:pPr>
-              <w:spacing w:line="360" w:lineRule="auto"/>
-              <w:jc w:val="center"/>
-              <w:rPr>
-                <w:rFonts w:cs="Times New Roman"/>
-              </w:rPr>
-            </w:pPr>
-          </w:p>
-        </w:tc>
-        <w:tc>
-          <w:tcPr>
-            <w:tcW w:w="1260" w:type="dxa"/>
-          </w:tcPr>
-          <w:p>
-            <w:pPr>
-              <w:spacing w:line="360" w:lineRule="auto"/>
-              <w:rPr>
-                <w:rFonts w:cs="Times New Roman"/>
-              </w:rPr>
-            </w:pPr>
-            <w:r>
-              <w:rPr>
-                <w:rFonts w:cs="Times New Roman"/>
-              </w:rPr>
-              <w:t>Low</w:t>
-            </w:r>
-          </w:p>
-        </w:tc>
-        <w:tc>
-          <w:tcPr>
-            <w:tcW w:w="1440" w:type="dxa"/>
-          </w:tcPr>
-          <w:p>
-            <w:pPr>
-              <w:spacing w:line="360" w:lineRule="auto"/>
-              <w:rPr>
-                <w:rFonts w:cs="Times New Roman"/>
-              </w:rPr>
-            </w:pPr>
-            <w:r>
-              <w:rPr>
-                <w:rFonts w:cs="Times New Roman"/>
-              </w:rPr>
-              <w:t>High</w:t>
-            </w:r>
-          </w:p>
-        </w:tc>
-        <w:tc>
-          <w:tcPr>
-            <w:tcW w:w="1170" w:type="dxa"/>
-          </w:tcPr>
-          <w:p>
-            <w:pPr>
-              <w:spacing w:line="360" w:lineRule="auto"/>
-              <w:rPr>
-                <w:rFonts w:cs="Times New Roman"/>
-              </w:rPr>
-            </w:pPr>
-          </w:p>
-          <w:p>
-            <w:pPr>
-              <w:spacing w:line="360" w:lineRule="auto"/>
-              <w:rPr>
-                <w:rFonts w:cs="Times New Roman"/>
-              </w:rPr>
-            </w:pPr>
-            <w:r>
-              <w:rPr>
-                <w:rFonts w:cs="Times New Roman"/>
-              </w:rPr>
-              <w:t>Weekly budget review by PM.</w:t>
-            </w:r>
-          </w:p>
-        </w:tc>
-      </w:tr>
-      <w:tr>
-        <w:tc>
-          <w:tcPr>
-            <w:tcW w:w="1168" w:type="dxa"/>
-          </w:tcPr>
-          <w:p>
-            <w:pPr>
-              <w:spacing w:line="360" w:lineRule="auto"/>
-              <w:rPr>
-                <w:rFonts w:cs="Times New Roman"/>
-              </w:rPr>
-            </w:pPr>
-            <w:r>
-              <w:rPr>
-                <w:rFonts w:cs="Times New Roman"/>
-              </w:rPr>
-              <w:t>5</w:t>
-            </w:r>
-          </w:p>
-        </w:tc>
-        <w:tc>
-          <w:tcPr>
-            <w:tcW w:w="1617" w:type="dxa"/>
-          </w:tcPr>
-          <w:p>
-            <w:pPr>
-              <w:spacing w:line="360" w:lineRule="auto"/>
-              <w:rPr>
-                <w:rFonts w:cs="Times New Roman"/>
-              </w:rPr>
-            </w:pPr>
-            <w:r>
-              <w:rPr>
-                <w:rFonts w:cs="Times New Roman"/>
-              </w:rPr>
-              <w:t xml:space="preserve">Low User Adoption </w:t>
-            </w:r>
-          </w:p>
-        </w:tc>
-        <w:tc>
-          <w:tcPr>
-            <w:tcW w:w="1080" w:type="dxa"/>
-          </w:tcPr>
-          <w:p>
-            <w:pPr>
-              <w:spacing w:line="360" w:lineRule="auto"/>
-              <w:rPr>
-                <w:rFonts w:cs="Times New Roman"/>
-              </w:rPr>
-            </w:pPr>
-            <w:r>
-              <w:rPr>
-                <w:rFonts w:cs="Times New Roman"/>
-              </w:rPr>
-              <w:t xml:space="preserve">Target users do not download </w:t>
-            </w:r>
-            <w:proofErr w:type="spellStart"/>
-            <w:r>
-              <w:rPr>
-                <w:rFonts w:cs="Times New Roman"/>
-              </w:rPr>
-              <w:t>EcoPantry</w:t>
-            </w:r>
-            <w:proofErr w:type="spellEnd"/>
-            <w:r>
-              <w:rPr>
-                <w:rFonts w:cs="Times New Roman"/>
-              </w:rPr>
-              <w:t xml:space="preserve"> or regularly use it, which hinders the social impact of the project.        </w:t>
-            </w:r>
-          </w:p>
-        </w:tc>
-        <w:tc>
-          <w:tcPr>
-            <w:tcW w:w="1260" w:type="dxa"/>
-          </w:tcPr>
-          <w:p>
-            <w:pPr>
-              <w:spacing w:line="360" w:lineRule="auto"/>
-              <w:rPr>
-                <w:rFonts w:cs="Times New Roman"/>
-              </w:rPr>
-            </w:pPr>
-            <w:r>
-              <w:rPr>
-                <w:rFonts w:cs="Times New Roman"/>
-              </w:rPr>
-              <w:t>Market</w:t>
-            </w:r>
-          </w:p>
-        </w:tc>
-        <w:tc>
-          <w:tcPr>
-            <w:tcW w:w="1080" w:type="dxa"/>
-          </w:tcPr>
-          <w:p>
-            <w:pPr>
-              <w:spacing w:line="360" w:lineRule="auto"/>
-              <w:rPr>
-                <w:rFonts w:cs="Times New Roman"/>
-              </w:rPr>
-            </w:pPr>
-            <w:r>
-              <w:rPr>
-                <w:rFonts w:cs="Times New Roman"/>
-              </w:rPr>
-              <w:t>Mitigate: Provide onboarding tutorial; collect feedback throughout UAT and refine. Accept: Ignore any use cases that do not appear to be engaged enough to focus on.</w:t>
-            </w:r>
-          </w:p>
-          <w:p>
-            <w:pPr>
-              <w:spacing w:line="360" w:lineRule="auto"/>
-              <w:rPr>
-                <w:rFonts w:cs="Times New Roman"/>
-              </w:rPr>
-            </w:pPr>
-          </w:p>
-        </w:tc>
-        <w:tc>
-          <w:tcPr>
-            <w:tcW w:w="1260" w:type="dxa"/>
-          </w:tcPr>
-          <w:p>
-            <w:pPr>
-              <w:spacing w:line="360" w:lineRule="auto"/>
-              <w:rPr>
-                <w:rFonts w:cs="Times New Roman"/>
-              </w:rPr>
-            </w:pPr>
-            <w:r>
-              <w:rPr>
-                <w:rFonts w:cs="Times New Roman"/>
-              </w:rPr>
-              <w:t>Medium</w:t>
-            </w:r>
-          </w:p>
-        </w:tc>
-        <w:tc>
-          <w:tcPr>
-            <w:tcW w:w="1440" w:type="dxa"/>
-          </w:tcPr>
-          <w:p>
-            <w:pPr>
-              <w:spacing w:line="360" w:lineRule="auto"/>
-              <w:rPr>
-                <w:rFonts w:cs="Times New Roman"/>
-              </w:rPr>
-            </w:pPr>
-            <w:r>
-              <w:rPr>
-                <w:rFonts w:cs="Times New Roman"/>
-              </w:rPr>
-              <w:t>Medium</w:t>
-            </w:r>
-          </w:p>
-        </w:tc>
-        <w:tc>
-          <w:tcPr>
-            <w:tcW w:w="1170" w:type="dxa"/>
-          </w:tcPr>
-          <w:p>
-            <w:pPr>
-              <w:spacing w:line="360" w:lineRule="auto"/>
-              <w:rPr>
-                <w:rFonts w:cs="Times New Roman"/>
-              </w:rPr>
-            </w:pPr>
-            <w:r>
-              <w:rPr>
-                <w:rFonts w:cs="Times New Roman"/>
-              </w:rPr>
-              <w:t>Monitor UAT satisfaction scores.</w:t>
-            </w:r>
-          </w:p>
-          <w:p>
-            <w:pPr>
-              <w:spacing w:line="360" w:lineRule="auto"/>
-              <w:rPr>
-                <w:rFonts w:cs="Times New Roman"/>
-              </w:rPr>
-            </w:pPr>
-          </w:p>
-          <w:p>
-            <w:pPr>
-              <w:spacing w:line="360" w:lineRule="auto"/>
-              <w:rPr>
-                <w:rFonts w:cs="Times New Roman"/>
-              </w:rPr>
-            </w:pPr>
-          </w:p>
-        </w:tc>
-      </w:tr>
-      <w:tr>
-        <w:tc>
-          <w:tcPr>
-            <w:tcW w:w="1168" w:type="dxa"/>
-          </w:tcPr>
-          <w:p>
-            <w:pPr>
-              <w:spacing w:line="360" w:lineRule="auto"/>
-              <w:rPr>
-                <w:rFonts w:cs="Times New Roman"/>
-              </w:rPr>
-            </w:pPr>
-            <w:r>
-              <w:rPr>
-                <w:rFonts w:cs="Times New Roman"/>
-              </w:rPr>
-              <w:t>6</w:t>
-            </w:r>
-          </w:p>
-        </w:tc>
-        <w:tc>
-          <w:tcPr>
-            <w:tcW w:w="1617" w:type="dxa"/>
-          </w:tcPr>
-          <w:p>
-            <w:pPr>
-              <w:spacing w:line="360" w:lineRule="auto"/>
-              <w:jc w:val="center"/>
-              <w:rPr>
-                <w:rFonts w:cs="Times New Roman"/>
-              </w:rPr>
-            </w:pPr>
-            <w:r>
-              <w:rPr>
-                <w:rFonts w:cs="Times New Roman"/>
-              </w:rPr>
-              <w:t xml:space="preserve">PDPA Non-Compliance </w:t>
-            </w:r>
-          </w:p>
-        </w:tc>
-        <w:tc>
-          <w:tcPr>
-            <w:tcW w:w="1080" w:type="dxa"/>
-          </w:tcPr>
-          <w:p>
-            <w:pPr>
-              <w:spacing w:line="360" w:lineRule="auto"/>
-              <w:rPr>
-                <w:rFonts w:cs="Times New Roman"/>
-              </w:rPr>
-            </w:pPr>
-            <w:r>
-              <w:rPr>
-                <w:rFonts w:cs="Times New Roman"/>
-              </w:rPr>
-              <w:t>If they are not compliant with the Malaysian Personal Data Protection Act (PDPA) 2010 and put the project at risk of legal action.</w:t>
-            </w:r>
-          </w:p>
-        </w:tc>
-        <w:tc>
-          <w:tcPr>
-            <w:tcW w:w="1260" w:type="dxa"/>
-          </w:tcPr>
-          <w:p>
-            <w:pPr>
-              <w:spacing w:line="360" w:lineRule="auto"/>
-              <w:rPr>
-                <w:rFonts w:cs="Times New Roman"/>
-              </w:rPr>
-            </w:pPr>
-            <w:r>
-              <w:rPr>
-                <w:rFonts w:cs="Times New Roman"/>
-              </w:rPr>
-              <w:t>Structure / Process</w:t>
-            </w:r>
-          </w:p>
-        </w:tc>
-        <w:tc>
-          <w:tcPr>
-            <w:tcW w:w="1080" w:type="dxa"/>
-          </w:tcPr>
-          <w:p>
-            <w:pPr>
-              <w:spacing w:line="360" w:lineRule="auto"/>
-              <w:rPr>
-                <w:rFonts w:cs="Times New Roman"/>
-              </w:rPr>
-            </w:pPr>
-            <w:r>
-              <w:rPr>
-                <w:rFonts w:cs="Times New Roman"/>
-              </w:rPr>
-              <w:t>Avoid PDPA compliance review until week 10. Add privacy policy and data consent forms to the app.</w:t>
-            </w:r>
-          </w:p>
-          <w:p>
-            <w:pPr>
-              <w:spacing w:line="360" w:lineRule="auto"/>
-              <w:jc w:val="center"/>
-              <w:rPr>
-                <w:rFonts w:cs="Times New Roman"/>
-              </w:rPr>
-            </w:pPr>
-          </w:p>
-        </w:tc>
-        <w:tc>
-          <w:tcPr>
-            <w:tcW w:w="1260" w:type="dxa"/>
-          </w:tcPr>
-          <w:p>
-            <w:pPr>
-              <w:spacing w:line="360" w:lineRule="auto"/>
-              <w:rPr>
-                <w:rFonts w:cs="Times New Roman"/>
-              </w:rPr>
-            </w:pPr>
-            <w:r>
-              <w:rPr>
-                <w:rFonts w:cs="Times New Roman"/>
-              </w:rPr>
-              <w:t>Low</w:t>
-            </w:r>
-          </w:p>
-        </w:tc>
-        <w:tc>
-          <w:tcPr>
-            <w:tcW w:w="1440" w:type="dxa"/>
-          </w:tcPr>
-          <w:p>
-            <w:pPr>
-              <w:spacing w:line="360" w:lineRule="auto"/>
-              <w:rPr>
-                <w:rFonts w:cs="Times New Roman"/>
-              </w:rPr>
-            </w:pPr>
-            <w:r>
-              <w:rPr>
-                <w:rFonts w:cs="Times New Roman"/>
-              </w:rPr>
-              <w:t>Very High</w:t>
-            </w:r>
-          </w:p>
-        </w:tc>
-        <w:tc>
-          <w:tcPr>
-            <w:tcW w:w="1170" w:type="dxa"/>
-          </w:tcPr>
-          <w:p>
-            <w:pPr>
-              <w:spacing w:line="360" w:lineRule="auto"/>
-              <w:rPr>
-                <w:rFonts w:cs="Times New Roman"/>
-              </w:rPr>
-            </w:pPr>
-            <w:r>
-              <w:rPr>
-                <w:rFonts w:cs="Times New Roman"/>
-              </w:rPr>
-              <w:t>Legal issue; zero tolerance.</w:t>
-            </w:r>
-          </w:p>
-          <w:p>
-            <w:pPr>
-              <w:spacing w:line="360" w:lineRule="auto"/>
-              <w:rPr>
-                <w:rFonts w:cs="Times New Roman"/>
-              </w:rPr>
-            </w:pPr>
-          </w:p>
-          <w:p>
-            <w:pPr>
-              <w:spacing w:line="360" w:lineRule="auto"/>
-              <w:rPr>
-                <w:rFonts w:cs="Times New Roman"/>
-              </w:rPr>
-            </w:pPr>
-          </w:p>
-        </w:tc>
-      </w:tr>
-      <w:tr>
-        <w:tc>
-          <w:tcPr>
-            <w:tcW w:w="1168" w:type="dxa"/>
-          </w:tcPr>
-          <w:p>
-            <w:pPr>
-              <w:spacing w:line="360" w:lineRule="auto"/>
-              <w:rPr>
-                <w:rFonts w:cs="Times New Roman"/>
-              </w:rPr>
-            </w:pPr>
-            <w:r>
-              <w:rPr>
-                <w:rFonts w:cs="Times New Roman"/>
-              </w:rPr>
-              <w:t>7</w:t>
-            </w:r>
-          </w:p>
-        </w:tc>
-        <w:tc>
-          <w:tcPr>
-            <w:tcW w:w="1617" w:type="dxa"/>
-          </w:tcPr>
-          <w:p>
-            <w:pPr>
-              <w:spacing w:line="360" w:lineRule="auto"/>
-              <w:rPr>
-                <w:rFonts w:cs="Times New Roman"/>
-              </w:rPr>
-            </w:pPr>
-            <w:r>
-              <w:rPr>
-                <w:rFonts w:cs="Times New Roman"/>
-              </w:rPr>
-              <w:t xml:space="preserve">       NGO / Partner Interest </w:t>
-            </w:r>
-          </w:p>
-        </w:tc>
-        <w:tc>
-          <w:tcPr>
-            <w:tcW w:w="1080" w:type="dxa"/>
-          </w:tcPr>
-          <w:p>
-            <w:pPr>
-              <w:spacing w:line="360" w:lineRule="auto"/>
-              <w:rPr>
-                <w:rFonts w:cs="Times New Roman"/>
-              </w:rPr>
-            </w:pPr>
-            <w:r>
-              <w:rPr>
-                <w:rFonts w:cs="Times New Roman"/>
-              </w:rPr>
-              <w:t xml:space="preserve">Local NGOs/Food Banks show interest in becoming partner with </w:t>
-            </w:r>
-            <w:proofErr w:type="spellStart"/>
-            <w:r>
-              <w:rPr>
-                <w:rFonts w:cs="Times New Roman"/>
-              </w:rPr>
-              <w:t>EcoPantry</w:t>
-            </w:r>
-            <w:proofErr w:type="spellEnd"/>
-            <w:r>
-              <w:rPr>
-                <w:rFonts w:cs="Times New Roman"/>
-              </w:rPr>
-              <w:t xml:space="preserve"> and open opportunities for more funding and more numbers of users.        </w:t>
-            </w:r>
-          </w:p>
-        </w:tc>
-        <w:tc>
-          <w:tcPr>
-            <w:tcW w:w="1260" w:type="dxa"/>
-          </w:tcPr>
-          <w:p>
-            <w:pPr>
-              <w:spacing w:line="360" w:lineRule="auto"/>
-              <w:rPr>
-                <w:rFonts w:cs="Times New Roman"/>
-              </w:rPr>
-            </w:pPr>
-            <w:r>
-              <w:rPr>
-                <w:rFonts w:cs="Times New Roman"/>
-              </w:rPr>
-              <w:t>Market</w:t>
-            </w:r>
-          </w:p>
-        </w:tc>
-        <w:tc>
-          <w:tcPr>
-            <w:tcW w:w="1080" w:type="dxa"/>
-          </w:tcPr>
-          <w:p>
-            <w:pPr>
-              <w:spacing w:line="360" w:lineRule="auto"/>
-              <w:rPr>
-                <w:rFonts w:cs="Times New Roman"/>
-              </w:rPr>
-            </w:pPr>
-            <w:r>
-              <w:rPr>
-                <w:rFonts w:cs="Times New Roman"/>
-              </w:rPr>
-              <w:t>Exploit: Make a partnership proposal and demo ready by Week 12 and capitalize on this opportunity.</w:t>
-            </w:r>
-          </w:p>
-        </w:tc>
-        <w:tc>
-          <w:tcPr>
-            <w:tcW w:w="1260" w:type="dxa"/>
-          </w:tcPr>
-          <w:p>
-            <w:pPr>
-              <w:spacing w:line="360" w:lineRule="auto"/>
-              <w:rPr>
-                <w:rFonts w:cs="Times New Roman"/>
-              </w:rPr>
-            </w:pPr>
-            <w:r>
-              <w:rPr>
-                <w:rFonts w:cs="Times New Roman"/>
-              </w:rPr>
-              <w:t>Medium</w:t>
-            </w:r>
-          </w:p>
-        </w:tc>
-        <w:tc>
-          <w:tcPr>
-            <w:tcW w:w="1440" w:type="dxa"/>
-          </w:tcPr>
-          <w:p>
-            <w:pPr>
-              <w:spacing w:line="360" w:lineRule="auto"/>
-              <w:rPr>
-                <w:rFonts w:cs="Times New Roman"/>
-              </w:rPr>
-            </w:pPr>
-            <w:r>
-              <w:rPr>
-                <w:rFonts w:cs="Times New Roman"/>
-              </w:rPr>
-              <w:t>Heigh</w:t>
-            </w:r>
-          </w:p>
-        </w:tc>
-        <w:tc>
-          <w:tcPr>
-            <w:tcW w:w="1170" w:type="dxa"/>
-          </w:tcPr>
-          <w:p>
-            <w:pPr>
-              <w:spacing w:line="360" w:lineRule="auto"/>
-              <w:rPr>
-                <w:rFonts w:cs="Times New Roman"/>
-              </w:rPr>
-            </w:pPr>
-            <w:r>
-              <w:rPr>
-                <w:rFonts w:cs="Times New Roman"/>
-              </w:rPr>
-              <w:t>Positive risk – actively pursue.</w:t>
-            </w:r>
-          </w:p>
-          <w:p>
-            <w:pPr>
-              <w:spacing w:line="360" w:lineRule="auto"/>
-              <w:rPr>
-                <w:rFonts w:cs="Times New Roman"/>
-              </w:rPr>
-            </w:pPr>
-          </w:p>
-        </w:tc>
-      </w:tr>
-      <w:tr>
-        <w:tc>
-          <w:tcPr>
-            <w:tcW w:w="1168" w:type="dxa"/>
-          </w:tcPr>
-          <w:p>
-            <w:pPr>
-              <w:spacing w:line="360" w:lineRule="auto"/>
-              <w:rPr>
-                <w:rFonts w:cs="Times New Roman"/>
-              </w:rPr>
-            </w:pPr>
-            <w:r>
-              <w:rPr>
-                <w:rFonts w:cs="Times New Roman"/>
-              </w:rPr>
-              <w:t>8</w:t>
-            </w:r>
-          </w:p>
-        </w:tc>
-        <w:tc>
-          <w:tcPr>
-            <w:tcW w:w="1617" w:type="dxa"/>
-          </w:tcPr>
-          <w:p>
-            <w:pPr>
-              <w:spacing w:line="360" w:lineRule="auto"/>
-              <w:rPr>
-                <w:rFonts w:cs="Times New Roman"/>
-              </w:rPr>
-            </w:pPr>
-            <w:r>
-              <w:rPr>
-                <w:rFonts w:cs="Times New Roman"/>
-              </w:rPr>
-              <w:t xml:space="preserve">Faster Development </w:t>
-            </w:r>
-          </w:p>
-        </w:tc>
-        <w:tc>
-          <w:tcPr>
-            <w:tcW w:w="1080" w:type="dxa"/>
-          </w:tcPr>
-          <w:p>
-            <w:pPr>
-              <w:spacing w:line="360" w:lineRule="auto"/>
-              <w:rPr>
-                <w:rFonts w:cs="Times New Roman"/>
-              </w:rPr>
-            </w:pPr>
-            <w:r>
-              <w:rPr>
-                <w:rFonts w:cs="Times New Roman"/>
-              </w:rPr>
-              <w:t>The team finishes development modules sooner than planned because of reusability and/or higher productivity.</w:t>
-            </w:r>
-          </w:p>
-        </w:tc>
-        <w:tc>
-          <w:tcPr>
-            <w:tcW w:w="1260" w:type="dxa"/>
-          </w:tcPr>
-          <w:p>
-            <w:pPr>
-              <w:spacing w:line="360" w:lineRule="auto"/>
-              <w:rPr>
-                <w:rFonts w:cs="Times New Roman"/>
-              </w:rPr>
-            </w:pPr>
-            <w:r>
-              <w:rPr>
-                <w:rFonts w:cs="Times New Roman"/>
-              </w:rPr>
-              <w:t>Technology</w:t>
-            </w:r>
-          </w:p>
-        </w:tc>
-        <w:tc>
-          <w:tcPr>
-            <w:tcW w:w="1080" w:type="dxa"/>
-          </w:tcPr>
-          <w:p>
-            <w:pPr>
-              <w:spacing w:line="360" w:lineRule="auto"/>
-              <w:rPr>
-                <w:rFonts w:cs="Times New Roman"/>
-              </w:rPr>
-            </w:pPr>
-            <w:r>
-              <w:rPr>
-                <w:rFonts w:cs="Times New Roman"/>
-              </w:rPr>
-              <w:t>Exploit:</w:t>
-            </w:r>
-          </w:p>
-          <w:p>
-            <w:pPr>
-              <w:spacing w:line="360" w:lineRule="auto"/>
-              <w:rPr>
-                <w:rFonts w:cs="Times New Roman"/>
-              </w:rPr>
-            </w:pPr>
-            <w:r>
-              <w:rPr>
-                <w:rFonts w:cs="Times New Roman"/>
-              </w:rPr>
-              <w:t>Take some extra time to add stretch capabilities (such as multi-language UI), or to add more tests.</w:t>
-            </w:r>
-            <w:r>
-              <w:rPr>
-                <w:rFonts w:cs="Times New Roman"/>
-              </w:rPr>
-              <w:tab/>
-            </w:r>
-          </w:p>
-        </w:tc>
-        <w:tc>
-          <w:tcPr>
-            <w:tcW w:w="1260" w:type="dxa"/>
-          </w:tcPr>
-          <w:p>
-            <w:pPr>
-              <w:spacing w:line="360" w:lineRule="auto"/>
-              <w:rPr>
-                <w:rFonts w:cs="Times New Roman"/>
-              </w:rPr>
-            </w:pPr>
-            <w:r>
-              <w:rPr>
-                <w:rFonts w:cs="Times New Roman"/>
-              </w:rPr>
-              <w:t>Medium</w:t>
-            </w:r>
-          </w:p>
-        </w:tc>
-        <w:tc>
-          <w:tcPr>
-            <w:tcW w:w="1440" w:type="dxa"/>
-          </w:tcPr>
-          <w:p>
-            <w:pPr>
-              <w:spacing w:line="360" w:lineRule="auto"/>
-              <w:rPr>
-                <w:rFonts w:cs="Times New Roman"/>
-              </w:rPr>
-            </w:pPr>
-            <w:r>
-              <w:rPr>
-                <w:rFonts w:cs="Times New Roman"/>
-              </w:rPr>
-              <w:t>Medium</w:t>
-            </w:r>
-          </w:p>
-        </w:tc>
-        <w:tc>
-          <w:tcPr>
-            <w:tcW w:w="1170" w:type="dxa"/>
-          </w:tcPr>
-          <w:p>
-            <w:pPr>
-              <w:spacing w:line="360" w:lineRule="auto"/>
-              <w:rPr>
-                <w:rFonts w:cs="Times New Roman"/>
-              </w:rPr>
-            </w:pPr>
-            <w:r>
-              <w:rPr>
-                <w:rFonts w:cs="Times New Roman"/>
-              </w:rPr>
-              <w:t>Positive risk – plan buffer tasks.</w:t>
-            </w:r>
-          </w:p>
-          <w:p>
-            <w:pPr>
-              <w:spacing w:line="360" w:lineRule="auto"/>
-              <w:rPr>
-                <w:rFonts w:cs="Times New Roman"/>
-              </w:rPr>
-            </w:pPr>
-          </w:p>
-          <w:p>
-            <w:pPr>
-              <w:spacing w:line="360" w:lineRule="auto"/>
-              <w:rPr>
-                <w:rFonts w:cs="Times New Roman"/>
-              </w:rPr>
-            </w:pPr>
-          </w:p>
-        </w:tc>
-      </w:tr>
-    </w:tbl>
-    <w:p/>
-    <w:p/>
-    <w:p>
-      <w:pPr>
-        <w:spacing w:line="360" w:lineRule="auto"/>
-        <w:rPr>
-          <w:rFonts w:cs="Times New Roman"/>
-        </w:rPr>
-      </w:pPr>
-      <w:r>
-        <w:rPr>
-          <w:rFonts w:cs="Times New Roman"/>
-        </w:rPr>
-        <w:t>1. Methodology</w:t>
-      </w:r>
-    </w:p>
-    <w:p>
-      <w:pPr>
-        <w:spacing w:line="360" w:lineRule="auto"/>
-        <w:rPr>
-          <w:rFonts w:cs="Times New Roman"/>
-        </w:rPr>
-      </w:pPr>
-      <w:r>
-        <w:rPr>
-          <w:rFonts w:cs="Times New Roman"/>
-        </w:rPr>
-        <w:t xml:space="preserve">The </w:t>
-      </w:r>
-      <w:proofErr w:type="spellStart"/>
-      <w:r>
-        <w:rPr>
-          <w:rFonts w:cs="Times New Roman"/>
-        </w:rPr>
-        <w:t>EcoPantry</w:t>
-      </w:r>
-      <w:proofErr w:type="spellEnd"/>
-      <w:r>
-        <w:rPr>
-          <w:rFonts w:cs="Times New Roman"/>
-        </w:rPr>
-        <w:t xml:space="preserve"> project is a student software project that has a fixed 14-week schedule, so it requires a light-weight approach to risk management that's suitable for that environment. It is a process with four recurring activities:</w:t>
-      </w:r>
-    </w:p>
-    <w:p>
-      <w:pPr>
-        <w:spacing w:line="360" w:lineRule="auto"/>
-        <w:rPr>
-          <w:rFonts w:cs="Times New Roman"/>
-        </w:rPr>
-      </w:pPr>
-      <w:r>
-        <w:rPr>
-          <w:rFonts w:cs="Times New Roman"/>
-        </w:rPr>
-        <w:t>a. Risk Identification – risks are discussed at weekly stand-ups, sprint planning and UAT sessions, and logged in the shared risk register (Trello + this document).</w:t>
-      </w:r>
-    </w:p>
-    <w:p>
-      <w:pPr>
-        <w:spacing w:line="360" w:lineRule="auto"/>
-        <w:rPr>
-          <w:rFonts w:cs="Times New Roman"/>
-        </w:rPr>
-      </w:pPr>
-      <w:r>
-        <w:rPr>
-          <w:rFonts w:cs="Times New Roman"/>
-        </w:rPr>
-        <w:t>b. Qualitative Risk Analysis – each risk is allocated a Probability × Impact rating (Low / Medium / High / Very High) which defines the priority of each risk (see Section 5).</w:t>
-      </w:r>
-    </w:p>
-    <w:p>
-      <w:pPr>
-        <w:spacing w:line="360" w:lineRule="auto"/>
-        <w:rPr>
-          <w:rFonts w:cs="Times New Roman"/>
-        </w:rPr>
-      </w:pPr>
-      <w:r>
-        <w:rPr>
-          <w:rFonts w:cs="Times New Roman"/>
-        </w:rPr>
-        <w:t xml:space="preserve">Risk Response Planning – involves decision making about a response to each risk (Avoid, Mitigate, Transfer, except for negative risks (threats) and Exploit, Enhance, Share, </w:t>
+        <w:t xml:space="preserve">Risk Response Planning – involves decision making about a response to each risk (Avoid, Mitigate, Transfer, except for negative risks (threats) and Exploit, Enhance, Share, and </w:t>
       </w:r>
       <w:proofErr w:type="gramStart"/>
       <w:r>
@@ -7396,6 +6516,7 @@
         <w:rPr>
           <w:rFonts w:cs="Times New Roman"/>
         </w:rPr>
+        <w:lastRenderedPageBreak/>
         <w:t>Risk Monitoring and Control – The risk register is updated on Fridays during the team stand-up, new risks are added, and the status of risks is reviewed until the project is closed in Week 14.</w:t>
       </w:r>
     </w:p>
@@ -7446,21 +6567,7 @@
         <w:rPr>
           <w:rFonts w:cs="Times New Roman"/>
         </w:rPr>
-        <w:t xml:space="preserve">The three-member </w:t>
-      </w:r>
-      <w:proofErr w:type="spellStart"/>
-      <w:r>
-        <w:rPr>
-          <w:rFonts w:cs="Times New Roman"/>
-        </w:rPr>
-        <w:t>EcoPantry</w:t>
-      </w:r>
-      <w:proofErr w:type="spellEnd"/>
-      <w:r>
-        <w:rPr>
-          <w:rFonts w:cs="Times New Roman"/>
-        </w:rPr>
-        <w:t xml:space="preserve"> team share ownership of the risks, meaning that there are no unmonitored risk categories. Responsibilities are summarized below.</w:t>
+        <w:t>The three-member EcoPantry team share ownership of the risks, meaning that there are no unmonitored risk categories. Responsibilities are summarized below.</w:t>
       </w:r>
     </w:p>
     <w:tbl>
@@ -7567,14 +6674,12 @@
                 <w:rFonts w:cs="Times New Roman"/>
               </w:rPr>
             </w:pPr>
-            <w:proofErr w:type="spellStart"/>
             <w:r>
               <w:rPr>
                 <w:rFonts w:cs="Times New Roman"/>
               </w:rPr>
               <w:t>Mijala</w:t>
             </w:r>
-            <w:proofErr w:type="spellEnd"/>
           </w:p>
         </w:tc>
         <w:tc>
@@ -7779,16 +6884,22 @@
               <w:rPr>
                 <w:rFonts w:cs="Times New Roman"/>
               </w:rPr>
-              <w:t>as new risks emerge, identify them in the shared Trello board and add agreed mitigation steps in their tasks.</w:t>
-            </w:r>
-          </w:p>
-          <w:p>
-            <w:pPr>
-              <w:spacing w:line="360" w:lineRule="auto"/>
-              <w:rPr>
-                <w:rFonts w:cs="Times New Roman"/>
-              </w:rPr>
-            </w:pPr>
+              <w:t xml:space="preserve">as new risks emerge, identify them </w:t>
+            </w:r>
+            <w:proofErr w:type="gramStart"/>
+            <w:r>
+              <w:rPr>
+                <w:rFonts w:cs="Times New Roman"/>
+              </w:rPr>
+              <w:t>in</w:t>
+            </w:r>
+            <w:proofErr w:type="gramEnd"/>
+            <w:r>
+              <w:rPr>
+                <w:rFonts w:cs="Times New Roman"/>
+              </w:rPr>
+              <w:t xml:space="preserve"> the shared Trello board and add agreed mitigation steps in their tasks.</w:t>
+            </w:r>
           </w:p>
         </w:tc>
       </w:tr>
@@ -7800,18 +6911,11 @@
           <w:rFonts w:cs="Times New Roman"/>
         </w:rPr>
       </w:pPr>
-    </w:p>
-    <w:p>
-      <w:pPr>
-        <w:spacing w:line="360" w:lineRule="auto"/>
-        <w:rPr>
-          <w:rFonts w:cs="Times New Roman"/>
-        </w:rPr>
-      </w:pPr>
       <w:r>
         <w:rPr>
           <w:rFonts w:cs="Times New Roman"/>
         </w:rPr>
+        <w:lastRenderedPageBreak/>
         <w:t xml:space="preserve">At the set time of milestone reviews (Weeks 4, 8 and 12), the Project Manager will bring together all risk updates and report to the module lecturer on any new critical risks, </w:t>
       </w:r>
       <w:proofErr w:type="spellStart"/>
@@ -7836,22 +6940,6 @@
           <w:rFonts w:cs="Times New Roman"/>
         </w:rPr>
       </w:pPr>
-    </w:p>
-    <w:p>
-      <w:pPr>
-        <w:spacing w:line="360" w:lineRule="auto"/>
-        <w:rPr>
-          <w:rFonts w:cs="Times New Roman"/>
-        </w:rPr>
-      </w:pPr>
-    </w:p>
-    <w:p>
-      <w:pPr>
-        <w:spacing w:line="360" w:lineRule="auto"/>
-        <w:rPr>
-          <w:rFonts w:cs="Times New Roman"/>
-        </w:rPr>
-      </w:pPr>
       <w:r>
         <w:rPr>
           <w:rFonts w:cs="Times New Roman"/>
@@ -7917,6 +7005,11 @@
     </w:p>
     <w:p>
       <w:pPr>
+        <w:pStyle w:val="ListParagraph"/>
+        <w:numPr>
+          <w:ilvl w:val="0"/>
+          <w:numId w:val="25"/>
+        </w:numPr>
         <w:spacing w:line="360" w:lineRule="auto"/>
         <w:rPr>
           <w:rFonts w:cs="Times New Roman"/>
@@ -7926,11 +7019,16 @@
         <w:rPr>
           <w:rFonts w:cs="Times New Roman"/>
         </w:rPr>
-        <w:t>a.   Structure / Process – scope and change management, compliance (scope creep, PDPA non-compliance).</w:t>
+        <w:t>Structure / Process – scope and change management, compliance (scope creep, PDPA non-compliance).</w:t>
       </w:r>
     </w:p>
     <w:p>
       <w:pPr>
+        <w:pStyle w:val="ListParagraph"/>
+        <w:numPr>
+          <w:ilvl w:val="0"/>
+          <w:numId w:val="25"/>
+        </w:numPr>
         <w:spacing w:line="360" w:lineRule="auto"/>
         <w:rPr>
           <w:rFonts w:cs="Times New Roman"/>
@@ -7940,11 +7038,16 @@
         <w:rPr>
           <w:rFonts w:cs="Times New Roman"/>
         </w:rPr>
-        <w:t>b.    People – team capacity and availability (e.g. team member drop out).</w:t>
+        <w:t>People – team capacity and availability (e.g. team member drop out).</w:t>
       </w:r>
     </w:p>
     <w:p>
       <w:pPr>
+        <w:pStyle w:val="ListParagraph"/>
+        <w:numPr>
+          <w:ilvl w:val="0"/>
+          <w:numId w:val="25"/>
+        </w:numPr>
         <w:spacing w:line="360" w:lineRule="auto"/>
         <w:rPr>
           <w:rFonts w:cs="Times New Roman"/>
@@ -7954,11 +7057,16 @@
         <w:rPr>
           <w:rFonts w:cs="Times New Roman"/>
         </w:rPr>
-        <w:t>c.    Technology – risks of development tools, APIs, and technology integrations (such as faster development, or failure of technology integration).</w:t>
+        <w:t>Technology – risks of development tools, APIs, and technology integrations (such as faster development, or failure of technology integration).</w:t>
       </w:r>
     </w:p>
     <w:p>
       <w:pPr>
+        <w:pStyle w:val="ListParagraph"/>
+        <w:numPr>
+          <w:ilvl w:val="0"/>
+          <w:numId w:val="25"/>
+        </w:numPr>
         <w:spacing w:line="360" w:lineRule="auto"/>
         <w:rPr>
           <w:rFonts w:cs="Times New Roman"/>
@@ -7968,11 +7076,16 @@
         <w:rPr>
           <w:rFonts w:cs="Times New Roman"/>
         </w:rPr>
-        <w:t>d.     Financial – risks relating to project budget and cost estimation (e.g. budget overrun).</w:t>
+        <w:t>Financial – risks relating to project budget and cost estimation (e.g. budget overrun).</w:t>
       </w:r>
     </w:p>
     <w:p>
       <w:pPr>
+        <w:pStyle w:val="ListParagraph"/>
+        <w:numPr>
+          <w:ilvl w:val="0"/>
+          <w:numId w:val="25"/>
+        </w:numPr>
         <w:spacing w:line="360" w:lineRule="auto"/>
         <w:rPr>
           <w:rFonts w:cs="Times New Roman"/>
@@ -7982,7 +7095,7 @@
         <w:rPr>
           <w:rFonts w:cs="Times New Roman"/>
         </w:rPr>
-        <w:t>e.      Market – risks associated with end users and external partners (e.g. low uptake by users, interest of the NGO/partners).</w:t>
+        <w:t>Market – risks associated with end users and external partners (e.g. low uptake by users, interest of the NGO/partners).</w:t>
       </w:r>
     </w:p>
     <w:p>
@@ -8626,6 +7739,1686 @@
         <w:t>High and Extreme risks (such as Scope Creep, PDPA Non-Compliance) are reviewed weekly, but not just any time, and must be responded to through documentation prior to the next stand-up. Risks rated Medium are reviewed at each milestone. Low risk events: events are monitored passively and reassessed when conditions change.</w:t>
       </w:r>
     </w:p>
+    <w:p>
+      <w:pPr>
+        <w:pStyle w:val="ListParagraph"/>
+        <w:spacing w:line="360" w:lineRule="auto"/>
+        <w:ind w:left="360"/>
+        <w:rPr>
+          <w:rFonts w:cs="Times New Roman"/>
+        </w:rPr>
+      </w:pPr>
+      <w:r>
+        <w:rPr>
+          <w:rFonts w:cs="Times New Roman"/>
+        </w:rPr>
+        <w:t>Below is the Risk Register Table:</w:t>
+      </w:r>
+    </w:p>
+    <w:tbl>
+      <w:tblPr>
+        <w:tblStyle w:val="TableGrid"/>
+        <w:tblW w:w="10075" w:type="dxa"/>
+        <w:tblLook w:val="04A0" w:firstRow="1" w:lastRow="0" w:firstColumn="1" w:lastColumn="0" w:noHBand="0" w:noVBand="1"/>
+      </w:tblPr>
+      <w:tblGrid>
+        <w:gridCol w:w="723"/>
+        <w:gridCol w:w="1509"/>
+        <w:gridCol w:w="1683"/>
+        <w:gridCol w:w="1346"/>
+        <w:gridCol w:w="1510"/>
+        <w:gridCol w:w="1283"/>
+        <w:gridCol w:w="1030"/>
+        <w:gridCol w:w="1316"/>
+      </w:tblGrid>
+      <w:tr>
+        <w:tc>
+          <w:tcPr>
+            <w:tcW w:w="1168" w:type="dxa"/>
+          </w:tcPr>
+          <w:p>
+            <w:pPr>
+              <w:spacing w:line="360" w:lineRule="auto"/>
+              <w:rPr>
+                <w:rFonts w:cs="Times New Roman"/>
+              </w:rPr>
+            </w:pPr>
+            <w:r>
+              <w:rPr>
+                <w:rFonts w:cs="Times New Roman"/>
+              </w:rPr>
+              <w:t>Rank</w:t>
+            </w:r>
+          </w:p>
+        </w:tc>
+        <w:tc>
+          <w:tcPr>
+            <w:tcW w:w="1617" w:type="dxa"/>
+          </w:tcPr>
+          <w:p>
+            <w:pPr>
+              <w:spacing w:line="360" w:lineRule="auto"/>
+              <w:rPr>
+                <w:rFonts w:cs="Times New Roman"/>
+              </w:rPr>
+            </w:pPr>
+            <w:r>
+              <w:rPr>
+                <w:rFonts w:cs="Times New Roman"/>
+              </w:rPr>
+              <w:t>Risk Name</w:t>
+            </w:r>
+          </w:p>
+        </w:tc>
+        <w:tc>
+          <w:tcPr>
+            <w:tcW w:w="1080" w:type="dxa"/>
+          </w:tcPr>
+          <w:p>
+            <w:pPr>
+              <w:spacing w:line="360" w:lineRule="auto"/>
+              <w:rPr>
+                <w:rFonts w:cs="Times New Roman"/>
+              </w:rPr>
+            </w:pPr>
+            <w:r>
+              <w:rPr>
+                <w:rFonts w:cs="Times New Roman"/>
+              </w:rPr>
+              <w:t>Description</w:t>
+            </w:r>
+          </w:p>
+        </w:tc>
+        <w:tc>
+          <w:tcPr>
+            <w:tcW w:w="1260" w:type="dxa"/>
+          </w:tcPr>
+          <w:p>
+            <w:pPr>
+              <w:spacing w:line="360" w:lineRule="auto"/>
+              <w:rPr>
+                <w:rFonts w:cs="Times New Roman"/>
+              </w:rPr>
+            </w:pPr>
+            <w:r>
+              <w:rPr>
+                <w:rFonts w:cs="Times New Roman"/>
+              </w:rPr>
+              <w:t>Category</w:t>
+            </w:r>
+          </w:p>
+        </w:tc>
+        <w:tc>
+          <w:tcPr>
+            <w:tcW w:w="1080" w:type="dxa"/>
+          </w:tcPr>
+          <w:p>
+            <w:pPr>
+              <w:spacing w:line="360" w:lineRule="auto"/>
+              <w:rPr>
+                <w:rFonts w:cs="Times New Roman"/>
+              </w:rPr>
+            </w:pPr>
+            <w:r>
+              <w:rPr>
+                <w:rFonts w:cs="Times New Roman"/>
+              </w:rPr>
+              <w:t>Response strategy</w:t>
+            </w:r>
+          </w:p>
+        </w:tc>
+        <w:tc>
+          <w:tcPr>
+            <w:tcW w:w="1260" w:type="dxa"/>
+          </w:tcPr>
+          <w:p>
+            <w:pPr>
+              <w:spacing w:line="360" w:lineRule="auto"/>
+              <w:rPr>
+                <w:rFonts w:cs="Times New Roman"/>
+              </w:rPr>
+            </w:pPr>
+            <w:r>
+              <w:rPr>
+                <w:rFonts w:cs="Times New Roman"/>
+              </w:rPr>
+              <w:t>Probability</w:t>
+            </w:r>
+          </w:p>
+        </w:tc>
+        <w:tc>
+          <w:tcPr>
+            <w:tcW w:w="1440" w:type="dxa"/>
+          </w:tcPr>
+          <w:p>
+            <w:pPr>
+              <w:spacing w:line="360" w:lineRule="auto"/>
+              <w:rPr>
+                <w:rFonts w:cs="Times New Roman"/>
+              </w:rPr>
+            </w:pPr>
+            <w:r>
+              <w:rPr>
+                <w:rFonts w:cs="Times New Roman"/>
+              </w:rPr>
+              <w:t>Impact</w:t>
+            </w:r>
+          </w:p>
+        </w:tc>
+        <w:tc>
+          <w:tcPr>
+            <w:tcW w:w="1170" w:type="dxa"/>
+          </w:tcPr>
+          <w:p>
+            <w:pPr>
+              <w:spacing w:line="360" w:lineRule="auto"/>
+              <w:rPr>
+                <w:rFonts w:cs="Times New Roman"/>
+              </w:rPr>
+            </w:pPr>
+            <w:r>
+              <w:rPr>
+                <w:rFonts w:cs="Times New Roman"/>
+              </w:rPr>
+              <w:t>Notes</w:t>
+            </w:r>
+          </w:p>
+        </w:tc>
+      </w:tr>
+      <w:tr>
+        <w:tc>
+          <w:tcPr>
+            <w:tcW w:w="1168" w:type="dxa"/>
+          </w:tcPr>
+          <w:p>
+            <w:pPr>
+              <w:spacing w:line="360" w:lineRule="auto"/>
+              <w:rPr>
+                <w:rFonts w:cs="Times New Roman"/>
+              </w:rPr>
+            </w:pPr>
+            <w:r>
+              <w:rPr>
+                <w:rFonts w:cs="Times New Roman"/>
+              </w:rPr>
+              <w:t>1</w:t>
+            </w:r>
+          </w:p>
+        </w:tc>
+        <w:tc>
+          <w:tcPr>
+            <w:tcW w:w="1617" w:type="dxa"/>
+          </w:tcPr>
+          <w:p>
+            <w:pPr>
+              <w:spacing w:line="360" w:lineRule="auto"/>
+              <w:rPr>
+                <w:rFonts w:cs="Times New Roman"/>
+              </w:rPr>
+            </w:pPr>
+            <w:r>
+              <w:rPr>
+                <w:rFonts w:cs="Times New Roman"/>
+              </w:rPr>
+              <w:t xml:space="preserve"> Scope Creep </w:t>
+            </w:r>
+          </w:p>
+        </w:tc>
+        <w:tc>
+          <w:tcPr>
+            <w:tcW w:w="1080" w:type="dxa"/>
+          </w:tcPr>
+          <w:p>
+            <w:pPr>
+              <w:spacing w:line="360" w:lineRule="auto"/>
+              <w:rPr>
+                <w:rFonts w:cs="Times New Roman"/>
+              </w:rPr>
+            </w:pPr>
+            <w:r>
+              <w:rPr>
+                <w:rFonts w:cs="Times New Roman"/>
+              </w:rPr>
+              <w:t>When new features are added to a project during its development and cause the project to miss deadlines and exceed its budget.</w:t>
+            </w:r>
+          </w:p>
+        </w:tc>
+        <w:tc>
+          <w:tcPr>
+            <w:tcW w:w="1260" w:type="dxa"/>
+          </w:tcPr>
+          <w:p>
+            <w:pPr>
+              <w:spacing w:line="360" w:lineRule="auto"/>
+              <w:rPr>
+                <w:rFonts w:cs="Times New Roman"/>
+              </w:rPr>
+            </w:pPr>
+            <w:r>
+              <w:rPr>
+                <w:rFonts w:cs="Times New Roman"/>
+              </w:rPr>
+              <w:t>Structure / Process</w:t>
+            </w:r>
+          </w:p>
+          <w:p>
+            <w:pPr>
+              <w:spacing w:line="360" w:lineRule="auto"/>
+              <w:rPr>
+                <w:rFonts w:cs="Times New Roman"/>
+              </w:rPr>
+            </w:pPr>
+          </w:p>
+          <w:p>
+            <w:pPr>
+              <w:spacing w:line="360" w:lineRule="auto"/>
+              <w:rPr>
+                <w:rFonts w:cs="Times New Roman"/>
+              </w:rPr>
+            </w:pPr>
+          </w:p>
+        </w:tc>
+        <w:tc>
+          <w:tcPr>
+            <w:tcW w:w="1080" w:type="dxa"/>
+          </w:tcPr>
+          <w:p>
+            <w:pPr>
+              <w:spacing w:line="360" w:lineRule="auto"/>
+              <w:rPr>
+                <w:rFonts w:cs="Times New Roman"/>
+              </w:rPr>
+            </w:pPr>
+            <w:r>
+              <w:rPr>
+                <w:rFonts w:cs="Times New Roman"/>
+              </w:rPr>
+              <w:t xml:space="preserve">           Mitigate: Establish formal change control; record all change requests; raise with lecturer.</w:t>
+            </w:r>
+            <w:r>
+              <w:rPr>
+                <w:rFonts w:cs="Times New Roman"/>
+              </w:rPr>
+              <w:tab/>
+            </w:r>
+          </w:p>
+          <w:p>
+            <w:pPr>
+              <w:spacing w:line="360" w:lineRule="auto"/>
+              <w:rPr>
+                <w:rFonts w:cs="Times New Roman"/>
+              </w:rPr>
+            </w:pPr>
+          </w:p>
+        </w:tc>
+        <w:tc>
+          <w:tcPr>
+            <w:tcW w:w="1260" w:type="dxa"/>
+          </w:tcPr>
+          <w:p>
+            <w:pPr>
+              <w:spacing w:line="360" w:lineRule="auto"/>
+              <w:rPr>
+                <w:rFonts w:cs="Times New Roman"/>
+              </w:rPr>
+            </w:pPr>
+            <w:r>
+              <w:rPr>
+                <w:rFonts w:cs="Times New Roman"/>
+              </w:rPr>
+              <w:t>High</w:t>
+            </w:r>
+          </w:p>
+        </w:tc>
+        <w:tc>
+          <w:tcPr>
+            <w:tcW w:w="1440" w:type="dxa"/>
+          </w:tcPr>
+          <w:p>
+            <w:pPr>
+              <w:spacing w:line="360" w:lineRule="auto"/>
+              <w:rPr>
+                <w:rFonts w:cs="Times New Roman"/>
+              </w:rPr>
+            </w:pPr>
+            <w:r>
+              <w:rPr>
+                <w:rFonts w:cs="Times New Roman"/>
+              </w:rPr>
+              <w:t>High</w:t>
+            </w:r>
+          </w:p>
+        </w:tc>
+        <w:tc>
+          <w:tcPr>
+            <w:tcW w:w="1170" w:type="dxa"/>
+          </w:tcPr>
+          <w:p>
+            <w:pPr>
+              <w:spacing w:line="360" w:lineRule="auto"/>
+              <w:rPr>
+                <w:rFonts w:cs="Times New Roman"/>
+              </w:rPr>
+            </w:pPr>
+          </w:p>
+          <w:p>
+            <w:pPr>
+              <w:spacing w:line="360" w:lineRule="auto"/>
+              <w:rPr>
+                <w:rFonts w:cs="Times New Roman"/>
+              </w:rPr>
+            </w:pPr>
+            <w:r>
+              <w:rPr>
+                <w:rFonts w:cs="Times New Roman"/>
+              </w:rPr>
+              <w:t>Critical – must be monitored weekly.</w:t>
+            </w:r>
+          </w:p>
+          <w:p>
+            <w:pPr>
+              <w:spacing w:line="360" w:lineRule="auto"/>
+              <w:rPr>
+                <w:rFonts w:cs="Times New Roman"/>
+              </w:rPr>
+            </w:pPr>
+          </w:p>
+        </w:tc>
+      </w:tr>
+      <w:tr>
+        <w:tc>
+          <w:tcPr>
+            <w:tcW w:w="1168" w:type="dxa"/>
+          </w:tcPr>
+          <w:p>
+            <w:pPr>
+              <w:spacing w:line="360" w:lineRule="auto"/>
+              <w:rPr>
+                <w:rFonts w:cs="Times New Roman"/>
+              </w:rPr>
+            </w:pPr>
+            <w:r>
+              <w:rPr>
+                <w:rFonts w:cs="Times New Roman"/>
+              </w:rPr>
+              <w:lastRenderedPageBreak/>
+              <w:t>2</w:t>
+            </w:r>
+          </w:p>
+        </w:tc>
+        <w:tc>
+          <w:tcPr>
+            <w:tcW w:w="1617" w:type="dxa"/>
+          </w:tcPr>
+          <w:p>
+            <w:pPr>
+              <w:spacing w:line="360" w:lineRule="auto"/>
+              <w:rPr>
+                <w:rFonts w:cs="Times New Roman"/>
+              </w:rPr>
+            </w:pPr>
+            <w:r>
+              <w:rPr>
+                <w:rFonts w:cs="Times New Roman"/>
+              </w:rPr>
+              <w:t xml:space="preserve">Team Member Dropout </w:t>
+            </w:r>
+            <w:r>
+              <w:rPr>
+                <w:rFonts w:cs="Times New Roman"/>
+              </w:rPr>
+              <w:tab/>
+            </w:r>
+          </w:p>
+        </w:tc>
+        <w:tc>
+          <w:tcPr>
+            <w:tcW w:w="1080" w:type="dxa"/>
+          </w:tcPr>
+          <w:p>
+            <w:pPr>
+              <w:spacing w:line="360" w:lineRule="auto"/>
+              <w:rPr>
+                <w:rFonts w:cs="Times New Roman"/>
+              </w:rPr>
+            </w:pPr>
+            <w:r>
+              <w:rPr>
+                <w:rFonts w:cs="Times New Roman"/>
+              </w:rPr>
+              <w:t>A team member leaves the course or is unavailable, which decreases team capacity.</w:t>
+            </w:r>
+          </w:p>
+        </w:tc>
+        <w:tc>
+          <w:tcPr>
+            <w:tcW w:w="1260" w:type="dxa"/>
+          </w:tcPr>
+          <w:p>
+            <w:pPr>
+              <w:spacing w:line="360" w:lineRule="auto"/>
+              <w:rPr>
+                <w:rFonts w:cs="Times New Roman"/>
+              </w:rPr>
+            </w:pPr>
+            <w:r>
+              <w:rPr>
+                <w:rFonts w:cs="Times New Roman"/>
+              </w:rPr>
+              <w:t xml:space="preserve">               People Risk</w:t>
+            </w:r>
+            <w:r>
+              <w:rPr>
+                <w:rFonts w:cs="Times New Roman"/>
+              </w:rPr>
+              <w:tab/>
+            </w:r>
+          </w:p>
+          <w:p>
+            <w:pPr>
+              <w:spacing w:line="360" w:lineRule="auto"/>
+              <w:rPr>
+                <w:rFonts w:cs="Times New Roman"/>
+              </w:rPr>
+            </w:pPr>
+          </w:p>
+        </w:tc>
+        <w:tc>
+          <w:tcPr>
+            <w:tcW w:w="1080" w:type="dxa"/>
+          </w:tcPr>
+          <w:p>
+            <w:pPr>
+              <w:spacing w:line="360" w:lineRule="auto"/>
+              <w:rPr>
+                <w:rFonts w:cs="Times New Roman"/>
+              </w:rPr>
+            </w:pPr>
+            <w:r>
+              <w:rPr>
+                <w:rFonts w:cs="Times New Roman"/>
+              </w:rPr>
+              <w:t>Mitigate: Cross train members, Document all work. Accept: Share tasks with other members, if feasible.</w:t>
+            </w:r>
+          </w:p>
+        </w:tc>
+        <w:tc>
+          <w:tcPr>
+            <w:tcW w:w="1260" w:type="dxa"/>
+          </w:tcPr>
+          <w:p>
+            <w:pPr>
+              <w:spacing w:line="360" w:lineRule="auto"/>
+              <w:rPr>
+                <w:rFonts w:cs="Times New Roman"/>
+              </w:rPr>
+            </w:pPr>
+            <w:r>
+              <w:rPr>
+                <w:rFonts w:cs="Times New Roman"/>
+              </w:rPr>
+              <w:t xml:space="preserve">Medium </w:t>
+            </w:r>
+          </w:p>
+        </w:tc>
+        <w:tc>
+          <w:tcPr>
+            <w:tcW w:w="1440" w:type="dxa"/>
+          </w:tcPr>
+          <w:p>
+            <w:pPr>
+              <w:spacing w:line="360" w:lineRule="auto"/>
+              <w:rPr>
+                <w:rFonts w:cs="Times New Roman"/>
+              </w:rPr>
+            </w:pPr>
+            <w:r>
+              <w:rPr>
+                <w:rFonts w:cs="Times New Roman"/>
+              </w:rPr>
+              <w:t>High</w:t>
+            </w:r>
+          </w:p>
+        </w:tc>
+        <w:tc>
+          <w:tcPr>
+            <w:tcW w:w="1170" w:type="dxa"/>
+          </w:tcPr>
+          <w:p>
+            <w:pPr>
+              <w:spacing w:line="360" w:lineRule="auto"/>
+              <w:rPr>
+                <w:rFonts w:cs="Times New Roman"/>
+              </w:rPr>
+            </w:pPr>
+            <w:r>
+              <w:rPr>
+                <w:rFonts w:cs="Times New Roman"/>
+              </w:rPr>
+              <w:t>Early detection via weekly check-ins.</w:t>
+            </w:r>
+          </w:p>
+          <w:p>
+            <w:pPr>
+              <w:spacing w:line="360" w:lineRule="auto"/>
+              <w:rPr>
+                <w:rFonts w:cs="Times New Roman"/>
+              </w:rPr>
+            </w:pPr>
+          </w:p>
+        </w:tc>
+      </w:tr>
+      <w:tr>
+        <w:tc>
+          <w:tcPr>
+            <w:tcW w:w="1168" w:type="dxa"/>
+          </w:tcPr>
+          <w:p>
+            <w:pPr>
+              <w:spacing w:line="360" w:lineRule="auto"/>
+              <w:rPr>
+                <w:rFonts w:cs="Times New Roman"/>
+              </w:rPr>
+            </w:pPr>
+            <w:r>
+              <w:rPr>
+                <w:rFonts w:cs="Times New Roman"/>
+              </w:rPr>
+              <w:t>3</w:t>
+            </w:r>
+          </w:p>
+        </w:tc>
+        <w:tc>
+          <w:tcPr>
+            <w:tcW w:w="1617" w:type="dxa"/>
+          </w:tcPr>
+          <w:p>
+            <w:pPr>
+              <w:spacing w:line="360" w:lineRule="auto"/>
+              <w:rPr>
+                <w:rFonts w:cs="Times New Roman"/>
+              </w:rPr>
+            </w:pPr>
+            <w:r>
+              <w:rPr>
+                <w:rFonts w:cs="Times New Roman"/>
+              </w:rPr>
+              <w:t xml:space="preserve">Tech Integration Failure          </w:t>
+            </w:r>
+          </w:p>
+        </w:tc>
+        <w:tc>
+          <w:tcPr>
+            <w:tcW w:w="1080" w:type="dxa"/>
+          </w:tcPr>
+          <w:p>
+            <w:pPr>
+              <w:spacing w:line="360" w:lineRule="auto"/>
+              <w:rPr>
+                <w:rFonts w:cs="Times New Roman"/>
+              </w:rPr>
+            </w:pPr>
+            <w:r>
+              <w:rPr>
+                <w:rFonts w:cs="Times New Roman"/>
+              </w:rPr>
+              <w:t>Third party APIs (notification service, map APIs) cease to be available or are updated without warning.</w:t>
+            </w:r>
+          </w:p>
+          <w:p>
+            <w:pPr>
+              <w:spacing w:line="360" w:lineRule="auto"/>
+              <w:jc w:val="center"/>
+              <w:rPr>
+                <w:rFonts w:cs="Times New Roman"/>
+              </w:rPr>
+            </w:pPr>
+          </w:p>
+        </w:tc>
+        <w:tc>
+          <w:tcPr>
+            <w:tcW w:w="1260" w:type="dxa"/>
+          </w:tcPr>
+          <w:p>
+            <w:pPr>
+              <w:spacing w:line="360" w:lineRule="auto"/>
+              <w:rPr>
+                <w:rFonts w:cs="Times New Roman"/>
+              </w:rPr>
+            </w:pPr>
+            <w:r>
+              <w:rPr>
+                <w:rFonts w:cs="Times New Roman"/>
+              </w:rPr>
+              <w:t>Technology</w:t>
+            </w:r>
+          </w:p>
+        </w:tc>
+        <w:tc>
+          <w:tcPr>
+            <w:tcW w:w="1080" w:type="dxa"/>
+          </w:tcPr>
+          <w:p>
+            <w:pPr>
+              <w:spacing w:line="360" w:lineRule="auto"/>
+              <w:rPr>
+                <w:rFonts w:cs="Times New Roman"/>
+              </w:rPr>
+            </w:pPr>
+            <w:r>
+              <w:rPr>
+                <w:rFonts w:cs="Times New Roman"/>
+              </w:rPr>
+              <w:t>Mitigate: Use abstraction layers, have fallback providers identified. Contingency: Create in-app notification inbox as an offline alternative.</w:t>
+            </w:r>
+            <w:r>
+              <w:rPr>
+                <w:rFonts w:cs="Times New Roman"/>
+              </w:rPr>
+              <w:tab/>
+              <w:t xml:space="preserve">              </w:t>
+            </w:r>
+          </w:p>
+        </w:tc>
+        <w:tc>
+          <w:tcPr>
+            <w:tcW w:w="1260" w:type="dxa"/>
+          </w:tcPr>
+          <w:p>
+            <w:pPr>
+              <w:spacing w:line="360" w:lineRule="auto"/>
+              <w:rPr>
+                <w:rFonts w:cs="Times New Roman"/>
+              </w:rPr>
+            </w:pPr>
+            <w:r>
+              <w:rPr>
+                <w:rFonts w:cs="Times New Roman"/>
+              </w:rPr>
+              <w:t>Medium</w:t>
+            </w:r>
+          </w:p>
+        </w:tc>
+        <w:tc>
+          <w:tcPr>
+            <w:tcW w:w="1440" w:type="dxa"/>
+          </w:tcPr>
+          <w:p>
+            <w:pPr>
+              <w:spacing w:line="360" w:lineRule="auto"/>
+              <w:rPr>
+                <w:rFonts w:cs="Times New Roman"/>
+              </w:rPr>
+            </w:pPr>
+            <w:r>
+              <w:rPr>
+                <w:rFonts w:cs="Times New Roman"/>
+              </w:rPr>
+              <w:t>Medium</w:t>
+            </w:r>
+          </w:p>
+        </w:tc>
+        <w:tc>
+          <w:tcPr>
+            <w:tcW w:w="1170" w:type="dxa"/>
+          </w:tcPr>
+          <w:p>
+            <w:pPr>
+              <w:spacing w:line="360" w:lineRule="auto"/>
+              <w:rPr>
+                <w:rFonts w:cs="Times New Roman"/>
+              </w:rPr>
+            </w:pPr>
+            <w:r>
+              <w:rPr>
+                <w:rFonts w:cs="Times New Roman"/>
+              </w:rPr>
+              <w:t>Review API T&amp;Cs before integration.</w:t>
+            </w:r>
+          </w:p>
+          <w:p>
+            <w:pPr>
+              <w:spacing w:line="360" w:lineRule="auto"/>
+              <w:rPr>
+                <w:rFonts w:cs="Times New Roman"/>
+              </w:rPr>
+            </w:pPr>
+          </w:p>
+        </w:tc>
+      </w:tr>
+      <w:tr>
+        <w:tc>
+          <w:tcPr>
+            <w:tcW w:w="1168" w:type="dxa"/>
+          </w:tcPr>
+          <w:p>
+            <w:pPr>
+              <w:spacing w:line="360" w:lineRule="auto"/>
+              <w:rPr>
+                <w:rFonts w:cs="Times New Roman"/>
+              </w:rPr>
+            </w:pPr>
+            <w:r>
+              <w:rPr>
+                <w:rFonts w:cs="Times New Roman"/>
+              </w:rPr>
+              <w:t>4</w:t>
+            </w:r>
+          </w:p>
+        </w:tc>
+        <w:tc>
+          <w:tcPr>
+            <w:tcW w:w="1617" w:type="dxa"/>
+          </w:tcPr>
+          <w:p>
+            <w:pPr>
+              <w:spacing w:line="360" w:lineRule="auto"/>
+              <w:rPr>
+                <w:rFonts w:cs="Times New Roman"/>
+              </w:rPr>
+            </w:pPr>
+            <w:r>
+              <w:rPr>
+                <w:rFonts w:cs="Times New Roman"/>
+              </w:rPr>
+              <w:t xml:space="preserve">Budget Overrun       </w:t>
+            </w:r>
+          </w:p>
+        </w:tc>
+        <w:tc>
+          <w:tcPr>
+            <w:tcW w:w="1080" w:type="dxa"/>
+          </w:tcPr>
+          <w:p>
+            <w:pPr>
+              <w:spacing w:line="360" w:lineRule="auto"/>
+              <w:rPr>
+                <w:rFonts w:cs="Times New Roman"/>
+              </w:rPr>
+            </w:pPr>
+            <w:r>
+              <w:rPr>
+                <w:rFonts w:cs="Times New Roman"/>
+              </w:rPr>
+              <w:t xml:space="preserve">The complexity has been underestimated or there are extra tooling </w:t>
+            </w:r>
+            <w:r>
+              <w:rPr>
+                <w:rFonts w:cs="Times New Roman"/>
+              </w:rPr>
+              <w:lastRenderedPageBreak/>
+              <w:t>requirements that have caused the actual costs to surpass budgeted amount.</w:t>
+            </w:r>
+          </w:p>
+        </w:tc>
+        <w:tc>
+          <w:tcPr>
+            <w:tcW w:w="1260" w:type="dxa"/>
+          </w:tcPr>
+          <w:p>
+            <w:pPr>
+              <w:spacing w:line="360" w:lineRule="auto"/>
+              <w:rPr>
+                <w:rFonts w:cs="Times New Roman"/>
+              </w:rPr>
+            </w:pPr>
+            <w:r>
+              <w:rPr>
+                <w:rFonts w:cs="Times New Roman"/>
+              </w:rPr>
+              <w:lastRenderedPageBreak/>
+              <w:t>Financial</w:t>
+            </w:r>
+          </w:p>
+          <w:p>
+            <w:pPr>
+              <w:tabs>
+                <w:tab w:val="left" w:pos="744"/>
+              </w:tabs>
+              <w:spacing w:line="360" w:lineRule="auto"/>
+              <w:rPr>
+                <w:rFonts w:cs="Times New Roman"/>
+              </w:rPr>
+            </w:pPr>
+            <w:r>
+              <w:rPr>
+                <w:rFonts w:cs="Times New Roman"/>
+              </w:rPr>
+              <w:tab/>
+            </w:r>
+          </w:p>
+        </w:tc>
+        <w:tc>
+          <w:tcPr>
+            <w:tcW w:w="1080" w:type="dxa"/>
+          </w:tcPr>
+          <w:p>
+            <w:pPr>
+              <w:spacing w:line="360" w:lineRule="auto"/>
+              <w:rPr>
+                <w:rFonts w:cs="Times New Roman"/>
+              </w:rPr>
+            </w:pPr>
+            <w:r>
+              <w:rPr>
+                <w:rFonts w:cs="Times New Roman"/>
+              </w:rPr>
+              <w:t xml:space="preserve">Mitigate: Monitor weekly expenditure against budget; use </w:t>
+            </w:r>
+            <w:r>
+              <w:rPr>
+                <w:rFonts w:cs="Times New Roman"/>
+              </w:rPr>
+              <w:lastRenderedPageBreak/>
+              <w:t>open-source tools. Transfer: If necessary, use contingency reserve (RM 1,896).</w:t>
+            </w:r>
+          </w:p>
+          <w:p>
+            <w:pPr>
+              <w:spacing w:line="360" w:lineRule="auto"/>
+              <w:jc w:val="center"/>
+              <w:rPr>
+                <w:rFonts w:cs="Times New Roman"/>
+              </w:rPr>
+            </w:pPr>
+          </w:p>
+        </w:tc>
+        <w:tc>
+          <w:tcPr>
+            <w:tcW w:w="1260" w:type="dxa"/>
+          </w:tcPr>
+          <w:p>
+            <w:pPr>
+              <w:spacing w:line="360" w:lineRule="auto"/>
+              <w:rPr>
+                <w:rFonts w:cs="Times New Roman"/>
+              </w:rPr>
+            </w:pPr>
+            <w:r>
+              <w:rPr>
+                <w:rFonts w:cs="Times New Roman"/>
+              </w:rPr>
+              <w:lastRenderedPageBreak/>
+              <w:t>Low</w:t>
+            </w:r>
+          </w:p>
+        </w:tc>
+        <w:tc>
+          <w:tcPr>
+            <w:tcW w:w="1440" w:type="dxa"/>
+          </w:tcPr>
+          <w:p>
+            <w:pPr>
+              <w:spacing w:line="360" w:lineRule="auto"/>
+              <w:rPr>
+                <w:rFonts w:cs="Times New Roman"/>
+              </w:rPr>
+            </w:pPr>
+            <w:r>
+              <w:rPr>
+                <w:rFonts w:cs="Times New Roman"/>
+              </w:rPr>
+              <w:t>High</w:t>
+            </w:r>
+          </w:p>
+        </w:tc>
+        <w:tc>
+          <w:tcPr>
+            <w:tcW w:w="1170" w:type="dxa"/>
+          </w:tcPr>
+          <w:p>
+            <w:pPr>
+              <w:spacing w:line="360" w:lineRule="auto"/>
+              <w:rPr>
+                <w:rFonts w:cs="Times New Roman"/>
+              </w:rPr>
+            </w:pPr>
+          </w:p>
+          <w:p>
+            <w:pPr>
+              <w:spacing w:line="360" w:lineRule="auto"/>
+              <w:rPr>
+                <w:rFonts w:cs="Times New Roman"/>
+              </w:rPr>
+            </w:pPr>
+            <w:r>
+              <w:rPr>
+                <w:rFonts w:cs="Times New Roman"/>
+              </w:rPr>
+              <w:t>Weekly budget review by PM.</w:t>
+            </w:r>
+          </w:p>
+        </w:tc>
+      </w:tr>
+      <w:tr>
+        <w:tc>
+          <w:tcPr>
+            <w:tcW w:w="1168" w:type="dxa"/>
+          </w:tcPr>
+          <w:p>
+            <w:pPr>
+              <w:spacing w:line="360" w:lineRule="auto"/>
+              <w:rPr>
+                <w:rFonts w:cs="Times New Roman"/>
+              </w:rPr>
+            </w:pPr>
+            <w:r>
+              <w:rPr>
+                <w:rFonts w:cs="Times New Roman"/>
+              </w:rPr>
+              <w:t>5</w:t>
+            </w:r>
+          </w:p>
+        </w:tc>
+        <w:tc>
+          <w:tcPr>
+            <w:tcW w:w="1617" w:type="dxa"/>
+          </w:tcPr>
+          <w:p>
+            <w:pPr>
+              <w:spacing w:line="360" w:lineRule="auto"/>
+              <w:rPr>
+                <w:rFonts w:cs="Times New Roman"/>
+              </w:rPr>
+            </w:pPr>
+            <w:r>
+              <w:rPr>
+                <w:rFonts w:cs="Times New Roman"/>
+              </w:rPr>
+              <w:t xml:space="preserve">Low User Adoption </w:t>
+            </w:r>
+          </w:p>
+        </w:tc>
+        <w:tc>
+          <w:tcPr>
+            <w:tcW w:w="1080" w:type="dxa"/>
+          </w:tcPr>
+          <w:p>
+            <w:pPr>
+              <w:spacing w:line="360" w:lineRule="auto"/>
+              <w:rPr>
+                <w:rFonts w:cs="Times New Roman"/>
+              </w:rPr>
+            </w:pPr>
+            <w:r>
+              <w:rPr>
+                <w:rFonts w:cs="Times New Roman"/>
+              </w:rPr>
+              <w:t xml:space="preserve">Target users do not download EcoPantry or regularly use it, which hinders the social impact of the project.        </w:t>
+            </w:r>
+          </w:p>
+        </w:tc>
+        <w:tc>
+          <w:tcPr>
+            <w:tcW w:w="1260" w:type="dxa"/>
+          </w:tcPr>
+          <w:p>
+            <w:pPr>
+              <w:spacing w:line="360" w:lineRule="auto"/>
+              <w:rPr>
+                <w:rFonts w:cs="Times New Roman"/>
+              </w:rPr>
+            </w:pPr>
+            <w:r>
+              <w:rPr>
+                <w:rFonts w:cs="Times New Roman"/>
+              </w:rPr>
+              <w:t>Market</w:t>
+            </w:r>
+          </w:p>
+        </w:tc>
+        <w:tc>
+          <w:tcPr>
+            <w:tcW w:w="1080" w:type="dxa"/>
+          </w:tcPr>
+          <w:p>
+            <w:pPr>
+              <w:spacing w:line="360" w:lineRule="auto"/>
+              <w:rPr>
+                <w:rFonts w:cs="Times New Roman"/>
+              </w:rPr>
+            </w:pPr>
+            <w:r>
+              <w:rPr>
+                <w:rFonts w:cs="Times New Roman"/>
+              </w:rPr>
+              <w:t>Mitigate: Provide onboarding tutorial; collect feedback throughout UAT and refine. Accept: Ignore any use cases that do not appear to be engaged enough to focus on.</w:t>
+            </w:r>
+          </w:p>
+          <w:p>
+            <w:pPr>
+              <w:spacing w:line="360" w:lineRule="auto"/>
+              <w:rPr>
+                <w:rFonts w:cs="Times New Roman"/>
+              </w:rPr>
+            </w:pPr>
+          </w:p>
+        </w:tc>
+        <w:tc>
+          <w:tcPr>
+            <w:tcW w:w="1260" w:type="dxa"/>
+          </w:tcPr>
+          <w:p>
+            <w:pPr>
+              <w:spacing w:line="360" w:lineRule="auto"/>
+              <w:rPr>
+                <w:rFonts w:cs="Times New Roman"/>
+              </w:rPr>
+            </w:pPr>
+            <w:r>
+              <w:rPr>
+                <w:rFonts w:cs="Times New Roman"/>
+              </w:rPr>
+              <w:t>Medium</w:t>
+            </w:r>
+          </w:p>
+        </w:tc>
+        <w:tc>
+          <w:tcPr>
+            <w:tcW w:w="1440" w:type="dxa"/>
+          </w:tcPr>
+          <w:p>
+            <w:pPr>
+              <w:spacing w:line="360" w:lineRule="auto"/>
+              <w:rPr>
+                <w:rFonts w:cs="Times New Roman"/>
+              </w:rPr>
+            </w:pPr>
+            <w:r>
+              <w:rPr>
+                <w:rFonts w:cs="Times New Roman"/>
+              </w:rPr>
+              <w:t>Medium</w:t>
+            </w:r>
+          </w:p>
+        </w:tc>
+        <w:tc>
+          <w:tcPr>
+            <w:tcW w:w="1170" w:type="dxa"/>
+          </w:tcPr>
+          <w:p>
+            <w:pPr>
+              <w:spacing w:line="360" w:lineRule="auto"/>
+              <w:rPr>
+                <w:rFonts w:cs="Times New Roman"/>
+              </w:rPr>
+            </w:pPr>
+            <w:r>
+              <w:rPr>
+                <w:rFonts w:cs="Times New Roman"/>
+              </w:rPr>
+              <w:t>Monitor UAT satisfaction scores.</w:t>
+            </w:r>
+          </w:p>
+          <w:p>
+            <w:pPr>
+              <w:spacing w:line="360" w:lineRule="auto"/>
+              <w:rPr>
+                <w:rFonts w:cs="Times New Roman"/>
+              </w:rPr>
+            </w:pPr>
+          </w:p>
+          <w:p>
+            <w:pPr>
+              <w:spacing w:line="360" w:lineRule="auto"/>
+              <w:rPr>
+                <w:rFonts w:cs="Times New Roman"/>
+              </w:rPr>
+            </w:pPr>
+          </w:p>
+        </w:tc>
+      </w:tr>
+      <w:tr>
+        <w:tc>
+          <w:tcPr>
+            <w:tcW w:w="1168" w:type="dxa"/>
+          </w:tcPr>
+          <w:p>
+            <w:pPr>
+              <w:spacing w:line="360" w:lineRule="auto"/>
+              <w:rPr>
+                <w:rFonts w:cs="Times New Roman"/>
+              </w:rPr>
+            </w:pPr>
+            <w:r>
+              <w:rPr>
+                <w:rFonts w:cs="Times New Roman"/>
+              </w:rPr>
+              <w:t>6</w:t>
+            </w:r>
+          </w:p>
+        </w:tc>
+        <w:tc>
+          <w:tcPr>
+            <w:tcW w:w="1617" w:type="dxa"/>
+          </w:tcPr>
+          <w:p>
+            <w:pPr>
+              <w:spacing w:line="360" w:lineRule="auto"/>
+              <w:jc w:val="center"/>
+              <w:rPr>
+                <w:rFonts w:cs="Times New Roman"/>
+              </w:rPr>
+            </w:pPr>
+            <w:r>
+              <w:rPr>
+                <w:rFonts w:cs="Times New Roman"/>
+              </w:rPr>
+              <w:t xml:space="preserve">PDPA Non-Compliance </w:t>
+            </w:r>
+          </w:p>
+        </w:tc>
+        <w:tc>
+          <w:tcPr>
+            <w:tcW w:w="1080" w:type="dxa"/>
+          </w:tcPr>
+          <w:p>
+            <w:pPr>
+              <w:spacing w:line="360" w:lineRule="auto"/>
+              <w:rPr>
+                <w:rFonts w:cs="Times New Roman"/>
+              </w:rPr>
+            </w:pPr>
+            <w:r>
+              <w:rPr>
+                <w:rFonts w:cs="Times New Roman"/>
+              </w:rPr>
+              <w:t xml:space="preserve">If they are not compliant with the Malaysian Personal Data </w:t>
+            </w:r>
+            <w:r>
+              <w:rPr>
+                <w:rFonts w:cs="Times New Roman"/>
+              </w:rPr>
+              <w:lastRenderedPageBreak/>
+              <w:t>Protection Act (PDPA) 2010 and put the project at risk of legal action.</w:t>
+            </w:r>
+          </w:p>
+        </w:tc>
+        <w:tc>
+          <w:tcPr>
+            <w:tcW w:w="1260" w:type="dxa"/>
+          </w:tcPr>
+          <w:p>
+            <w:pPr>
+              <w:spacing w:line="360" w:lineRule="auto"/>
+              <w:rPr>
+                <w:rFonts w:cs="Times New Roman"/>
+              </w:rPr>
+            </w:pPr>
+            <w:r>
+              <w:rPr>
+                <w:rFonts w:cs="Times New Roman"/>
+              </w:rPr>
+              <w:lastRenderedPageBreak/>
+              <w:t>Structure / Process</w:t>
+            </w:r>
+          </w:p>
+        </w:tc>
+        <w:tc>
+          <w:tcPr>
+            <w:tcW w:w="1080" w:type="dxa"/>
+          </w:tcPr>
+          <w:p>
+            <w:pPr>
+              <w:spacing w:line="360" w:lineRule="auto"/>
+              <w:rPr>
+                <w:rFonts w:cs="Times New Roman"/>
+              </w:rPr>
+            </w:pPr>
+            <w:r>
+              <w:rPr>
+                <w:rFonts w:cs="Times New Roman"/>
+              </w:rPr>
+              <w:t xml:space="preserve">Avoid PDPA compliance review until week 10. </w:t>
+            </w:r>
+            <w:r>
+              <w:rPr>
+                <w:rFonts w:cs="Times New Roman"/>
+              </w:rPr>
+              <w:lastRenderedPageBreak/>
+              <w:t>Add privacy policy and data consent forms to the app.</w:t>
+            </w:r>
+          </w:p>
+          <w:p>
+            <w:pPr>
+              <w:spacing w:line="360" w:lineRule="auto"/>
+              <w:jc w:val="center"/>
+              <w:rPr>
+                <w:rFonts w:cs="Times New Roman"/>
+              </w:rPr>
+            </w:pPr>
+          </w:p>
+        </w:tc>
+        <w:tc>
+          <w:tcPr>
+            <w:tcW w:w="1260" w:type="dxa"/>
+          </w:tcPr>
+          <w:p>
+            <w:pPr>
+              <w:spacing w:line="360" w:lineRule="auto"/>
+              <w:rPr>
+                <w:rFonts w:cs="Times New Roman"/>
+              </w:rPr>
+            </w:pPr>
+            <w:r>
+              <w:rPr>
+                <w:rFonts w:cs="Times New Roman"/>
+              </w:rPr>
+              <w:lastRenderedPageBreak/>
+              <w:t>Low</w:t>
+            </w:r>
+          </w:p>
+        </w:tc>
+        <w:tc>
+          <w:tcPr>
+            <w:tcW w:w="1440" w:type="dxa"/>
+          </w:tcPr>
+          <w:p>
+            <w:pPr>
+              <w:spacing w:line="360" w:lineRule="auto"/>
+              <w:rPr>
+                <w:rFonts w:cs="Times New Roman"/>
+              </w:rPr>
+            </w:pPr>
+            <w:r>
+              <w:rPr>
+                <w:rFonts w:cs="Times New Roman"/>
+              </w:rPr>
+              <w:t>Very High</w:t>
+            </w:r>
+          </w:p>
+        </w:tc>
+        <w:tc>
+          <w:tcPr>
+            <w:tcW w:w="1170" w:type="dxa"/>
+          </w:tcPr>
+          <w:p>
+            <w:pPr>
+              <w:spacing w:line="360" w:lineRule="auto"/>
+              <w:rPr>
+                <w:rFonts w:cs="Times New Roman"/>
+              </w:rPr>
+            </w:pPr>
+            <w:r>
+              <w:rPr>
+                <w:rFonts w:cs="Times New Roman"/>
+              </w:rPr>
+              <w:t>Legal issue; zero tolerance.</w:t>
+            </w:r>
+          </w:p>
+          <w:p>
+            <w:pPr>
+              <w:spacing w:line="360" w:lineRule="auto"/>
+              <w:rPr>
+                <w:rFonts w:cs="Times New Roman"/>
+              </w:rPr>
+            </w:pPr>
+          </w:p>
+          <w:p>
+            <w:pPr>
+              <w:spacing w:line="360" w:lineRule="auto"/>
+              <w:rPr>
+                <w:rFonts w:cs="Times New Roman"/>
+              </w:rPr>
+            </w:pPr>
+          </w:p>
+        </w:tc>
+      </w:tr>
+      <w:tr>
+        <w:tc>
+          <w:tcPr>
+            <w:tcW w:w="1168" w:type="dxa"/>
+          </w:tcPr>
+          <w:p>
+            <w:pPr>
+              <w:spacing w:line="360" w:lineRule="auto"/>
+              <w:rPr>
+                <w:rFonts w:cs="Times New Roman"/>
+              </w:rPr>
+            </w:pPr>
+            <w:r>
+              <w:rPr>
+                <w:rFonts w:cs="Times New Roman"/>
+              </w:rPr>
+              <w:lastRenderedPageBreak/>
+              <w:t>7</w:t>
+            </w:r>
+          </w:p>
+        </w:tc>
+        <w:tc>
+          <w:tcPr>
+            <w:tcW w:w="1617" w:type="dxa"/>
+          </w:tcPr>
+          <w:p>
+            <w:pPr>
+              <w:spacing w:line="360" w:lineRule="auto"/>
+              <w:rPr>
+                <w:rFonts w:cs="Times New Roman"/>
+              </w:rPr>
+            </w:pPr>
+            <w:r>
+              <w:rPr>
+                <w:rFonts w:cs="Times New Roman"/>
+              </w:rPr>
+              <w:t xml:space="preserve">       NGO / Partner Interest </w:t>
+            </w:r>
+          </w:p>
+        </w:tc>
+        <w:tc>
+          <w:tcPr>
+            <w:tcW w:w="1080" w:type="dxa"/>
+          </w:tcPr>
+          <w:p>
+            <w:pPr>
+              <w:spacing w:line="360" w:lineRule="auto"/>
+              <w:rPr>
+                <w:rFonts w:cs="Times New Roman"/>
+              </w:rPr>
+            </w:pPr>
+            <w:r>
+              <w:rPr>
+                <w:rFonts w:cs="Times New Roman"/>
+              </w:rPr>
+              <w:t xml:space="preserve">Local NGOs/Food Banks show interest in becoming partner with EcoPantry and open opportunities for more funding and more numbers of users.        </w:t>
+            </w:r>
+          </w:p>
+        </w:tc>
+        <w:tc>
+          <w:tcPr>
+            <w:tcW w:w="1260" w:type="dxa"/>
+          </w:tcPr>
+          <w:p>
+            <w:pPr>
+              <w:spacing w:line="360" w:lineRule="auto"/>
+              <w:rPr>
+                <w:rFonts w:cs="Times New Roman"/>
+              </w:rPr>
+            </w:pPr>
+            <w:r>
+              <w:rPr>
+                <w:rFonts w:cs="Times New Roman"/>
+              </w:rPr>
+              <w:t>Market</w:t>
+            </w:r>
+          </w:p>
+        </w:tc>
+        <w:tc>
+          <w:tcPr>
+            <w:tcW w:w="1080" w:type="dxa"/>
+          </w:tcPr>
+          <w:p>
+            <w:pPr>
+              <w:spacing w:line="360" w:lineRule="auto"/>
+              <w:rPr>
+                <w:rFonts w:cs="Times New Roman"/>
+              </w:rPr>
+            </w:pPr>
+            <w:r>
+              <w:rPr>
+                <w:rFonts w:cs="Times New Roman"/>
+              </w:rPr>
+              <w:t>Exploit: Make a partnership proposal and demo ready by Week 12 and capitalize on this opportunity.</w:t>
+            </w:r>
+          </w:p>
+        </w:tc>
+        <w:tc>
+          <w:tcPr>
+            <w:tcW w:w="1260" w:type="dxa"/>
+          </w:tcPr>
+          <w:p>
+            <w:pPr>
+              <w:spacing w:line="360" w:lineRule="auto"/>
+              <w:rPr>
+                <w:rFonts w:cs="Times New Roman"/>
+              </w:rPr>
+            </w:pPr>
+            <w:r>
+              <w:rPr>
+                <w:rFonts w:cs="Times New Roman"/>
+              </w:rPr>
+              <w:t>Medium</w:t>
+            </w:r>
+          </w:p>
+        </w:tc>
+        <w:tc>
+          <w:tcPr>
+            <w:tcW w:w="1440" w:type="dxa"/>
+          </w:tcPr>
+          <w:p>
+            <w:pPr>
+              <w:spacing w:line="360" w:lineRule="auto"/>
+              <w:rPr>
+                <w:rFonts w:cs="Times New Roman"/>
+              </w:rPr>
+            </w:pPr>
+            <w:r>
+              <w:rPr>
+                <w:rFonts w:cs="Times New Roman"/>
+              </w:rPr>
+              <w:t>Heigh</w:t>
+            </w:r>
+          </w:p>
+        </w:tc>
+        <w:tc>
+          <w:tcPr>
+            <w:tcW w:w="1170" w:type="dxa"/>
+          </w:tcPr>
+          <w:p>
+            <w:pPr>
+              <w:spacing w:line="360" w:lineRule="auto"/>
+              <w:rPr>
+                <w:rFonts w:cs="Times New Roman"/>
+              </w:rPr>
+            </w:pPr>
+            <w:r>
+              <w:rPr>
+                <w:rFonts w:cs="Times New Roman"/>
+              </w:rPr>
+              <w:t>Positive risk – actively pursue.</w:t>
+            </w:r>
+          </w:p>
+          <w:p>
+            <w:pPr>
+              <w:spacing w:line="360" w:lineRule="auto"/>
+              <w:rPr>
+                <w:rFonts w:cs="Times New Roman"/>
+              </w:rPr>
+            </w:pPr>
+          </w:p>
+        </w:tc>
+      </w:tr>
+      <w:tr>
+        <w:tc>
+          <w:tcPr>
+            <w:tcW w:w="1168" w:type="dxa"/>
+          </w:tcPr>
+          <w:p>
+            <w:pPr>
+              <w:spacing w:line="360" w:lineRule="auto"/>
+              <w:rPr>
+                <w:rFonts w:cs="Times New Roman"/>
+              </w:rPr>
+            </w:pPr>
+            <w:r>
+              <w:rPr>
+                <w:rFonts w:cs="Times New Roman"/>
+              </w:rPr>
+              <w:t>8</w:t>
+            </w:r>
+          </w:p>
+        </w:tc>
+        <w:tc>
+          <w:tcPr>
+            <w:tcW w:w="1617" w:type="dxa"/>
+          </w:tcPr>
+          <w:p>
+            <w:pPr>
+              <w:spacing w:line="360" w:lineRule="auto"/>
+              <w:rPr>
+                <w:rFonts w:cs="Times New Roman"/>
+              </w:rPr>
+            </w:pPr>
+            <w:r>
+              <w:rPr>
+                <w:rFonts w:cs="Times New Roman"/>
+              </w:rPr>
+              <w:t xml:space="preserve">Faster Development </w:t>
+            </w:r>
+          </w:p>
+        </w:tc>
+        <w:tc>
+          <w:tcPr>
+            <w:tcW w:w="1080" w:type="dxa"/>
+          </w:tcPr>
+          <w:p>
+            <w:pPr>
+              <w:spacing w:line="360" w:lineRule="auto"/>
+              <w:rPr>
+                <w:rFonts w:cs="Times New Roman"/>
+              </w:rPr>
+            </w:pPr>
+            <w:r>
+              <w:rPr>
+                <w:rFonts w:cs="Times New Roman"/>
+              </w:rPr>
+              <w:t>The team finishes development modules sooner than planned because of reusability and/or higher productivity.</w:t>
+            </w:r>
+          </w:p>
+        </w:tc>
+        <w:tc>
+          <w:tcPr>
+            <w:tcW w:w="1260" w:type="dxa"/>
+          </w:tcPr>
+          <w:p>
+            <w:pPr>
+              <w:spacing w:line="360" w:lineRule="auto"/>
+              <w:rPr>
+                <w:rFonts w:cs="Times New Roman"/>
+              </w:rPr>
+            </w:pPr>
+            <w:r>
+              <w:rPr>
+                <w:rFonts w:cs="Times New Roman"/>
+              </w:rPr>
+              <w:t>Technology</w:t>
+            </w:r>
+          </w:p>
+        </w:tc>
+        <w:tc>
+          <w:tcPr>
+            <w:tcW w:w="1080" w:type="dxa"/>
+          </w:tcPr>
+          <w:p>
+            <w:pPr>
+              <w:spacing w:line="360" w:lineRule="auto"/>
+              <w:rPr>
+                <w:rFonts w:cs="Times New Roman"/>
+              </w:rPr>
+            </w:pPr>
+            <w:r>
+              <w:rPr>
+                <w:rFonts w:cs="Times New Roman"/>
+              </w:rPr>
+              <w:t>Exploit:</w:t>
+            </w:r>
+          </w:p>
+          <w:p>
+            <w:pPr>
+              <w:spacing w:line="360" w:lineRule="auto"/>
+              <w:rPr>
+                <w:rFonts w:cs="Times New Roman"/>
+              </w:rPr>
+            </w:pPr>
+            <w:r>
+              <w:rPr>
+                <w:rFonts w:cs="Times New Roman"/>
+              </w:rPr>
+              <w:t>Take some extra time to add stretch capabilities (such as multi-language UI), or to add more tests.</w:t>
+            </w:r>
+            <w:r>
+              <w:rPr>
+                <w:rFonts w:cs="Times New Roman"/>
+              </w:rPr>
+              <w:tab/>
+            </w:r>
+          </w:p>
+        </w:tc>
+        <w:tc>
+          <w:tcPr>
+            <w:tcW w:w="1260" w:type="dxa"/>
+          </w:tcPr>
+          <w:p>
+            <w:pPr>
+              <w:spacing w:line="360" w:lineRule="auto"/>
+              <w:rPr>
+                <w:rFonts w:cs="Times New Roman"/>
+              </w:rPr>
+            </w:pPr>
+            <w:r>
+              <w:rPr>
+                <w:rFonts w:cs="Times New Roman"/>
+              </w:rPr>
+              <w:t>Medium</w:t>
+            </w:r>
+          </w:p>
+        </w:tc>
+        <w:tc>
+          <w:tcPr>
+            <w:tcW w:w="1440" w:type="dxa"/>
+          </w:tcPr>
+          <w:p>
+            <w:pPr>
+              <w:spacing w:line="360" w:lineRule="auto"/>
+              <w:rPr>
+                <w:rFonts w:cs="Times New Roman"/>
+              </w:rPr>
+            </w:pPr>
+            <w:r>
+              <w:rPr>
+                <w:rFonts w:cs="Times New Roman"/>
+              </w:rPr>
+              <w:t>Medium</w:t>
+            </w:r>
+          </w:p>
+        </w:tc>
+        <w:tc>
+          <w:tcPr>
+            <w:tcW w:w="1170" w:type="dxa"/>
+          </w:tcPr>
+          <w:p>
+            <w:pPr>
+              <w:spacing w:line="360" w:lineRule="auto"/>
+              <w:rPr>
+                <w:rFonts w:cs="Times New Roman"/>
+              </w:rPr>
+            </w:pPr>
+            <w:r>
+              <w:rPr>
+                <w:rFonts w:cs="Times New Roman"/>
+              </w:rPr>
+              <w:t>Positive risk – plan buffer tasks.</w:t>
+            </w:r>
+          </w:p>
+          <w:p>
+            <w:pPr>
+              <w:spacing w:line="360" w:lineRule="auto"/>
+              <w:rPr>
+                <w:rFonts w:cs="Times New Roman"/>
+              </w:rPr>
+            </w:pPr>
+          </w:p>
+          <w:p>
+            <w:pPr>
+              <w:spacing w:line="360" w:lineRule="auto"/>
+              <w:rPr>
+                <w:rFonts w:cs="Times New Roman"/>
+              </w:rPr>
+            </w:pPr>
+          </w:p>
+        </w:tc>
+      </w:tr>
+    </w:tbl>
+    <w:p/>
     <w:p/>
     <w:p>
       <w:pPr>
@@ -8635,7 +9428,7 @@
           <w:numId w:val="16"/>
         </w:numPr>
       </w:pPr>
-      <w:bookmarkStart w:id="12" w:name="_Toc234560778"/>
+      <w:bookmarkStart w:id="12" w:name="_Toc234569446"/>
       <w:r>
         <w:t>Stakeholder Management Plan</w:t>
       </w:r>
@@ -8655,14 +9448,6 @@
         </w:rPr>
         <w:t>A stakeholder management strategy was created for each team member from the analysis of the stakeholders' influence and interest.</w:t>
       </w:r>
-    </w:p>
-    <w:p>
-      <w:pPr>
-        <w:spacing w:line="360" w:lineRule="auto"/>
-        <w:rPr>
-          <w:rFonts w:cs="Times New Roman"/>
-        </w:rPr>
-      </w:pPr>
     </w:p>
     <w:p>
       <w:pPr>
@@ -8877,14 +9662,12 @@
                 <w:rFonts w:cs="Times New Roman"/>
               </w:rPr>
             </w:pPr>
-            <w:proofErr w:type="spellStart"/>
             <w:r>
               <w:rPr>
                 <w:rFonts w:cs="Times New Roman"/>
               </w:rPr>
               <w:t>Mijala</w:t>
             </w:r>
-            <w:proofErr w:type="spellEnd"/>
           </w:p>
           <w:p>
             <w:pPr>
@@ -9024,6 +9807,7 @@
               <w:rPr>
                 <w:rFonts w:cs="Times New Roman"/>
               </w:rPr>
+              <w:lastRenderedPageBreak/>
               <w:t>Strategy: Conduct weekly Monday stand-ups (30 mins). Keep a shared Trello board and have the status of tasks updated in real time. Respond to address blockers within 24 hours. Reward milestone achievements to keep morale and engagement high.</w:t>
             </w:r>
           </w:p>
@@ -9073,7 +9857,7 @@
               <w:rPr>
                 <w:rFonts w:cs="Times New Roman"/>
               </w:rPr>
-              <w:t xml:space="preserve">    </w:t>
+              <w:t xml:space="preserve">   </w:t>
             </w:r>
           </w:p>
         </w:tc>
@@ -9179,7 +9963,14 @@
               <w:rPr>
                 <w:rFonts w:cs="Times New Roman"/>
               </w:rPr>
-              <w:t>Strategy: Recruit participants by Week 12 through personal network. Give explicit UAT instructions and a Google Form feedback form. Provide an overview of the modification(s) implemented based on their feedback. Recognize their involvement in the final report.</w:t>
+              <w:t xml:space="preserve">Strategy: Recruit participants by Week 12 through personal network. Give explicit UAT instructions and a Google Form feedback form. Provide an </w:t>
+            </w:r>
+            <w:r>
+              <w:rPr>
+                <w:rFonts w:cs="Times New Roman"/>
+              </w:rPr>
+              <w:lastRenderedPageBreak/>
+              <w:t>overview of the modification(s) implemented based on their feedback. Recognize their involvement in the final report.</w:t>
             </w:r>
           </w:p>
           <w:p>
@@ -9208,6 +9999,7 @@
               <w:rPr>
                 <w:rFonts w:cs="Times New Roman"/>
               </w:rPr>
+              <w:lastRenderedPageBreak/>
               <w:t>Potential NGO Partners</w:t>
             </w:r>
           </w:p>
@@ -9280,19 +10072,11 @@
                 <w:rFonts w:cs="Times New Roman"/>
               </w:rPr>
             </w:pPr>
-            <w:proofErr w:type="spellStart"/>
-            <w:r>
-              <w:rPr>
-                <w:rFonts w:cs="Times New Roman"/>
-              </w:rPr>
-              <w:t>Mijala</w:t>
-            </w:r>
-            <w:proofErr w:type="spellEnd"/>
-            <w:r>
-              <w:rPr>
-                <w:rFonts w:cs="Times New Roman"/>
-              </w:rPr>
-              <w:t>:</w:t>
+            <w:r>
+              <w:rPr>
+                <w:rFonts w:cs="Times New Roman"/>
+              </w:rPr>
+              <w:t>Mijala:</w:t>
             </w:r>
           </w:p>
           <w:p>
@@ -9431,7 +10215,14 @@
               <w:rPr>
                 <w:rFonts w:cs="Times New Roman"/>
               </w:rPr>
-              <w:t>Strategy: Ensure intuitive onboarding; design the app with empathy for End Users (Households). Gather feedback throughout UAT. Communicate via in-app notifications. Create a quick FAQ and User Guide for the app help page.</w:t>
+              <w:t xml:space="preserve">Strategy: Ensure intuitive onboarding; design the app with empathy for End Users </w:t>
+            </w:r>
+            <w:r>
+              <w:rPr>
+                <w:rFonts w:cs="Times New Roman"/>
+              </w:rPr>
+              <w:lastRenderedPageBreak/>
+              <w:t>(Households). Gather feedback throughout UAT. Communicate via in-app notifications. Create a quick FAQ and User Guide for the app help page.</w:t>
             </w:r>
           </w:p>
           <w:p>
@@ -9488,8 +10279,9 @@
           <w:numId w:val="1"/>
         </w:numPr>
       </w:pPr>
-      <w:bookmarkStart w:id="13" w:name="_Toc234560779"/>
+      <w:bookmarkStart w:id="13" w:name="_Toc234569447"/>
       <w:r>
+        <w:lastRenderedPageBreak/>
         <w:t>Conclusion</w:t>
       </w:r>
       <w:bookmarkEnd w:id="13"/>
@@ -9503,6 +10295,28 @@
       </w:r>
     </w:p>
     <w:p>
+      <w:pPr>
+        <w:spacing w:line="360" w:lineRule="auto"/>
+      </w:pPr>
+      <w:r>
+        <w:t>GitHub Link</w:t>
+      </w:r>
+    </w:p>
+    <w:p>
+      <w:pPr>
+        <w:spacing w:line="360" w:lineRule="auto"/>
+      </w:pPr>
+      <w:r>
+        <w:t>https://github.com/Mijala-SB/EcoPantry</w:t>
+      </w:r>
+    </w:p>
+    <w:p>
+      <w:pPr>
+        <w:spacing w:line="360" w:lineRule="auto"/>
+      </w:pPr>
+    </w:p>
+    <w:p>
+      <w:bookmarkStart w:id="14" w:name="_Toc234569448"/>
       <w:r>
         <w:br w:type="page"/>
       </w:r>
@@ -9511,8 +10325,8 @@
       <w:pPr>
         <w:pStyle w:val="Heading1"/>
       </w:pPr>
-      <w:bookmarkStart w:id="14" w:name="_Toc234560780"/>
       <w:r>
+        <w:lastRenderedPageBreak/>
         <w:t>References</w:t>
       </w:r>
       <w:bookmarkEnd w:id="14"/>
@@ -9587,11 +10401,62 @@
       </w:r>
       <w:proofErr w:type="spellEnd"/>
       <w:r>
-        <w:t>. https://www.fairplanet.org/editors-pick/how-malaysians-are-battling-food-waste-with-surplus-food/</w:t>
+        <w:t xml:space="preserve">. </w:t>
       </w:r>
+      <w:hyperlink r:id="rId9" w:history="1">
+        <w:r>
+          <w:rPr>
+            <w:rStyle w:val="Hyperlink"/>
+          </w:rPr>
+          <w:t>https://www.fairplanet.org/editors-pick/how-malaysians-are-battling-food-waste-with-surplus-food/</w:t>
+        </w:r>
+      </w:hyperlink>
+    </w:p>
+    <w:p>
+      <w:pPr>
+        <w:pStyle w:val="ListParagraph"/>
+        <w:numPr>
+          <w:ilvl w:val="0"/>
+          <w:numId w:val="18"/>
+        </w:numPr>
+        <w:spacing w:line="480" w:lineRule="auto"/>
+      </w:pPr>
+      <w:r>
+        <w:t xml:space="preserve">Claude &amp; </w:t>
+      </w:r>
+      <w:r>
+        <w:t>Bajracharya, M.S</w:t>
+      </w:r>
+      <w:r>
+        <w:t>(2026, July 10). Help me with the data for the financial analysis and cost estimate</w:t>
+      </w:r>
+      <w:r>
+        <w:t xml:space="preserve"> for assignment 1</w:t>
+      </w:r>
+      <w:r>
+        <w:t xml:space="preserve"> [AI-generated text]. Anthropic. </w:t>
+      </w:r>
+      <w:hyperlink r:id="rId10" w:history="1">
+        <w:r>
+          <w:rPr>
+            <w:rStyle w:val="Hyperlink"/>
+          </w:rPr>
+          <w:t>https://claude.ai/chat/165cafe4-0e3e-4cb4-aec5-907ba7e6b9cd</w:t>
+        </w:r>
+      </w:hyperlink>
+    </w:p>
+    <w:p>
+      <w:pPr>
+        <w:pStyle w:val="ListParagraph"/>
+        <w:numPr>
+          <w:ilvl w:val="0"/>
+          <w:numId w:val="18"/>
+        </w:numPr>
+        <w:spacing w:line="480" w:lineRule="auto"/>
+      </w:pPr>
     </w:p>
     <w:sectPr>
-      <w:footerReference w:type="default" r:id="rId9"/>
+      <w:footerReference w:type="default" r:id="rId11"/>
       <w:pgSz w:w="12240" w:h="15840"/>
       <w:pgMar w:top="1440" w:right="1440" w:bottom="1440" w:left="1440" w:header="720" w:footer="720" w:gutter="0"/>
       <w:cols w:space="720"/>
@@ -9602,7 +10467,7 @@
 </file>
 
 <file path=word/endnotes.xml><?xml version="1.0" encoding="utf-8"?>
-<w:endnotes xmlns:wpc="http://schemas.microsoft.com/office/word/2010/wordprocessingCanvas" xmlns:cx="http://schemas.microsoft.com/office/drawing/2014/chartex" xmlns:cx1="http://schemas.microsoft.com/office/drawing/2015/9/8/chartex" xmlns:cx2="http://schemas.microsoft.com/office/drawing/2015/10/21/chartex" xmlns:cx3="http://schemas.microsoft.com/office/drawing/2016/5/9/chartex" xmlns:cx4="http://schemas.microsoft.com/office/drawing/2016/5/10/chartex" xmlns:cx5="http://schemas.microsoft.com/office/drawing/2016/5/11/chartex" xmlns:cx6="http://schemas.microsoft.com/office/drawing/2016/5/12/chartex" xmlns:cx7="http://schemas.microsoft.com/office/drawing/2016/5/13/chartex" xmlns:cx8="http://schemas.microsoft.com/office/drawing/2016/5/14/chartex" xmlns:mc="http://schemas.openxmlformats.org/markup-compatibility/2006" xmlns:aink="http://schemas.microsoft.com/office/drawing/2016/ink" xmlns:am3d="http://schemas.microsoft.com/office/drawing/2017/model3d" xmlns:o="urn:schemas-microsoft-com:office:office" xmlns:oel="http://schemas.microsoft.com/office/2019/extlst" xmlns:r="http://schemas.openxmlformats.org/officeDocument/2006/relationships" xmlns:m="http://schemas.openxmlformats.org/officeDocument/2006/math" xmlns:v="urn:schemas-microsoft-com:vml" xmlns:wp14="http://schemas.microsoft.com/office/word/2010/wordprocessingDrawing" xmlns:wp="http://schemas.openxmlformats.org/drawingml/2006/wordprocessingDrawing" xmlns:w10="urn:schemas-microsoft-com:office:word" xmlns:w="http://schemas.openxmlformats.org/wordprocessingml/2006/main" xmlns:w14="http://schemas.microsoft.com/office/word/2010/wordml" xmlns:w15="http://schemas.microsoft.com/office/word/2012/wordml" xmlns:w16cex="http://schemas.microsoft.com/office/word/2018/wordml/cex" xmlns:w16cid="http://schemas.microsoft.com/office/word/2016/wordml/cid" xmlns:w16="http://schemas.microsoft.com/office/word/2018/wordml" xmlns:w16du="http://schemas.microsoft.com/office/word/2023/wordml/word16du" xmlns:w16sdtdh="http://schemas.microsoft.com/office/word/2020/wordml/sdtdatahash" xmlns:w16se="http://schemas.microsoft.com/office/word/2015/wordml/symex" xmlns:wpg="http://schemas.microsoft.com/office/word/2010/wordprocessingGroup" xmlns:wpi="http://schemas.microsoft.com/office/word/2010/wordprocessingInk" xmlns:wne="http://schemas.microsoft.com/office/word/2006/wordml" xmlns:wps="http://schemas.microsoft.com/office/word/2010/wordprocessingShape" mc:Ignorable="w14 w15 w16se w16cid w16 w16cex w16sdtdh w16du wp14">
+<w:endnotes xmlns:wpc="http://schemas.microsoft.com/office/word/2010/wordprocessingCanvas" xmlns:cx="http://schemas.microsoft.com/office/drawing/2014/chartex" xmlns:cx1="http://schemas.microsoft.com/office/drawing/2015/9/8/chartex" xmlns:cx2="http://schemas.microsoft.com/office/drawing/2015/10/21/chartex" xmlns:cx3="http://schemas.microsoft.com/office/drawing/2016/5/9/chartex" xmlns:cx4="http://schemas.microsoft.com/office/drawing/2016/5/10/chartex" xmlns:cx5="http://schemas.microsoft.com/office/drawing/2016/5/11/chartex" xmlns:cx6="http://schemas.microsoft.com/office/drawing/2016/5/12/chartex" xmlns:cx7="http://schemas.microsoft.com/office/drawing/2016/5/13/chartex" xmlns:cx8="http://schemas.microsoft.com/office/drawing/2016/5/14/chartex" xmlns:mc="http://schemas.openxmlformats.org/markup-compatibility/2006" xmlns:aink="http://schemas.microsoft.com/office/drawing/2016/ink" xmlns:am3d="http://schemas.microsoft.com/office/drawing/2017/model3d" xmlns:o="urn:schemas-microsoft-com:office:office" xmlns:oel="http://schemas.microsoft.com/office/2019/extlst" xmlns:r="http://schemas.openxmlformats.org/officeDocument/2006/relationships" xmlns:m="http://schemas.openxmlformats.org/officeDocument/2006/math" xmlns:v="urn:schemas-microsoft-com:vml" xmlns:wp14="http://schemas.microsoft.com/office/word/2010/wordprocessingDrawing" xmlns:wp="http://schemas.openxmlformats.org/drawingml/2006/wordprocessingDrawing" xmlns:w10="urn:schemas-microsoft-com:office:word" xmlns:w="http://schemas.openxmlformats.org/wordprocessingml/2006/main" xmlns:w14="http://schemas.microsoft.com/office/word/2010/wordml" xmlns:w15="http://schemas.microsoft.com/office/word/2012/wordml" xmlns:w16cex="http://schemas.microsoft.com/office/word/2018/wordml/cex" xmlns:w16cid="http://schemas.microsoft.com/office/word/2016/wordml/cid" xmlns:w16="http://schemas.microsoft.com/office/word/2018/wordml" xmlns:w16du="http://schemas.microsoft.com/office/word/2023/wordml/word16du" xmlns:w16sdtdh="http://schemas.microsoft.com/office/word/2020/wordml/sdtdatahash" xmlns:w16sdtfl="http://schemas.microsoft.com/office/word/2024/wordml/sdtformatlock" xmlns:w16se="http://schemas.microsoft.com/office/word/2015/wordml/symex" xmlns:wpg="http://schemas.microsoft.com/office/word/2010/wordprocessingGroup" xmlns:wpi="http://schemas.microsoft.com/office/word/2010/wordprocessingInk" xmlns:wne="http://schemas.microsoft.com/office/word/2006/wordml" xmlns:wps="http://schemas.microsoft.com/office/word/2010/wordprocessingShape" mc:Ignorable="w14 w15 w16se w16cid w16 w16cex w16sdtdh w16sdtfl w16du wp14">
   <w:endnote w:type="separator" w:id="-1">
     <w:p>
       <w:pPr>
@@ -9627,7 +10492,7 @@
 </file>
 
 <file path=word/footer1.xml><?xml version="1.0" encoding="utf-8"?>
-<w:ftr xmlns:wpc="http://schemas.microsoft.com/office/word/2010/wordprocessingCanvas" xmlns:cx="http://schemas.microsoft.com/office/drawing/2014/chartex" xmlns:cx1="http://schemas.microsoft.com/office/drawing/2015/9/8/chartex" xmlns:cx2="http://schemas.microsoft.com/office/drawing/2015/10/21/chartex" xmlns:cx3="http://schemas.microsoft.com/office/drawing/2016/5/9/chartex" xmlns:cx4="http://schemas.microsoft.com/office/drawing/2016/5/10/chartex" xmlns:cx5="http://schemas.microsoft.com/office/drawing/2016/5/11/chartex" xmlns:cx6="http://schemas.microsoft.com/office/drawing/2016/5/12/chartex" xmlns:cx7="http://schemas.microsoft.com/office/drawing/2016/5/13/chartex" xmlns:cx8="http://schemas.microsoft.com/office/drawing/2016/5/14/chartex" xmlns:mc="http://schemas.openxmlformats.org/markup-compatibility/2006" xmlns:aink="http://schemas.microsoft.com/office/drawing/2016/ink" xmlns:am3d="http://schemas.microsoft.com/office/drawing/2017/model3d" xmlns:o="urn:schemas-microsoft-com:office:office" xmlns:oel="http://schemas.microsoft.com/office/2019/extlst" xmlns:r="http://schemas.openxmlformats.org/officeDocument/2006/relationships" xmlns:m="http://schemas.openxmlformats.org/officeDocument/2006/math" xmlns:v="urn:schemas-microsoft-com:vml" xmlns:wp14="http://schemas.microsoft.com/office/word/2010/wordprocessingDrawing" xmlns:wp="http://schemas.openxmlformats.org/drawingml/2006/wordprocessingDrawing" xmlns:w10="urn:schemas-microsoft-com:office:word" xmlns:w="http://schemas.openxmlformats.org/wordprocessingml/2006/main" xmlns:w14="http://schemas.microsoft.com/office/word/2010/wordml" xmlns:w15="http://schemas.microsoft.com/office/word/2012/wordml" xmlns:w16cex="http://schemas.microsoft.com/office/word/2018/wordml/cex" xmlns:w16cid="http://schemas.microsoft.com/office/word/2016/wordml/cid" xmlns:w16="http://schemas.microsoft.com/office/word/2018/wordml" xmlns:w16du="http://schemas.microsoft.com/office/word/2023/wordml/word16du" xmlns:w16sdtdh="http://schemas.microsoft.com/office/word/2020/wordml/sdtdatahash" xmlns:w16se="http://schemas.microsoft.com/office/word/2015/wordml/symex" xmlns:wpg="http://schemas.microsoft.com/office/word/2010/wordprocessingGroup" xmlns:wpi="http://schemas.microsoft.com/office/word/2010/wordprocessingInk" xmlns:wne="http://schemas.microsoft.com/office/word/2006/wordml" xmlns:wps="http://schemas.microsoft.com/office/word/2010/wordprocessingShape" mc:Ignorable="w14 w15 w16se w16cid w16 w16cex w16sdtdh w16du wp14">
+<w:ftr xmlns:wpc="http://schemas.microsoft.com/office/word/2010/wordprocessingCanvas" xmlns:cx="http://schemas.microsoft.com/office/drawing/2014/chartex" xmlns:cx1="http://schemas.microsoft.com/office/drawing/2015/9/8/chartex" xmlns:cx2="http://schemas.microsoft.com/office/drawing/2015/10/21/chartex" xmlns:cx3="http://schemas.microsoft.com/office/drawing/2016/5/9/chartex" xmlns:cx4="http://schemas.microsoft.com/office/drawing/2016/5/10/chartex" xmlns:cx5="http://schemas.microsoft.com/office/drawing/2016/5/11/chartex" xmlns:cx6="http://schemas.microsoft.com/office/drawing/2016/5/12/chartex" xmlns:cx7="http://schemas.microsoft.com/office/drawing/2016/5/13/chartex" xmlns:cx8="http://schemas.microsoft.com/office/drawing/2016/5/14/chartex" xmlns:mc="http://schemas.openxmlformats.org/markup-compatibility/2006" xmlns:aink="http://schemas.microsoft.com/office/drawing/2016/ink" xmlns:am3d="http://schemas.microsoft.com/office/drawing/2017/model3d" xmlns:o="urn:schemas-microsoft-com:office:office" xmlns:oel="http://schemas.microsoft.com/office/2019/extlst" xmlns:r="http://schemas.openxmlformats.org/officeDocument/2006/relationships" xmlns:m="http://schemas.openxmlformats.org/officeDocument/2006/math" xmlns:v="urn:schemas-microsoft-com:vml" xmlns:wp14="http://schemas.microsoft.com/office/word/2010/wordprocessingDrawing" xmlns:wp="http://schemas.openxmlformats.org/drawingml/2006/wordprocessingDrawing" xmlns:w10="urn:schemas-microsoft-com:office:word" xmlns:w="http://schemas.openxmlformats.org/wordprocessingml/2006/main" xmlns:w14="http://schemas.microsoft.com/office/word/2010/wordml" xmlns:w15="http://schemas.microsoft.com/office/word/2012/wordml" xmlns:w16cex="http://schemas.microsoft.com/office/word/2018/wordml/cex" xmlns:w16cid="http://schemas.microsoft.com/office/word/2016/wordml/cid" xmlns:w16="http://schemas.microsoft.com/office/word/2018/wordml" xmlns:w16du="http://schemas.microsoft.com/office/word/2023/wordml/word16du" xmlns:w16sdtdh="http://schemas.microsoft.com/office/word/2020/wordml/sdtdatahash" xmlns:w16sdtfl="http://schemas.microsoft.com/office/word/2024/wordml/sdtformatlock" xmlns:w16se="http://schemas.microsoft.com/office/word/2015/wordml/symex" xmlns:wpg="http://schemas.microsoft.com/office/word/2010/wordprocessingGroup" xmlns:wpi="http://schemas.microsoft.com/office/word/2010/wordprocessingInk" xmlns:wne="http://schemas.microsoft.com/office/word/2006/wordml" xmlns:wps="http://schemas.microsoft.com/office/word/2010/wordprocessingShape" mc:Ignorable="w14 w15 w16se w16cid w16 w16cex w16sdtdh w16sdtfl w16du wp14">
   <w:sdt>
     <w:sdtPr>
       <w:id w:val="-107738139"/>
@@ -9680,7 +10545,7 @@
 </file>
 
 <file path=word/footnotes.xml><?xml version="1.0" encoding="utf-8"?>
-<w:footnotes xmlns:wpc="http://schemas.microsoft.com/office/word/2010/wordprocessingCanvas" xmlns:cx="http://schemas.microsoft.com/office/drawing/2014/chartex" xmlns:cx1="http://schemas.microsoft.com/office/drawing/2015/9/8/chartex" xmlns:cx2="http://schemas.microsoft.com/office/drawing/2015/10/21/chartex" xmlns:cx3="http://schemas.microsoft.com/office/drawing/2016/5/9/chartex" xmlns:cx4="http://schemas.microsoft.com/office/drawing/2016/5/10/chartex" xmlns:cx5="http://schemas.microsoft.com/office/drawing/2016/5/11/chartex" xmlns:cx6="http://schemas.microsoft.com/office/drawing/2016/5/12/chartex" xmlns:cx7="http://schemas.microsoft.com/office/drawing/2016/5/13/chartex" xmlns:cx8="http://schemas.microsoft.com/office/drawing/2016/5/14/chartex" xmlns:mc="http://schemas.openxmlformats.org/markup-compatibility/2006" xmlns:aink="http://schemas.microsoft.com/office/drawing/2016/ink" xmlns:am3d="http://schemas.microsoft.com/office/drawing/2017/model3d" xmlns:o="urn:schemas-microsoft-com:office:office" xmlns:oel="http://schemas.microsoft.com/office/2019/extlst" xmlns:r="http://schemas.openxmlformats.org/officeDocument/2006/relationships" xmlns:m="http://schemas.openxmlformats.org/officeDocument/2006/math" xmlns:v="urn:schemas-microsoft-com:vml" xmlns:wp14="http://schemas.microsoft.com/office/word/2010/wordprocessingDrawing" xmlns:wp="http://schemas.openxmlformats.org/drawingml/2006/wordprocessingDrawing" xmlns:w10="urn:schemas-microsoft-com:office:word" xmlns:w="http://schemas.openxmlformats.org/wordprocessingml/2006/main" xmlns:w14="http://schemas.microsoft.com/office/word/2010/wordml" xmlns:w15="http://schemas.microsoft.com/office/word/2012/wordml" xmlns:w16cex="http://schemas.microsoft.com/office/word/2018/wordml/cex" xmlns:w16cid="http://schemas.microsoft.com/office/word/2016/wordml/cid" xmlns:w16="http://schemas.microsoft.com/office/word/2018/wordml" xmlns:w16du="http://schemas.microsoft.com/office/word/2023/wordml/word16du" xmlns:w16sdtdh="http://schemas.microsoft.com/office/word/2020/wordml/sdtdatahash" xmlns:w16se="http://schemas.microsoft.com/office/word/2015/wordml/symex" xmlns:wpg="http://schemas.microsoft.com/office/word/2010/wordprocessingGroup" xmlns:wpi="http://schemas.microsoft.com/office/word/2010/wordprocessingInk" xmlns:wne="http://schemas.microsoft.com/office/word/2006/wordml" xmlns:wps="http://schemas.microsoft.com/office/word/2010/wordprocessingShape" mc:Ignorable="w14 w15 w16se w16cid w16 w16cex w16sdtdh w16du wp14">
+<w:footnotes xmlns:wpc="http://schemas.microsoft.com/office/word/2010/wordprocessingCanvas" xmlns:cx="http://schemas.microsoft.com/office/drawing/2014/chartex" xmlns:cx1="http://schemas.microsoft.com/office/drawing/2015/9/8/chartex" xmlns:cx2="http://schemas.microsoft.com/office/drawing/2015/10/21/chartex" xmlns:cx3="http://schemas.microsoft.com/office/drawing/2016/5/9/chartex" xmlns:cx4="http://schemas.microsoft.com/office/drawing/2016/5/10/chartex" xmlns:cx5="http://schemas.microsoft.com/office/drawing/2016/5/11/chartex" xmlns:cx6="http://schemas.microsoft.com/office/drawing/2016/5/12/chartex" xmlns:cx7="http://schemas.microsoft.com/office/drawing/2016/5/13/chartex" xmlns:cx8="http://schemas.microsoft.com/office/drawing/2016/5/14/chartex" xmlns:mc="http://schemas.openxmlformats.org/markup-compatibility/2006" xmlns:aink="http://schemas.microsoft.com/office/drawing/2016/ink" xmlns:am3d="http://schemas.microsoft.com/office/drawing/2017/model3d" xmlns:o="urn:schemas-microsoft-com:office:office" xmlns:oel="http://schemas.microsoft.com/office/2019/extlst" xmlns:r="http://schemas.openxmlformats.org/officeDocument/2006/relationships" xmlns:m="http://schemas.openxmlformats.org/officeDocument/2006/math" xmlns:v="urn:schemas-microsoft-com:vml" xmlns:wp14="http://schemas.microsoft.com/office/word/2010/wordprocessingDrawing" xmlns:wp="http://schemas.openxmlformats.org/drawingml/2006/wordprocessingDrawing" xmlns:w10="urn:schemas-microsoft-com:office:word" xmlns:w="http://schemas.openxmlformats.org/wordprocessingml/2006/main" xmlns:w14="http://schemas.microsoft.com/office/word/2010/wordml" xmlns:w15="http://schemas.microsoft.com/office/word/2012/wordml" xmlns:w16cex="http://schemas.microsoft.com/office/word/2018/wordml/cex" xmlns:w16cid="http://schemas.microsoft.com/office/word/2016/wordml/cid" xmlns:w16="http://schemas.microsoft.com/office/word/2018/wordml" xmlns:w16du="http://schemas.microsoft.com/office/word/2023/wordml/word16du" xmlns:w16sdtdh="http://schemas.microsoft.com/office/word/2020/wordml/sdtdatahash" xmlns:w16sdtfl="http://schemas.microsoft.com/office/word/2024/wordml/sdtformatlock" xmlns:w16se="http://schemas.microsoft.com/office/word/2015/wordml/symex" xmlns:wpg="http://schemas.microsoft.com/office/word/2010/wordprocessingGroup" xmlns:wpi="http://schemas.microsoft.com/office/word/2010/wordprocessingInk" xmlns:wne="http://schemas.microsoft.com/office/word/2006/wordml" xmlns:wps="http://schemas.microsoft.com/office/word/2010/wordprocessingShape" mc:Ignorable="w14 w15 w16se w16cid w16 w16cex w16sdtdh w16sdtfl w16du wp14">
   <w:footnote w:type="separator" w:id="-1">
     <w:p>
       <w:pPr>
@@ -9705,7 +10570,7 @@
 </file>
 
 <file path=word/numbering.xml><?xml version="1.0" encoding="utf-8"?>
-<w:numbering xmlns:wpc="http://schemas.microsoft.com/office/word/2010/wordprocessingCanvas" xmlns:cx="http://schemas.microsoft.com/office/drawing/2014/chartex" xmlns:cx1="http://schemas.microsoft.com/office/drawing/2015/9/8/chartex" xmlns:cx2="http://schemas.microsoft.com/office/drawing/2015/10/21/chartex" xmlns:cx3="http://schemas.microsoft.com/office/drawing/2016/5/9/chartex" xmlns:cx4="http://schemas.microsoft.com/office/drawing/2016/5/10/chartex" xmlns:cx5="http://schemas.microsoft.com/office/drawing/2016/5/11/chartex" xmlns:cx6="http://schemas.microsoft.com/office/drawing/2016/5/12/chartex" xmlns:cx7="http://schemas.microsoft.com/office/drawing/2016/5/13/chartex" xmlns:cx8="http://schemas.microsoft.com/office/drawing/2016/5/14/chartex" xmlns:mc="http://schemas.openxmlformats.org/markup-compatibility/2006" xmlns:aink="http://schemas.microsoft.com/office/drawing/2016/ink" xmlns:am3d="http://schemas.microsoft.com/office/drawing/2017/model3d" xmlns:o="urn:schemas-microsoft-com:office:office" xmlns:oel="http://schemas.microsoft.com/office/2019/extlst" xmlns:r="http://schemas.openxmlformats.org/officeDocument/2006/relationships" xmlns:m="http://schemas.openxmlformats.org/officeDocument/2006/math" xmlns:v="urn:schemas-microsoft-com:vml" xmlns:wp14="http://schemas.microsoft.com/office/word/2010/wordprocessingDrawing" xmlns:wp="http://schemas.openxmlformats.org/drawingml/2006/wordprocessingDrawing" xmlns:w10="urn:schemas-microsoft-com:office:word" xmlns:w="http://schemas.openxmlformats.org/wordprocessingml/2006/main" xmlns:w14="http://schemas.microsoft.com/office/word/2010/wordml" xmlns:w15="http://schemas.microsoft.com/office/word/2012/wordml" xmlns:w16cex="http://schemas.microsoft.com/office/word/2018/wordml/cex" xmlns:w16cid="http://schemas.microsoft.com/office/word/2016/wordml/cid" xmlns:w16="http://schemas.microsoft.com/office/word/2018/wordml" xmlns:w16du="http://schemas.microsoft.com/office/word/2023/wordml/word16du" xmlns:w16sdtdh="http://schemas.microsoft.com/office/word/2020/wordml/sdtdatahash" xmlns:w16se="http://schemas.microsoft.com/office/word/2015/wordml/symex" xmlns:wpg="http://schemas.microsoft.com/office/word/2010/wordprocessingGroup" xmlns:wpi="http://schemas.microsoft.com/office/word/2010/wordprocessingInk" xmlns:wne="http://schemas.microsoft.com/office/word/2006/wordml" xmlns:wps="http://schemas.microsoft.com/office/word/2010/wordprocessingShape" mc:Ignorable="w14 w15 w16se w16cid w16 w16cex w16sdtdh w16du wp14">
+<w:numbering xmlns:wpc="http://schemas.microsoft.com/office/word/2010/wordprocessingCanvas" xmlns:cx="http://schemas.microsoft.com/office/drawing/2014/chartex" xmlns:cx1="http://schemas.microsoft.com/office/drawing/2015/9/8/chartex" xmlns:cx2="http://schemas.microsoft.com/office/drawing/2015/10/21/chartex" xmlns:cx3="http://schemas.microsoft.com/office/drawing/2016/5/9/chartex" xmlns:cx4="http://schemas.microsoft.com/office/drawing/2016/5/10/chartex" xmlns:cx5="http://schemas.microsoft.com/office/drawing/2016/5/11/chartex" xmlns:cx6="http://schemas.microsoft.com/office/drawing/2016/5/12/chartex" xmlns:cx7="http://schemas.microsoft.com/office/drawing/2016/5/13/chartex" xmlns:cx8="http://schemas.microsoft.com/office/drawing/2016/5/14/chartex" xmlns:mc="http://schemas.openxmlformats.org/markup-compatibility/2006" xmlns:aink="http://schemas.microsoft.com/office/drawing/2016/ink" xmlns:am3d="http://schemas.microsoft.com/office/drawing/2017/model3d" xmlns:o="urn:schemas-microsoft-com:office:office" xmlns:oel="http://schemas.microsoft.com/office/2019/extlst" xmlns:r="http://schemas.openxmlformats.org/officeDocument/2006/relationships" xmlns:m="http://schemas.openxmlformats.org/officeDocument/2006/math" xmlns:v="urn:schemas-microsoft-com:vml" xmlns:wp14="http://schemas.microsoft.com/office/word/2010/wordprocessingDrawing" xmlns:wp="http://schemas.openxmlformats.org/drawingml/2006/wordprocessingDrawing" xmlns:w10="urn:schemas-microsoft-com:office:word" xmlns:w="http://schemas.openxmlformats.org/wordprocessingml/2006/main" xmlns:w14="http://schemas.microsoft.com/office/word/2010/wordml" xmlns:w15="http://schemas.microsoft.com/office/word/2012/wordml" xmlns:w16cex="http://schemas.microsoft.com/office/word/2018/wordml/cex" xmlns:w16cid="http://schemas.microsoft.com/office/word/2016/wordml/cid" xmlns:w16="http://schemas.microsoft.com/office/word/2018/wordml" xmlns:w16du="http://schemas.microsoft.com/office/word/2023/wordml/word16du" xmlns:w16sdtdh="http://schemas.microsoft.com/office/word/2020/wordml/sdtdatahash" xmlns:w16sdtfl="http://schemas.microsoft.com/office/word/2024/wordml/sdtformatlock" xmlns:w16se="http://schemas.microsoft.com/office/word/2015/wordml/symex" xmlns:wpg="http://schemas.microsoft.com/office/word/2010/wordprocessingGroup" xmlns:wpi="http://schemas.microsoft.com/office/word/2010/wordprocessingInk" xmlns:wne="http://schemas.microsoft.com/office/word/2006/wordml" xmlns:wps="http://schemas.microsoft.com/office/word/2010/wordprocessingShape" mc:Ignorable="w14 w15 w16se w16cid w16 w16cex w16sdtdh w16sdtfl w16du wp14">
   <w:abstractNum w:abstractNumId="0" w15:restartNumberingAfterBreak="0">
     <w:nsid w:val="059C721A"/>
     <w:multiLevelType w:val="hybridMultilevel"/>
@@ -10046,6 +10911,95 @@
     </w:lvl>
   </w:abstractNum>
   <w:abstractNum w:abstractNumId="3" w15:restartNumberingAfterBreak="0">
+    <w:nsid w:val="18C87742"/>
+    <w:multiLevelType w:val="hybridMultilevel"/>
+    <w:tmpl w:val="7C0442F0"/>
+    <w:lvl w:ilvl="0" w:tplc="04090019">
+      <w:start w:val="1"/>
+      <w:numFmt w:val="lowerLetter"/>
+      <w:lvlText w:val="%1."/>
+      <w:lvlJc w:val="left"/>
+      <w:pPr>
+        <w:ind w:left="720" w:hanging="360"/>
+      </w:pPr>
+      <w:rPr>
+        <w:rFonts w:hint="default"/>
+      </w:rPr>
+    </w:lvl>
+    <w:lvl w:ilvl="1" w:tplc="04090019" w:tentative="1">
+      <w:start w:val="1"/>
+      <w:numFmt w:val="lowerLetter"/>
+      <w:lvlText w:val="%2."/>
+      <w:lvlJc w:val="left"/>
+      <w:pPr>
+        <w:ind w:left="1440" w:hanging="360"/>
+      </w:pPr>
+    </w:lvl>
+    <w:lvl w:ilvl="2" w:tplc="0409001B" w:tentative="1">
+      <w:start w:val="1"/>
+      <w:numFmt w:val="lowerRoman"/>
+      <w:lvlText w:val="%3."/>
+      <w:lvlJc w:val="right"/>
+      <w:pPr>
+        <w:ind w:left="2160" w:hanging="180"/>
+      </w:pPr>
+    </w:lvl>
+    <w:lvl w:ilvl="3" w:tplc="0409000F" w:tentative="1">
+      <w:start w:val="1"/>
+      <w:numFmt w:val="decimal"/>
+      <w:lvlText w:val="%4."/>
+      <w:lvlJc w:val="left"/>
+      <w:pPr>
+        <w:ind w:left="2880" w:hanging="360"/>
+      </w:pPr>
+    </w:lvl>
+    <w:lvl w:ilvl="4" w:tplc="04090019" w:tentative="1">
+      <w:start w:val="1"/>
+      <w:numFmt w:val="lowerLetter"/>
+      <w:lvlText w:val="%5."/>
+      <w:lvlJc w:val="left"/>
+      <w:pPr>
+        <w:ind w:left="3600" w:hanging="360"/>
+      </w:pPr>
+    </w:lvl>
+    <w:lvl w:ilvl="5" w:tplc="0409001B" w:tentative="1">
+      <w:start w:val="1"/>
+      <w:numFmt w:val="lowerRoman"/>
+      <w:lvlText w:val="%6."/>
+      <w:lvlJc w:val="right"/>
+      <w:pPr>
+        <w:ind w:left="4320" w:hanging="180"/>
+      </w:pPr>
+    </w:lvl>
+    <w:lvl w:ilvl="6" w:tplc="0409000F" w:tentative="1">
+      <w:start w:val="1"/>
+      <w:numFmt w:val="decimal"/>
+      <w:lvlText w:val="%7."/>
+      <w:lvlJc w:val="left"/>
+      <w:pPr>
+        <w:ind w:left="5040" w:hanging="360"/>
+      </w:pPr>
+    </w:lvl>
+    <w:lvl w:ilvl="7" w:tplc="04090019" w:tentative="1">
+      <w:start w:val="1"/>
+      <w:numFmt w:val="lowerLetter"/>
+      <w:lvlText w:val="%8."/>
+      <w:lvlJc w:val="left"/>
+      <w:pPr>
+        <w:ind w:left="5760" w:hanging="360"/>
+      </w:pPr>
+    </w:lvl>
+    <w:lvl w:ilvl="8" w:tplc="0409001B" w:tentative="1">
+      <w:start w:val="1"/>
+      <w:numFmt w:val="lowerRoman"/>
+      <w:lvlText w:val="%9."/>
+      <w:lvlJc w:val="right"/>
+      <w:pPr>
+        <w:ind w:left="6480" w:hanging="180"/>
+      </w:pPr>
+    </w:lvl>
+  </w:abstractNum>
+  <w:abstractNum w:abstractNumId="4" w15:restartNumberingAfterBreak="0">
     <w:nsid w:val="1BB4721F"/>
     <w:multiLevelType w:val="hybridMultilevel"/>
     <w:tmpl w:val="64E4FCA0"/>
@@ -10182,7 +11136,7 @@
       </w:rPr>
     </w:lvl>
   </w:abstractNum>
-  <w:abstractNum w:abstractNumId="4" w15:restartNumberingAfterBreak="0">
+  <w:abstractNum w:abstractNumId="5" w15:restartNumberingAfterBreak="0">
     <w:nsid w:val="22C04657"/>
     <w:multiLevelType w:val="hybridMultilevel"/>
     <w:tmpl w:val="ACBE6768"/>
@@ -10295,7 +11249,93 @@
       </w:rPr>
     </w:lvl>
   </w:abstractNum>
-  <w:abstractNum w:abstractNumId="5" w15:restartNumberingAfterBreak="0">
+  <w:abstractNum w:abstractNumId="6" w15:restartNumberingAfterBreak="0">
+    <w:nsid w:val="29670A0B"/>
+    <w:multiLevelType w:val="hybridMultilevel"/>
+    <w:tmpl w:val="0A48BF9E"/>
+    <w:lvl w:ilvl="0" w:tplc="0409000F">
+      <w:start w:val="1"/>
+      <w:numFmt w:val="decimal"/>
+      <w:lvlText w:val="%1."/>
+      <w:lvlJc w:val="left"/>
+      <w:pPr>
+        <w:ind w:left="720" w:hanging="360"/>
+      </w:pPr>
+    </w:lvl>
+    <w:lvl w:ilvl="1" w:tplc="04090019" w:tentative="1">
+      <w:start w:val="1"/>
+      <w:numFmt w:val="lowerLetter"/>
+      <w:lvlText w:val="%2."/>
+      <w:lvlJc w:val="left"/>
+      <w:pPr>
+        <w:ind w:left="1440" w:hanging="360"/>
+      </w:pPr>
+    </w:lvl>
+    <w:lvl w:ilvl="2" w:tplc="0409001B" w:tentative="1">
+      <w:start w:val="1"/>
+      <w:numFmt w:val="lowerRoman"/>
+      <w:lvlText w:val="%3."/>
+      <w:lvlJc w:val="right"/>
+      <w:pPr>
+        <w:ind w:left="2160" w:hanging="180"/>
+      </w:pPr>
+    </w:lvl>
+    <w:lvl w:ilvl="3" w:tplc="0409000F" w:tentative="1">
+      <w:start w:val="1"/>
+      <w:numFmt w:val="decimal"/>
+      <w:lvlText w:val="%4."/>
+      <w:lvlJc w:val="left"/>
+      <w:pPr>
+        <w:ind w:left="2880" w:hanging="360"/>
+      </w:pPr>
+    </w:lvl>
+    <w:lvl w:ilvl="4" w:tplc="04090019" w:tentative="1">
+      <w:start w:val="1"/>
+      <w:numFmt w:val="lowerLetter"/>
+      <w:lvlText w:val="%5."/>
+      <w:lvlJc w:val="left"/>
+      <w:pPr>
+        <w:ind w:left="3600" w:hanging="360"/>
+      </w:pPr>
+    </w:lvl>
+    <w:lvl w:ilvl="5" w:tplc="0409001B" w:tentative="1">
+      <w:start w:val="1"/>
+      <w:numFmt w:val="lowerRoman"/>
+      <w:lvlText w:val="%6."/>
+      <w:lvlJc w:val="right"/>
+      <w:pPr>
+        <w:ind w:left="4320" w:hanging="180"/>
+      </w:pPr>
+    </w:lvl>
+    <w:lvl w:ilvl="6" w:tplc="0409000F" w:tentative="1">
+      <w:start w:val="1"/>
+      <w:numFmt w:val="decimal"/>
+      <w:lvlText w:val="%7."/>
+      <w:lvlJc w:val="left"/>
+      <w:pPr>
+        <w:ind w:left="5040" w:hanging="360"/>
+      </w:pPr>
+    </w:lvl>
+    <w:lvl w:ilvl="7" w:tplc="04090019" w:tentative="1">
+      <w:start w:val="1"/>
+      <w:numFmt w:val="lowerLetter"/>
+      <w:lvlText w:val="%8."/>
+      <w:lvlJc w:val="left"/>
+      <w:pPr>
+        <w:ind w:left="5760" w:hanging="360"/>
+      </w:pPr>
+    </w:lvl>
+    <w:lvl w:ilvl="8" w:tplc="0409001B" w:tentative="1">
+      <w:start w:val="1"/>
+      <w:numFmt w:val="lowerRoman"/>
+      <w:lvlText w:val="%9."/>
+      <w:lvlJc w:val="right"/>
+      <w:pPr>
+        <w:ind w:left="6480" w:hanging="180"/>
+      </w:pPr>
+    </w:lvl>
+  </w:abstractNum>
+  <w:abstractNum w:abstractNumId="7" w15:restartNumberingAfterBreak="0">
     <w:nsid w:val="2BDC4488"/>
     <w:multiLevelType w:val="hybridMultilevel"/>
     <w:tmpl w:val="AC6AF17A"/>
@@ -10408,7 +11448,7 @@
       </w:rPr>
     </w:lvl>
   </w:abstractNum>
-  <w:abstractNum w:abstractNumId="6" w15:restartNumberingAfterBreak="0">
+  <w:abstractNum w:abstractNumId="8" w15:restartNumberingAfterBreak="0">
     <w:nsid w:val="2D2F20EA"/>
     <w:multiLevelType w:val="multilevel"/>
     <w:tmpl w:val="D67037A4"/>
@@ -10557,7 +11597,93 @@
       </w:rPr>
     </w:lvl>
   </w:abstractNum>
-  <w:abstractNum w:abstractNumId="7" w15:restartNumberingAfterBreak="0">
+  <w:abstractNum w:abstractNumId="9" w15:restartNumberingAfterBreak="0">
+    <w:nsid w:val="346B1951"/>
+    <w:multiLevelType w:val="hybridMultilevel"/>
+    <w:tmpl w:val="CEFE7124"/>
+    <w:lvl w:ilvl="0" w:tplc="04090019">
+      <w:start w:val="1"/>
+      <w:numFmt w:val="lowerLetter"/>
+      <w:lvlText w:val="%1."/>
+      <w:lvlJc w:val="left"/>
+      <w:pPr>
+        <w:ind w:left="720" w:hanging="360"/>
+      </w:pPr>
+    </w:lvl>
+    <w:lvl w:ilvl="1" w:tplc="04090019" w:tentative="1">
+      <w:start w:val="1"/>
+      <w:numFmt w:val="lowerLetter"/>
+      <w:lvlText w:val="%2."/>
+      <w:lvlJc w:val="left"/>
+      <w:pPr>
+        <w:ind w:left="1440" w:hanging="360"/>
+      </w:pPr>
+    </w:lvl>
+    <w:lvl w:ilvl="2" w:tplc="0409001B" w:tentative="1">
+      <w:start w:val="1"/>
+      <w:numFmt w:val="lowerRoman"/>
+      <w:lvlText w:val="%3."/>
+      <w:lvlJc w:val="right"/>
+      <w:pPr>
+        <w:ind w:left="2160" w:hanging="180"/>
+      </w:pPr>
+    </w:lvl>
+    <w:lvl w:ilvl="3" w:tplc="0409000F" w:tentative="1">
+      <w:start w:val="1"/>
+      <w:numFmt w:val="decimal"/>
+      <w:lvlText w:val="%4."/>
+      <w:lvlJc w:val="left"/>
+      <w:pPr>
+        <w:ind w:left="2880" w:hanging="360"/>
+      </w:pPr>
+    </w:lvl>
+    <w:lvl w:ilvl="4" w:tplc="04090019" w:tentative="1">
+      <w:start w:val="1"/>
+      <w:numFmt w:val="lowerLetter"/>
+      <w:lvlText w:val="%5."/>
+      <w:lvlJc w:val="left"/>
+      <w:pPr>
+        <w:ind w:left="3600" w:hanging="360"/>
+      </w:pPr>
+    </w:lvl>
+    <w:lvl w:ilvl="5" w:tplc="0409001B" w:tentative="1">
+      <w:start w:val="1"/>
+      <w:numFmt w:val="lowerRoman"/>
+      <w:lvlText w:val="%6."/>
+      <w:lvlJc w:val="right"/>
+      <w:pPr>
+        <w:ind w:left="4320" w:hanging="180"/>
+      </w:pPr>
+    </w:lvl>
+    <w:lvl w:ilvl="6" w:tplc="0409000F" w:tentative="1">
+      <w:start w:val="1"/>
+      <w:numFmt w:val="decimal"/>
+      <w:lvlText w:val="%7."/>
+      <w:lvlJc w:val="left"/>
+      <w:pPr>
+        <w:ind w:left="5040" w:hanging="360"/>
+      </w:pPr>
+    </w:lvl>
+    <w:lvl w:ilvl="7" w:tplc="04090019" w:tentative="1">
+      <w:start w:val="1"/>
+      <w:numFmt w:val="lowerLetter"/>
+      <w:lvlText w:val="%8."/>
+      <w:lvlJc w:val="left"/>
+      <w:pPr>
+        <w:ind w:left="5760" w:hanging="360"/>
+      </w:pPr>
+    </w:lvl>
+    <w:lvl w:ilvl="8" w:tplc="0409001B" w:tentative="1">
+      <w:start w:val="1"/>
+      <w:numFmt w:val="lowerRoman"/>
+      <w:lvlText w:val="%9."/>
+      <w:lvlJc w:val="right"/>
+      <w:pPr>
+        <w:ind w:left="6480" w:hanging="180"/>
+      </w:pPr>
+    </w:lvl>
+  </w:abstractNum>
+  <w:abstractNum w:abstractNumId="10" w15:restartNumberingAfterBreak="0">
     <w:nsid w:val="416343D0"/>
     <w:multiLevelType w:val="hybridMultilevel"/>
     <w:tmpl w:val="47BE94CE"/>
@@ -10670,7 +11796,7 @@
       </w:rPr>
     </w:lvl>
   </w:abstractNum>
-  <w:abstractNum w:abstractNumId="8" w15:restartNumberingAfterBreak="0">
+  <w:abstractNum w:abstractNumId="11" w15:restartNumberingAfterBreak="0">
     <w:nsid w:val="43A31596"/>
     <w:multiLevelType w:val="multilevel"/>
     <w:tmpl w:val="82F091E4"/>
@@ -10783,7 +11909,7 @@
       </w:pPr>
     </w:lvl>
   </w:abstractNum>
-  <w:abstractNum w:abstractNumId="9" w15:restartNumberingAfterBreak="0">
+  <w:abstractNum w:abstractNumId="12" w15:restartNumberingAfterBreak="0">
     <w:nsid w:val="4E0F4CAA"/>
     <w:multiLevelType w:val="multilevel"/>
     <w:tmpl w:val="CCB8358A"/>
@@ -10904,7 +12030,7 @@
       </w:rPr>
     </w:lvl>
   </w:abstractNum>
-  <w:abstractNum w:abstractNumId="10" w15:restartNumberingAfterBreak="0">
+  <w:abstractNum w:abstractNumId="13" w15:restartNumberingAfterBreak="0">
     <w:nsid w:val="57FC17A5"/>
     <w:multiLevelType w:val="hybridMultilevel"/>
     <w:tmpl w:val="B9043E66"/>
@@ -11017,7 +12143,7 @@
       </w:rPr>
     </w:lvl>
   </w:abstractNum>
-  <w:abstractNum w:abstractNumId="11" w15:restartNumberingAfterBreak="0">
+  <w:abstractNum w:abstractNumId="14" w15:restartNumberingAfterBreak="0">
     <w:nsid w:val="60EC16F9"/>
     <w:multiLevelType w:val="hybridMultilevel"/>
     <w:tmpl w:val="FA040C32"/>
@@ -11130,7 +12256,7 @@
       </w:rPr>
     </w:lvl>
   </w:abstractNum>
-  <w:abstractNum w:abstractNumId="12" w15:restartNumberingAfterBreak="0">
+  <w:abstractNum w:abstractNumId="15" w15:restartNumberingAfterBreak="0">
     <w:nsid w:val="642D51AA"/>
     <w:multiLevelType w:val="hybridMultilevel"/>
     <w:tmpl w:val="5D3C5970"/>
@@ -11243,7 +12369,7 @@
       </w:rPr>
     </w:lvl>
   </w:abstractNum>
-  <w:abstractNum w:abstractNumId="13" w15:restartNumberingAfterBreak="0">
+  <w:abstractNum w:abstractNumId="16" w15:restartNumberingAfterBreak="0">
     <w:nsid w:val="64E02915"/>
     <w:multiLevelType w:val="hybridMultilevel"/>
     <w:tmpl w:val="BA9EE7EC"/>
@@ -11356,7 +12482,7 @@
       </w:rPr>
     </w:lvl>
   </w:abstractNum>
-  <w:abstractNum w:abstractNumId="14" w15:restartNumberingAfterBreak="0">
+  <w:abstractNum w:abstractNumId="17" w15:restartNumberingAfterBreak="0">
     <w:nsid w:val="658E3F81"/>
     <w:multiLevelType w:val="multilevel"/>
     <w:tmpl w:val="149A9CE4"/>
@@ -11469,7 +12595,7 @@
       </w:rPr>
     </w:lvl>
   </w:abstractNum>
-  <w:abstractNum w:abstractNumId="15" w15:restartNumberingAfterBreak="0">
+  <w:abstractNum w:abstractNumId="18" w15:restartNumberingAfterBreak="0">
     <w:nsid w:val="6FBA0ECE"/>
     <w:multiLevelType w:val="hybridMultilevel"/>
     <w:tmpl w:val="53A0A282"/>
@@ -11582,7 +12708,7 @@
       </w:pPr>
     </w:lvl>
   </w:abstractNum>
-  <w:abstractNum w:abstractNumId="16" w15:restartNumberingAfterBreak="0">
+  <w:abstractNum w:abstractNumId="19" w15:restartNumberingAfterBreak="0">
     <w:nsid w:val="704B2E20"/>
     <w:multiLevelType w:val="hybridMultilevel"/>
     <w:tmpl w:val="6CC43476"/>
@@ -11695,7 +12821,7 @@
       </w:rPr>
     </w:lvl>
   </w:abstractNum>
-  <w:abstractNum w:abstractNumId="17" w15:restartNumberingAfterBreak="0">
+  <w:abstractNum w:abstractNumId="20" w15:restartNumberingAfterBreak="0">
     <w:nsid w:val="79C83C41"/>
     <w:multiLevelType w:val="hybridMultilevel"/>
     <w:tmpl w:val="86420BD2"/>
@@ -11808,7 +12934,96 @@
       </w:rPr>
     </w:lvl>
   </w:abstractNum>
-  <w:abstractNum w:abstractNumId="18" w15:restartNumberingAfterBreak="0">
+  <w:abstractNum w:abstractNumId="21" w15:restartNumberingAfterBreak="0">
+    <w:nsid w:val="7DC6603D"/>
+    <w:multiLevelType w:val="hybridMultilevel"/>
+    <w:tmpl w:val="1FA08A54"/>
+    <w:lvl w:ilvl="0" w:tplc="04090019">
+      <w:start w:val="1"/>
+      <w:numFmt w:val="lowerLetter"/>
+      <w:lvlText w:val="%1."/>
+      <w:lvlJc w:val="left"/>
+      <w:pPr>
+        <w:ind w:left="720" w:hanging="360"/>
+      </w:pPr>
+      <w:rPr>
+        <w:rFonts w:hint="default"/>
+      </w:rPr>
+    </w:lvl>
+    <w:lvl w:ilvl="1" w:tplc="04090019" w:tentative="1">
+      <w:start w:val="1"/>
+      <w:numFmt w:val="lowerLetter"/>
+      <w:lvlText w:val="%2."/>
+      <w:lvlJc w:val="left"/>
+      <w:pPr>
+        <w:ind w:left="1440" w:hanging="360"/>
+      </w:pPr>
+    </w:lvl>
+    <w:lvl w:ilvl="2" w:tplc="0409001B" w:tentative="1">
+      <w:start w:val="1"/>
+      <w:numFmt w:val="lowerRoman"/>
+      <w:lvlText w:val="%3."/>
+      <w:lvlJc w:val="right"/>
+      <w:pPr>
+        <w:ind w:left="2160" w:hanging="180"/>
+      </w:pPr>
+    </w:lvl>
+    <w:lvl w:ilvl="3" w:tplc="0409000F" w:tentative="1">
+      <w:start w:val="1"/>
+      <w:numFmt w:val="decimal"/>
+      <w:lvlText w:val="%4."/>
+      <w:lvlJc w:val="left"/>
+      <w:pPr>
+        <w:ind w:left="2880" w:hanging="360"/>
+      </w:pPr>
+    </w:lvl>
+    <w:lvl w:ilvl="4" w:tplc="04090019" w:tentative="1">
+      <w:start w:val="1"/>
+      <w:numFmt w:val="lowerLetter"/>
+      <w:lvlText w:val="%5."/>
+      <w:lvlJc w:val="left"/>
+      <w:pPr>
+        <w:ind w:left="3600" w:hanging="360"/>
+      </w:pPr>
+    </w:lvl>
+    <w:lvl w:ilvl="5" w:tplc="0409001B" w:tentative="1">
+      <w:start w:val="1"/>
+      <w:numFmt w:val="lowerRoman"/>
+      <w:lvlText w:val="%6."/>
+      <w:lvlJc w:val="right"/>
+      <w:pPr>
+        <w:ind w:left="4320" w:hanging="180"/>
+      </w:pPr>
+    </w:lvl>
+    <w:lvl w:ilvl="6" w:tplc="0409000F" w:tentative="1">
+      <w:start w:val="1"/>
+      <w:numFmt w:val="decimal"/>
+      <w:lvlText w:val="%7."/>
+      <w:lvlJc w:val="left"/>
+      <w:pPr>
+        <w:ind w:left="5040" w:hanging="360"/>
+      </w:pPr>
+    </w:lvl>
+    <w:lvl w:ilvl="7" w:tplc="04090019" w:tentative="1">
+      <w:start w:val="1"/>
+      <w:numFmt w:val="lowerLetter"/>
+      <w:lvlText w:val="%8."/>
+      <w:lvlJc w:val="left"/>
+      <w:pPr>
+        <w:ind w:left="5760" w:hanging="360"/>
+      </w:pPr>
+    </w:lvl>
+    <w:lvl w:ilvl="8" w:tplc="0409001B" w:tentative="1">
+      <w:start w:val="1"/>
+      <w:numFmt w:val="lowerRoman"/>
+      <w:lvlText w:val="%9."/>
+      <w:lvlJc w:val="right"/>
+      <w:pPr>
+        <w:ind w:left="6480" w:hanging="180"/>
+      </w:pPr>
+    </w:lvl>
+  </w:abstractNum>
+  <w:abstractNum w:abstractNumId="22" w15:restartNumberingAfterBreak="0">
     <w:nsid w:val="7E567534"/>
     <w:multiLevelType w:val="hybridMultilevel"/>
     <w:tmpl w:val="467C8C92"/>
@@ -11922,10 +13137,10 @@
     </w:lvl>
   </w:abstractNum>
   <w:num w:numId="1" w16cid:durableId="1378971933">
-    <w:abstractNumId w:val="9"/>
+    <w:abstractNumId w:val="12"/>
   </w:num>
   <w:num w:numId="2" w16cid:durableId="621111377">
-    <w:abstractNumId w:val="8"/>
+    <w:abstractNumId w:val="11"/>
     <w:lvlOverride w:ilvl="0">
       <w:startOverride w:val="1"/>
     </w:lvlOverride>
@@ -11955,19 +13170,19 @@
     </w:lvlOverride>
   </w:num>
   <w:num w:numId="3" w16cid:durableId="121578795">
-    <w:abstractNumId w:val="5"/>
+    <w:abstractNumId w:val="7"/>
   </w:num>
   <w:num w:numId="4" w16cid:durableId="658264845">
+    <w:abstractNumId w:val="19"/>
+  </w:num>
+  <w:num w:numId="5" w16cid:durableId="1413508535">
+    <w:abstractNumId w:val="14"/>
+  </w:num>
+  <w:num w:numId="6" w16cid:durableId="2089232641">
     <w:abstractNumId w:val="16"/>
   </w:num>
-  <w:num w:numId="5" w16cid:durableId="1413508535">
-    <w:abstractNumId w:val="11"/>
-  </w:num>
-  <w:num w:numId="6" w16cid:durableId="2089232641">
-    <w:abstractNumId w:val="13"/>
-  </w:num>
   <w:num w:numId="7" w16cid:durableId="1704478288">
-    <w:abstractNumId w:val="7"/>
+    <w:abstractNumId w:val="10"/>
   </w:num>
   <w:num w:numId="8" w16cid:durableId="1739013147">
     <w:abstractNumId w:val="0"/>
@@ -11976,7 +13191,7 @@
     <w:abstractNumId w:val="1"/>
   </w:num>
   <w:num w:numId="10" w16cid:durableId="346711591">
-    <w:abstractNumId w:val="3"/>
+    <w:abstractNumId w:val="4"/>
     <w:lvlOverride w:ilvl="0">
       <w:startOverride w:val="1"/>
     </w:lvlOverride>
@@ -11990,7 +13205,7 @@
     <w:lvlOverride w:ilvl="8"/>
   </w:num>
   <w:num w:numId="11" w16cid:durableId="1682124399">
-    <w:abstractNumId w:val="15"/>
+    <w:abstractNumId w:val="18"/>
     <w:lvlOverride w:ilvl="0">
       <w:startOverride w:val="1"/>
     </w:lvlOverride>
@@ -12020,40 +13235,52 @@
     </w:lvlOverride>
   </w:num>
   <w:num w:numId="12" w16cid:durableId="1945575679">
-    <w:abstractNumId w:val="6"/>
+    <w:abstractNumId w:val="8"/>
   </w:num>
   <w:num w:numId="13" w16cid:durableId="1225457730">
-    <w:abstractNumId w:val="3"/>
+    <w:abstractNumId w:val="4"/>
   </w:num>
   <w:num w:numId="14" w16cid:durableId="598216621">
-    <w:abstractNumId w:val="15"/>
+    <w:abstractNumId w:val="18"/>
   </w:num>
   <w:num w:numId="15" w16cid:durableId="297497744">
     <w:abstractNumId w:val="2"/>
   </w:num>
   <w:num w:numId="16" w16cid:durableId="762460206">
-    <w:abstractNumId w:val="14"/>
+    <w:abstractNumId w:val="17"/>
   </w:num>
   <w:num w:numId="17" w16cid:durableId="631641585">
-    <w:abstractNumId w:val="17"/>
+    <w:abstractNumId w:val="20"/>
   </w:num>
   <w:num w:numId="18" w16cid:durableId="962424679">
-    <w:abstractNumId w:val="4"/>
+    <w:abstractNumId w:val="5"/>
   </w:num>
   <w:num w:numId="19" w16cid:durableId="962886049">
-    <w:abstractNumId w:val="10"/>
+    <w:abstractNumId w:val="13"/>
   </w:num>
   <w:num w:numId="20" w16cid:durableId="1598365587">
-    <w:abstractNumId w:val="18"/>
+    <w:abstractNumId w:val="22"/>
   </w:num>
   <w:num w:numId="21" w16cid:durableId="1397165525">
-    <w:abstractNumId w:val="12"/>
+    <w:abstractNumId w:val="15"/>
+  </w:num>
+  <w:num w:numId="22" w16cid:durableId="1357927140">
+    <w:abstractNumId w:val="6"/>
+  </w:num>
+  <w:num w:numId="23" w16cid:durableId="963390197">
+    <w:abstractNumId w:val="3"/>
+  </w:num>
+  <w:num w:numId="24" w16cid:durableId="311297705">
+    <w:abstractNumId w:val="9"/>
+  </w:num>
+  <w:num w:numId="25" w16cid:durableId="2046102341">
+    <w:abstractNumId w:val="21"/>
   </w:num>
 </w:numbering>
 </file>
 
 <file path=word/styles.xml><?xml version="1.0" encoding="utf-8"?>
-<w:styles xmlns:mc="http://schemas.openxmlformats.org/markup-compatibility/2006" xmlns:r="http://schemas.openxmlformats.org/officeDocument/2006/relationships" xmlns:w="http://schemas.openxmlformats.org/wordprocessingml/2006/main" xmlns:w14="http://schemas.microsoft.com/office/word/2010/wordml" xmlns:w15="http://schemas.microsoft.com/office/word/2012/wordml" xmlns:w16cex="http://schemas.microsoft.com/office/word/2018/wordml/cex" xmlns:w16cid="http://schemas.microsoft.com/office/word/2016/wordml/cid" xmlns:w16="http://schemas.microsoft.com/office/word/2018/wordml" xmlns:w16du="http://schemas.microsoft.com/office/word/2023/wordml/word16du" xmlns:w16sdtdh="http://schemas.microsoft.com/office/word/2020/wordml/sdtdatahash" xmlns:w16se="http://schemas.microsoft.com/office/word/2015/wordml/symex" mc:Ignorable="w14 w15 w16se w16cid w16 w16cex w16sdtdh w16du">
+<w:styles xmlns:mc="http://schemas.openxmlformats.org/markup-compatibility/2006" xmlns:r="http://schemas.openxmlformats.org/officeDocument/2006/relationships" xmlns:w="http://schemas.openxmlformats.org/wordprocessingml/2006/main" xmlns:w14="http://schemas.microsoft.com/office/word/2010/wordml" xmlns:w15="http://schemas.microsoft.com/office/word/2012/wordml" xmlns:w16cex="http://schemas.microsoft.com/office/word/2018/wordml/cex" xmlns:w16cid="http://schemas.microsoft.com/office/word/2016/wordml/cid" xmlns:w16="http://schemas.microsoft.com/office/word/2018/wordml" xmlns:w16du="http://schemas.microsoft.com/office/word/2023/wordml/word16du" xmlns:w16sdtdh="http://schemas.microsoft.com/office/word/2020/wordml/sdtdatahash" xmlns:w16sdtfl="http://schemas.microsoft.com/office/word/2024/wordml/sdtformatlock" xmlns:w16se="http://schemas.microsoft.com/office/word/2015/wordml/symex" mc:Ignorable="w14 w15 w16se w16cid w16 w16cex w16sdtdh w16sdtfl w16du">
   <w:docDefaults>
     <w:rPrDefault>
       <w:rPr>
@@ -12664,7 +13891,6 @@
   <w:style w:type="character" w:default="1" w:styleId="DefaultParagraphFont">
     <w:name w:val="Default Paragraph Font"/>
     <w:uiPriority w:val="1"/>
-    <w:semiHidden/>
     <w:unhideWhenUsed/>
   </w:style>
   <w:style w:type="table" w:default="1" w:styleId="TableNormal">

--- a/(BIT301)_Assignment1.docx
+++ b/(BIT301)_Assignment1.docx
@@ -46,7 +46,7 @@
           <w:r>
             <w:fldChar w:fldCharType="separate"/>
           </w:r>
-          <w:hyperlink w:anchor="_Toc234569434" w:history="1">
+          <w:hyperlink w:anchor="_Toc234570435" w:history="1">
             <w:r>
               <w:rPr>
                 <w:rStyle w:val="Hyperlink"/>
@@ -88,7 +88,7 @@
                 <w:noProof/>
                 <w:webHidden/>
               </w:rPr>
-              <w:instrText xml:space="preserve"> PAGEREF _Toc234569434 \h </w:instrText>
+              <w:instrText xml:space="preserve"> PAGEREF _Toc234570435 \h </w:instrText>
             </w:r>
             <w:r>
               <w:rPr>
@@ -132,7 +132,7 @@
               <w:szCs w:val="21"/>
             </w:rPr>
           </w:pPr>
-          <w:hyperlink w:anchor="_Toc234569435" w:history="1">
+          <w:hyperlink w:anchor="_Toc234570436" w:history="1">
             <w:r>
               <w:rPr>
                 <w:rStyle w:val="Hyperlink"/>
@@ -174,7 +174,7 @@
                 <w:noProof/>
                 <w:webHidden/>
               </w:rPr>
-              <w:instrText xml:space="preserve"> PAGEREF _Toc234569435 \h </w:instrText>
+              <w:instrText xml:space="preserve"> PAGEREF _Toc234570436 \h </w:instrText>
             </w:r>
             <w:r>
               <w:rPr>
@@ -218,7 +218,7 @@
               <w:szCs w:val="21"/>
             </w:rPr>
           </w:pPr>
-          <w:hyperlink w:anchor="_Toc234569436" w:history="1">
+          <w:hyperlink w:anchor="_Toc234570437" w:history="1">
             <w:r>
               <w:rPr>
                 <w:rStyle w:val="Hyperlink"/>
@@ -260,7 +260,7 @@
                 <w:noProof/>
                 <w:webHidden/>
               </w:rPr>
-              <w:instrText xml:space="preserve"> PAGEREF _Toc234569436 \h </w:instrText>
+              <w:instrText xml:space="preserve"> PAGEREF _Toc234570437 \h </w:instrText>
             </w:r>
             <w:r>
               <w:rPr>
@@ -304,7 +304,7 @@
               <w:szCs w:val="21"/>
             </w:rPr>
           </w:pPr>
-          <w:hyperlink w:anchor="_Toc234569437" w:history="1">
+          <w:hyperlink w:anchor="_Toc234570438" w:history="1">
             <w:r>
               <w:rPr>
                 <w:rStyle w:val="Hyperlink"/>
@@ -346,7 +346,7 @@
                 <w:noProof/>
                 <w:webHidden/>
               </w:rPr>
-              <w:instrText xml:space="preserve"> PAGEREF _Toc234569437 \h </w:instrText>
+              <w:instrText xml:space="preserve"> PAGEREF _Toc234570438 \h </w:instrText>
             </w:r>
             <w:r>
               <w:rPr>
@@ -390,7 +390,7 @@
               <w:szCs w:val="21"/>
             </w:rPr>
           </w:pPr>
-          <w:hyperlink w:anchor="_Toc234569438" w:history="1">
+          <w:hyperlink w:anchor="_Toc234570439" w:history="1">
             <w:r>
               <w:rPr>
                 <w:rStyle w:val="Hyperlink"/>
@@ -432,7 +432,7 @@
                 <w:noProof/>
                 <w:webHidden/>
               </w:rPr>
-              <w:instrText xml:space="preserve"> PAGEREF _Toc234569438 \h </w:instrText>
+              <w:instrText xml:space="preserve"> PAGEREF _Toc234570439 \h </w:instrText>
             </w:r>
             <w:r>
               <w:rPr>
@@ -476,7 +476,7 @@
               <w:szCs w:val="21"/>
             </w:rPr>
           </w:pPr>
-          <w:hyperlink w:anchor="_Toc234569439" w:history="1">
+          <w:hyperlink w:anchor="_Toc234570440" w:history="1">
             <w:r>
               <w:rPr>
                 <w:rStyle w:val="Hyperlink"/>
@@ -518,7 +518,7 @@
                 <w:noProof/>
                 <w:webHidden/>
               </w:rPr>
-              <w:instrText xml:space="preserve"> PAGEREF _Toc234569439 \h </w:instrText>
+              <w:instrText xml:space="preserve"> PAGEREF _Toc234570440 \h </w:instrText>
             </w:r>
             <w:r>
               <w:rPr>
@@ -562,7 +562,7 @@
               <w:szCs w:val="21"/>
             </w:rPr>
           </w:pPr>
-          <w:hyperlink w:anchor="_Toc234569440" w:history="1">
+          <w:hyperlink w:anchor="_Toc234570441" w:history="1">
             <w:r>
               <w:rPr>
                 <w:rStyle w:val="Hyperlink"/>
@@ -604,7 +604,7 @@
                 <w:noProof/>
                 <w:webHidden/>
               </w:rPr>
-              <w:instrText xml:space="preserve"> PAGEREF _Toc234569440 \h </w:instrText>
+              <w:instrText xml:space="preserve"> PAGEREF _Toc234570441 \h </w:instrText>
             </w:r>
             <w:r>
               <w:rPr>
@@ -648,7 +648,7 @@
               <w:szCs w:val="21"/>
             </w:rPr>
           </w:pPr>
-          <w:hyperlink w:anchor="_Toc234569441" w:history="1">
+          <w:hyperlink w:anchor="_Toc234570442" w:history="1">
             <w:r>
               <w:rPr>
                 <w:rStyle w:val="Hyperlink"/>
@@ -690,7 +690,7 @@
                 <w:noProof/>
                 <w:webHidden/>
               </w:rPr>
-              <w:instrText xml:space="preserve"> PAGEREF _Toc234569441 \h </w:instrText>
+              <w:instrText xml:space="preserve"> PAGEREF _Toc234570442 \h </w:instrText>
             </w:r>
             <w:r>
               <w:rPr>
@@ -734,7 +734,7 @@
               <w:szCs w:val="21"/>
             </w:rPr>
           </w:pPr>
-          <w:hyperlink w:anchor="_Toc234569442" w:history="1">
+          <w:hyperlink w:anchor="_Toc234570443" w:history="1">
             <w:r>
               <w:rPr>
                 <w:rStyle w:val="Hyperlink"/>
@@ -776,7 +776,7 @@
                 <w:noProof/>
                 <w:webHidden/>
               </w:rPr>
-              <w:instrText xml:space="preserve"> PAGEREF _Toc234569442 \h </w:instrText>
+              <w:instrText xml:space="preserve"> PAGEREF _Toc234570443 \h </w:instrText>
             </w:r>
             <w:r>
               <w:rPr>
@@ -796,7 +796,7 @@
                 <w:noProof/>
                 <w:webHidden/>
               </w:rPr>
-              <w:t>9</w:t>
+              <w:t>10</w:t>
             </w:r>
             <w:r>
               <w:rPr>
@@ -820,7 +820,7 @@
               <w:szCs w:val="21"/>
             </w:rPr>
           </w:pPr>
-          <w:hyperlink w:anchor="_Toc234569443" w:history="1">
+          <w:hyperlink w:anchor="_Toc234570444" w:history="1">
             <w:r>
               <w:rPr>
                 <w:rStyle w:val="Hyperlink"/>
@@ -862,7 +862,7 @@
                 <w:noProof/>
                 <w:webHidden/>
               </w:rPr>
-              <w:instrText xml:space="preserve"> PAGEREF _Toc234569443 \h </w:instrText>
+              <w:instrText xml:space="preserve"> PAGEREF _Toc234570444 \h </w:instrText>
             </w:r>
             <w:r>
               <w:rPr>
@@ -882,7 +882,7 @@
                 <w:noProof/>
                 <w:webHidden/>
               </w:rPr>
-              <w:t>9</w:t>
+              <w:t>11</w:t>
             </w:r>
             <w:r>
               <w:rPr>
@@ -906,7 +906,7 @@
               <w:szCs w:val="21"/>
             </w:rPr>
           </w:pPr>
-          <w:hyperlink w:anchor="_Toc234569444" w:history="1">
+          <w:hyperlink w:anchor="_Toc234570445" w:history="1">
             <w:r>
               <w:rPr>
                 <w:rStyle w:val="Hyperlink"/>
@@ -948,7 +948,7 @@
                 <w:noProof/>
                 <w:webHidden/>
               </w:rPr>
-              <w:instrText xml:space="preserve"> PAGEREF _Toc234569444 \h </w:instrText>
+              <w:instrText xml:space="preserve"> PAGEREF _Toc234570445 \h </w:instrText>
             </w:r>
             <w:r>
               <w:rPr>
@@ -968,7 +968,7 @@
                 <w:noProof/>
                 <w:webHidden/>
               </w:rPr>
-              <w:t>11</w:t>
+              <w:t>13</w:t>
             </w:r>
             <w:r>
               <w:rPr>
@@ -992,7 +992,7 @@
               <w:szCs w:val="21"/>
             </w:rPr>
           </w:pPr>
-          <w:hyperlink w:anchor="_Toc234569445" w:history="1">
+          <w:hyperlink w:anchor="_Toc234570446" w:history="1">
             <w:r>
               <w:rPr>
                 <w:rStyle w:val="Hyperlink"/>
@@ -1034,7 +1034,7 @@
                 <w:noProof/>
                 <w:webHidden/>
               </w:rPr>
-              <w:instrText xml:space="preserve"> PAGEREF _Toc234569445 \h </w:instrText>
+              <w:instrText xml:space="preserve"> PAGEREF _Toc234570446 \h </w:instrText>
             </w:r>
             <w:r>
               <w:rPr>
@@ -1054,7 +1054,7 @@
                 <w:noProof/>
                 <w:webHidden/>
               </w:rPr>
-              <w:t>15</w:t>
+              <w:t>16</w:t>
             </w:r>
             <w:r>
               <w:rPr>
@@ -1078,13 +1078,13 @@
               <w:szCs w:val="21"/>
             </w:rPr>
           </w:pPr>
-          <w:hyperlink w:anchor="_Toc234569446" w:history="1">
+          <w:hyperlink w:anchor="_Toc234570447" w:history="1">
             <w:r>
               <w:rPr>
                 <w:rStyle w:val="Hyperlink"/>
                 <w:noProof/>
               </w:rPr>
-              <w:t>3.2</w:t>
+              <w:t>2.8</w:t>
             </w:r>
             <w:r>
               <w:rPr>
@@ -1120,7 +1120,7 @@
                 <w:noProof/>
                 <w:webHidden/>
               </w:rPr>
-              <w:instrText xml:space="preserve"> PAGEREF _Toc234569446 \h </w:instrText>
+              <w:instrText xml:space="preserve"> PAGEREF _Toc234570447 \h </w:instrText>
             </w:r>
             <w:r>
               <w:rPr>
@@ -1140,7 +1140,7 @@
                 <w:noProof/>
                 <w:webHidden/>
               </w:rPr>
-              <w:t>21</w:t>
+              <w:t>23</w:t>
             </w:r>
             <w:r>
               <w:rPr>
@@ -1164,7 +1164,7 @@
               <w:szCs w:val="21"/>
             </w:rPr>
           </w:pPr>
-          <w:hyperlink w:anchor="_Toc234569447" w:history="1">
+          <w:hyperlink w:anchor="_Toc234570448" w:history="1">
             <w:r>
               <w:rPr>
                 <w:rStyle w:val="Hyperlink"/>
@@ -1206,7 +1206,7 @@
                 <w:noProof/>
                 <w:webHidden/>
               </w:rPr>
-              <w:instrText xml:space="preserve"> PAGEREF _Toc234569447 \h </w:instrText>
+              <w:instrText xml:space="preserve"> PAGEREF _Toc234570448 \h </w:instrText>
             </w:r>
             <w:r>
               <w:rPr>
@@ -1226,7 +1226,7 @@
                 <w:noProof/>
                 <w:webHidden/>
               </w:rPr>
-              <w:t>26</w:t>
+              <w:t>27</w:t>
             </w:r>
             <w:r>
               <w:rPr>
@@ -1249,7 +1249,7 @@
               <w:szCs w:val="21"/>
             </w:rPr>
           </w:pPr>
-          <w:hyperlink w:anchor="_Toc234569448" w:history="1">
+          <w:hyperlink w:anchor="_Toc234570449" w:history="1">
             <w:r>
               <w:rPr>
                 <w:rStyle w:val="Hyperlink"/>
@@ -1276,7 +1276,7 @@
                 <w:noProof/>
                 <w:webHidden/>
               </w:rPr>
-              <w:instrText xml:space="preserve"> PAGEREF _Toc234569448 \h </w:instrText>
+              <w:instrText xml:space="preserve"> PAGEREF _Toc234570449 \h </w:instrText>
             </w:r>
             <w:r>
               <w:rPr>
@@ -1296,7 +1296,7 @@
                 <w:noProof/>
                 <w:webHidden/>
               </w:rPr>
-              <w:t>27</w:t>
+              <w:t>28</w:t>
             </w:r>
             <w:r>
               <w:rPr>
@@ -1348,7 +1348,7 @@
         </w:numPr>
         <w:spacing w:line="360" w:lineRule="auto"/>
       </w:pPr>
-      <w:bookmarkStart w:id="0" w:name="_Toc234569434"/>
+      <w:bookmarkStart w:id="0" w:name="_Toc234570435"/>
       <w:r>
         <w:lastRenderedPageBreak/>
         <w:t>Initiating Tasks</w:t>
@@ -1364,7 +1364,7 @@
         </w:numPr>
         <w:spacing w:line="360" w:lineRule="auto"/>
       </w:pPr>
-      <w:bookmarkStart w:id="1" w:name="_Toc234569435"/>
+      <w:bookmarkStart w:id="1" w:name="_Toc234570436"/>
       <w:r>
         <w:t>Business Case</w:t>
       </w:r>
@@ -2138,7 +2138,7 @@
         </w:numPr>
         <w:spacing w:line="360" w:lineRule="auto"/>
       </w:pPr>
-      <w:bookmarkStart w:id="2" w:name="_Toc234569436"/>
+      <w:bookmarkStart w:id="2" w:name="_Toc234570437"/>
       <w:r>
         <w:t>Three Sphere’s Model</w:t>
       </w:r>
@@ -2161,7 +2161,7 @@
         </w:numPr>
         <w:spacing w:line="360" w:lineRule="auto"/>
       </w:pPr>
-      <w:bookmarkStart w:id="3" w:name="_Toc234569437"/>
+      <w:bookmarkStart w:id="3" w:name="_Toc234570438"/>
       <w:r>
         <w:lastRenderedPageBreak/>
         <w:t>Project Charter</w:t>
@@ -3435,7 +3435,7 @@
         </w:numPr>
         <w:spacing w:line="360" w:lineRule="auto"/>
       </w:pPr>
-      <w:bookmarkStart w:id="4" w:name="_Toc234569438"/>
+      <w:bookmarkStart w:id="4" w:name="_Toc234570439"/>
       <w:r>
         <w:lastRenderedPageBreak/>
         <w:t>Planning Tasks</w:t>
@@ -3450,7 +3450,7 @@
           <w:numId w:val="1"/>
         </w:numPr>
       </w:pPr>
-      <w:bookmarkStart w:id="5" w:name="_Toc234569439"/>
+      <w:bookmarkStart w:id="5" w:name="_Toc234570440"/>
       <w:r>
         <w:t>Scope Statement</w:t>
       </w:r>
@@ -3793,7 +3793,7 @@
         </w:numPr>
         <w:spacing w:line="360" w:lineRule="auto"/>
       </w:pPr>
-      <w:bookmarkStart w:id="6" w:name="_Toc234569440"/>
+      <w:bookmarkStart w:id="6" w:name="_Toc234570441"/>
       <w:r>
         <w:lastRenderedPageBreak/>
         <w:t>WBS</w:t>
@@ -3809,7 +3809,7 @@
         </w:numPr>
         <w:spacing w:line="360" w:lineRule="auto"/>
       </w:pPr>
-      <w:bookmarkStart w:id="7" w:name="_Toc234569441"/>
+      <w:bookmarkStart w:id="7" w:name="_Toc234570442"/>
       <w:r>
         <w:t>Work Item List</w:t>
       </w:r>
@@ -3829,7 +3829,7 @@
         </w:numPr>
         <w:spacing w:line="360" w:lineRule="auto"/>
       </w:pPr>
-      <w:bookmarkStart w:id="8" w:name="_Toc234569442"/>
+      <w:bookmarkStart w:id="8" w:name="_Toc234570443"/>
       <w:r>
         <w:lastRenderedPageBreak/>
         <w:t>Cost Estimate</w:t>
@@ -4720,7 +4720,7 @@
           <w:numId w:val="16"/>
         </w:numPr>
       </w:pPr>
-      <w:bookmarkStart w:id="9" w:name="_Toc234569443"/>
+      <w:bookmarkStart w:id="9" w:name="_Toc234570444"/>
       <w:r>
         <w:t>Communication Management Plan</w:t>
       </w:r>
@@ -5283,7 +5283,7 @@
           <w:numId w:val="16"/>
         </w:numPr>
       </w:pPr>
-      <w:bookmarkStart w:id="10" w:name="_Toc234569444"/>
+      <w:bookmarkStart w:id="10" w:name="_Toc234570445"/>
       <w:r>
         <w:lastRenderedPageBreak/>
         <w:t>Quality Management Plan</w:t>
@@ -6387,7 +6387,7 @@
           <w:numId w:val="16"/>
         </w:numPr>
       </w:pPr>
-      <w:bookmarkStart w:id="11" w:name="_Toc234569445"/>
+      <w:bookmarkStart w:id="11" w:name="_Toc234570446"/>
       <w:r>
         <w:t>Risk Management Plan</w:t>
       </w:r>
@@ -6410,13 +6410,7 @@
         <w:rPr>
           <w:rFonts w:cs="Times New Roman"/>
         </w:rPr>
-        <w:t>1</w:t>
-      </w:r>
-      <w:r>
-        <w:rPr>
-          <w:rFonts w:cs="Times New Roman"/>
-        </w:rPr>
-        <w:t xml:space="preserve">. </w:t>
+        <w:t xml:space="preserve">1. </w:t>
       </w:r>
       <w:r>
         <w:rPr>
@@ -9428,7 +9422,7 @@
           <w:numId w:val="16"/>
         </w:numPr>
       </w:pPr>
-      <w:bookmarkStart w:id="12" w:name="_Toc234569446"/>
+      <w:bookmarkStart w:id="12" w:name="_Toc234570447"/>
       <w:r>
         <w:t>Stakeholder Management Plan</w:t>
       </w:r>
@@ -9837,6 +9831,7 @@
               <w:rPr>
                 <w:rFonts w:cs="Times New Roman"/>
               </w:rPr>
+              <w:lastRenderedPageBreak/>
               <w:t xml:space="preserve">UAT Participants (5+ </w:t>
             </w:r>
             <w:proofErr w:type="gramStart"/>
@@ -10279,7 +10274,7 @@
           <w:numId w:val="1"/>
         </w:numPr>
       </w:pPr>
-      <w:bookmarkStart w:id="13" w:name="_Toc234569447"/>
+      <w:bookmarkStart w:id="13" w:name="_Toc234570448"/>
       <w:r>
         <w:lastRenderedPageBreak/>
         <w:t>Conclusion</w:t>
@@ -10316,7 +10311,6 @@
       </w:pPr>
     </w:p>
     <w:p>
-      <w:bookmarkStart w:id="14" w:name="_Toc234569448"/>
       <w:r>
         <w:br w:type="page"/>
       </w:r>
@@ -10325,6 +10319,7 @@
       <w:pPr>
         <w:pStyle w:val="Heading1"/>
       </w:pPr>
+      <w:bookmarkStart w:id="14" w:name="_Toc234570449"/>
       <w:r>
         <w:lastRenderedPageBreak/>
         <w:t>References</w:t>
@@ -13891,6 +13886,7 @@
   <w:style w:type="character" w:default="1" w:styleId="DefaultParagraphFont">
     <w:name w:val="Default Paragraph Font"/>
     <w:uiPriority w:val="1"/>
+    <w:semiHidden/>
     <w:unhideWhenUsed/>
   </w:style>
   <w:style w:type="table" w:default="1" w:styleId="TableNormal">
